--- a/FD01-EPIS-Informe de Factibilidad.docx
+++ b/FD01-EPIS-Informe de Factibilidad.docx
@@ -1,6 +1,6 @@
 
 <file path=word/document.xml><?xml version="1.0" encoding="utf-8"?>
-<w:document xmlns:wpc="http://schemas.microsoft.com/office/word/2010/wordprocessingCanvas" xmlns:mc="http://schemas.openxmlformats.org/markup-compatibility/2006" xmlns:o="urn:schemas-microsoft-com:office:office" xmlns:r="http://schemas.openxmlformats.org/officeDocument/2006/relationships" xmlns:m="http://schemas.openxmlformats.org/officeDocument/2006/math" xmlns:v="urn:schemas-microsoft-com:vml" xmlns:wp14="http://schemas.microsoft.com/office/word/2010/wordprocessingDrawing" xmlns:wp="http://schemas.openxmlformats.org/drawingml/2006/wordprocessingDrawing" xmlns:w10="urn:schemas-microsoft-com:office:word" xmlns:w="http://schemas.openxmlformats.org/wordprocessingml/2006/main" xmlns:w14="http://schemas.microsoft.com/office/word/2010/wordml" xmlns:w15="http://schemas.microsoft.com/office/word/2012/wordml" xmlns:wpg="http://schemas.microsoft.com/office/word/2010/wordprocessingGroup" xmlns:wpi="http://schemas.microsoft.com/office/word/2010/wordprocessingInk" xmlns:wne="http://schemas.microsoft.com/office/word/2006/wordml" xmlns:wps="http://schemas.microsoft.com/office/word/2010/wordprocessingShape" mc:Ignorable="w14 w15 wp14">
+<w:document xmlns:wpc="http://schemas.microsoft.com/office/word/2010/wordprocessingCanvas" xmlns:cx="http://schemas.microsoft.com/office/drawing/2014/chartex" xmlns:cx1="http://schemas.microsoft.com/office/drawing/2015/9/8/chartex" xmlns:cx2="http://schemas.microsoft.com/office/drawing/2015/10/21/chartex" xmlns:cx3="http://schemas.microsoft.com/office/drawing/2016/5/9/chartex" xmlns:cx4="http://schemas.microsoft.com/office/drawing/2016/5/10/chartex" xmlns:cx5="http://schemas.microsoft.com/office/drawing/2016/5/11/chartex" xmlns:cx6="http://schemas.microsoft.com/office/drawing/2016/5/12/chartex" xmlns:cx7="http://schemas.microsoft.com/office/drawing/2016/5/13/chartex" xmlns:cx8="http://schemas.microsoft.com/office/drawing/2016/5/14/chartex" xmlns:mc="http://schemas.openxmlformats.org/markup-compatibility/2006" xmlns:aink="http://schemas.microsoft.com/office/drawing/2016/ink" xmlns:am3d="http://schemas.microsoft.com/office/drawing/2017/model3d" xmlns:o="urn:schemas-microsoft-com:office:office" xmlns:oel="http://schemas.microsoft.com/office/2019/extlst" xmlns:r="http://schemas.openxmlformats.org/officeDocument/2006/relationships" xmlns:m="http://schemas.openxmlformats.org/officeDocument/2006/math" xmlns:v="urn:schemas-microsoft-com:vml" xmlns:wp14="http://schemas.microsoft.com/office/word/2010/wordprocessingDrawing" xmlns:wp="http://schemas.openxmlformats.org/drawingml/2006/wordprocessingDrawing" xmlns:w10="urn:schemas-microsoft-com:office:word" xmlns:w="http://schemas.openxmlformats.org/wordprocessingml/2006/main" xmlns:w14="http://schemas.microsoft.com/office/word/2010/wordml" xmlns:w15="http://schemas.microsoft.com/office/word/2012/wordml" xmlns:w16cex="http://schemas.microsoft.com/office/word/2018/wordml/cex" xmlns:w16cid="http://schemas.microsoft.com/office/word/2016/wordml/cid" xmlns:w16="http://schemas.microsoft.com/office/word/2018/wordml" xmlns:w16du="http://schemas.microsoft.com/office/word/2023/wordml/word16du" xmlns:w16sdtdh="http://schemas.microsoft.com/office/word/2020/wordml/sdtdatahash" xmlns:w16se="http://schemas.microsoft.com/office/word/2015/wordml/symex" xmlns:wpg="http://schemas.microsoft.com/office/word/2010/wordprocessingGroup" xmlns:wpi="http://schemas.microsoft.com/office/word/2010/wordprocessingInk" xmlns:wne="http://schemas.microsoft.com/office/word/2006/wordml" xmlns:wps="http://schemas.microsoft.com/office/word/2010/wordprocessingShape" mc:Ignorable="w14 w15 w16se w16cid w16 w16cex w16sdtdh w16du wp14">
   <w:body>
     <w:p>
       <w:pPr>
@@ -23,9 +23,9 @@
           <w:lang w:eastAsia="es-PE"/>
         </w:rPr>
         <w:drawing>
-          <wp:inline distT="0" distB="0" distL="0" distR="0" wp14:anchorId="2D2A12B4" wp14:editId="6E0487AD">
-            <wp:extent cx="994867" cy="1337361"/>
-            <wp:effectExtent l="0" t="0" r="0" b="0"/>
+          <wp:inline distT="0" distB="0" distL="0" distR="0" wp14:anchorId="2D2A12B4" wp14:editId="22E8E15F">
+            <wp:extent cx="1127760" cy="1516004"/>
+            <wp:effectExtent l="0" t="0" r="0" b="8255"/>
             <wp:docPr id="9" name="Imagen 9" descr="C:\Users\EPIS\Documents\upt.png"/>
             <wp:cNvGraphicFramePr>
               <a:graphicFrameLocks xmlns:a="http://schemas.openxmlformats.org/drawingml/2006/main" noChangeAspect="1"/>
@@ -52,7 +52,7 @@
                   <pic:spPr>
                     <a:xfrm>
                       <a:off x="0" y="0"/>
-                      <a:ext cx="994867" cy="1337361"/>
+                      <a:ext cx="1131138" cy="1520545"/>
                     </a:xfrm>
                     <a:prstGeom prst="rect">
                       <a:avLst/>
@@ -255,18 +255,7 @@
           <w:sz w:val="36"/>
           <w:szCs w:val="36"/>
         </w:rPr>
-        <w:t xml:space="preserve">Proyecto </w:t>
-      </w:r>
-      <w:r>
-        <w:rPr>
-          <w:rFonts w:ascii="Arial" w:hAnsi="Arial" w:cs="Arial"/>
-          <w:b/>
-          <w:i/>
-          <w:color w:val="000000"/>
-          <w:sz w:val="36"/>
-          <w:szCs w:val="36"/>
-        </w:rPr>
-        <w:t>{Nombre de Proyecto}</w:t>
+        <w:t>PROYECTO</w:t>
       </w:r>
     </w:p>
     <w:p>
@@ -287,46 +276,6 @@
     </w:p>
     <w:p>
       <w:pPr>
-        <w:spacing w:after="0"/>
-        <w:jc w:val="center"/>
-        <w:rPr>
-          <w:rFonts w:ascii="Arial" w:eastAsia="Times New Roman" w:hAnsi="Arial" w:cs="Arial"/>
-          <w:sz w:val="32"/>
-          <w:szCs w:val="32"/>
-          <w:lang w:eastAsia="es-PE"/>
-        </w:rPr>
-      </w:pPr>
-      <w:r>
-        <w:rPr>
-          <w:rFonts w:ascii="Arial" w:eastAsia="Times New Roman" w:hAnsi="Arial" w:cs="Arial"/>
-          <w:sz w:val="32"/>
-          <w:szCs w:val="32"/>
-          <w:lang w:eastAsia="es-PE"/>
-        </w:rPr>
-        <w:t>Curso</w:t>
-      </w:r>
-      <w:r>
-        <w:rPr>
-          <w:rFonts w:ascii="Arial" w:eastAsia="Times New Roman" w:hAnsi="Arial" w:cs="Arial"/>
-          <w:sz w:val="32"/>
-          <w:szCs w:val="32"/>
-          <w:lang w:eastAsia="es-PE"/>
-        </w:rPr>
-        <w:t xml:space="preserve">: </w:t>
-      </w:r>
-      <w:r>
-        <w:rPr>
-          <w:rFonts w:ascii="Arial" w:eastAsia="Times New Roman" w:hAnsi="Arial" w:cs="Arial"/>
-          <w:i/>
-          <w:sz w:val="32"/>
-          <w:szCs w:val="32"/>
-          <w:lang w:eastAsia="es-PE"/>
-        </w:rPr>
-        <w:t>{Nombre de Asignatura}</w:t>
-      </w:r>
-    </w:p>
-    <w:p>
-      <w:pPr>
         <w:autoSpaceDE w:val="0"/>
         <w:autoSpaceDN w:val="0"/>
         <w:adjustRightInd w:val="0"/>
@@ -334,12 +283,20 @@
         <w:jc w:val="center"/>
         <w:rPr>
           <w:rFonts w:ascii="Arial" w:hAnsi="Arial" w:cs="Arial"/>
-          <w:b/>
-          <w:color w:val="5B9BD5" w:themeColor="accent1"/>
-          <w:sz w:val="16"/>
+          <w:bCs/>
+          <w:sz w:val="36"/>
           <w:szCs w:val="36"/>
         </w:rPr>
       </w:pPr>
+      <w:r>
+        <w:rPr>
+          <w:rFonts w:ascii="Arial" w:hAnsi="Arial" w:cs="Arial"/>
+          <w:bCs/>
+          <w:sz w:val="36"/>
+          <w:szCs w:val="36"/>
+        </w:rPr>
+        <w:t xml:space="preserve">GENERADOR DE BACKUP Y PRUEBA DE RESTAURACIÓN </w:t>
+      </w:r>
     </w:p>
     <w:p>
       <w:pPr>
@@ -351,8 +308,8 @@
         <w:rPr>
           <w:rFonts w:ascii="Arial" w:hAnsi="Arial" w:cs="Arial"/>
           <w:b/>
-          <w:color w:val="5B9BD5" w:themeColor="accent1"/>
-          <w:sz w:val="16"/>
+          <w:color w:val="000000"/>
+          <w:sz w:val="36"/>
           <w:szCs w:val="36"/>
         </w:rPr>
       </w:pPr>
@@ -361,23 +318,13 @@
       <w:pPr>
         <w:spacing w:after="0"/>
         <w:jc w:val="center"/>
-        <w:rPr>
-          <w:rFonts w:ascii="Arial" w:eastAsia="Times New Roman" w:hAnsi="Arial" w:cs="Arial"/>
-          <w:i/>
-          <w:sz w:val="32"/>
-          <w:szCs w:val="32"/>
-          <w:lang w:eastAsia="es-PE"/>
-        </w:rPr>
-      </w:pPr>
-      <w:r>
         <w:rPr>
           <w:rFonts w:ascii="Arial" w:eastAsia="Times New Roman" w:hAnsi="Arial" w:cs="Arial"/>
           <w:sz w:val="32"/>
           <w:szCs w:val="32"/>
           <w:lang w:eastAsia="es-PE"/>
         </w:rPr>
-        <w:t>Docente</w:t>
-      </w:r>
+      </w:pPr>
       <w:r>
         <w:rPr>
           <w:rFonts w:ascii="Arial" w:eastAsia="Times New Roman" w:hAnsi="Arial" w:cs="Arial"/>
@@ -385,7 +332,7 @@
           <w:szCs w:val="32"/>
           <w:lang w:eastAsia="es-PE"/>
         </w:rPr>
-        <w:t>:</w:t>
+        <w:t>Curso</w:t>
       </w:r>
       <w:r>
         <w:rPr>
@@ -394,7 +341,7 @@
           <w:szCs w:val="32"/>
           <w:lang w:eastAsia="es-PE"/>
         </w:rPr>
-        <w:t xml:space="preserve"> </w:t>
+        <w:t xml:space="preserve">: </w:t>
       </w:r>
       <w:r>
         <w:rPr>
@@ -404,20 +351,8 @@
           <w:szCs w:val="32"/>
           <w:lang w:eastAsia="es-PE"/>
         </w:rPr>
-        <w:t>{Nombre de Docente}</w:t>
-      </w:r>
-    </w:p>
-    <w:p>
-      <w:pPr>
-        <w:spacing w:after="0"/>
-        <w:jc w:val="center"/>
-        <w:rPr>
-          <w:rFonts w:ascii="Arial" w:eastAsia="Times New Roman" w:hAnsi="Arial" w:cs="Arial"/>
-          <w:sz w:val="32"/>
-          <w:szCs w:val="32"/>
-          <w:lang w:eastAsia="es-PE"/>
-        </w:rPr>
-      </w:pPr>
+        <w:t>Base de Datos II</w:t>
+      </w:r>
     </w:p>
     <w:p>
       <w:pPr>
@@ -441,6 +376,20 @@
         <w:autoSpaceDN w:val="0"/>
         <w:adjustRightInd w:val="0"/>
         <w:spacing w:after="0"/>
+        <w:jc w:val="center"/>
+        <w:rPr>
+          <w:rFonts w:ascii="Arial" w:hAnsi="Arial" w:cs="Arial"/>
+          <w:b/>
+          <w:color w:val="5B9BD5" w:themeColor="accent1"/>
+          <w:sz w:val="16"/>
+          <w:szCs w:val="36"/>
+        </w:rPr>
+      </w:pPr>
+    </w:p>
+    <w:p>
+      <w:pPr>
+        <w:spacing w:after="0"/>
+        <w:jc w:val="center"/>
         <w:rPr>
           <w:rFonts w:ascii="Arial" w:eastAsia="Times New Roman" w:hAnsi="Arial" w:cs="Arial"/>
           <w:sz w:val="32"/>
@@ -455,8 +404,79 @@
           <w:szCs w:val="32"/>
           <w:lang w:eastAsia="es-PE"/>
         </w:rPr>
-        <w:t>Integrantes:</w:t>
-      </w:r>
+        <w:t>Docente</w:t>
+      </w:r>
+      <w:r>
+        <w:rPr>
+          <w:rFonts w:ascii="Arial" w:eastAsia="Times New Roman" w:hAnsi="Arial" w:cs="Arial"/>
+          <w:sz w:val="32"/>
+          <w:szCs w:val="32"/>
+          <w:lang w:eastAsia="es-PE"/>
+        </w:rPr>
+        <w:t>:</w:t>
+      </w:r>
+      <w:r>
+        <w:rPr>
+          <w:rFonts w:ascii="Arial" w:eastAsia="Times New Roman" w:hAnsi="Arial" w:cs="Arial"/>
+          <w:sz w:val="32"/>
+          <w:szCs w:val="32"/>
+          <w:lang w:eastAsia="es-PE"/>
+        </w:rPr>
+        <w:t xml:space="preserve"> </w:t>
+      </w:r>
+      <w:r>
+        <w:rPr>
+          <w:rFonts w:ascii="Arial" w:eastAsia="Times New Roman" w:hAnsi="Arial" w:cs="Arial"/>
+          <w:sz w:val="32"/>
+          <w:szCs w:val="32"/>
+          <w:lang w:eastAsia="es-PE"/>
+        </w:rPr>
+        <w:t xml:space="preserve">Ing. Patrick </w:t>
+      </w:r>
+      <w:proofErr w:type="spellStart"/>
+      <w:r>
+        <w:rPr>
+          <w:rFonts w:ascii="Arial" w:eastAsia="Times New Roman" w:hAnsi="Arial" w:cs="Arial"/>
+          <w:sz w:val="32"/>
+          <w:szCs w:val="32"/>
+          <w:lang w:eastAsia="es-PE"/>
+        </w:rPr>
+        <w:t>Jose</w:t>
+      </w:r>
+      <w:proofErr w:type="spellEnd"/>
+      <w:r>
+        <w:rPr>
+          <w:rFonts w:ascii="Arial" w:eastAsia="Times New Roman" w:hAnsi="Arial" w:cs="Arial"/>
+          <w:sz w:val="32"/>
+          <w:szCs w:val="32"/>
+          <w:lang w:eastAsia="es-PE"/>
+        </w:rPr>
+        <w:t xml:space="preserve"> Cuadros Quiroga</w:t>
+      </w:r>
+    </w:p>
+    <w:p>
+      <w:pPr>
+        <w:spacing w:after="0"/>
+        <w:rPr>
+          <w:rFonts w:ascii="Arial" w:eastAsia="Times New Roman" w:hAnsi="Arial" w:cs="Arial"/>
+          <w:i/>
+          <w:sz w:val="32"/>
+          <w:szCs w:val="32"/>
+          <w:lang w:eastAsia="es-PE"/>
+        </w:rPr>
+      </w:pPr>
+    </w:p>
+    <w:p>
+      <w:pPr>
+        <w:spacing w:after="0"/>
+        <w:jc w:val="center"/>
+        <w:rPr>
+          <w:rFonts w:ascii="Arial" w:eastAsia="Times New Roman" w:hAnsi="Arial" w:cs="Arial"/>
+          <w:sz w:val="32"/>
+          <w:szCs w:val="32"/>
+          <w:lang w:eastAsia="es-PE"/>
+        </w:rPr>
+      </w:pPr>
     </w:p>
     <w:p>
       <w:pPr>
@@ -464,6 +484,45 @@
         <w:autoSpaceDN w:val="0"/>
         <w:adjustRightInd w:val="0"/>
         <w:spacing w:after="0"/>
+        <w:jc w:val="center"/>
+        <w:rPr>
+          <w:rFonts w:ascii="Arial" w:hAnsi="Arial" w:cs="Arial"/>
+          <w:b/>
+          <w:color w:val="5B9BD5" w:themeColor="accent1"/>
+          <w:sz w:val="16"/>
+          <w:szCs w:val="36"/>
+        </w:rPr>
+      </w:pPr>
+    </w:p>
+    <w:p>
+      <w:pPr>
+        <w:autoSpaceDE w:val="0"/>
+        <w:autoSpaceDN w:val="0"/>
+        <w:adjustRightInd w:val="0"/>
+        <w:spacing w:after="0"/>
+        <w:rPr>
+          <w:rFonts w:ascii="Arial" w:eastAsia="Times New Roman" w:hAnsi="Arial" w:cs="Arial"/>
+          <w:sz w:val="32"/>
+          <w:szCs w:val="32"/>
+          <w:lang w:eastAsia="es-PE"/>
+        </w:rPr>
+      </w:pPr>
+      <w:r>
+        <w:rPr>
+          <w:rFonts w:ascii="Arial" w:eastAsia="Times New Roman" w:hAnsi="Arial" w:cs="Arial"/>
+          <w:sz w:val="32"/>
+          <w:szCs w:val="32"/>
+          <w:lang w:eastAsia="es-PE"/>
+        </w:rPr>
+        <w:t>Integrantes:</w:t>
+      </w:r>
+    </w:p>
+    <w:p>
+      <w:pPr>
+        <w:autoSpaceDE w:val="0"/>
+        <w:autoSpaceDN w:val="0"/>
+        <w:adjustRightInd w:val="0"/>
+        <w:spacing w:after="0"/>
         <w:rPr>
           <w:rFonts w:ascii="Arial" w:hAnsi="Arial" w:cs="Arial"/>
           <w:color w:val="5B9BD5" w:themeColor="accent1"/>
@@ -493,7 +552,7 @@
           <w:szCs w:val="28"/>
           <w:lang w:eastAsia="es-PE"/>
         </w:rPr>
-        <w:t>{</w:t>
+        <w:t>Iker Alberto Sierra Ruiz</w:t>
       </w:r>
       <w:r>
         <w:rPr>
@@ -504,7 +563,8 @@
           <w:szCs w:val="28"/>
           <w:lang w:eastAsia="es-PE"/>
         </w:rPr>
-        <w:t>Apellidos y nombres del e</w:t>
+        <w:tab/>
+        <w:t>(</w:t>
       </w:r>
       <w:r>
         <w:rPr>
@@ -515,7 +575,7 @@
           <w:szCs w:val="28"/>
           <w:lang w:eastAsia="es-PE"/>
         </w:rPr>
-        <w:t>studiante</w:t>
+        <w:t>2023077090</w:t>
       </w:r>
       <w:r>
         <w:rPr>
@@ -526,8 +586,65 @@
           <w:szCs w:val="28"/>
           <w:lang w:eastAsia="es-PE"/>
         </w:rPr>
+        <w:t>)</w:t>
+      </w:r>
+    </w:p>
+    <w:p>
+      <w:pPr>
+        <w:spacing w:after="0"/>
+        <w:rPr>
+          <w:rFonts w:ascii="Arial" w:eastAsia="Times New Roman" w:hAnsi="Arial" w:cs="Arial"/>
+          <w:b/>
+          <w:i/>
+          <w:sz w:val="28"/>
+          <w:szCs w:val="28"/>
+          <w:lang w:eastAsia="es-PE"/>
+        </w:rPr>
+      </w:pPr>
+      <w:r>
+        <w:rPr>
+          <w:rFonts w:ascii="Arial" w:eastAsia="Times New Roman" w:hAnsi="Arial" w:cs="Arial"/>
+          <w:b/>
+          <w:i/>
+          <w:sz w:val="28"/>
+          <w:szCs w:val="28"/>
+          <w:lang w:eastAsia="es-PE"/>
+        </w:rPr>
+        <w:t>Julio Samuel Cortez Mamani</w:t>
+      </w:r>
+      <w:r>
+        <w:rPr>
+          <w:rFonts w:ascii="Arial" w:eastAsia="Times New Roman" w:hAnsi="Arial" w:cs="Arial"/>
+          <w:b/>
+          <w:i/>
+          <w:sz w:val="28"/>
+          <w:szCs w:val="28"/>
+          <w:lang w:eastAsia="es-PE"/>
+        </w:rPr>
         <w:tab/>
-        <w:t>(código universitario)}</w:t>
+        <w:t>(</w:t>
+      </w:r>
+      <w:r>
+        <w:rPr>
+          <w:rFonts w:ascii="Arial" w:eastAsia="Times New Roman" w:hAnsi="Arial" w:cs="Arial"/>
+          <w:b/>
+          <w:i/>
+          <w:sz w:val="28"/>
+          <w:szCs w:val="28"/>
+          <w:lang w:eastAsia="es-PE"/>
+        </w:rPr>
+        <w:t>2023077283</w:t>
+      </w:r>
+      <w:r>
+        <w:rPr>
+          <w:rFonts w:ascii="Arial" w:eastAsia="Times New Roman" w:hAnsi="Arial" w:cs="Arial"/>
+          <w:b/>
+          <w:i/>
+          <w:sz w:val="28"/>
+          <w:szCs w:val="28"/>
+          <w:lang w:eastAsia="es-PE"/>
+        </w:rPr>
+        <w:t>)</w:t>
       </w:r>
     </w:p>
     <w:p>
@@ -569,7 +686,6 @@
     <w:p>
       <w:pPr>
         <w:spacing w:after="0"/>
-        <w:jc w:val="center"/>
         <w:rPr>
           <w:rFonts w:ascii="Arial" w:eastAsia="Times New Roman" w:hAnsi="Arial" w:cs="Arial"/>
           <w:sz w:val="32"/>
@@ -665,29 +781,7 @@
           <w:szCs w:val="32"/>
           <w:lang w:eastAsia="es-PE"/>
         </w:rPr>
-        <w:t>{</w:t>
-      </w:r>
-      <w:r>
-        <w:rPr>
-          <w:rFonts w:ascii="Arial" w:eastAsia="Times New Roman" w:hAnsi="Arial" w:cs="Arial"/>
-          <w:b/>
-          <w:i/>
-          <w:sz w:val="32"/>
-          <w:szCs w:val="32"/>
-          <w:lang w:eastAsia="es-PE"/>
-        </w:rPr>
-        <w:t>Añ</w:t>
-      </w:r>
-      <w:r>
-        <w:rPr>
-          <w:rFonts w:ascii="Arial" w:eastAsia="Times New Roman" w:hAnsi="Arial" w:cs="Arial"/>
-          <w:b/>
-          <w:i/>
-          <w:sz w:val="32"/>
-          <w:szCs w:val="32"/>
-          <w:lang w:eastAsia="es-PE"/>
-        </w:rPr>
-        <w:t>o}</w:t>
+        <w:t>2026</w:t>
       </w:r>
     </w:p>
     <w:p>
@@ -844,7 +938,7 @@
     </w:p>
     <w:p>
       <w:pPr>
-        <w:pStyle w:val="Puesto"/>
+        <w:pStyle w:val="Ttulo"/>
         <w:jc w:val="right"/>
         <w:rPr>
           <w:rFonts w:ascii="Times New Roman" w:hAnsi="Times New Roman"/>
@@ -867,8 +961,9 @@
           <w:color w:val="000000" w:themeColor="text1"/>
           <w:lang w:val="es-PE"/>
         </w:rPr>
-        <w:t>{</w:t>
-      </w:r>
+        <w:t xml:space="preserve">“Generar </w:t>
+      </w:r>
+      <w:proofErr w:type="spellStart"/>
       <w:r>
         <w:rPr>
           <w:rFonts w:ascii="Times New Roman" w:hAnsi="Times New Roman"/>
@@ -876,8 +971,9 @@
           <w:color w:val="000000" w:themeColor="text1"/>
           <w:lang w:val="es-PE"/>
         </w:rPr>
-        <w:t>Nombre del Sistema</w:t>
-      </w:r>
+        <w:t>backup</w:t>
+      </w:r>
+      <w:proofErr w:type="spellEnd"/>
       <w:r>
         <w:rPr>
           <w:rFonts w:ascii="Times New Roman" w:hAnsi="Times New Roman"/>
@@ -885,7 +981,7 @@
           <w:color w:val="000000" w:themeColor="text1"/>
           <w:lang w:val="es-PE"/>
         </w:rPr>
-        <w:fldChar w:fldCharType="begin"/>
+        <w:t xml:space="preserve"> y prueba de restauración”</w:t>
       </w:r>
       <w:r>
         <w:rPr>
@@ -894,7 +990,7 @@
           <w:color w:val="000000" w:themeColor="text1"/>
           <w:lang w:val="es-PE"/>
         </w:rPr>
-        <w:instrText xml:space="preserve"> SUBJECT  \* MERGEFORMAT </w:instrText>
+        <w:t xml:space="preserve"> </w:t>
       </w:r>
       <w:r>
         <w:rPr>
@@ -903,7 +999,7 @@
           <w:color w:val="000000" w:themeColor="text1"/>
           <w:lang w:val="es-PE"/>
         </w:rPr>
-        <w:fldChar w:fldCharType="end"/>
+        <w:fldChar w:fldCharType="begin"/>
       </w:r>
       <w:r>
         <w:rPr>
@@ -912,12 +1008,21 @@
           <w:color w:val="000000" w:themeColor="text1"/>
           <w:lang w:val="es-PE"/>
         </w:rPr>
-        <w:t>}</w:t>
-      </w:r>
-    </w:p>
-    <w:p>
-      <w:pPr>
-        <w:pStyle w:val="Puesto"/>
+        <w:instrText xml:space="preserve"> SUBJECT  \* MERGEFORMAT </w:instrText>
+      </w:r>
+      <w:r>
+        <w:rPr>
+          <w:rFonts w:ascii="Times New Roman" w:hAnsi="Times New Roman"/>
+          <w:i/>
+          <w:color w:val="000000" w:themeColor="text1"/>
+          <w:lang w:val="es-PE"/>
+        </w:rPr>
+        <w:fldChar w:fldCharType="end"/>
+      </w:r>
+    </w:p>
+    <w:p>
+      <w:pPr>
+        <w:pStyle w:val="Ttulo"/>
         <w:jc w:val="right"/>
         <w:rPr>
           <w:rFonts w:ascii="Times New Roman" w:hAnsi="Times New Roman"/>
@@ -925,8 +1030,6 @@
           <w:lang w:val="es-PE"/>
         </w:rPr>
       </w:pPr>
-      <w:bookmarkStart w:id="0" w:name="_GoBack"/>
-      <w:bookmarkEnd w:id="0"/>
       <w:r>
         <w:rPr>
           <w:rFonts w:ascii="Times New Roman" w:hAnsi="Times New Roman"/>
@@ -938,7 +1041,7 @@
     </w:p>
     <w:p>
       <w:pPr>
-        <w:pStyle w:val="Puesto"/>
+        <w:pStyle w:val="Ttulo"/>
         <w:jc w:val="right"/>
         <w:rPr>
           <w:rFonts w:ascii="Times New Roman" w:hAnsi="Times New Roman"/>
@@ -949,7 +1052,7 @@
     </w:p>
     <w:p>
       <w:pPr>
-        <w:pStyle w:val="Puesto"/>
+        <w:pStyle w:val="Ttulo"/>
         <w:jc w:val="right"/>
         <w:rPr>
           <w:rFonts w:ascii="Times New Roman" w:hAnsi="Times New Roman"/>
@@ -1487,7 +1590,39 @@
                 <w:sz w:val="14"/>
                 <w:szCs w:val="24"/>
               </w:rPr>
-              <w:t>10/10/2020</w:t>
+              <w:t>27</w:t>
+            </w:r>
+            <w:r>
+              <w:rPr>
+                <w:rFonts w:cs="Times-Roman"/>
+                <w:sz w:val="14"/>
+                <w:szCs w:val="24"/>
+              </w:rPr>
+              <w:t>/</w:t>
+            </w:r>
+            <w:r>
+              <w:rPr>
+                <w:rFonts w:cs="Times-Roman"/>
+                <w:sz w:val="14"/>
+                <w:szCs w:val="24"/>
+              </w:rPr>
+              <w:t>03</w:t>
+            </w:r>
+            <w:r>
+              <w:rPr>
+                <w:rFonts w:cs="Times-Roman"/>
+                <w:sz w:val="14"/>
+                <w:szCs w:val="24"/>
+              </w:rPr>
+              <w:t>/</w:t>
+            </w:r>
+            <w:r>
+              <w:rPr>
+                <w:rFonts w:cs="Times-Roman"/>
+                <w:sz w:val="14"/>
+                <w:szCs w:val="24"/>
+              </w:rPr>
+              <w:t>202</w:t>
             </w:r>
           </w:p>
         </w:tc>
@@ -1541,7 +1676,7 @@
     </w:p>
     <w:p>
       <w:pPr>
-        <w:pStyle w:val="TtulodeTDC"/>
+        <w:pStyle w:val="TtuloTDC"/>
         <w:jc w:val="center"/>
         <w:rPr>
           <w:rFonts w:ascii="Arial" w:eastAsiaTheme="minorHAnsi" w:hAnsi="Arial" w:cs="Arial"/>
@@ -2872,7 +3007,7 @@
           <w:lang w:val="es-MX"/>
         </w:rPr>
       </w:pPr>
-      <w:bookmarkStart w:id="1" w:name="_Toc52661346"/>
+      <w:bookmarkStart w:id="0" w:name="_Toc52661346"/>
       <w:r>
         <w:rPr>
           <w:rFonts w:cs="Arial"/>
@@ -2882,7 +3017,7 @@
         </w:rPr>
         <w:t>Descripción del Proyecto</w:t>
       </w:r>
-      <w:bookmarkEnd w:id="1"/>
+      <w:bookmarkEnd w:id="0"/>
     </w:p>
     <w:p>
       <w:pPr>
@@ -2894,6 +3029,7 @@
         <w:spacing w:before="120" w:after="0" w:line="360" w:lineRule="auto"/>
         <w:ind w:hanging="76"/>
         <w:jc w:val="both"/>
+        <w:outlineLvl w:val="0"/>
         <w:rPr>
           <w:rFonts w:cs="Arial"/>
           <w:sz w:val="24"/>
@@ -2909,6 +3045,50 @@
           <w:lang w:val="es-MX"/>
         </w:rPr>
         <w:t>Nombre del proyecto</w:t>
+      </w:r>
+    </w:p>
+    <w:p>
+      <w:pPr>
+        <w:pStyle w:val="Prrafodelista"/>
+        <w:spacing w:before="120" w:after="0" w:line="360" w:lineRule="auto"/>
+        <w:ind w:left="360" w:firstLine="348"/>
+        <w:jc w:val="both"/>
+        <w:outlineLvl w:val="0"/>
+        <w:rPr>
+          <w:rFonts w:cs="Arial"/>
+          <w:sz w:val="24"/>
+          <w:szCs w:val="24"/>
+          <w:lang w:val="es-MX"/>
+        </w:rPr>
+      </w:pPr>
+      <w:r>
+        <w:rPr>
+          <w:rFonts w:cs="Arial"/>
+          <w:sz w:val="24"/>
+          <w:szCs w:val="24"/>
+          <w:lang w:val="es-MX"/>
+        </w:rPr>
+        <w:t xml:space="preserve">Generador de </w:t>
+      </w:r>
+      <w:proofErr w:type="spellStart"/>
+      <w:r>
+        <w:rPr>
+          <w:rFonts w:cs="Arial"/>
+          <w:sz w:val="24"/>
+          <w:szCs w:val="24"/>
+          <w:lang w:val="es-MX"/>
+        </w:rPr>
+        <w:t>Backup</w:t>
+      </w:r>
+      <w:proofErr w:type="spellEnd"/>
+      <w:r>
+        <w:rPr>
+          <w:rFonts w:cs="Arial"/>
+          <w:sz w:val="24"/>
+          <w:szCs w:val="24"/>
+          <w:lang w:val="es-MX"/>
+        </w:rPr>
+        <w:t xml:space="preserve"> y prueba de restauración.</w:t>
       </w:r>
     </w:p>
     <w:p>
@@ -2921,6 +3101,7 @@
         <w:spacing w:before="120" w:after="0" w:line="360" w:lineRule="auto"/>
         <w:ind w:hanging="76"/>
         <w:jc w:val="both"/>
+        <w:outlineLvl w:val="0"/>
         <w:rPr>
           <w:rFonts w:cs="Arial"/>
           <w:sz w:val="24"/>
@@ -2936,6 +3117,30 @@
           <w:lang w:val="es-MX"/>
         </w:rPr>
         <w:t>Duración del proyecto</w:t>
+      </w:r>
+    </w:p>
+    <w:p>
+      <w:pPr>
+        <w:pStyle w:val="Prrafodelista"/>
+        <w:spacing w:before="120" w:after="0" w:line="360" w:lineRule="auto"/>
+        <w:ind w:left="360" w:firstLine="348"/>
+        <w:jc w:val="both"/>
+        <w:outlineLvl w:val="0"/>
+        <w:rPr>
+          <w:rFonts w:cs="Arial"/>
+          <w:sz w:val="24"/>
+          <w:szCs w:val="24"/>
+          <w:lang w:val="es-MX"/>
+        </w:rPr>
+      </w:pPr>
+      <w:r>
+        <w:rPr>
+          <w:rFonts w:cs="Arial"/>
+          <w:sz w:val="24"/>
+          <w:szCs w:val="24"/>
+          <w:lang w:val="es-MX"/>
+        </w:rPr>
+        <w:t xml:space="preserve">4 meses un ciclo académico </w:t>
       </w:r>
     </w:p>
     <w:p>
@@ -2948,6 +3153,7 @@
         <w:spacing w:before="120" w:after="0" w:line="360" w:lineRule="auto"/>
         <w:ind w:hanging="76"/>
         <w:jc w:val="both"/>
+        <w:outlineLvl w:val="0"/>
         <w:rPr>
           <w:rFonts w:cs="Arial"/>
           <w:sz w:val="24"/>
@@ -2976,14 +3182,13 @@
     </w:p>
     <w:p>
       <w:pPr>
+        <w:pStyle w:val="Prrafodelista"/>
         <w:spacing w:before="120" w:after="0" w:line="360" w:lineRule="auto"/>
-        <w:ind w:left="360" w:hanging="76"/>
-        <w:jc w:val="both"/>
+        <w:ind w:left="708"/>
+        <w:jc w:val="both"/>
+        <w:outlineLvl w:val="0"/>
         <w:rPr>
           <w:rFonts w:cs="Arial"/>
-          <w:i/>
-          <w:iCs/>
-          <w:color w:val="70AD47" w:themeColor="accent6"/>
           <w:sz w:val="24"/>
           <w:szCs w:val="24"/>
           <w:lang w:val="es-MX"/>
@@ -2992,64 +3197,105 @@
       <w:r>
         <w:rPr>
           <w:rFonts w:cs="Arial"/>
-          <w:i/>
-          <w:iCs/>
           <w:sz w:val="24"/>
           <w:szCs w:val="24"/>
           <w:lang w:val="es-MX"/>
         </w:rPr>
-        <w:t>{</w:t>
+        <w:t xml:space="preserve">El presente proyecto consiste en desarrollar </w:t>
       </w:r>
       <w:r>
         <w:rPr>
           <w:rFonts w:cs="Arial"/>
-          <w:i/>
-          <w:iCs/>
           <w:sz w:val="24"/>
           <w:szCs w:val="24"/>
           <w:lang w:val="es-MX"/>
         </w:rPr>
-        <w:t>E</w:t>
+        <w:t>una solución</w:t>
       </w:r>
       <w:r>
         <w:rPr>
           <w:rFonts w:cs="Arial"/>
-          <w:i/>
-          <w:iCs/>
           <w:sz w:val="24"/>
           <w:szCs w:val="24"/>
           <w:lang w:val="es-MX"/>
         </w:rPr>
-        <w:t>n que consiste el proyecto/importancia del mismo</w:t>
+        <w:t xml:space="preserve"> que </w:t>
       </w:r>
       <w:r>
         <w:rPr>
           <w:rFonts w:cs="Arial"/>
-          <w:i/>
-          <w:iCs/>
           <w:sz w:val="24"/>
           <w:szCs w:val="24"/>
           <w:lang w:val="es-MX"/>
         </w:rPr>
-        <w:t>, contexto en que se va desenvolver</w:t>
+        <w:t xml:space="preserve">nos permita </w:t>
       </w:r>
       <w:r>
         <w:rPr>
           <w:rFonts w:cs="Arial"/>
-          <w:i/>
-          <w:iCs/>
           <w:sz w:val="24"/>
           <w:szCs w:val="24"/>
           <w:lang w:val="es-MX"/>
         </w:rPr>
-        <w:t>}</w:t>
-      </w:r>
-    </w:p>
-    <w:p>
-      <w:pPr>
+        <w:t>optimi</w:t>
+      </w:r>
+      <w:r>
+        <w:rPr>
+          <w:rFonts w:cs="Arial"/>
+          <w:sz w:val="24"/>
+          <w:szCs w:val="24"/>
+          <w:lang w:val="es-MX"/>
+        </w:rPr>
+        <w:t xml:space="preserve">zar y </w:t>
+      </w:r>
+      <w:r>
+        <w:rPr>
+          <w:rFonts w:cs="Arial"/>
+          <w:sz w:val="24"/>
+          <w:szCs w:val="24"/>
+          <w:lang w:val="es-MX"/>
+        </w:rPr>
+        <w:t>automatice el reconocimiento</w:t>
+      </w:r>
+      <w:r>
+        <w:rPr>
+          <w:rFonts w:cs="Arial"/>
+          <w:sz w:val="24"/>
+          <w:szCs w:val="24"/>
+          <w:lang w:val="es-MX"/>
+        </w:rPr>
+        <w:t>,</w:t>
+      </w:r>
+      <w:r>
+        <w:rPr>
+          <w:rFonts w:cs="Arial"/>
+          <w:sz w:val="24"/>
+          <w:szCs w:val="24"/>
+          <w:lang w:val="es-MX"/>
+        </w:rPr>
+        <w:t xml:space="preserve"> </w:t>
+      </w:r>
+      <w:r>
+        <w:rPr>
+          <w:rFonts w:cs="Arial"/>
+          <w:sz w:val="24"/>
+          <w:szCs w:val="24"/>
+          <w:lang w:val="es-MX"/>
+        </w:rPr>
+        <w:t>la gestión de copias de seguridad en una base de datos que serán identificados y validados en un entorno controlado.</w:t>
+      </w:r>
+    </w:p>
+    <w:p>
+      <w:pPr>
+        <w:pStyle w:val="Prrafodelista"/>
+        <w:numPr>
+          <w:ilvl w:val="1"/>
+          <w:numId w:val="1"/>
+        </w:numPr>
         <w:spacing w:before="120" w:after="0" w:line="360" w:lineRule="auto"/>
-        <w:ind w:left="360" w:hanging="76"/>
-        <w:jc w:val="both"/>
+        <w:ind w:hanging="76"/>
+        <w:jc w:val="both"/>
+        <w:outlineLvl w:val="0"/>
         <w:rPr>
           <w:rFonts w:cs="Arial"/>
           <w:sz w:val="24"/>
@@ -3064,14 +3310,20 @@
           <w:szCs w:val="24"/>
           <w:lang w:val="es-MX"/>
         </w:rPr>
-        <w:t>1.4 Objetivos</w:t>
-      </w:r>
-    </w:p>
-    <w:p>
-      <w:pPr>
+        <w:t>Objetivos</w:t>
+      </w:r>
+    </w:p>
+    <w:p>
+      <w:pPr>
+        <w:pStyle w:val="Prrafodelista"/>
+        <w:numPr>
+          <w:ilvl w:val="2"/>
+          <w:numId w:val="1"/>
+        </w:numPr>
         <w:spacing w:before="120" w:after="0" w:line="360" w:lineRule="auto"/>
-        <w:ind w:left="360" w:hanging="76"/>
-        <w:jc w:val="both"/>
+        <w:ind w:left="567" w:hanging="11"/>
+        <w:jc w:val="both"/>
+        <w:outlineLvl w:val="0"/>
         <w:rPr>
           <w:rFonts w:cs="Arial"/>
           <w:sz w:val="24"/>
@@ -3086,14 +3338,25 @@
           <w:szCs w:val="24"/>
           <w:lang w:val="es-MX"/>
         </w:rPr>
-        <w:t xml:space="preserve">       1.4.1 Objetivo general</w:t>
-      </w:r>
-    </w:p>
-    <w:p>
-      <w:pPr>
+        <w:t>Objetivo general</w:t>
+      </w:r>
+      <w:r>
+        <w:rPr>
+          <w:rFonts w:cs="Arial"/>
+          <w:sz w:val="24"/>
+          <w:szCs w:val="24"/>
+          <w:lang w:val="es-MX"/>
+        </w:rPr>
+        <w:t xml:space="preserve"> </w:t>
+      </w:r>
+    </w:p>
+    <w:p>
+      <w:pPr>
+        <w:pStyle w:val="Prrafodelista"/>
         <w:spacing w:before="120" w:after="0" w:line="360" w:lineRule="auto"/>
-        <w:ind w:left="360" w:hanging="76"/>
-        <w:jc w:val="both"/>
+        <w:ind w:left="1416"/>
+        <w:jc w:val="both"/>
+        <w:outlineLvl w:val="0"/>
         <w:rPr>
           <w:rFonts w:cs="Arial"/>
           <w:sz w:val="24"/>
@@ -3108,94 +3371,209 @@
           <w:szCs w:val="24"/>
           <w:lang w:val="es-MX"/>
         </w:rPr>
-        <w:t xml:space="preserve">        1.4.2 Objetivos Específicos</w:t>
-      </w:r>
-    </w:p>
-    <w:p>
-      <w:pPr>
-        <w:spacing w:after="0" w:line="240" w:lineRule="auto"/>
-        <w:ind w:left="358"/>
-        <w:jc w:val="both"/>
+        <w:t xml:space="preserve">Desarrollar una solución que optimice y automatice el reconocimiento y </w:t>
+      </w:r>
+      <w:r>
         <w:rPr>
           <w:rFonts w:cs="Arial"/>
-          <w:i/>
-          <w:iCs/>
-          <w:color w:val="70AD47" w:themeColor="accent6"/>
           <w:sz w:val="24"/>
           <w:szCs w:val="24"/>
           <w:lang w:val="es-MX"/>
         </w:rPr>
-      </w:pPr>
+        <w:t>la gestión de las copias de seguridad de nuestra base de datos donde nos permitirá identificar, capturar y validar la información en un entorno controlado</w:t>
+      </w:r>
       <w:r>
         <w:rPr>
           <w:rFonts w:cs="Arial"/>
-          <w:i/>
-          <w:iCs/>
           <w:sz w:val="24"/>
           <w:szCs w:val="24"/>
           <w:lang w:val="es-MX"/>
         </w:rPr>
-        <w:t xml:space="preserve">  </w:t>
-      </w:r>
-      <w:r>
+        <w:t>.</w:t>
+      </w:r>
+    </w:p>
+    <w:p>
+      <w:pPr>
+        <w:pStyle w:val="Prrafodelista"/>
+        <w:numPr>
+          <w:ilvl w:val="2"/>
+          <w:numId w:val="1"/>
+        </w:numPr>
+        <w:spacing w:before="120" w:after="0" w:line="360" w:lineRule="auto"/>
+        <w:ind w:left="567" w:hanging="11"/>
+        <w:jc w:val="both"/>
+        <w:outlineLvl w:val="0"/>
         <w:rPr>
           <w:rFonts w:cs="Arial"/>
-          <w:i/>
-          <w:iCs/>
           <w:sz w:val="24"/>
           <w:szCs w:val="24"/>
           <w:lang w:val="es-MX"/>
         </w:rPr>
-        <w:tab/>
-      </w:r>
+      </w:pPr>
       <w:r>
         <w:rPr>
           <w:rFonts w:cs="Arial"/>
-          <w:i/>
-          <w:iCs/>
           <w:sz w:val="24"/>
           <w:szCs w:val="24"/>
           <w:lang w:val="es-MX"/>
         </w:rPr>
-        <w:t xml:space="preserve"> </w:t>
-      </w:r>
-      <w:r>
+        <w:t>Objetivos Específicos</w:t>
+      </w:r>
+    </w:p>
+    <w:p>
+      <w:pPr>
+        <w:pStyle w:val="Prrafodelista"/>
+        <w:numPr>
+          <w:ilvl w:val="0"/>
+          <w:numId w:val="3"/>
+        </w:numPr>
+        <w:spacing w:before="120" w:after="0" w:line="360" w:lineRule="auto"/>
+        <w:jc w:val="both"/>
+        <w:outlineLvl w:val="0"/>
         <w:rPr>
           <w:rFonts w:cs="Arial"/>
-          <w:i/>
-          <w:iCs/>
           <w:sz w:val="24"/>
           <w:szCs w:val="24"/>
           <w:lang w:val="es-MX"/>
         </w:rPr>
-        <w:t xml:space="preserve">{Para cada objetivo específico se indicara que se va a </w:t>
-      </w:r>
+      </w:pPr>
       <w:r>
         <w:rPr>
           <w:rFonts w:cs="Arial"/>
-          <w:i/>
-          <w:iCs/>
           <w:sz w:val="24"/>
           <w:szCs w:val="24"/>
           <w:lang w:val="es-MX"/>
         </w:rPr>
-        <w:t>lograr}</w:t>
-      </w:r>
-    </w:p>
-    <w:p>
-      <w:pPr>
-        <w:spacing w:after="0" w:line="240" w:lineRule="auto"/>
-        <w:ind w:left="358" w:hanging="74"/>
-        <w:jc w:val="both"/>
+        <w:t>Diseñar una arquitectura de software para el sistema.</w:t>
+      </w:r>
+    </w:p>
+    <w:p>
+      <w:pPr>
+        <w:pStyle w:val="Prrafodelista"/>
+        <w:numPr>
+          <w:ilvl w:val="0"/>
+          <w:numId w:val="3"/>
+        </w:numPr>
+        <w:spacing w:before="120" w:after="0" w:line="360" w:lineRule="auto"/>
+        <w:jc w:val="both"/>
+        <w:outlineLvl w:val="0"/>
         <w:rPr>
           <w:rFonts w:cs="Arial"/>
-          <w:i/>
-          <w:color w:val="70AD47" w:themeColor="accent6"/>
           <w:sz w:val="24"/>
           <w:szCs w:val="24"/>
           <w:lang w:val="es-MX"/>
         </w:rPr>
       </w:pPr>
+      <w:r>
+        <w:rPr>
+          <w:rFonts w:cs="Arial"/>
+          <w:sz w:val="24"/>
+          <w:szCs w:val="24"/>
+          <w:lang w:val="es-MX"/>
+        </w:rPr>
+        <w:t>Implementar capas de seguridad.</w:t>
+      </w:r>
+    </w:p>
+    <w:p>
+      <w:pPr>
+        <w:pStyle w:val="Prrafodelista"/>
+        <w:numPr>
+          <w:ilvl w:val="0"/>
+          <w:numId w:val="3"/>
+        </w:numPr>
+        <w:spacing w:before="120" w:after="0" w:line="360" w:lineRule="auto"/>
+        <w:jc w:val="both"/>
+        <w:outlineLvl w:val="0"/>
+        <w:rPr>
+          <w:rFonts w:cs="Arial"/>
+          <w:sz w:val="24"/>
+          <w:szCs w:val="24"/>
+          <w:lang w:val="es-MX"/>
+        </w:rPr>
+      </w:pPr>
+      <w:r>
+        <w:rPr>
+          <w:rFonts w:cs="Arial"/>
+          <w:sz w:val="24"/>
+          <w:szCs w:val="24"/>
+          <w:lang w:val="es-MX"/>
+        </w:rPr>
+        <w:t>Configurar auditorias.</w:t>
+      </w:r>
+    </w:p>
+    <w:p>
+      <w:pPr>
+        <w:pStyle w:val="Prrafodelista"/>
+        <w:numPr>
+          <w:ilvl w:val="0"/>
+          <w:numId w:val="3"/>
+        </w:numPr>
+        <w:spacing w:before="120" w:after="0" w:line="360" w:lineRule="auto"/>
+        <w:jc w:val="both"/>
+        <w:outlineLvl w:val="0"/>
+        <w:rPr>
+          <w:rFonts w:cs="Arial"/>
+          <w:sz w:val="24"/>
+          <w:szCs w:val="24"/>
+          <w:lang w:val="es-MX"/>
+        </w:rPr>
+      </w:pPr>
+      <w:r>
+        <w:rPr>
+          <w:rFonts w:cs="Arial"/>
+          <w:sz w:val="24"/>
+          <w:szCs w:val="24"/>
+          <w:lang w:val="es-MX"/>
+        </w:rPr>
+        <w:t xml:space="preserve">Desarrollar scripts para </w:t>
+      </w:r>
+      <w:proofErr w:type="spellStart"/>
+      <w:r>
+        <w:rPr>
+          <w:rFonts w:cs="Arial"/>
+          <w:sz w:val="24"/>
+          <w:szCs w:val="24"/>
+          <w:lang w:val="es-MX"/>
+        </w:rPr>
+        <w:t>backup</w:t>
+      </w:r>
+      <w:proofErr w:type="spellEnd"/>
+      <w:r>
+        <w:rPr>
+          <w:rFonts w:cs="Arial"/>
+          <w:sz w:val="24"/>
+          <w:szCs w:val="24"/>
+          <w:lang w:val="es-MX"/>
+        </w:rPr>
+        <w:t>.</w:t>
+      </w:r>
+    </w:p>
+    <w:p>
+      <w:pPr>
+        <w:pStyle w:val="Prrafodelista"/>
+        <w:numPr>
+          <w:ilvl w:val="0"/>
+          <w:numId w:val="3"/>
+        </w:numPr>
+        <w:spacing w:before="120" w:after="0" w:line="360" w:lineRule="auto"/>
+        <w:jc w:val="both"/>
+        <w:outlineLvl w:val="0"/>
+        <w:rPr>
+          <w:rFonts w:cs="Arial"/>
+          <w:sz w:val="24"/>
+          <w:szCs w:val="24"/>
+          <w:lang w:val="es-MX"/>
+        </w:rPr>
+      </w:pPr>
+      <w:r>
+        <w:rPr>
+          <w:rFonts w:cs="Arial"/>
+          <w:sz w:val="24"/>
+          <w:szCs w:val="24"/>
+          <w:lang w:val="es-MX"/>
+        </w:rPr>
+        <w:t>Desarrollar interfaz para el usuario.</w:t>
+      </w:r>
     </w:p>
     <w:p>
       <w:pPr>
@@ -3214,7 +3592,7 @@
           <w:lang w:val="es-MX"/>
         </w:rPr>
       </w:pPr>
-      <w:bookmarkStart w:id="2" w:name="_Toc52661347"/>
+      <w:bookmarkStart w:id="1" w:name="_Toc52661347"/>
       <w:r>
         <w:rPr>
           <w:rFonts w:cs="Arial"/>
@@ -3224,49 +3602,236 @@
         </w:rPr>
         <w:t>Riesgos</w:t>
       </w:r>
-      <w:bookmarkEnd w:id="2"/>
-    </w:p>
-    <w:p>
-      <w:pPr>
-        <w:spacing w:before="120" w:after="120" w:line="360" w:lineRule="auto"/>
-        <w:jc w:val="both"/>
-        <w:rPr>
-          <w:rFonts w:cs="Calibri"/>
-          <w:i/>
-          <w:color w:val="000000"/>
-          <w:sz w:val="24"/>
-          <w:szCs w:val="24"/>
-        </w:rPr>
-      </w:pPr>
-      <w:r>
-        <w:rPr>
-          <w:rFonts w:cs="Calibri"/>
-          <w:i/>
-          <w:color w:val="000000"/>
-          <w:sz w:val="24"/>
-          <w:szCs w:val="24"/>
-        </w:rPr>
-        <w:t>{</w:t>
-      </w:r>
-      <w:r>
-        <w:rPr>
-          <w:rFonts w:cs="Calibri"/>
-          <w:i/>
-          <w:color w:val="000000"/>
-          <w:sz w:val="24"/>
-          <w:szCs w:val="24"/>
-        </w:rPr>
-        <w:t>Señale los riesgos que pudieran afectar el éxito del proyecto.</w:t>
-      </w:r>
-      <w:r>
-        <w:rPr>
-          <w:rFonts w:cs="Calibri"/>
-          <w:i/>
-          <w:color w:val="000000"/>
-          <w:sz w:val="24"/>
-          <w:szCs w:val="24"/>
-        </w:rPr>
-        <w:t>}</w:t>
+      <w:bookmarkEnd w:id="1"/>
+    </w:p>
+    <w:p>
+      <w:pPr>
+        <w:pStyle w:val="Prrafodelista"/>
+        <w:numPr>
+          <w:ilvl w:val="0"/>
+          <w:numId w:val="4"/>
+        </w:numPr>
+        <w:spacing w:before="120" w:after="0" w:line="360" w:lineRule="auto"/>
+        <w:jc w:val="both"/>
+        <w:outlineLvl w:val="0"/>
+        <w:rPr>
+          <w:rFonts w:cs="Arial"/>
+          <w:sz w:val="24"/>
+          <w:szCs w:val="24"/>
+          <w:lang w:val="es-MX"/>
+        </w:rPr>
+      </w:pPr>
+      <w:r>
+        <w:rPr>
+          <w:rFonts w:cs="Arial"/>
+          <w:sz w:val="24"/>
+          <w:szCs w:val="24"/>
+          <w:lang w:val="es-MX"/>
+        </w:rPr>
+        <w:t xml:space="preserve">Corrupción de archivos </w:t>
+      </w:r>
+      <w:proofErr w:type="spellStart"/>
+      <w:r>
+        <w:rPr>
+          <w:rFonts w:cs="Arial"/>
+          <w:sz w:val="24"/>
+          <w:szCs w:val="24"/>
+          <w:lang w:val="es-MX"/>
+        </w:rPr>
+        <w:t>backup</w:t>
+      </w:r>
+      <w:proofErr w:type="spellEnd"/>
+      <w:r>
+        <w:rPr>
+          <w:rFonts w:cs="Arial"/>
+          <w:sz w:val="24"/>
+          <w:szCs w:val="24"/>
+          <w:lang w:val="es-MX"/>
+        </w:rPr>
+        <w:t xml:space="preserve"> detectadas y no detectadas.</w:t>
+      </w:r>
+    </w:p>
+    <w:p>
+      <w:pPr>
+        <w:pStyle w:val="Prrafodelista"/>
+        <w:numPr>
+          <w:ilvl w:val="0"/>
+          <w:numId w:val="4"/>
+        </w:numPr>
+        <w:spacing w:before="120" w:after="0" w:line="360" w:lineRule="auto"/>
+        <w:jc w:val="both"/>
+        <w:outlineLvl w:val="0"/>
+        <w:rPr>
+          <w:rFonts w:cs="Arial"/>
+          <w:sz w:val="24"/>
+          <w:szCs w:val="24"/>
+          <w:lang w:val="es-MX"/>
+        </w:rPr>
+      </w:pPr>
+      <w:r>
+        <w:rPr>
+          <w:rFonts w:cs="Arial"/>
+          <w:sz w:val="24"/>
+          <w:szCs w:val="24"/>
+          <w:lang w:val="es-MX"/>
+        </w:rPr>
+        <w:t xml:space="preserve">Falta de almacenamiento para la información en las </w:t>
+      </w:r>
+      <w:proofErr w:type="spellStart"/>
+      <w:r>
+        <w:rPr>
+          <w:rFonts w:cs="Arial"/>
+          <w:sz w:val="24"/>
+          <w:szCs w:val="24"/>
+          <w:lang w:val="es-MX"/>
+        </w:rPr>
+        <w:t>backups</w:t>
+      </w:r>
+      <w:proofErr w:type="spellEnd"/>
+      <w:r>
+        <w:rPr>
+          <w:rFonts w:cs="Arial"/>
+          <w:sz w:val="24"/>
+          <w:szCs w:val="24"/>
+          <w:lang w:val="es-MX"/>
+        </w:rPr>
+        <w:t>.</w:t>
+      </w:r>
+    </w:p>
+    <w:p>
+      <w:pPr>
+        <w:pStyle w:val="Prrafodelista"/>
+        <w:numPr>
+          <w:ilvl w:val="0"/>
+          <w:numId w:val="4"/>
+        </w:numPr>
+        <w:spacing w:before="120" w:after="0" w:line="360" w:lineRule="auto"/>
+        <w:jc w:val="both"/>
+        <w:outlineLvl w:val="0"/>
+        <w:rPr>
+          <w:rFonts w:cs="Arial"/>
+          <w:sz w:val="24"/>
+          <w:szCs w:val="24"/>
+          <w:lang w:val="es-MX"/>
+        </w:rPr>
+      </w:pPr>
+      <w:r>
+        <w:rPr>
+          <w:rFonts w:cs="Arial"/>
+          <w:sz w:val="24"/>
+          <w:szCs w:val="24"/>
+          <w:lang w:val="es-MX"/>
+        </w:rPr>
+        <w:t>Violaciones de seguridad por acceso incorrecto o no autorizado.</w:t>
+      </w:r>
+    </w:p>
+    <w:p>
+      <w:pPr>
+        <w:pStyle w:val="Prrafodelista"/>
+        <w:numPr>
+          <w:ilvl w:val="0"/>
+          <w:numId w:val="4"/>
+        </w:numPr>
+        <w:spacing w:before="120" w:after="0" w:line="360" w:lineRule="auto"/>
+        <w:jc w:val="both"/>
+        <w:outlineLvl w:val="0"/>
+        <w:rPr>
+          <w:rFonts w:cs="Arial"/>
+          <w:sz w:val="24"/>
+          <w:szCs w:val="24"/>
+          <w:lang w:val="es-MX"/>
+        </w:rPr>
+      </w:pPr>
+      <w:r>
+        <w:rPr>
+          <w:rFonts w:cs="Arial"/>
+          <w:sz w:val="24"/>
+          <w:szCs w:val="24"/>
+          <w:lang w:val="es-MX"/>
+        </w:rPr>
+        <w:t>Perdida de los registros.</w:t>
+      </w:r>
+    </w:p>
+    <w:p>
+      <w:pPr>
+        <w:pStyle w:val="Prrafodelista"/>
+        <w:numPr>
+          <w:ilvl w:val="0"/>
+          <w:numId w:val="4"/>
+        </w:numPr>
+        <w:spacing w:before="120" w:after="0" w:line="360" w:lineRule="auto"/>
+        <w:jc w:val="both"/>
+        <w:outlineLvl w:val="0"/>
+        <w:rPr>
+          <w:rFonts w:cs="Arial"/>
+          <w:sz w:val="24"/>
+          <w:szCs w:val="24"/>
+          <w:lang w:val="es-MX"/>
+        </w:rPr>
+      </w:pPr>
+      <w:r>
+        <w:rPr>
+          <w:rFonts w:cs="Arial"/>
+          <w:sz w:val="24"/>
+          <w:szCs w:val="24"/>
+          <w:lang w:val="es-MX"/>
+        </w:rPr>
+        <w:t>Error en las scripts de la base de datos.</w:t>
+      </w:r>
+    </w:p>
+    <w:p>
+      <w:pPr>
+        <w:pStyle w:val="Prrafodelista"/>
+        <w:numPr>
+          <w:ilvl w:val="0"/>
+          <w:numId w:val="4"/>
+        </w:numPr>
+        <w:spacing w:before="120" w:after="0" w:line="360" w:lineRule="auto"/>
+        <w:jc w:val="both"/>
+        <w:outlineLvl w:val="0"/>
+        <w:rPr>
+          <w:rFonts w:cs="Arial"/>
+          <w:sz w:val="24"/>
+          <w:szCs w:val="24"/>
+          <w:lang w:val="es-MX"/>
+        </w:rPr>
+      </w:pPr>
+      <w:r>
+        <w:rPr>
+          <w:rFonts w:cs="Arial"/>
+          <w:sz w:val="24"/>
+          <w:szCs w:val="24"/>
+          <w:lang w:val="es-MX"/>
+        </w:rPr>
+        <w:t>Caídas del servidor.</w:t>
+      </w:r>
+    </w:p>
+    <w:p>
+      <w:pPr>
+        <w:pStyle w:val="Prrafodelista"/>
+        <w:numPr>
+          <w:ilvl w:val="0"/>
+          <w:numId w:val="4"/>
+        </w:numPr>
+        <w:spacing w:before="120" w:after="0" w:line="360" w:lineRule="auto"/>
+        <w:jc w:val="both"/>
+        <w:outlineLvl w:val="0"/>
+        <w:rPr>
+          <w:rFonts w:cs="Arial"/>
+          <w:sz w:val="24"/>
+          <w:szCs w:val="24"/>
+          <w:lang w:val="es-MX"/>
+        </w:rPr>
+      </w:pPr>
+      <w:r>
+        <w:rPr>
+          <w:rFonts w:cs="Arial"/>
+          <w:sz w:val="24"/>
+          <w:szCs w:val="24"/>
+          <w:lang w:val="es-MX"/>
+        </w:rPr>
+        <w:lastRenderedPageBreak/>
+        <w:t>Versiones incompatibles.</w:t>
       </w:r>
     </w:p>
     <w:p>
@@ -3286,7 +3851,7 @@
           <w:lang w:val="es-MX"/>
         </w:rPr>
       </w:pPr>
-      <w:bookmarkStart w:id="3" w:name="_Toc52661348"/>
+      <w:bookmarkStart w:id="2" w:name="_Toc52661348"/>
       <w:r>
         <w:rPr>
           <w:rFonts w:cs="Arial"/>
@@ -3323,7 +3888,7 @@
         </w:rPr>
         <w:t xml:space="preserve"> actual</w:t>
       </w:r>
-      <w:bookmarkEnd w:id="3"/>
+      <w:bookmarkEnd w:id="2"/>
     </w:p>
     <w:p>
       <w:pPr>
@@ -3434,69 +3999,842 @@
         <w:t>Consideraciones de hardware y software</w:t>
       </w:r>
     </w:p>
-    <w:p>
-      <w:pPr>
-        <w:ind w:left="708"/>
-        <w:jc w:val="both"/>
-        <w:rPr>
-          <w:i/>
-          <w:sz w:val="24"/>
-          <w:szCs w:val="24"/>
-          <w:lang w:val="es-MX"/>
-        </w:rPr>
-      </w:pPr>
-      <w:r>
-        <w:rPr>
-          <w:i/>
-          <w:sz w:val="24"/>
-          <w:szCs w:val="24"/>
-          <w:lang w:val="es-MX"/>
-        </w:rPr>
-        <w:t>{</w:t>
-      </w:r>
-      <w:r>
-        <w:rPr>
-          <w:i/>
-          <w:sz w:val="24"/>
-          <w:szCs w:val="24"/>
-          <w:lang w:val="es-MX"/>
-        </w:rPr>
-        <w:t>Hardware y software posibles para la implementación</w:t>
-      </w:r>
-      <w:r>
-        <w:rPr>
-          <w:i/>
-          <w:sz w:val="24"/>
-          <w:szCs w:val="24"/>
-          <w:lang w:val="es-MX"/>
-        </w:rPr>
-        <w:t>, se analizara lo que existe y es alcanzable, se evaluara que tecnología se puede utilizar en el proyecto</w:t>
-      </w:r>
-      <w:r>
-        <w:rPr>
-          <w:i/>
-          <w:sz w:val="24"/>
-          <w:szCs w:val="24"/>
-          <w:lang w:val="es-MX"/>
-        </w:rPr>
-        <w:t>.</w:t>
-      </w:r>
-      <w:r>
-        <w:rPr>
-          <w:i/>
-          <w:sz w:val="24"/>
-          <w:szCs w:val="24"/>
-          <w:lang w:val="es-MX"/>
-        </w:rPr>
-        <w:t>}</w:t>
-      </w:r>
-    </w:p>
-    <w:p>
-      <w:pPr>
-        <w:ind w:left="708"/>
-        <w:jc w:val="both"/>
-        <w:rPr>
-          <w:i/>
+    <w:tbl>
+      <w:tblPr>
+        <w:tblStyle w:val="Tablaconcuadrcula"/>
+        <w:tblW w:w="0" w:type="auto"/>
+        <w:tblInd w:w="709" w:type="dxa"/>
+        <w:tblLook w:val="04A0" w:firstRow="1" w:lastRow="0" w:firstColumn="1" w:lastColumn="0" w:noHBand="0" w:noVBand="1"/>
+      </w:tblPr>
+      <w:tblGrid>
+        <w:gridCol w:w="983"/>
+        <w:gridCol w:w="1878"/>
+        <w:gridCol w:w="4227"/>
+        <w:gridCol w:w="697"/>
+      </w:tblGrid>
+      <w:tr>
+        <w:tc>
+          <w:tcPr>
+            <w:tcW w:w="983" w:type="dxa"/>
+          </w:tcPr>
+          <w:p>
+            <w:pPr>
+              <w:pStyle w:val="Prrafodelista"/>
+              <w:spacing w:before="120" w:line="360" w:lineRule="auto"/>
+              <w:ind w:left="0"/>
+              <w:jc w:val="both"/>
+              <w:rPr>
+                <w:rFonts w:cs="Arial"/>
+                <w:sz w:val="24"/>
+                <w:szCs w:val="24"/>
+                <w:lang w:val="es-MX"/>
+              </w:rPr>
+            </w:pPr>
+            <w:r>
+              <w:rPr>
+                <w:rFonts w:cs="Arial"/>
+                <w:sz w:val="24"/>
+                <w:szCs w:val="24"/>
+                <w:lang w:val="es-MX"/>
+              </w:rPr>
+              <w:t>TIPO</w:t>
+            </w:r>
+          </w:p>
+        </w:tc>
+        <w:tc>
+          <w:tcPr>
+            <w:tcW w:w="1878" w:type="dxa"/>
+          </w:tcPr>
+          <w:p>
+            <w:pPr>
+              <w:pStyle w:val="Prrafodelista"/>
+              <w:spacing w:before="120" w:line="360" w:lineRule="auto"/>
+              <w:ind w:left="0"/>
+              <w:jc w:val="both"/>
+              <w:rPr>
+                <w:rFonts w:cs="Arial"/>
+                <w:sz w:val="24"/>
+                <w:szCs w:val="24"/>
+                <w:lang w:val="es-MX"/>
+              </w:rPr>
+            </w:pPr>
+          </w:p>
+        </w:tc>
+        <w:tc>
+          <w:tcPr>
+            <w:tcW w:w="4227" w:type="dxa"/>
+          </w:tcPr>
+          <w:p>
+            <w:pPr>
+              <w:pStyle w:val="Prrafodelista"/>
+              <w:spacing w:before="120" w:line="360" w:lineRule="auto"/>
+              <w:ind w:left="0"/>
+              <w:jc w:val="both"/>
+              <w:rPr>
+                <w:rFonts w:cs="Arial"/>
+                <w:sz w:val="24"/>
+                <w:szCs w:val="24"/>
+                <w:lang w:val="es-MX"/>
+              </w:rPr>
+            </w:pPr>
+          </w:p>
+        </w:tc>
+        <w:tc>
+          <w:tcPr>
+            <w:tcW w:w="697" w:type="dxa"/>
+          </w:tcPr>
+          <w:p>
+            <w:pPr>
+              <w:pStyle w:val="Prrafodelista"/>
+              <w:spacing w:before="120" w:line="360" w:lineRule="auto"/>
+              <w:ind w:left="0"/>
+              <w:jc w:val="both"/>
+              <w:rPr>
+                <w:rFonts w:cs="Arial"/>
+                <w:sz w:val="24"/>
+                <w:szCs w:val="24"/>
+                <w:lang w:val="es-MX"/>
+              </w:rPr>
+            </w:pPr>
+          </w:p>
+        </w:tc>
+      </w:tr>
+      <w:tr>
+        <w:trPr>
+          <w:trHeight w:val="992"/>
+        </w:trPr>
+        <w:tc>
+          <w:tcPr>
+            <w:tcW w:w="983" w:type="dxa"/>
+            <w:vMerge w:val="restart"/>
+            <w:textDirection w:val="btLr"/>
+            <w:vAlign w:val="center"/>
+          </w:tcPr>
+          <w:p>
+            <w:pPr>
+              <w:pStyle w:val="Prrafodelista"/>
+              <w:spacing w:before="120" w:line="360" w:lineRule="auto"/>
+              <w:ind w:left="113" w:right="113"/>
+              <w:jc w:val="center"/>
+              <w:rPr>
+                <w:rFonts w:cs="Arial"/>
+                <w:sz w:val="24"/>
+                <w:szCs w:val="24"/>
+                <w:lang w:val="es-MX"/>
+              </w:rPr>
+            </w:pPr>
+            <w:r>
+              <w:rPr>
+                <w:rFonts w:cs="Arial"/>
+                <w:sz w:val="24"/>
+                <w:szCs w:val="24"/>
+                <w:lang w:val="es-MX"/>
+              </w:rPr>
+              <w:t>HARDWARE</w:t>
+            </w:r>
+          </w:p>
+        </w:tc>
+        <w:tc>
+          <w:tcPr>
+            <w:tcW w:w="1878" w:type="dxa"/>
+          </w:tcPr>
+          <w:p>
+            <w:pPr>
+              <w:pStyle w:val="Prrafodelista"/>
+              <w:spacing w:before="120" w:line="360" w:lineRule="auto"/>
+              <w:ind w:left="0"/>
+              <w:jc w:val="both"/>
+              <w:rPr>
+                <w:rFonts w:cs="Arial"/>
+                <w:sz w:val="24"/>
+                <w:szCs w:val="24"/>
+                <w:lang w:val="es-MX"/>
+              </w:rPr>
+            </w:pPr>
+            <w:r>
+              <w:rPr>
+                <w:rFonts w:cs="Arial"/>
+                <w:sz w:val="24"/>
+                <w:szCs w:val="24"/>
+                <w:lang w:val="es-MX"/>
+              </w:rPr>
+              <w:t xml:space="preserve">Servidor para la base de datos </w:t>
+            </w:r>
+          </w:p>
+        </w:tc>
+        <w:tc>
+          <w:tcPr>
+            <w:tcW w:w="4227" w:type="dxa"/>
+          </w:tcPr>
+          <w:p>
+            <w:pPr>
+              <w:pStyle w:val="Prrafodelista"/>
+              <w:spacing w:before="120" w:line="360" w:lineRule="auto"/>
+              <w:ind w:left="0"/>
+              <w:jc w:val="both"/>
+              <w:rPr>
+                <w:rFonts w:cs="Arial"/>
+                <w:sz w:val="24"/>
+                <w:szCs w:val="24"/>
+                <w:lang w:val="es-MX"/>
+              </w:rPr>
+            </w:pPr>
+            <w:r>
+              <w:rPr>
+                <w:rFonts w:cs="Arial"/>
+                <w:sz w:val="24"/>
+                <w:szCs w:val="24"/>
+                <w:lang w:val="es-MX"/>
+              </w:rPr>
+              <w:t>Procesador Intel/</w:t>
+            </w:r>
+            <w:proofErr w:type="spellStart"/>
+            <w:r>
+              <w:rPr>
+                <w:rFonts w:cs="Arial"/>
+                <w:sz w:val="24"/>
+                <w:szCs w:val="24"/>
+                <w:lang w:val="es-MX"/>
+              </w:rPr>
+              <w:t>ryzen</w:t>
+            </w:r>
+            <w:proofErr w:type="spellEnd"/>
+            <w:r>
+              <w:rPr>
+                <w:rFonts w:cs="Arial"/>
+                <w:sz w:val="24"/>
+                <w:szCs w:val="24"/>
+                <w:lang w:val="es-MX"/>
+              </w:rPr>
+              <w:t xml:space="preserve"> de quinta generación o superior, 8GB RAM mínimo, 1000GB de almacenamiento</w:t>
+            </w:r>
+          </w:p>
+        </w:tc>
+        <w:tc>
+          <w:tcPr>
+            <w:tcW w:w="697" w:type="dxa"/>
+          </w:tcPr>
+          <w:p>
+            <w:pPr>
+              <w:pStyle w:val="Prrafodelista"/>
+              <w:spacing w:before="120" w:line="360" w:lineRule="auto"/>
+              <w:ind w:left="0"/>
+              <w:jc w:val="both"/>
+              <w:rPr>
+                <w:rFonts w:cs="Arial"/>
+                <w:sz w:val="24"/>
+                <w:szCs w:val="24"/>
+                <w:lang w:val="es-MX"/>
+              </w:rPr>
+            </w:pPr>
+          </w:p>
+        </w:tc>
+      </w:tr>
+      <w:tr>
+        <w:tc>
+          <w:tcPr>
+            <w:tcW w:w="983" w:type="dxa"/>
+            <w:vMerge/>
+          </w:tcPr>
+          <w:p>
+            <w:pPr>
+              <w:pStyle w:val="Prrafodelista"/>
+              <w:spacing w:before="120" w:line="360" w:lineRule="auto"/>
+              <w:ind w:left="0"/>
+              <w:jc w:val="both"/>
+              <w:rPr>
+                <w:rFonts w:cs="Arial"/>
+                <w:sz w:val="24"/>
+                <w:szCs w:val="24"/>
+                <w:lang w:val="es-MX"/>
+              </w:rPr>
+            </w:pPr>
+          </w:p>
+        </w:tc>
+        <w:tc>
+          <w:tcPr>
+            <w:tcW w:w="1878" w:type="dxa"/>
+          </w:tcPr>
+          <w:p>
+            <w:pPr>
+              <w:pStyle w:val="Prrafodelista"/>
+              <w:spacing w:before="120" w:line="360" w:lineRule="auto"/>
+              <w:ind w:left="0"/>
+              <w:jc w:val="both"/>
+              <w:rPr>
+                <w:rFonts w:cs="Arial"/>
+                <w:sz w:val="24"/>
+                <w:szCs w:val="24"/>
+                <w:lang w:val="es-MX"/>
+              </w:rPr>
+            </w:pPr>
+            <w:r>
+              <w:rPr>
+                <w:rFonts w:cs="Arial"/>
+                <w:sz w:val="24"/>
+                <w:szCs w:val="24"/>
+                <w:lang w:val="es-MX"/>
+              </w:rPr>
+              <w:t>Almacenamiento de respaldo</w:t>
+            </w:r>
+          </w:p>
+        </w:tc>
+        <w:tc>
+          <w:tcPr>
+            <w:tcW w:w="4227" w:type="dxa"/>
+          </w:tcPr>
+          <w:p>
+            <w:pPr>
+              <w:pStyle w:val="Prrafodelista"/>
+              <w:spacing w:before="120" w:line="360" w:lineRule="auto"/>
+              <w:ind w:left="0"/>
+              <w:jc w:val="both"/>
+              <w:rPr>
+                <w:rFonts w:cs="Arial"/>
+                <w:sz w:val="24"/>
+                <w:szCs w:val="24"/>
+                <w:lang w:val="es-MX"/>
+              </w:rPr>
+            </w:pPr>
+            <w:r>
+              <w:rPr>
+                <w:rFonts w:cs="Arial"/>
+                <w:sz w:val="24"/>
+                <w:szCs w:val="24"/>
+                <w:lang w:val="es-MX"/>
+              </w:rPr>
+              <w:t>500GB para almacenamiento de respaldo (Disco duro)</w:t>
+            </w:r>
+          </w:p>
+        </w:tc>
+        <w:tc>
+          <w:tcPr>
+            <w:tcW w:w="697" w:type="dxa"/>
+          </w:tcPr>
+          <w:p>
+            <w:pPr>
+              <w:pStyle w:val="Prrafodelista"/>
+              <w:spacing w:before="120" w:line="360" w:lineRule="auto"/>
+              <w:ind w:left="0"/>
+              <w:jc w:val="both"/>
+              <w:rPr>
+                <w:rFonts w:cs="Arial"/>
+                <w:sz w:val="24"/>
+                <w:szCs w:val="24"/>
+                <w:lang w:val="es-MX"/>
+              </w:rPr>
+            </w:pPr>
+          </w:p>
+        </w:tc>
+      </w:tr>
+      <w:tr>
+        <w:tc>
+          <w:tcPr>
+            <w:tcW w:w="983" w:type="dxa"/>
+            <w:vMerge/>
+          </w:tcPr>
+          <w:p>
+            <w:pPr>
+              <w:pStyle w:val="Prrafodelista"/>
+              <w:spacing w:before="120" w:line="360" w:lineRule="auto"/>
+              <w:ind w:left="0"/>
+              <w:jc w:val="both"/>
+              <w:rPr>
+                <w:rFonts w:cs="Arial"/>
+                <w:sz w:val="24"/>
+                <w:szCs w:val="24"/>
+                <w:lang w:val="es-MX"/>
+              </w:rPr>
+            </w:pPr>
+          </w:p>
+        </w:tc>
+        <w:tc>
+          <w:tcPr>
+            <w:tcW w:w="1878" w:type="dxa"/>
+          </w:tcPr>
+          <w:p>
+            <w:pPr>
+              <w:pStyle w:val="Prrafodelista"/>
+              <w:spacing w:before="120" w:line="360" w:lineRule="auto"/>
+              <w:ind w:left="0"/>
+              <w:jc w:val="both"/>
+              <w:rPr>
+                <w:rFonts w:cs="Arial"/>
+                <w:sz w:val="24"/>
+                <w:szCs w:val="24"/>
+                <w:lang w:val="es-MX"/>
+              </w:rPr>
+            </w:pPr>
+            <w:r>
+              <w:rPr>
+                <w:rFonts w:cs="Arial"/>
+                <w:sz w:val="24"/>
+                <w:szCs w:val="24"/>
+                <w:lang w:val="es-MX"/>
+              </w:rPr>
+              <w:t xml:space="preserve">Equipo </w:t>
+            </w:r>
+          </w:p>
+        </w:tc>
+        <w:tc>
+          <w:tcPr>
+            <w:tcW w:w="4227" w:type="dxa"/>
+          </w:tcPr>
+          <w:p>
+            <w:pPr>
+              <w:pStyle w:val="Prrafodelista"/>
+              <w:spacing w:before="120" w:line="360" w:lineRule="auto"/>
+              <w:ind w:left="0"/>
+              <w:jc w:val="both"/>
+              <w:rPr>
+                <w:rFonts w:cs="Arial"/>
+                <w:sz w:val="24"/>
+                <w:szCs w:val="24"/>
+                <w:lang w:val="es-MX"/>
+              </w:rPr>
+            </w:pPr>
+            <w:r>
+              <w:rPr>
+                <w:rFonts w:cs="Arial"/>
+                <w:sz w:val="24"/>
+                <w:szCs w:val="24"/>
+                <w:lang w:val="es-MX"/>
+              </w:rPr>
+              <w:t xml:space="preserve">Laptop /PC de la serie 5 o superior con una memoria RAM mínimo 8, SSD, </w:t>
+            </w:r>
+          </w:p>
+        </w:tc>
+        <w:tc>
+          <w:tcPr>
+            <w:tcW w:w="697" w:type="dxa"/>
+          </w:tcPr>
+          <w:p>
+            <w:pPr>
+              <w:pStyle w:val="Prrafodelista"/>
+              <w:spacing w:before="120" w:line="360" w:lineRule="auto"/>
+              <w:ind w:left="0"/>
+              <w:jc w:val="both"/>
+              <w:rPr>
+                <w:rFonts w:cs="Arial"/>
+                <w:sz w:val="24"/>
+                <w:szCs w:val="24"/>
+                <w:lang w:val="es-MX"/>
+              </w:rPr>
+            </w:pPr>
+          </w:p>
+        </w:tc>
+      </w:tr>
+      <w:tr>
+        <w:trPr>
+          <w:trHeight w:val="584"/>
+        </w:trPr>
+        <w:tc>
+          <w:tcPr>
+            <w:tcW w:w="983" w:type="dxa"/>
+            <w:vMerge w:val="restart"/>
+            <w:textDirection w:val="btLr"/>
+            <w:vAlign w:val="center"/>
+          </w:tcPr>
+          <w:p>
+            <w:pPr>
+              <w:pStyle w:val="Prrafodelista"/>
+              <w:spacing w:before="120" w:line="360" w:lineRule="auto"/>
+              <w:ind w:left="113" w:right="113"/>
+              <w:jc w:val="center"/>
+              <w:rPr>
+                <w:rFonts w:cs="Arial"/>
+                <w:sz w:val="24"/>
+                <w:szCs w:val="24"/>
+                <w:lang w:val="es-MX"/>
+              </w:rPr>
+            </w:pPr>
+            <w:r>
+              <w:rPr>
+                <w:rFonts w:cs="Arial"/>
+                <w:sz w:val="24"/>
+                <w:szCs w:val="24"/>
+                <w:lang w:val="es-MX"/>
+              </w:rPr>
+              <w:t>SOFTWARE</w:t>
+            </w:r>
+          </w:p>
+        </w:tc>
+        <w:tc>
+          <w:tcPr>
+            <w:tcW w:w="1878" w:type="dxa"/>
+          </w:tcPr>
+          <w:p>
+            <w:pPr>
+              <w:pStyle w:val="Prrafodelista"/>
+              <w:spacing w:before="120" w:line="360" w:lineRule="auto"/>
+              <w:ind w:left="0"/>
+              <w:jc w:val="both"/>
+              <w:rPr>
+                <w:rFonts w:cs="Arial"/>
+                <w:sz w:val="24"/>
+                <w:szCs w:val="24"/>
+                <w:lang w:val="es-MX"/>
+              </w:rPr>
+            </w:pPr>
+            <w:r>
+              <w:rPr>
+                <w:rFonts w:cs="Arial"/>
+                <w:sz w:val="24"/>
+                <w:szCs w:val="24"/>
+                <w:lang w:val="es-MX"/>
+              </w:rPr>
+              <w:t xml:space="preserve">Base de datos </w:t>
+            </w:r>
+          </w:p>
+        </w:tc>
+        <w:tc>
+          <w:tcPr>
+            <w:tcW w:w="4227" w:type="dxa"/>
+          </w:tcPr>
+          <w:p>
+            <w:pPr>
+              <w:pStyle w:val="Prrafodelista"/>
+              <w:spacing w:before="120" w:line="360" w:lineRule="auto"/>
+              <w:ind w:left="0"/>
+              <w:jc w:val="both"/>
+              <w:rPr>
+                <w:rFonts w:cs="Arial"/>
+                <w:sz w:val="24"/>
+                <w:szCs w:val="24"/>
+                <w:lang w:val="es-MX"/>
+              </w:rPr>
+            </w:pPr>
+            <w:r>
+              <w:rPr>
+                <w:rFonts w:cs="Arial"/>
+                <w:sz w:val="24"/>
+                <w:szCs w:val="24"/>
+                <w:lang w:val="es-MX"/>
+              </w:rPr>
+              <w:t xml:space="preserve">SQL Server / Apache </w:t>
+            </w:r>
+          </w:p>
+        </w:tc>
+        <w:tc>
+          <w:tcPr>
+            <w:tcW w:w="697" w:type="dxa"/>
+          </w:tcPr>
+          <w:p>
+            <w:pPr>
+              <w:pStyle w:val="Prrafodelista"/>
+              <w:spacing w:before="120" w:line="360" w:lineRule="auto"/>
+              <w:ind w:left="0"/>
+              <w:jc w:val="both"/>
+              <w:rPr>
+                <w:rFonts w:cs="Arial"/>
+                <w:sz w:val="24"/>
+                <w:szCs w:val="24"/>
+                <w:lang w:val="es-MX"/>
+              </w:rPr>
+            </w:pPr>
+          </w:p>
+        </w:tc>
+      </w:tr>
+      <w:tr>
+        <w:tc>
+          <w:tcPr>
+            <w:tcW w:w="983" w:type="dxa"/>
+            <w:vMerge/>
+          </w:tcPr>
+          <w:p>
+            <w:pPr>
+              <w:pStyle w:val="Prrafodelista"/>
+              <w:spacing w:before="120" w:line="360" w:lineRule="auto"/>
+              <w:ind w:left="0"/>
+              <w:jc w:val="both"/>
+              <w:rPr>
+                <w:rFonts w:cs="Arial"/>
+                <w:sz w:val="24"/>
+                <w:szCs w:val="24"/>
+                <w:lang w:val="es-MX"/>
+              </w:rPr>
+            </w:pPr>
+          </w:p>
+        </w:tc>
+        <w:tc>
+          <w:tcPr>
+            <w:tcW w:w="1878" w:type="dxa"/>
+          </w:tcPr>
+          <w:p>
+            <w:pPr>
+              <w:pStyle w:val="Prrafodelista"/>
+              <w:spacing w:before="120" w:line="360" w:lineRule="auto"/>
+              <w:ind w:left="0"/>
+              <w:jc w:val="both"/>
+              <w:rPr>
+                <w:rFonts w:cs="Arial"/>
+                <w:sz w:val="24"/>
+                <w:szCs w:val="24"/>
+                <w:lang w:val="es-MX"/>
+              </w:rPr>
+            </w:pPr>
+            <w:r>
+              <w:rPr>
+                <w:rFonts w:cs="Arial"/>
+                <w:sz w:val="24"/>
+                <w:szCs w:val="24"/>
+                <w:lang w:val="es-MX"/>
+              </w:rPr>
+              <w:t xml:space="preserve">Lenguaje de programación </w:t>
+            </w:r>
+          </w:p>
+        </w:tc>
+        <w:tc>
+          <w:tcPr>
+            <w:tcW w:w="4227" w:type="dxa"/>
+          </w:tcPr>
+          <w:p>
+            <w:pPr>
+              <w:pStyle w:val="Prrafodelista"/>
+              <w:spacing w:before="120" w:line="360" w:lineRule="auto"/>
+              <w:ind w:left="0"/>
+              <w:jc w:val="both"/>
+              <w:rPr>
+                <w:rFonts w:cs="Arial"/>
+                <w:sz w:val="24"/>
+                <w:szCs w:val="24"/>
+                <w:lang w:val="es-MX"/>
+              </w:rPr>
+            </w:pPr>
+            <w:r>
+              <w:rPr>
+                <w:rFonts w:cs="Arial"/>
+                <w:sz w:val="24"/>
+                <w:szCs w:val="24"/>
+                <w:lang w:val="es-MX"/>
+              </w:rPr>
+              <w:t xml:space="preserve">Python </w:t>
+            </w:r>
+          </w:p>
+        </w:tc>
+        <w:tc>
+          <w:tcPr>
+            <w:tcW w:w="697" w:type="dxa"/>
+          </w:tcPr>
+          <w:p>
+            <w:pPr>
+              <w:pStyle w:val="Prrafodelista"/>
+              <w:spacing w:before="120" w:line="360" w:lineRule="auto"/>
+              <w:ind w:left="0"/>
+              <w:jc w:val="both"/>
+              <w:rPr>
+                <w:rFonts w:cs="Arial"/>
+                <w:sz w:val="24"/>
+                <w:szCs w:val="24"/>
+                <w:lang w:val="es-MX"/>
+              </w:rPr>
+            </w:pPr>
+          </w:p>
+        </w:tc>
+      </w:tr>
+      <w:tr>
+        <w:tc>
+          <w:tcPr>
+            <w:tcW w:w="983" w:type="dxa"/>
+            <w:vMerge/>
+          </w:tcPr>
+          <w:p>
+            <w:pPr>
+              <w:pStyle w:val="Prrafodelista"/>
+              <w:spacing w:before="120" w:line="360" w:lineRule="auto"/>
+              <w:ind w:left="0"/>
+              <w:jc w:val="both"/>
+              <w:rPr>
+                <w:rFonts w:cs="Arial"/>
+                <w:sz w:val="24"/>
+                <w:szCs w:val="24"/>
+                <w:lang w:val="es-MX"/>
+              </w:rPr>
+            </w:pPr>
+          </w:p>
+        </w:tc>
+        <w:tc>
+          <w:tcPr>
+            <w:tcW w:w="1878" w:type="dxa"/>
+          </w:tcPr>
+          <w:p>
+            <w:pPr>
+              <w:pStyle w:val="Prrafodelista"/>
+              <w:spacing w:before="120" w:line="360" w:lineRule="auto"/>
+              <w:ind w:left="0"/>
+              <w:jc w:val="both"/>
+              <w:rPr>
+                <w:rFonts w:cs="Arial"/>
+                <w:sz w:val="24"/>
+                <w:szCs w:val="24"/>
+                <w:lang w:val="es-MX"/>
+              </w:rPr>
+            </w:pPr>
+            <w:r>
+              <w:rPr>
+                <w:rFonts w:cs="Arial"/>
+                <w:sz w:val="24"/>
+                <w:szCs w:val="24"/>
+                <w:lang w:val="es-MX"/>
+              </w:rPr>
+              <w:t xml:space="preserve">Control de versiones </w:t>
+            </w:r>
+          </w:p>
+        </w:tc>
+        <w:tc>
+          <w:tcPr>
+            <w:tcW w:w="4227" w:type="dxa"/>
+          </w:tcPr>
+          <w:p>
+            <w:pPr>
+              <w:pStyle w:val="Prrafodelista"/>
+              <w:spacing w:before="120" w:line="360" w:lineRule="auto"/>
+              <w:ind w:left="0"/>
+              <w:jc w:val="both"/>
+              <w:rPr>
+                <w:rFonts w:cs="Arial"/>
+                <w:sz w:val="24"/>
+                <w:szCs w:val="24"/>
+                <w:lang w:val="es-MX"/>
+              </w:rPr>
+            </w:pPr>
+            <w:r>
+              <w:rPr>
+                <w:rFonts w:cs="Arial"/>
+                <w:sz w:val="24"/>
+                <w:szCs w:val="24"/>
+                <w:lang w:val="es-MX"/>
+              </w:rPr>
+              <w:t>GitHub</w:t>
+            </w:r>
+          </w:p>
+        </w:tc>
+        <w:tc>
+          <w:tcPr>
+            <w:tcW w:w="697" w:type="dxa"/>
+          </w:tcPr>
+          <w:p>
+            <w:pPr>
+              <w:pStyle w:val="Prrafodelista"/>
+              <w:spacing w:before="120" w:line="360" w:lineRule="auto"/>
+              <w:ind w:left="0"/>
+              <w:jc w:val="both"/>
+              <w:rPr>
+                <w:rFonts w:cs="Arial"/>
+                <w:sz w:val="24"/>
+                <w:szCs w:val="24"/>
+                <w:lang w:val="es-MX"/>
+              </w:rPr>
+            </w:pPr>
+          </w:p>
+        </w:tc>
+      </w:tr>
+      <w:tr>
+        <w:tc>
+          <w:tcPr>
+            <w:tcW w:w="983" w:type="dxa"/>
+            <w:vMerge/>
+          </w:tcPr>
+          <w:p>
+            <w:pPr>
+              <w:pStyle w:val="Prrafodelista"/>
+              <w:spacing w:before="120" w:line="360" w:lineRule="auto"/>
+              <w:ind w:left="0"/>
+              <w:jc w:val="both"/>
+              <w:rPr>
+                <w:rFonts w:cs="Arial"/>
+                <w:sz w:val="24"/>
+                <w:szCs w:val="24"/>
+                <w:lang w:val="es-MX"/>
+              </w:rPr>
+            </w:pPr>
+          </w:p>
+        </w:tc>
+        <w:tc>
+          <w:tcPr>
+            <w:tcW w:w="1878" w:type="dxa"/>
+          </w:tcPr>
+          <w:p>
+            <w:pPr>
+              <w:pStyle w:val="Prrafodelista"/>
+              <w:spacing w:before="120" w:line="360" w:lineRule="auto"/>
+              <w:ind w:left="0"/>
+              <w:jc w:val="both"/>
+              <w:rPr>
+                <w:rFonts w:cs="Arial"/>
+                <w:sz w:val="24"/>
+                <w:szCs w:val="24"/>
+                <w:lang w:val="es-MX"/>
+              </w:rPr>
+            </w:pPr>
+            <w:r>
+              <w:rPr>
+                <w:rFonts w:cs="Arial"/>
+                <w:sz w:val="24"/>
+                <w:szCs w:val="24"/>
+                <w:lang w:val="es-MX"/>
+              </w:rPr>
+              <w:t xml:space="preserve">Sistema operativo </w:t>
+            </w:r>
+          </w:p>
+        </w:tc>
+        <w:tc>
+          <w:tcPr>
+            <w:tcW w:w="4227" w:type="dxa"/>
+          </w:tcPr>
+          <w:p>
+            <w:pPr>
+              <w:pStyle w:val="Prrafodelista"/>
+              <w:spacing w:before="120" w:line="360" w:lineRule="auto"/>
+              <w:ind w:left="0"/>
+              <w:jc w:val="both"/>
+              <w:rPr>
+                <w:rFonts w:cs="Arial"/>
+                <w:sz w:val="24"/>
+                <w:szCs w:val="24"/>
+                <w:lang w:val="es-MX"/>
+              </w:rPr>
+            </w:pPr>
+            <w:r>
+              <w:rPr>
+                <w:rFonts w:cs="Arial"/>
+                <w:sz w:val="24"/>
+                <w:szCs w:val="24"/>
+                <w:lang w:val="es-MX"/>
+              </w:rPr>
+              <w:t>Windows 11</w:t>
+            </w:r>
+          </w:p>
+        </w:tc>
+        <w:tc>
+          <w:tcPr>
+            <w:tcW w:w="697" w:type="dxa"/>
+          </w:tcPr>
+          <w:p>
+            <w:pPr>
+              <w:pStyle w:val="Prrafodelista"/>
+              <w:spacing w:before="120" w:line="360" w:lineRule="auto"/>
+              <w:ind w:left="0"/>
+              <w:jc w:val="both"/>
+              <w:rPr>
+                <w:rFonts w:cs="Arial"/>
+                <w:sz w:val="24"/>
+                <w:szCs w:val="24"/>
+                <w:lang w:val="es-MX"/>
+              </w:rPr>
+            </w:pPr>
+          </w:p>
+        </w:tc>
+      </w:tr>
+    </w:tbl>
+    <w:p>
+      <w:pPr>
+        <w:pStyle w:val="Prrafodelista"/>
+        <w:spacing w:before="120" w:after="0" w:line="360" w:lineRule="auto"/>
+        <w:ind w:left="709"/>
+        <w:jc w:val="both"/>
+        <w:rPr>
+          <w:rFonts w:cs="Arial"/>
           <w:sz w:val="24"/>
           <w:szCs w:val="24"/>
           <w:lang w:val="es-MX"/>
@@ -3518,7 +4856,7 @@
           <w:szCs w:val="24"/>
         </w:rPr>
       </w:pPr>
-      <w:bookmarkStart w:id="4" w:name="_Toc52661349"/>
+      <w:bookmarkStart w:id="3" w:name="_Toc52661349"/>
       <w:r>
         <w:rPr>
           <w:sz w:val="24"/>
@@ -3535,7 +4873,7 @@
         </w:rPr>
         <w:t>Factibilidad</w:t>
       </w:r>
-      <w:bookmarkEnd w:id="4"/>
+      <w:bookmarkEnd w:id="3"/>
     </w:p>
     <w:p>
       <w:pPr>
@@ -3599,7 +4937,7 @@
           <w:szCs w:val="24"/>
         </w:rPr>
       </w:pPr>
-      <w:bookmarkStart w:id="5" w:name="_Toc52661350"/>
+      <w:bookmarkStart w:id="4" w:name="_Toc52661350"/>
       <w:r>
         <w:rPr>
           <w:sz w:val="24"/>
@@ -3607,7 +4945,7 @@
         </w:rPr>
         <w:t>Factibilidad Técnica</w:t>
       </w:r>
-      <w:bookmarkEnd w:id="5"/>
+      <w:bookmarkEnd w:id="4"/>
     </w:p>
     <w:p>
       <w:pPr>
@@ -3631,11 +4969,7 @@
         <w:t>{</w:t>
       </w:r>
       <w:r>
-        <w:t xml:space="preserve">El estudio de viabilidad técnica se enfoca en obtener un entendimiento de los recursos tecnológicos disponibles actualmente y su aplicabilidad a las necesidades que se espera </w:t>
-      </w:r>
-      <w:r>
-        <w:lastRenderedPageBreak/>
-        <w:t>tenga el proyecto. En el caso de tecnología informática esto implica una evaluación del hardware y software y como este puede cubrir las necesidades del sistema propuesto.</w:t>
+        <w:t>El estudio de viabilidad técnica se enfoca en obtener un entendimiento de los recursos tecnológicos disponibles actualmente y su aplicabilidad a las necesidades que se espera tenga el proyecto. En el caso de tecnología informática esto implica una evaluación del hardware y software y como este puede cubrir las necesidades del sistema propuesto.</w:t>
       </w:r>
     </w:p>
     <w:p>
@@ -3675,6 +5009,7 @@
           <w:sz w:val="24"/>
           <w:szCs w:val="24"/>
         </w:rPr>
+        <w:lastRenderedPageBreak/>
         <w:t>Describir acerca del h</w:t>
       </w:r>
       <w:r>
@@ -3720,7 +5055,7 @@
           <w:szCs w:val="24"/>
         </w:rPr>
       </w:pPr>
-      <w:bookmarkStart w:id="6" w:name="_Toc52661351"/>
+      <w:bookmarkStart w:id="5" w:name="_Toc52661351"/>
       <w:r>
         <w:rPr>
           <w:sz w:val="24"/>
@@ -3749,7 +5084,7 @@
         </w:rPr>
         <w:t>conómica</w:t>
       </w:r>
-      <w:bookmarkEnd w:id="6"/>
+      <w:bookmarkEnd w:id="5"/>
     </w:p>
     <w:p>
       <w:pPr>
@@ -3763,217 +5098,6 @@
           <w:szCs w:val="24"/>
         </w:rPr>
       </w:pPr>
-    </w:p>
-    <w:p>
-      <w:pPr>
-        <w:pStyle w:val="Prrafodelista"/>
-        <w:ind w:left="360"/>
-        <w:jc w:val="both"/>
-        <w:rPr>
-          <w:i/>
-          <w:iCs/>
-        </w:rPr>
-      </w:pPr>
-      <w:r>
-        <w:rPr>
-          <w:i/>
-          <w:iCs/>
-          <w:sz w:val="24"/>
-          <w:szCs w:val="24"/>
-        </w:rPr>
-        <w:t>{</w:t>
-      </w:r>
-      <w:r>
-        <w:rPr>
-          <w:i/>
-          <w:iCs/>
-        </w:rPr>
-        <w:t>El propósito del estudio de viabilidad económica, es determinar los beneficios económicos del proyecto o sistema propuesto para la organización, en contraposición con los costos.</w:t>
-      </w:r>
-    </w:p>
-    <w:p>
-      <w:pPr>
-        <w:pStyle w:val="Prrafodelista"/>
-        <w:ind w:left="360"/>
-        <w:jc w:val="both"/>
-        <w:rPr>
-          <w:i/>
-          <w:iCs/>
-          <w:sz w:val="24"/>
-          <w:szCs w:val="24"/>
-        </w:rPr>
-      </w:pPr>
-      <w:r>
-        <w:rPr>
-          <w:i/>
-          <w:iCs/>
-          <w:sz w:val="24"/>
-          <w:szCs w:val="24"/>
-        </w:rPr>
-        <w:t xml:space="preserve">Como se </w:t>
-      </w:r>
-      <w:r>
-        <w:rPr>
-          <w:i/>
-          <w:iCs/>
-          <w:sz w:val="24"/>
-          <w:szCs w:val="24"/>
-        </w:rPr>
-        <w:t>mencionó</w:t>
-      </w:r>
-      <w:r>
-        <w:rPr>
-          <w:i/>
-          <w:iCs/>
-          <w:sz w:val="24"/>
-          <w:szCs w:val="24"/>
-        </w:rPr>
-        <w:t xml:space="preserve"> anteriormente en el estudio de factibilidad técnica </w:t>
-      </w:r>
-      <w:r>
-        <w:rPr>
-          <w:i/>
-          <w:iCs/>
-          <w:sz w:val="24"/>
-          <w:szCs w:val="24"/>
-        </w:rPr>
-        <w:t xml:space="preserve">evaluar si la institución (departamento de TI) </w:t>
-      </w:r>
-      <w:r>
-        <w:rPr>
-          <w:i/>
-          <w:iCs/>
-          <w:sz w:val="24"/>
-          <w:szCs w:val="24"/>
-        </w:rPr>
-        <w:t xml:space="preserve">cuenta con las herramientas necesarias para la implantación del sistema </w:t>
-      </w:r>
-      <w:r>
-        <w:rPr>
-          <w:i/>
-          <w:iCs/>
-          <w:sz w:val="24"/>
-          <w:szCs w:val="24"/>
-        </w:rPr>
-        <w:t>y evaluar si l</w:t>
-      </w:r>
-      <w:r>
-        <w:rPr>
-          <w:i/>
-          <w:iCs/>
-          <w:sz w:val="24"/>
-          <w:szCs w:val="24"/>
-        </w:rPr>
-        <w:t>a propuesta requiere</w:t>
-      </w:r>
-      <w:r>
-        <w:rPr>
-          <w:i/>
-          <w:iCs/>
-          <w:sz w:val="24"/>
-          <w:szCs w:val="24"/>
-        </w:rPr>
-        <w:t xml:space="preserve"> o no</w:t>
-      </w:r>
-      <w:r>
-        <w:rPr>
-          <w:i/>
-          <w:iCs/>
-          <w:sz w:val="24"/>
-          <w:szCs w:val="24"/>
-        </w:rPr>
-        <w:t xml:space="preserve"> de una inversión inicial en infraestructura informática</w:t>
-      </w:r>
-      <w:r>
-        <w:rPr>
-          <w:i/>
-          <w:iCs/>
-          <w:sz w:val="24"/>
-          <w:szCs w:val="24"/>
-        </w:rPr>
-        <w:t>.</w:t>
-      </w:r>
-      <w:r>
-        <w:rPr>
-          <w:i/>
-          <w:iCs/>
-          <w:sz w:val="24"/>
-          <w:szCs w:val="24"/>
-        </w:rPr>
-        <w:t xml:space="preserve"> </w:t>
-      </w:r>
-    </w:p>
-    <w:p>
-      <w:pPr>
-        <w:pStyle w:val="Prrafodelista"/>
-        <w:ind w:left="360"/>
-        <w:jc w:val="both"/>
-        <w:rPr>
-          <w:i/>
-          <w:sz w:val="24"/>
-          <w:szCs w:val="24"/>
-        </w:rPr>
-      </w:pPr>
-      <w:r>
-        <w:rPr>
-          <w:i/>
-          <w:sz w:val="24"/>
-          <w:szCs w:val="24"/>
-        </w:rPr>
-        <w:t xml:space="preserve">Se </w:t>
-      </w:r>
-      <w:r>
-        <w:rPr>
-          <w:i/>
-          <w:sz w:val="24"/>
-          <w:szCs w:val="24"/>
-        </w:rPr>
-        <w:t>plantearán</w:t>
-      </w:r>
-      <w:r>
-        <w:rPr>
-          <w:i/>
-          <w:sz w:val="24"/>
-          <w:szCs w:val="24"/>
-        </w:rPr>
-        <w:t xml:space="preserve"> los costos del proyecto.</w:t>
-      </w:r>
-    </w:p>
-    <w:p>
-      <w:pPr>
-        <w:pStyle w:val="Prrafodelista"/>
-        <w:ind w:left="360"/>
-        <w:jc w:val="both"/>
-        <w:rPr>
-          <w:i/>
-          <w:sz w:val="24"/>
-          <w:szCs w:val="24"/>
-        </w:rPr>
-      </w:pPr>
-      <w:r>
-        <w:rPr>
-          <w:i/>
-          <w:sz w:val="24"/>
-          <w:szCs w:val="24"/>
-        </w:rPr>
-        <w:t xml:space="preserve">Costeo del Proyecto: Consiste en estimar los costos de los recursos (Humanos, materiales </w:t>
-      </w:r>
-      <w:r>
-        <w:rPr>
-          <w:i/>
-          <w:sz w:val="24"/>
-          <w:szCs w:val="24"/>
-        </w:rPr>
-        <w:t xml:space="preserve">o consumibles </w:t>
-      </w:r>
-      <w:r>
-        <w:rPr>
-          <w:i/>
-          <w:sz w:val="24"/>
-          <w:szCs w:val="24"/>
-        </w:rPr>
-        <w:t>y/o máquinas) directos para completar las actividades del proyecto}.</w:t>
-      </w:r>
     </w:p>
     <w:p>
       <w:pPr>
@@ -4007,7 +5131,7 @@
           <w:ilvl w:val="2"/>
           <w:numId w:val="1"/>
         </w:numPr>
-        <w:ind w:left="1134"/>
+        <w:ind w:left="993"/>
         <w:jc w:val="both"/>
         <w:rPr>
           <w:sz w:val="24"/>
@@ -4029,73 +5153,656 @@
         <w:t xml:space="preserve"> </w:t>
       </w:r>
     </w:p>
+    <w:tbl>
+      <w:tblPr>
+        <w:tblStyle w:val="Tablaconcuadrcula"/>
+        <w:tblW w:w="0" w:type="auto"/>
+        <w:tblInd w:w="360" w:type="dxa"/>
+        <w:tblLook w:val="04A0" w:firstRow="1" w:lastRow="0" w:firstColumn="1" w:lastColumn="0" w:noHBand="0" w:noVBand="1"/>
+      </w:tblPr>
+      <w:tblGrid>
+        <w:gridCol w:w="1612"/>
+        <w:gridCol w:w="1668"/>
+        <w:gridCol w:w="1629"/>
+        <w:gridCol w:w="1620"/>
+        <w:gridCol w:w="1605"/>
+      </w:tblGrid>
+      <w:tr>
+        <w:tc>
+          <w:tcPr>
+            <w:tcW w:w="1698" w:type="dxa"/>
+          </w:tcPr>
+          <w:p>
+            <w:pPr>
+              <w:pStyle w:val="Prrafodelista"/>
+              <w:ind w:left="0"/>
+              <w:jc w:val="both"/>
+              <w:rPr>
+                <w:i/>
+                <w:sz w:val="24"/>
+                <w:szCs w:val="24"/>
+              </w:rPr>
+            </w:pPr>
+            <w:proofErr w:type="spellStart"/>
+            <w:r>
+              <w:rPr>
+                <w:i/>
+                <w:sz w:val="24"/>
+                <w:szCs w:val="24"/>
+              </w:rPr>
+              <w:t>item</w:t>
+            </w:r>
+            <w:proofErr w:type="spellEnd"/>
+          </w:p>
+        </w:tc>
+        <w:tc>
+          <w:tcPr>
+            <w:tcW w:w="1699" w:type="dxa"/>
+          </w:tcPr>
+          <w:p>
+            <w:pPr>
+              <w:pStyle w:val="Prrafodelista"/>
+              <w:ind w:left="0"/>
+              <w:jc w:val="both"/>
+              <w:rPr>
+                <w:i/>
+                <w:sz w:val="24"/>
+                <w:szCs w:val="24"/>
+              </w:rPr>
+            </w:pPr>
+            <w:proofErr w:type="spellStart"/>
+            <w:r>
+              <w:rPr>
+                <w:i/>
+                <w:sz w:val="24"/>
+                <w:szCs w:val="24"/>
+              </w:rPr>
+              <w:t>Descripcion</w:t>
+            </w:r>
+            <w:proofErr w:type="spellEnd"/>
+          </w:p>
+        </w:tc>
+        <w:tc>
+          <w:tcPr>
+            <w:tcW w:w="1699" w:type="dxa"/>
+          </w:tcPr>
+          <w:p>
+            <w:pPr>
+              <w:pStyle w:val="Prrafodelista"/>
+              <w:ind w:left="0"/>
+              <w:jc w:val="both"/>
+              <w:rPr>
+                <w:i/>
+                <w:sz w:val="24"/>
+                <w:szCs w:val="24"/>
+              </w:rPr>
+            </w:pPr>
+            <w:r>
+              <w:rPr>
+                <w:i/>
+                <w:sz w:val="24"/>
+                <w:szCs w:val="24"/>
+              </w:rPr>
+              <w:t>Cantidad</w:t>
+            </w:r>
+          </w:p>
+        </w:tc>
+        <w:tc>
+          <w:tcPr>
+            <w:tcW w:w="1699" w:type="dxa"/>
+          </w:tcPr>
+          <w:p>
+            <w:pPr>
+              <w:pStyle w:val="Prrafodelista"/>
+              <w:ind w:left="0"/>
+              <w:jc w:val="both"/>
+              <w:rPr>
+                <w:i/>
+                <w:sz w:val="24"/>
+                <w:szCs w:val="24"/>
+              </w:rPr>
+            </w:pPr>
+            <w:r>
+              <w:rPr>
+                <w:i/>
+                <w:sz w:val="24"/>
+                <w:szCs w:val="24"/>
+              </w:rPr>
+              <w:t>Costo Unitario (S/)</w:t>
+            </w:r>
+          </w:p>
+        </w:tc>
+        <w:tc>
+          <w:tcPr>
+            <w:tcW w:w="1699" w:type="dxa"/>
+          </w:tcPr>
+          <w:p>
+            <w:pPr>
+              <w:pStyle w:val="Prrafodelista"/>
+              <w:ind w:left="0"/>
+              <w:jc w:val="both"/>
+              <w:rPr>
+                <w:i/>
+                <w:sz w:val="24"/>
+                <w:szCs w:val="24"/>
+              </w:rPr>
+            </w:pPr>
+            <w:r>
+              <w:rPr>
+                <w:i/>
+                <w:sz w:val="24"/>
+                <w:szCs w:val="24"/>
+              </w:rPr>
+              <w:t>Total (S/)</w:t>
+            </w:r>
+          </w:p>
+        </w:tc>
+      </w:tr>
+      <w:tr>
+        <w:tc>
+          <w:tcPr>
+            <w:tcW w:w="1698" w:type="dxa"/>
+          </w:tcPr>
+          <w:p>
+            <w:pPr>
+              <w:pStyle w:val="Prrafodelista"/>
+              <w:ind w:left="0"/>
+              <w:jc w:val="both"/>
+              <w:rPr>
+                <w:i/>
+                <w:sz w:val="24"/>
+                <w:szCs w:val="24"/>
+              </w:rPr>
+            </w:pPr>
+            <w:r>
+              <w:rPr>
+                <w:i/>
+                <w:sz w:val="24"/>
+                <w:szCs w:val="24"/>
+              </w:rPr>
+              <w:t>Laptop</w:t>
+            </w:r>
+          </w:p>
+        </w:tc>
+        <w:tc>
+          <w:tcPr>
+            <w:tcW w:w="1699" w:type="dxa"/>
+          </w:tcPr>
+          <w:p>
+            <w:pPr>
+              <w:pStyle w:val="Prrafodelista"/>
+              <w:ind w:left="0"/>
+              <w:jc w:val="both"/>
+              <w:rPr>
+                <w:i/>
+                <w:sz w:val="24"/>
+                <w:szCs w:val="24"/>
+              </w:rPr>
+            </w:pPr>
+            <w:r>
+              <w:rPr>
+                <w:i/>
+                <w:sz w:val="24"/>
+                <w:szCs w:val="24"/>
+              </w:rPr>
+              <w:t>Intel Core i5 / 8GB RAM (Recurso propio)</w:t>
+            </w:r>
+          </w:p>
+        </w:tc>
+        <w:tc>
+          <w:tcPr>
+            <w:tcW w:w="1699" w:type="dxa"/>
+          </w:tcPr>
+          <w:p>
+            <w:pPr>
+              <w:pStyle w:val="Prrafodelista"/>
+              <w:ind w:left="0"/>
+              <w:jc w:val="both"/>
+              <w:rPr>
+                <w:i/>
+                <w:sz w:val="24"/>
+                <w:szCs w:val="24"/>
+              </w:rPr>
+            </w:pPr>
+            <w:r>
+              <w:rPr>
+                <w:i/>
+                <w:sz w:val="24"/>
+                <w:szCs w:val="24"/>
+              </w:rPr>
+              <w:t>2</w:t>
+            </w:r>
+          </w:p>
+        </w:tc>
+        <w:tc>
+          <w:tcPr>
+            <w:tcW w:w="1699" w:type="dxa"/>
+          </w:tcPr>
+          <w:p>
+            <w:pPr>
+              <w:pStyle w:val="Prrafodelista"/>
+              <w:ind w:left="0"/>
+              <w:jc w:val="both"/>
+              <w:rPr>
+                <w:i/>
+                <w:sz w:val="24"/>
+                <w:szCs w:val="24"/>
+              </w:rPr>
+            </w:pPr>
+            <w:r>
+              <w:rPr>
+                <w:i/>
+                <w:sz w:val="24"/>
+                <w:szCs w:val="24"/>
+              </w:rPr>
+              <w:t>0.00</w:t>
+            </w:r>
+          </w:p>
+        </w:tc>
+        <w:tc>
+          <w:tcPr>
+            <w:tcW w:w="1699" w:type="dxa"/>
+          </w:tcPr>
+          <w:p>
+            <w:pPr>
+              <w:pStyle w:val="Prrafodelista"/>
+              <w:ind w:left="0"/>
+              <w:jc w:val="both"/>
+              <w:rPr>
+                <w:i/>
+                <w:sz w:val="24"/>
+                <w:szCs w:val="24"/>
+              </w:rPr>
+            </w:pPr>
+            <w:r>
+              <w:rPr>
+                <w:i/>
+                <w:sz w:val="24"/>
+                <w:szCs w:val="24"/>
+              </w:rPr>
+              <w:t>0.00</w:t>
+            </w:r>
+          </w:p>
+        </w:tc>
+      </w:tr>
+      <w:tr>
+        <w:tc>
+          <w:tcPr>
+            <w:tcW w:w="1698" w:type="dxa"/>
+          </w:tcPr>
+          <w:p>
+            <w:pPr>
+              <w:pStyle w:val="Prrafodelista"/>
+              <w:ind w:left="0"/>
+              <w:jc w:val="both"/>
+              <w:rPr>
+                <w:i/>
+                <w:sz w:val="24"/>
+                <w:szCs w:val="24"/>
+              </w:rPr>
+            </w:pPr>
+            <w:r>
+              <w:rPr>
+                <w:i/>
+                <w:sz w:val="24"/>
+                <w:szCs w:val="24"/>
+              </w:rPr>
+              <w:t>Disco Duro Externo</w:t>
+            </w:r>
+          </w:p>
+        </w:tc>
+        <w:tc>
+          <w:tcPr>
+            <w:tcW w:w="1699" w:type="dxa"/>
+          </w:tcPr>
+          <w:p>
+            <w:pPr>
+              <w:pStyle w:val="Prrafodelista"/>
+              <w:ind w:left="0"/>
+              <w:jc w:val="both"/>
+              <w:rPr>
+                <w:i/>
+                <w:sz w:val="24"/>
+                <w:szCs w:val="24"/>
+              </w:rPr>
+            </w:pPr>
+            <w:r>
+              <w:rPr>
+                <w:i/>
+                <w:sz w:val="24"/>
+                <w:szCs w:val="24"/>
+              </w:rPr>
+              <w:t xml:space="preserve">1TB para redundancia de </w:t>
+            </w:r>
+            <w:proofErr w:type="spellStart"/>
+            <w:r>
+              <w:rPr>
+                <w:i/>
+                <w:sz w:val="24"/>
+                <w:szCs w:val="24"/>
+              </w:rPr>
+              <w:t>Backups</w:t>
+            </w:r>
+            <w:proofErr w:type="spellEnd"/>
+          </w:p>
+        </w:tc>
+        <w:tc>
+          <w:tcPr>
+            <w:tcW w:w="1699" w:type="dxa"/>
+          </w:tcPr>
+          <w:p>
+            <w:pPr>
+              <w:pStyle w:val="Prrafodelista"/>
+              <w:ind w:left="0"/>
+              <w:jc w:val="both"/>
+              <w:rPr>
+                <w:i/>
+                <w:sz w:val="24"/>
+                <w:szCs w:val="24"/>
+              </w:rPr>
+            </w:pPr>
+            <w:r>
+              <w:rPr>
+                <w:i/>
+                <w:sz w:val="24"/>
+                <w:szCs w:val="24"/>
+              </w:rPr>
+              <w:t>1</w:t>
+            </w:r>
+          </w:p>
+        </w:tc>
+        <w:tc>
+          <w:tcPr>
+            <w:tcW w:w="1699" w:type="dxa"/>
+          </w:tcPr>
+          <w:p>
+            <w:pPr>
+              <w:pStyle w:val="Prrafodelista"/>
+              <w:ind w:left="0"/>
+              <w:jc w:val="both"/>
+              <w:rPr>
+                <w:i/>
+                <w:sz w:val="24"/>
+                <w:szCs w:val="24"/>
+              </w:rPr>
+            </w:pPr>
+            <w:r>
+              <w:rPr>
+                <w:i/>
+                <w:sz w:val="24"/>
+                <w:szCs w:val="24"/>
+              </w:rPr>
+              <w:t>250.00</w:t>
+            </w:r>
+          </w:p>
+        </w:tc>
+        <w:tc>
+          <w:tcPr>
+            <w:tcW w:w="1699" w:type="dxa"/>
+          </w:tcPr>
+          <w:p>
+            <w:pPr>
+              <w:pStyle w:val="Prrafodelista"/>
+              <w:ind w:left="0"/>
+              <w:jc w:val="both"/>
+              <w:rPr>
+                <w:i/>
+                <w:sz w:val="24"/>
+                <w:szCs w:val="24"/>
+              </w:rPr>
+            </w:pPr>
+            <w:r>
+              <w:rPr>
+                <w:i/>
+                <w:sz w:val="24"/>
+                <w:szCs w:val="24"/>
+              </w:rPr>
+              <w:t>250.00</w:t>
+            </w:r>
+          </w:p>
+        </w:tc>
+      </w:tr>
+      <w:tr>
+        <w:tc>
+          <w:tcPr>
+            <w:tcW w:w="1698" w:type="dxa"/>
+          </w:tcPr>
+          <w:p>
+            <w:pPr>
+              <w:pStyle w:val="Prrafodelista"/>
+              <w:ind w:left="0"/>
+              <w:jc w:val="both"/>
+              <w:rPr>
+                <w:i/>
+                <w:sz w:val="24"/>
+                <w:szCs w:val="24"/>
+              </w:rPr>
+            </w:pPr>
+            <w:r>
+              <w:rPr>
+                <w:i/>
+                <w:sz w:val="24"/>
+                <w:szCs w:val="24"/>
+              </w:rPr>
+              <w:t>Útiles de oficina</w:t>
+            </w:r>
+          </w:p>
+        </w:tc>
+        <w:tc>
+          <w:tcPr>
+            <w:tcW w:w="1699" w:type="dxa"/>
+          </w:tcPr>
+          <w:p>
+            <w:pPr>
+              <w:pStyle w:val="Prrafodelista"/>
+              <w:ind w:left="0"/>
+              <w:jc w:val="both"/>
+              <w:rPr>
+                <w:i/>
+                <w:sz w:val="24"/>
+                <w:szCs w:val="24"/>
+              </w:rPr>
+            </w:pPr>
+            <w:r>
+              <w:rPr>
+                <w:i/>
+                <w:sz w:val="24"/>
+                <w:szCs w:val="24"/>
+              </w:rPr>
+              <w:t>Papelería, carpetas, cuadernos de notas</w:t>
+            </w:r>
+          </w:p>
+        </w:tc>
+        <w:tc>
+          <w:tcPr>
+            <w:tcW w:w="1699" w:type="dxa"/>
+          </w:tcPr>
+          <w:p>
+            <w:pPr>
+              <w:pStyle w:val="Prrafodelista"/>
+              <w:ind w:left="0"/>
+              <w:jc w:val="both"/>
+              <w:rPr>
+                <w:i/>
+                <w:sz w:val="24"/>
+                <w:szCs w:val="24"/>
+              </w:rPr>
+            </w:pPr>
+            <w:r>
+              <w:rPr>
+                <w:i/>
+                <w:sz w:val="24"/>
+                <w:szCs w:val="24"/>
+              </w:rPr>
+              <w:t>--</w:t>
+            </w:r>
+          </w:p>
+        </w:tc>
+        <w:tc>
+          <w:tcPr>
+            <w:tcW w:w="1699" w:type="dxa"/>
+          </w:tcPr>
+          <w:p>
+            <w:pPr>
+              <w:pStyle w:val="Prrafodelista"/>
+              <w:ind w:left="0"/>
+              <w:jc w:val="both"/>
+              <w:rPr>
+                <w:i/>
+                <w:sz w:val="24"/>
+                <w:szCs w:val="24"/>
+              </w:rPr>
+            </w:pPr>
+            <w:r>
+              <w:rPr>
+                <w:i/>
+                <w:sz w:val="24"/>
+                <w:szCs w:val="24"/>
+              </w:rPr>
+              <w:t>50.00</w:t>
+            </w:r>
+          </w:p>
+        </w:tc>
+        <w:tc>
+          <w:tcPr>
+            <w:tcW w:w="1699" w:type="dxa"/>
+          </w:tcPr>
+          <w:p>
+            <w:pPr>
+              <w:pStyle w:val="Prrafodelista"/>
+              <w:ind w:left="0"/>
+              <w:jc w:val="both"/>
+              <w:rPr>
+                <w:i/>
+                <w:sz w:val="24"/>
+                <w:szCs w:val="24"/>
+              </w:rPr>
+            </w:pPr>
+            <w:r>
+              <w:rPr>
+                <w:i/>
+                <w:sz w:val="24"/>
+                <w:szCs w:val="24"/>
+              </w:rPr>
+              <w:t>50.00</w:t>
+            </w:r>
+          </w:p>
+        </w:tc>
+      </w:tr>
+      <w:tr>
+        <w:tc>
+          <w:tcPr>
+            <w:tcW w:w="1698" w:type="dxa"/>
+          </w:tcPr>
+          <w:p>
+            <w:pPr>
+              <w:pStyle w:val="Prrafodelista"/>
+              <w:ind w:left="0"/>
+              <w:jc w:val="both"/>
+              <w:rPr>
+                <w:i/>
+                <w:sz w:val="24"/>
+                <w:szCs w:val="24"/>
+              </w:rPr>
+            </w:pPr>
+            <w:r>
+              <w:rPr>
+                <w:i/>
+                <w:sz w:val="24"/>
+                <w:szCs w:val="24"/>
+              </w:rPr>
+              <w:t>Total</w:t>
+            </w:r>
+          </w:p>
+        </w:tc>
+        <w:tc>
+          <w:tcPr>
+            <w:tcW w:w="1699" w:type="dxa"/>
+          </w:tcPr>
+          <w:p>
+            <w:pPr>
+              <w:pStyle w:val="Prrafodelista"/>
+              <w:ind w:left="0"/>
+              <w:jc w:val="both"/>
+              <w:rPr>
+                <w:i/>
+                <w:sz w:val="24"/>
+                <w:szCs w:val="24"/>
+              </w:rPr>
+            </w:pPr>
+          </w:p>
+        </w:tc>
+        <w:tc>
+          <w:tcPr>
+            <w:tcW w:w="1699" w:type="dxa"/>
+          </w:tcPr>
+          <w:p>
+            <w:pPr>
+              <w:pStyle w:val="Prrafodelista"/>
+              <w:ind w:left="0"/>
+              <w:jc w:val="both"/>
+              <w:rPr>
+                <w:i/>
+                <w:sz w:val="24"/>
+                <w:szCs w:val="24"/>
+              </w:rPr>
+            </w:pPr>
+          </w:p>
+        </w:tc>
+        <w:tc>
+          <w:tcPr>
+            <w:tcW w:w="1699" w:type="dxa"/>
+          </w:tcPr>
+          <w:p>
+            <w:pPr>
+              <w:pStyle w:val="Prrafodelista"/>
+              <w:ind w:left="0"/>
+              <w:jc w:val="both"/>
+              <w:rPr>
+                <w:i/>
+                <w:sz w:val="24"/>
+                <w:szCs w:val="24"/>
+              </w:rPr>
+            </w:pPr>
+          </w:p>
+        </w:tc>
+        <w:tc>
+          <w:tcPr>
+            <w:tcW w:w="1699" w:type="dxa"/>
+          </w:tcPr>
+          <w:p>
+            <w:pPr>
+              <w:pStyle w:val="Prrafodelista"/>
+              <w:ind w:left="0"/>
+              <w:jc w:val="both"/>
+              <w:rPr>
+                <w:i/>
+                <w:sz w:val="24"/>
+                <w:szCs w:val="24"/>
+              </w:rPr>
+            </w:pPr>
+            <w:r>
+              <w:rPr>
+                <w:i/>
+                <w:sz w:val="24"/>
+                <w:szCs w:val="24"/>
+              </w:rPr>
+              <w:t>S/ 300.00</w:t>
+            </w:r>
+          </w:p>
+        </w:tc>
+      </w:tr>
+    </w:tbl>
     <w:p>
       <w:pPr>
         <w:pStyle w:val="Prrafodelista"/>
-        <w:ind w:left="360"/>
-        <w:jc w:val="both"/>
-        <w:rPr>
-          <w:i/>
-          <w:sz w:val="24"/>
-          <w:szCs w:val="24"/>
-        </w:rPr>
-      </w:pPr>
-      <w:r>
-        <w:rPr>
-          <w:i/>
-          <w:sz w:val="24"/>
-          <w:szCs w:val="24"/>
-        </w:rPr>
-        <w:t>{</w:t>
-      </w:r>
-      <w:r>
-        <w:rPr>
-          <w:i/>
-          <w:sz w:val="24"/>
-          <w:szCs w:val="24"/>
-        </w:rPr>
-        <w:t>Los costos generales son todos los gastos realizados en accesorios y material de oficina y de uso diario, necesarios para los procesos, tales como, papeles, plumas, cartuchos de impresora, marcadores,</w:t>
-      </w:r>
-      <w:r>
-        <w:rPr>
-          <w:i/>
-          <w:sz w:val="24"/>
-          <w:szCs w:val="24"/>
-        </w:rPr>
-        <w:t xml:space="preserve"> computadora</w:t>
-      </w:r>
-      <w:r>
-        <w:rPr>
-          <w:i/>
-          <w:sz w:val="24"/>
-          <w:szCs w:val="24"/>
-        </w:rPr>
-        <w:t xml:space="preserve"> etc. </w:t>
-      </w:r>
-      <w:r>
-        <w:rPr>
-          <w:i/>
-          <w:sz w:val="24"/>
-          <w:szCs w:val="24"/>
-        </w:rPr>
-        <w:t>Colocar tabla de costos</w:t>
-      </w:r>
-      <w:r>
-        <w:rPr>
-          <w:i/>
-          <w:sz w:val="24"/>
-          <w:szCs w:val="24"/>
-        </w:rPr>
-        <w:t>.</w:t>
-      </w:r>
-      <w:r>
-        <w:rPr>
-          <w:i/>
-          <w:sz w:val="24"/>
-          <w:szCs w:val="24"/>
-        </w:rPr>
-        <w:t>}</w:t>
-      </w:r>
+        <w:ind w:left="993"/>
+        <w:jc w:val="both"/>
+        <w:rPr>
+          <w:sz w:val="24"/>
+          <w:szCs w:val="24"/>
+        </w:rPr>
+      </w:pPr>
     </w:p>
     <w:p>
       <w:pPr>
@@ -4119,57 +5826,523 @@
         <w:t xml:space="preserve">Costos operativos durante el desarrollo </w:t>
       </w:r>
     </w:p>
-    <w:p>
-      <w:pPr>
-        <w:pStyle w:val="Prrafodelista"/>
-        <w:ind w:left="360"/>
-        <w:jc w:val="both"/>
-        <w:rPr>
-          <w:i/>
-          <w:sz w:val="24"/>
-          <w:szCs w:val="24"/>
-        </w:rPr>
-      </w:pPr>
-      <w:r>
-        <w:rPr>
-          <w:i/>
-          <w:sz w:val="24"/>
-          <w:szCs w:val="24"/>
-        </w:rPr>
-        <w:t>{</w:t>
-      </w:r>
-      <w:r>
-        <w:rPr>
-          <w:i/>
-          <w:sz w:val="24"/>
-          <w:szCs w:val="24"/>
-        </w:rPr>
-        <w:t>Evaluar</w:t>
-      </w:r>
-      <w:r>
-        <w:rPr>
-          <w:i/>
-          <w:sz w:val="24"/>
-          <w:szCs w:val="24"/>
-        </w:rPr>
-        <w:t xml:space="preserve"> costos necesarios para la operatividad de las actividades de la empresa durante el periodo en el que se realizara el proyecto. </w:t>
-      </w:r>
-      <w:r>
-        <w:rPr>
-          <w:i/>
-          <w:sz w:val="24"/>
-          <w:szCs w:val="24"/>
-        </w:rPr>
-        <w:t>Los costos de operación pueden</w:t>
-      </w:r>
-      <w:r>
-        <w:rPr>
-          <w:i/>
-          <w:sz w:val="24"/>
-          <w:szCs w:val="24"/>
-        </w:rPr>
-        <w:t xml:space="preserve"> ser renta de oficina, agua, luz, teléfono, etc.}</w:t>
-      </w:r>
+    <w:tbl>
+      <w:tblPr>
+        <w:tblStyle w:val="Tablaconcuadrcula"/>
+        <w:tblW w:w="0" w:type="auto"/>
+        <w:tblInd w:w="360" w:type="dxa"/>
+        <w:tblLook w:val="04A0" w:firstRow="1" w:lastRow="0" w:firstColumn="1" w:lastColumn="0" w:noHBand="0" w:noVBand="1"/>
+      </w:tblPr>
+      <w:tblGrid>
+        <w:gridCol w:w="2097"/>
+        <w:gridCol w:w="2024"/>
+        <w:gridCol w:w="2004"/>
+        <w:gridCol w:w="2009"/>
+      </w:tblGrid>
+      <w:tr>
+        <w:tc>
+          <w:tcPr>
+            <w:tcW w:w="2123" w:type="dxa"/>
+          </w:tcPr>
+          <w:p>
+            <w:pPr>
+              <w:pStyle w:val="Prrafodelista"/>
+              <w:ind w:left="0"/>
+              <w:jc w:val="both"/>
+              <w:rPr>
+                <w:i/>
+                <w:sz w:val="24"/>
+                <w:szCs w:val="24"/>
+              </w:rPr>
+            </w:pPr>
+            <w:r>
+              <w:rPr>
+                <w:i/>
+                <w:sz w:val="24"/>
+                <w:szCs w:val="24"/>
+              </w:rPr>
+              <w:t>Servicio</w:t>
+            </w:r>
+          </w:p>
+        </w:tc>
+        <w:tc>
+          <w:tcPr>
+            <w:tcW w:w="2123" w:type="dxa"/>
+          </w:tcPr>
+          <w:p>
+            <w:pPr>
+              <w:pStyle w:val="Prrafodelista"/>
+              <w:ind w:left="0"/>
+              <w:jc w:val="both"/>
+              <w:rPr>
+                <w:i/>
+                <w:sz w:val="24"/>
+                <w:szCs w:val="24"/>
+              </w:rPr>
+            </w:pPr>
+            <w:r>
+              <w:rPr>
+                <w:i/>
+                <w:sz w:val="24"/>
+                <w:szCs w:val="24"/>
+              </w:rPr>
+              <w:t>Costo Mensual (S/)</w:t>
+            </w:r>
+          </w:p>
+        </w:tc>
+        <w:tc>
+          <w:tcPr>
+            <w:tcW w:w="2124" w:type="dxa"/>
+          </w:tcPr>
+          <w:p>
+            <w:pPr>
+              <w:pStyle w:val="Prrafodelista"/>
+              <w:ind w:left="0"/>
+              <w:jc w:val="both"/>
+              <w:rPr>
+                <w:i/>
+                <w:sz w:val="24"/>
+                <w:szCs w:val="24"/>
+              </w:rPr>
+            </w:pPr>
+            <w:r>
+              <w:rPr>
+                <w:i/>
+                <w:sz w:val="24"/>
+                <w:szCs w:val="24"/>
+              </w:rPr>
+              <w:t>Meses</w:t>
+            </w:r>
+          </w:p>
+        </w:tc>
+        <w:tc>
+          <w:tcPr>
+            <w:tcW w:w="2124" w:type="dxa"/>
+          </w:tcPr>
+          <w:p>
+            <w:pPr>
+              <w:pStyle w:val="Prrafodelista"/>
+              <w:ind w:left="0"/>
+              <w:jc w:val="both"/>
+              <w:rPr>
+                <w:i/>
+                <w:sz w:val="24"/>
+                <w:szCs w:val="24"/>
+              </w:rPr>
+            </w:pPr>
+            <w:r>
+              <w:rPr>
+                <w:i/>
+                <w:sz w:val="24"/>
+                <w:szCs w:val="24"/>
+              </w:rPr>
+              <w:t>Total (S/)</w:t>
+            </w:r>
+          </w:p>
+        </w:tc>
+      </w:tr>
+      <w:tr>
+        <w:tc>
+          <w:tcPr>
+            <w:tcW w:w="2123" w:type="dxa"/>
+          </w:tcPr>
+          <w:p>
+            <w:pPr>
+              <w:pStyle w:val="Prrafodelista"/>
+              <w:ind w:left="0"/>
+              <w:jc w:val="both"/>
+              <w:rPr>
+                <w:i/>
+                <w:sz w:val="24"/>
+                <w:szCs w:val="24"/>
+              </w:rPr>
+            </w:pPr>
+            <w:r>
+              <w:rPr>
+                <w:i/>
+                <w:sz w:val="24"/>
+                <w:szCs w:val="24"/>
+              </w:rPr>
+              <w:t>Energía Eléctrica</w:t>
+            </w:r>
+          </w:p>
+        </w:tc>
+        <w:tc>
+          <w:tcPr>
+            <w:tcW w:w="2123" w:type="dxa"/>
+          </w:tcPr>
+          <w:p>
+            <w:pPr>
+              <w:pStyle w:val="Prrafodelista"/>
+              <w:ind w:left="0"/>
+              <w:jc w:val="both"/>
+              <w:rPr>
+                <w:i/>
+                <w:sz w:val="24"/>
+                <w:szCs w:val="24"/>
+              </w:rPr>
+            </w:pPr>
+            <w:r>
+              <w:rPr>
+                <w:i/>
+                <w:sz w:val="24"/>
+                <w:szCs w:val="24"/>
+              </w:rPr>
+              <w:t>40.00</w:t>
+            </w:r>
+          </w:p>
+        </w:tc>
+        <w:tc>
+          <w:tcPr>
+            <w:tcW w:w="2124" w:type="dxa"/>
+          </w:tcPr>
+          <w:p>
+            <w:pPr>
+              <w:pStyle w:val="Prrafodelista"/>
+              <w:ind w:left="0"/>
+              <w:jc w:val="both"/>
+              <w:rPr>
+                <w:i/>
+                <w:sz w:val="24"/>
+                <w:szCs w:val="24"/>
+              </w:rPr>
+            </w:pPr>
+            <w:r>
+              <w:rPr>
+                <w:i/>
+                <w:sz w:val="24"/>
+                <w:szCs w:val="24"/>
+              </w:rPr>
+              <w:t>4</w:t>
+            </w:r>
+          </w:p>
+        </w:tc>
+        <w:tc>
+          <w:tcPr>
+            <w:tcW w:w="2124" w:type="dxa"/>
+          </w:tcPr>
+          <w:p>
+            <w:pPr>
+              <w:pStyle w:val="Prrafodelista"/>
+              <w:ind w:left="0"/>
+              <w:jc w:val="both"/>
+              <w:rPr>
+                <w:i/>
+                <w:sz w:val="24"/>
+                <w:szCs w:val="24"/>
+              </w:rPr>
+            </w:pPr>
+            <w:r>
+              <w:rPr>
+                <w:i/>
+                <w:sz w:val="24"/>
+                <w:szCs w:val="24"/>
+              </w:rPr>
+              <w:t>160.00</w:t>
+            </w:r>
+          </w:p>
+        </w:tc>
+      </w:tr>
+      <w:tr>
+        <w:tc>
+          <w:tcPr>
+            <w:tcW w:w="2123" w:type="dxa"/>
+          </w:tcPr>
+          <w:p>
+            <w:pPr>
+              <w:pStyle w:val="Prrafodelista"/>
+              <w:ind w:left="0"/>
+              <w:jc w:val="both"/>
+              <w:rPr>
+                <w:i/>
+                <w:sz w:val="24"/>
+                <w:szCs w:val="24"/>
+              </w:rPr>
+            </w:pPr>
+            <w:r>
+              <w:rPr>
+                <w:i/>
+                <w:sz w:val="24"/>
+                <w:szCs w:val="24"/>
+              </w:rPr>
+              <w:t>Internet (Fibra óptica)</w:t>
+            </w:r>
+          </w:p>
+        </w:tc>
+        <w:tc>
+          <w:tcPr>
+            <w:tcW w:w="2123" w:type="dxa"/>
+          </w:tcPr>
+          <w:p>
+            <w:pPr>
+              <w:pStyle w:val="Prrafodelista"/>
+              <w:ind w:left="0"/>
+              <w:jc w:val="both"/>
+              <w:rPr>
+                <w:i/>
+                <w:sz w:val="24"/>
+                <w:szCs w:val="24"/>
+              </w:rPr>
+            </w:pPr>
+            <w:r>
+              <w:rPr>
+                <w:i/>
+                <w:sz w:val="24"/>
+                <w:szCs w:val="24"/>
+              </w:rPr>
+              <w:t>100.00</w:t>
+            </w:r>
+          </w:p>
+        </w:tc>
+        <w:tc>
+          <w:tcPr>
+            <w:tcW w:w="2124" w:type="dxa"/>
+          </w:tcPr>
+          <w:p>
+            <w:pPr>
+              <w:pStyle w:val="Prrafodelista"/>
+              <w:ind w:left="0"/>
+              <w:jc w:val="both"/>
+              <w:rPr>
+                <w:i/>
+                <w:sz w:val="24"/>
+                <w:szCs w:val="24"/>
+              </w:rPr>
+            </w:pPr>
+            <w:r>
+              <w:rPr>
+                <w:i/>
+                <w:sz w:val="24"/>
+                <w:szCs w:val="24"/>
+              </w:rPr>
+              <w:t>4</w:t>
+            </w:r>
+          </w:p>
+        </w:tc>
+        <w:tc>
+          <w:tcPr>
+            <w:tcW w:w="2124" w:type="dxa"/>
+          </w:tcPr>
+          <w:p>
+            <w:pPr>
+              <w:pStyle w:val="Prrafodelista"/>
+              <w:ind w:left="0"/>
+              <w:jc w:val="both"/>
+              <w:rPr>
+                <w:i/>
+                <w:sz w:val="24"/>
+                <w:szCs w:val="24"/>
+              </w:rPr>
+            </w:pPr>
+            <w:r>
+              <w:rPr>
+                <w:i/>
+                <w:sz w:val="24"/>
+                <w:szCs w:val="24"/>
+              </w:rPr>
+              <w:t>400.00</w:t>
+            </w:r>
+          </w:p>
+        </w:tc>
+      </w:tr>
+      <w:tr>
+        <w:tc>
+          <w:tcPr>
+            <w:tcW w:w="2123" w:type="dxa"/>
+          </w:tcPr>
+          <w:p>
+            <w:pPr>
+              <w:pStyle w:val="Prrafodelista"/>
+              <w:ind w:left="0"/>
+              <w:jc w:val="both"/>
+              <w:rPr>
+                <w:i/>
+                <w:sz w:val="24"/>
+                <w:szCs w:val="24"/>
+              </w:rPr>
+            </w:pPr>
+            <w:r>
+              <w:rPr>
+                <w:i/>
+                <w:sz w:val="24"/>
+                <w:szCs w:val="24"/>
+              </w:rPr>
+              <w:t>Espacio de trabajo (Remoto/Propio)</w:t>
+            </w:r>
+          </w:p>
+        </w:tc>
+        <w:tc>
+          <w:tcPr>
+            <w:tcW w:w="2123" w:type="dxa"/>
+          </w:tcPr>
+          <w:p>
+            <w:pPr>
+              <w:pStyle w:val="Prrafodelista"/>
+              <w:ind w:left="0"/>
+              <w:jc w:val="both"/>
+              <w:rPr>
+                <w:i/>
+                <w:sz w:val="24"/>
+                <w:szCs w:val="24"/>
+              </w:rPr>
+            </w:pPr>
+            <w:r>
+              <w:rPr>
+                <w:i/>
+                <w:sz w:val="24"/>
+                <w:szCs w:val="24"/>
+              </w:rPr>
+              <w:t>0.00</w:t>
+            </w:r>
+          </w:p>
+        </w:tc>
+        <w:tc>
+          <w:tcPr>
+            <w:tcW w:w="2124" w:type="dxa"/>
+          </w:tcPr>
+          <w:p>
+            <w:pPr>
+              <w:pStyle w:val="Prrafodelista"/>
+              <w:ind w:left="0"/>
+              <w:jc w:val="both"/>
+              <w:rPr>
+                <w:i/>
+                <w:sz w:val="24"/>
+                <w:szCs w:val="24"/>
+              </w:rPr>
+            </w:pPr>
+            <w:r>
+              <w:rPr>
+                <w:i/>
+                <w:sz w:val="24"/>
+                <w:szCs w:val="24"/>
+              </w:rPr>
+              <w:t>4</w:t>
+            </w:r>
+          </w:p>
+        </w:tc>
+        <w:tc>
+          <w:tcPr>
+            <w:tcW w:w="2124" w:type="dxa"/>
+          </w:tcPr>
+          <w:p>
+            <w:pPr>
+              <w:pStyle w:val="Prrafodelista"/>
+              <w:ind w:left="0"/>
+              <w:jc w:val="both"/>
+              <w:rPr>
+                <w:i/>
+                <w:sz w:val="24"/>
+                <w:szCs w:val="24"/>
+              </w:rPr>
+            </w:pPr>
+            <w:r>
+              <w:rPr>
+                <w:i/>
+                <w:sz w:val="24"/>
+                <w:szCs w:val="24"/>
+              </w:rPr>
+              <w:t>0.00</w:t>
+            </w:r>
+          </w:p>
+        </w:tc>
+      </w:tr>
+      <w:tr>
+        <w:tc>
+          <w:tcPr>
+            <w:tcW w:w="2123" w:type="dxa"/>
+          </w:tcPr>
+          <w:p>
+            <w:pPr>
+              <w:pStyle w:val="Prrafodelista"/>
+              <w:ind w:left="0"/>
+              <w:jc w:val="both"/>
+              <w:rPr>
+                <w:i/>
+                <w:sz w:val="24"/>
+                <w:szCs w:val="24"/>
+              </w:rPr>
+            </w:pPr>
+            <w:r>
+              <w:rPr>
+                <w:i/>
+                <w:sz w:val="24"/>
+                <w:szCs w:val="24"/>
+              </w:rPr>
+              <w:t>Total</w:t>
+            </w:r>
+          </w:p>
+        </w:tc>
+        <w:tc>
+          <w:tcPr>
+            <w:tcW w:w="2123" w:type="dxa"/>
+          </w:tcPr>
+          <w:p>
+            <w:pPr>
+              <w:pStyle w:val="Prrafodelista"/>
+              <w:ind w:left="0"/>
+              <w:jc w:val="both"/>
+              <w:rPr>
+                <w:i/>
+                <w:sz w:val="24"/>
+                <w:szCs w:val="24"/>
+              </w:rPr>
+            </w:pPr>
+          </w:p>
+        </w:tc>
+        <w:tc>
+          <w:tcPr>
+            <w:tcW w:w="2124" w:type="dxa"/>
+          </w:tcPr>
+          <w:p>
+            <w:pPr>
+              <w:pStyle w:val="Prrafodelista"/>
+              <w:ind w:left="0"/>
+              <w:jc w:val="both"/>
+              <w:rPr>
+                <w:i/>
+                <w:sz w:val="24"/>
+                <w:szCs w:val="24"/>
+              </w:rPr>
+            </w:pPr>
+          </w:p>
+        </w:tc>
+        <w:tc>
+          <w:tcPr>
+            <w:tcW w:w="2124" w:type="dxa"/>
+          </w:tcPr>
+          <w:p>
+            <w:pPr>
+              <w:pStyle w:val="Prrafodelista"/>
+              <w:ind w:left="0"/>
+              <w:jc w:val="both"/>
+              <w:rPr>
+                <w:i/>
+                <w:sz w:val="24"/>
+                <w:szCs w:val="24"/>
+              </w:rPr>
+            </w:pPr>
+            <w:r>
+              <w:rPr>
+                <w:i/>
+                <w:sz w:val="24"/>
+                <w:szCs w:val="24"/>
+              </w:rPr>
+              <w:t>S/ 560.00</w:t>
+            </w:r>
+          </w:p>
+        </w:tc>
+      </w:tr>
+    </w:tbl>
+    <w:p>
+      <w:pPr>
+        <w:pStyle w:val="Default"/>
+        <w:jc w:val="both"/>
+        <w:rPr>
+          <w:rFonts w:asciiTheme="minorHAnsi" w:hAnsiTheme="minorHAnsi" w:cstheme="minorBidi"/>
+          <w:color w:val="auto"/>
+        </w:rPr>
+      </w:pPr>
     </w:p>
     <w:p>
       <w:pPr>
@@ -4208,61 +6381,425 @@
         <w:t>Costos del ambiente</w:t>
       </w:r>
     </w:p>
+    <w:tbl>
+      <w:tblPr>
+        <w:tblStyle w:val="Tablaconcuadrcula"/>
+        <w:tblW w:w="0" w:type="auto"/>
+        <w:tblInd w:w="360" w:type="dxa"/>
+        <w:tblLook w:val="04A0" w:firstRow="1" w:lastRow="0" w:firstColumn="1" w:lastColumn="0" w:noHBand="0" w:noVBand="1"/>
+      </w:tblPr>
+      <w:tblGrid>
+        <w:gridCol w:w="2722"/>
+        <w:gridCol w:w="2724"/>
+        <w:gridCol w:w="2688"/>
+      </w:tblGrid>
+      <w:tr>
+        <w:tc>
+          <w:tcPr>
+            <w:tcW w:w="2831" w:type="dxa"/>
+          </w:tcPr>
+          <w:p>
+            <w:pPr>
+              <w:pStyle w:val="Prrafodelista"/>
+              <w:ind w:left="0"/>
+              <w:jc w:val="both"/>
+              <w:rPr>
+                <w:sz w:val="24"/>
+                <w:szCs w:val="24"/>
+              </w:rPr>
+            </w:pPr>
+            <w:r>
+              <w:rPr>
+                <w:sz w:val="24"/>
+                <w:szCs w:val="24"/>
+              </w:rPr>
+              <w:t>Concepto</w:t>
+            </w:r>
+          </w:p>
+        </w:tc>
+        <w:tc>
+          <w:tcPr>
+            <w:tcW w:w="2831" w:type="dxa"/>
+          </w:tcPr>
+          <w:p>
+            <w:pPr>
+              <w:pStyle w:val="Prrafodelista"/>
+              <w:ind w:left="0"/>
+              <w:jc w:val="both"/>
+              <w:rPr>
+                <w:sz w:val="24"/>
+                <w:szCs w:val="24"/>
+              </w:rPr>
+            </w:pPr>
+            <w:r>
+              <w:rPr>
+                <w:sz w:val="24"/>
+                <w:szCs w:val="24"/>
+              </w:rPr>
+              <w:t>Descripción</w:t>
+            </w:r>
+          </w:p>
+        </w:tc>
+        <w:tc>
+          <w:tcPr>
+            <w:tcW w:w="2832" w:type="dxa"/>
+          </w:tcPr>
+          <w:p>
+            <w:pPr>
+              <w:pStyle w:val="Prrafodelista"/>
+              <w:ind w:left="0"/>
+              <w:jc w:val="both"/>
+              <w:rPr>
+                <w:sz w:val="24"/>
+                <w:szCs w:val="24"/>
+              </w:rPr>
+            </w:pPr>
+            <w:r>
+              <w:rPr>
+                <w:sz w:val="24"/>
+                <w:szCs w:val="24"/>
+              </w:rPr>
+              <w:t>Costo (S/)</w:t>
+            </w:r>
+          </w:p>
+        </w:tc>
+      </w:tr>
+      <w:tr>
+        <w:tc>
+          <w:tcPr>
+            <w:tcW w:w="2831" w:type="dxa"/>
+          </w:tcPr>
+          <w:p>
+            <w:pPr>
+              <w:pStyle w:val="Prrafodelista"/>
+              <w:ind w:left="0"/>
+              <w:jc w:val="both"/>
+              <w:rPr>
+                <w:sz w:val="24"/>
+                <w:szCs w:val="24"/>
+              </w:rPr>
+            </w:pPr>
+            <w:r>
+              <w:rPr>
+                <w:sz w:val="24"/>
+                <w:szCs w:val="24"/>
+              </w:rPr>
+              <w:t>Licencia SQL Server</w:t>
+            </w:r>
+          </w:p>
+        </w:tc>
+        <w:tc>
+          <w:tcPr>
+            <w:tcW w:w="2831" w:type="dxa"/>
+          </w:tcPr>
+          <w:p>
+            <w:pPr>
+              <w:pStyle w:val="Prrafodelista"/>
+              <w:ind w:left="0"/>
+              <w:jc w:val="both"/>
+              <w:rPr>
+                <w:sz w:val="24"/>
+                <w:szCs w:val="24"/>
+              </w:rPr>
+            </w:pPr>
+            <w:r>
+              <w:rPr>
+                <w:sz w:val="24"/>
+                <w:szCs w:val="24"/>
+              </w:rPr>
+              <w:t xml:space="preserve">Versión </w:t>
+            </w:r>
+            <w:proofErr w:type="spellStart"/>
+            <w:r>
+              <w:rPr>
+                <w:sz w:val="24"/>
+                <w:szCs w:val="24"/>
+              </w:rPr>
+              <w:t>Developer</w:t>
+            </w:r>
+            <w:proofErr w:type="spellEnd"/>
+            <w:r>
+              <w:rPr>
+                <w:sz w:val="24"/>
+                <w:szCs w:val="24"/>
+              </w:rPr>
+              <w:t xml:space="preserve"> / Express</w:t>
+            </w:r>
+          </w:p>
+        </w:tc>
+        <w:tc>
+          <w:tcPr>
+            <w:tcW w:w="2832" w:type="dxa"/>
+          </w:tcPr>
+          <w:p>
+            <w:pPr>
+              <w:pStyle w:val="Prrafodelista"/>
+              <w:ind w:left="0"/>
+              <w:jc w:val="both"/>
+              <w:rPr>
+                <w:sz w:val="24"/>
+                <w:szCs w:val="24"/>
+              </w:rPr>
+            </w:pPr>
+            <w:r>
+              <w:rPr>
+                <w:sz w:val="24"/>
+                <w:szCs w:val="24"/>
+              </w:rPr>
+              <w:t>0.00</w:t>
+            </w:r>
+          </w:p>
+        </w:tc>
+      </w:tr>
+      <w:tr>
+        <w:tc>
+          <w:tcPr>
+            <w:tcW w:w="2831" w:type="dxa"/>
+          </w:tcPr>
+          <w:p>
+            <w:pPr>
+              <w:pStyle w:val="Prrafodelista"/>
+              <w:ind w:left="0"/>
+              <w:jc w:val="both"/>
+              <w:rPr>
+                <w:sz w:val="24"/>
+                <w:szCs w:val="24"/>
+              </w:rPr>
+            </w:pPr>
+            <w:r>
+              <w:rPr>
+                <w:sz w:val="24"/>
+                <w:szCs w:val="24"/>
+              </w:rPr>
+              <w:t>Repositorio GitHub</w:t>
+            </w:r>
+          </w:p>
+        </w:tc>
+        <w:tc>
+          <w:tcPr>
+            <w:tcW w:w="2831" w:type="dxa"/>
+          </w:tcPr>
+          <w:p>
+            <w:pPr>
+              <w:pStyle w:val="Prrafodelista"/>
+              <w:ind w:left="0"/>
+              <w:jc w:val="both"/>
+              <w:rPr>
+                <w:sz w:val="24"/>
+                <w:szCs w:val="24"/>
+              </w:rPr>
+            </w:pPr>
+            <w:r>
+              <w:rPr>
+                <w:sz w:val="24"/>
+                <w:szCs w:val="24"/>
+              </w:rPr>
+              <w:t>Plan Free (Privado)</w:t>
+            </w:r>
+          </w:p>
+        </w:tc>
+        <w:tc>
+          <w:tcPr>
+            <w:tcW w:w="2832" w:type="dxa"/>
+          </w:tcPr>
+          <w:p>
+            <w:pPr>
+              <w:pStyle w:val="Prrafodelista"/>
+              <w:ind w:left="0"/>
+              <w:jc w:val="both"/>
+              <w:rPr>
+                <w:sz w:val="24"/>
+                <w:szCs w:val="24"/>
+              </w:rPr>
+            </w:pPr>
+            <w:r>
+              <w:rPr>
+                <w:sz w:val="24"/>
+                <w:szCs w:val="24"/>
+              </w:rPr>
+              <w:t>0.00</w:t>
+            </w:r>
+          </w:p>
+        </w:tc>
+      </w:tr>
+      <w:tr>
+        <w:tc>
+          <w:tcPr>
+            <w:tcW w:w="2831" w:type="dxa"/>
+          </w:tcPr>
+          <w:p>
+            <w:pPr>
+              <w:pStyle w:val="Prrafodelista"/>
+              <w:ind w:left="0"/>
+              <w:jc w:val="both"/>
+              <w:rPr>
+                <w:sz w:val="24"/>
+                <w:szCs w:val="24"/>
+              </w:rPr>
+            </w:pPr>
+            <w:r>
+              <w:rPr>
+                <w:sz w:val="24"/>
+                <w:szCs w:val="24"/>
+              </w:rPr>
+              <w:t>Python &amp; Librerías</w:t>
+            </w:r>
+          </w:p>
+        </w:tc>
+        <w:tc>
+          <w:tcPr>
+            <w:tcW w:w="2831" w:type="dxa"/>
+          </w:tcPr>
+          <w:p>
+            <w:pPr>
+              <w:pStyle w:val="Prrafodelista"/>
+              <w:ind w:left="0"/>
+              <w:jc w:val="both"/>
+              <w:rPr>
+                <w:sz w:val="24"/>
+                <w:szCs w:val="24"/>
+              </w:rPr>
+            </w:pPr>
+            <w:r>
+              <w:rPr>
+                <w:sz w:val="24"/>
+                <w:szCs w:val="24"/>
+              </w:rPr>
+              <w:t xml:space="preserve">Open </w:t>
+            </w:r>
+            <w:proofErr w:type="spellStart"/>
+            <w:r>
+              <w:rPr>
+                <w:sz w:val="24"/>
+                <w:szCs w:val="24"/>
+              </w:rPr>
+              <w:t>Source</w:t>
+            </w:r>
+            <w:proofErr w:type="spellEnd"/>
+            <w:r>
+              <w:rPr>
+                <w:sz w:val="24"/>
+                <w:szCs w:val="24"/>
+              </w:rPr>
+              <w:t xml:space="preserve"> (Software Libre)</w:t>
+            </w:r>
+          </w:p>
+        </w:tc>
+        <w:tc>
+          <w:tcPr>
+            <w:tcW w:w="2832" w:type="dxa"/>
+          </w:tcPr>
+          <w:p>
+            <w:pPr>
+              <w:pStyle w:val="Prrafodelista"/>
+              <w:ind w:left="0"/>
+              <w:jc w:val="both"/>
+              <w:rPr>
+                <w:sz w:val="24"/>
+                <w:szCs w:val="24"/>
+              </w:rPr>
+            </w:pPr>
+            <w:r>
+              <w:rPr>
+                <w:sz w:val="24"/>
+                <w:szCs w:val="24"/>
+              </w:rPr>
+              <w:t>0.00</w:t>
+            </w:r>
+          </w:p>
+        </w:tc>
+      </w:tr>
+      <w:tr>
+        <w:tc>
+          <w:tcPr>
+            <w:tcW w:w="2831" w:type="dxa"/>
+          </w:tcPr>
+          <w:p>
+            <w:pPr>
+              <w:pStyle w:val="Prrafodelista"/>
+              <w:ind w:left="0"/>
+              <w:jc w:val="both"/>
+              <w:rPr>
+                <w:sz w:val="24"/>
+                <w:szCs w:val="24"/>
+              </w:rPr>
+            </w:pPr>
+            <w:r>
+              <w:rPr>
+                <w:sz w:val="24"/>
+                <w:szCs w:val="24"/>
+              </w:rPr>
+              <w:t>Total</w:t>
+            </w:r>
+          </w:p>
+        </w:tc>
+        <w:tc>
+          <w:tcPr>
+            <w:tcW w:w="2831" w:type="dxa"/>
+          </w:tcPr>
+          <w:p>
+            <w:pPr>
+              <w:pStyle w:val="Prrafodelista"/>
+              <w:ind w:left="0"/>
+              <w:jc w:val="both"/>
+              <w:rPr>
+                <w:sz w:val="24"/>
+                <w:szCs w:val="24"/>
+              </w:rPr>
+            </w:pPr>
+          </w:p>
+        </w:tc>
+        <w:tc>
+          <w:tcPr>
+            <w:tcW w:w="2832" w:type="dxa"/>
+          </w:tcPr>
+          <w:p>
+            <w:pPr>
+              <w:pStyle w:val="Prrafodelista"/>
+              <w:ind w:left="0"/>
+              <w:jc w:val="both"/>
+              <w:rPr>
+                <w:sz w:val="24"/>
+                <w:szCs w:val="24"/>
+              </w:rPr>
+            </w:pPr>
+            <w:r>
+              <w:rPr>
+                <w:sz w:val="24"/>
+                <w:szCs w:val="24"/>
+              </w:rPr>
+              <w:t>S/</w:t>
+            </w:r>
+            <w:r>
+              <w:rPr>
+                <w:sz w:val="24"/>
+                <w:szCs w:val="24"/>
+              </w:rPr>
+              <w:t>0.00</w:t>
+            </w:r>
+          </w:p>
+        </w:tc>
+      </w:tr>
+    </w:tbl>
     <w:p>
       <w:pPr>
         <w:pStyle w:val="Prrafodelista"/>
-        <w:ind w:left="360"/>
-        <w:jc w:val="both"/>
-        <w:rPr>
-          <w:i/>
-          <w:sz w:val="24"/>
-          <w:szCs w:val="24"/>
-        </w:rPr>
-      </w:pPr>
-      <w:r>
-        <w:rPr>
-          <w:sz w:val="24"/>
-          <w:szCs w:val="24"/>
-        </w:rPr>
-        <w:t>{</w:t>
-      </w:r>
-      <w:r>
-        <w:rPr>
-          <w:i/>
-          <w:sz w:val="24"/>
-          <w:szCs w:val="24"/>
-        </w:rPr>
-        <w:t xml:space="preserve">Evaluar si se cuenta con los requerimientos técnicos para la </w:t>
-      </w:r>
-      <w:r>
-        <w:rPr>
-          <w:i/>
-          <w:sz w:val="24"/>
-          <w:szCs w:val="24"/>
-        </w:rPr>
-        <w:t>implantación</w:t>
-      </w:r>
-      <w:r>
-        <w:rPr>
-          <w:i/>
-          <w:sz w:val="24"/>
-          <w:szCs w:val="24"/>
-        </w:rPr>
-        <w:t xml:space="preserve"> del software como el dominio, infraestructura de red, acceso a internet, etc.</w:t>
-      </w:r>
-      <w:r>
-        <w:rPr>
-          <w:i/>
-          <w:sz w:val="24"/>
-          <w:szCs w:val="24"/>
-        </w:rPr>
-        <w:t>}</w:t>
-      </w:r>
+        <w:tabs>
+          <w:tab w:val="left" w:pos="993"/>
+        </w:tabs>
+        <w:jc w:val="both"/>
+        <w:rPr>
+          <w:sz w:val="24"/>
+          <w:szCs w:val="24"/>
+        </w:rPr>
+      </w:pPr>
     </w:p>
     <w:p>
       <w:pPr>
         <w:pStyle w:val="Prrafodelista"/>
-        <w:ind w:left="360"/>
+        <w:tabs>
+          <w:tab w:val="left" w:pos="993"/>
+        </w:tabs>
         <w:jc w:val="both"/>
         <w:rPr>
           <w:sz w:val="24"/>
@@ -4289,144 +6826,333 @@
           <w:sz w:val="24"/>
           <w:szCs w:val="24"/>
         </w:rPr>
+        <w:lastRenderedPageBreak/>
         <w:t>Costos de personal</w:t>
       </w:r>
     </w:p>
+    <w:tbl>
+      <w:tblPr>
+        <w:tblStyle w:val="Tablaconcuadrcula"/>
+        <w:tblW w:w="0" w:type="auto"/>
+        <w:tblInd w:w="993" w:type="dxa"/>
+        <w:tblLook w:val="04A0" w:firstRow="1" w:lastRow="0" w:firstColumn="1" w:lastColumn="0" w:noHBand="0" w:noVBand="1"/>
+      </w:tblPr>
+      <w:tblGrid>
+        <w:gridCol w:w="1826"/>
+        <w:gridCol w:w="1906"/>
+        <w:gridCol w:w="1913"/>
+        <w:gridCol w:w="1856"/>
+      </w:tblGrid>
+      <w:tr>
+        <w:tc>
+          <w:tcPr>
+            <w:tcW w:w="2123" w:type="dxa"/>
+          </w:tcPr>
+          <w:p>
+            <w:pPr>
+              <w:pStyle w:val="Prrafodelista"/>
+              <w:ind w:left="0"/>
+              <w:jc w:val="both"/>
+              <w:rPr>
+                <w:sz w:val="24"/>
+                <w:szCs w:val="24"/>
+              </w:rPr>
+            </w:pPr>
+            <w:r>
+              <w:rPr>
+                <w:sz w:val="24"/>
+                <w:szCs w:val="24"/>
+              </w:rPr>
+              <w:t>Rol</w:t>
+            </w:r>
+          </w:p>
+        </w:tc>
+        <w:tc>
+          <w:tcPr>
+            <w:tcW w:w="2123" w:type="dxa"/>
+          </w:tcPr>
+          <w:p>
+            <w:pPr>
+              <w:pStyle w:val="Prrafodelista"/>
+              <w:ind w:left="0"/>
+              <w:jc w:val="both"/>
+              <w:rPr>
+                <w:sz w:val="24"/>
+                <w:szCs w:val="24"/>
+              </w:rPr>
+            </w:pPr>
+            <w:r>
+              <w:rPr>
+                <w:sz w:val="24"/>
+                <w:szCs w:val="24"/>
+              </w:rPr>
+              <w:t>Cantidad</w:t>
+            </w:r>
+          </w:p>
+        </w:tc>
+        <w:tc>
+          <w:tcPr>
+            <w:tcW w:w="2124" w:type="dxa"/>
+          </w:tcPr>
+          <w:p>
+            <w:pPr>
+              <w:pStyle w:val="Prrafodelista"/>
+              <w:ind w:left="0"/>
+              <w:jc w:val="both"/>
+              <w:rPr>
+                <w:sz w:val="24"/>
+                <w:szCs w:val="24"/>
+              </w:rPr>
+            </w:pPr>
+            <w:r>
+              <w:rPr>
+                <w:sz w:val="24"/>
+                <w:szCs w:val="24"/>
+              </w:rPr>
+              <w:t>Pago Mensual Estimado (S/)</w:t>
+            </w:r>
+          </w:p>
+        </w:tc>
+        <w:tc>
+          <w:tcPr>
+            <w:tcW w:w="2124" w:type="dxa"/>
+          </w:tcPr>
+          <w:p>
+            <w:pPr>
+              <w:pStyle w:val="Prrafodelista"/>
+              <w:ind w:left="0"/>
+              <w:jc w:val="both"/>
+              <w:rPr>
+                <w:sz w:val="24"/>
+                <w:szCs w:val="24"/>
+              </w:rPr>
+            </w:pPr>
+            <w:r>
+              <w:rPr>
+                <w:sz w:val="24"/>
+                <w:szCs w:val="24"/>
+              </w:rPr>
+              <w:t>Meses</w:t>
+            </w:r>
+          </w:p>
+        </w:tc>
+      </w:tr>
+      <w:tr>
+        <w:tc>
+          <w:tcPr>
+            <w:tcW w:w="2123" w:type="dxa"/>
+          </w:tcPr>
+          <w:p>
+            <w:pPr>
+              <w:pStyle w:val="Prrafodelista"/>
+              <w:ind w:left="0"/>
+              <w:jc w:val="both"/>
+              <w:rPr>
+                <w:sz w:val="24"/>
+                <w:szCs w:val="24"/>
+              </w:rPr>
+            </w:pPr>
+          </w:p>
+        </w:tc>
+        <w:tc>
+          <w:tcPr>
+            <w:tcW w:w="2123" w:type="dxa"/>
+          </w:tcPr>
+          <w:p>
+            <w:pPr>
+              <w:pStyle w:val="Prrafodelista"/>
+              <w:ind w:left="0"/>
+              <w:jc w:val="both"/>
+              <w:rPr>
+                <w:sz w:val="24"/>
+                <w:szCs w:val="24"/>
+              </w:rPr>
+            </w:pPr>
+          </w:p>
+        </w:tc>
+        <w:tc>
+          <w:tcPr>
+            <w:tcW w:w="2124" w:type="dxa"/>
+          </w:tcPr>
+          <w:p>
+            <w:pPr>
+              <w:pStyle w:val="Prrafodelista"/>
+              <w:ind w:left="0"/>
+              <w:jc w:val="both"/>
+              <w:rPr>
+                <w:sz w:val="24"/>
+                <w:szCs w:val="24"/>
+              </w:rPr>
+            </w:pPr>
+          </w:p>
+        </w:tc>
+        <w:tc>
+          <w:tcPr>
+            <w:tcW w:w="2124" w:type="dxa"/>
+          </w:tcPr>
+          <w:p>
+            <w:pPr>
+              <w:pStyle w:val="Prrafodelista"/>
+              <w:ind w:left="0"/>
+              <w:jc w:val="both"/>
+              <w:rPr>
+                <w:sz w:val="24"/>
+                <w:szCs w:val="24"/>
+              </w:rPr>
+            </w:pPr>
+          </w:p>
+        </w:tc>
+      </w:tr>
+      <w:tr>
+        <w:tc>
+          <w:tcPr>
+            <w:tcW w:w="2123" w:type="dxa"/>
+          </w:tcPr>
+          <w:p>
+            <w:pPr>
+              <w:pStyle w:val="Prrafodelista"/>
+              <w:ind w:left="0"/>
+              <w:jc w:val="both"/>
+              <w:rPr>
+                <w:sz w:val="24"/>
+                <w:szCs w:val="24"/>
+              </w:rPr>
+            </w:pPr>
+          </w:p>
+        </w:tc>
+        <w:tc>
+          <w:tcPr>
+            <w:tcW w:w="2123" w:type="dxa"/>
+          </w:tcPr>
+          <w:p>
+            <w:pPr>
+              <w:pStyle w:val="Prrafodelista"/>
+              <w:ind w:left="0"/>
+              <w:jc w:val="both"/>
+              <w:rPr>
+                <w:sz w:val="24"/>
+                <w:szCs w:val="24"/>
+              </w:rPr>
+            </w:pPr>
+          </w:p>
+        </w:tc>
+        <w:tc>
+          <w:tcPr>
+            <w:tcW w:w="2124" w:type="dxa"/>
+          </w:tcPr>
+          <w:p>
+            <w:pPr>
+              <w:pStyle w:val="Prrafodelista"/>
+              <w:ind w:left="0"/>
+              <w:jc w:val="both"/>
+              <w:rPr>
+                <w:sz w:val="24"/>
+                <w:szCs w:val="24"/>
+              </w:rPr>
+            </w:pPr>
+          </w:p>
+        </w:tc>
+        <w:tc>
+          <w:tcPr>
+            <w:tcW w:w="2124" w:type="dxa"/>
+          </w:tcPr>
+          <w:p>
+            <w:pPr>
+              <w:pStyle w:val="Prrafodelista"/>
+              <w:ind w:left="0"/>
+              <w:jc w:val="both"/>
+              <w:rPr>
+                <w:sz w:val="24"/>
+                <w:szCs w:val="24"/>
+              </w:rPr>
+            </w:pPr>
+          </w:p>
+        </w:tc>
+      </w:tr>
+      <w:tr>
+        <w:tc>
+          <w:tcPr>
+            <w:tcW w:w="2123" w:type="dxa"/>
+          </w:tcPr>
+          <w:p>
+            <w:pPr>
+              <w:pStyle w:val="Prrafodelista"/>
+              <w:ind w:left="0"/>
+              <w:jc w:val="both"/>
+              <w:rPr>
+                <w:sz w:val="24"/>
+                <w:szCs w:val="24"/>
+              </w:rPr>
+            </w:pPr>
+            <w:r>
+              <w:rPr>
+                <w:sz w:val="24"/>
+                <w:szCs w:val="24"/>
+              </w:rPr>
+              <w:t>Total</w:t>
+            </w:r>
+          </w:p>
+        </w:tc>
+        <w:tc>
+          <w:tcPr>
+            <w:tcW w:w="2123" w:type="dxa"/>
+          </w:tcPr>
+          <w:p>
+            <w:pPr>
+              <w:pStyle w:val="Prrafodelista"/>
+              <w:ind w:left="0"/>
+              <w:jc w:val="both"/>
+              <w:rPr>
+                <w:sz w:val="24"/>
+                <w:szCs w:val="24"/>
+              </w:rPr>
+            </w:pPr>
+          </w:p>
+        </w:tc>
+        <w:tc>
+          <w:tcPr>
+            <w:tcW w:w="2124" w:type="dxa"/>
+          </w:tcPr>
+          <w:p>
+            <w:pPr>
+              <w:pStyle w:val="Prrafodelista"/>
+              <w:ind w:left="0"/>
+              <w:jc w:val="both"/>
+              <w:rPr>
+                <w:sz w:val="24"/>
+                <w:szCs w:val="24"/>
+              </w:rPr>
+            </w:pPr>
+          </w:p>
+        </w:tc>
+        <w:tc>
+          <w:tcPr>
+            <w:tcW w:w="2124" w:type="dxa"/>
+          </w:tcPr>
+          <w:p>
+            <w:pPr>
+              <w:pStyle w:val="Prrafodelista"/>
+              <w:ind w:left="0"/>
+              <w:jc w:val="both"/>
+              <w:rPr>
+                <w:sz w:val="24"/>
+                <w:szCs w:val="24"/>
+              </w:rPr>
+            </w:pPr>
+          </w:p>
+        </w:tc>
+      </w:tr>
+    </w:tbl>
     <w:p>
       <w:pPr>
         <w:pStyle w:val="Prrafodelista"/>
-        <w:ind w:left="360"/>
-        <w:jc w:val="both"/>
-        <w:rPr>
-          <w:i/>
-          <w:sz w:val="24"/>
-          <w:szCs w:val="24"/>
-        </w:rPr>
-      </w:pPr>
-      <w:r>
-        <w:rPr>
-          <w:i/>
-          <w:sz w:val="24"/>
-          <w:szCs w:val="24"/>
-        </w:rPr>
-        <w:t>{</w:t>
-      </w:r>
-      <w:r>
-        <w:rPr>
-          <w:i/>
-          <w:sz w:val="24"/>
-          <w:szCs w:val="24"/>
-        </w:rPr>
-        <w:t>Aquí se incluyen los gastos generados por el recurso humano que se necesita para el desarrollo del sistema únicamente</w:t>
-      </w:r>
-      <w:r>
-        <w:rPr>
-          <w:i/>
-          <w:sz w:val="24"/>
-          <w:szCs w:val="24"/>
-        </w:rPr>
-        <w:t>.</w:t>
-      </w:r>
-    </w:p>
-    <w:p>
-      <w:pPr>
-        <w:pStyle w:val="Prrafodelista"/>
-        <w:ind w:left="360"/>
-        <w:jc w:val="both"/>
-        <w:rPr>
-          <w:i/>
-          <w:sz w:val="24"/>
-          <w:szCs w:val="24"/>
-        </w:rPr>
-      </w:pPr>
-      <w:r>
-        <w:rPr>
-          <w:i/>
-          <w:sz w:val="24"/>
-          <w:szCs w:val="24"/>
-        </w:rPr>
-        <w:t xml:space="preserve">No se </w:t>
-      </w:r>
-      <w:r>
-        <w:rPr>
-          <w:i/>
-          <w:sz w:val="24"/>
-          <w:szCs w:val="24"/>
-        </w:rPr>
-        <w:t>considerará</w:t>
-      </w:r>
-      <w:r>
-        <w:rPr>
-          <w:i/>
-          <w:sz w:val="24"/>
-          <w:szCs w:val="24"/>
-        </w:rPr>
-        <w:t xml:space="preserve"> personal </w:t>
-      </w:r>
-      <w:r>
-        <w:rPr>
-          <w:i/>
-          <w:sz w:val="24"/>
-          <w:szCs w:val="24"/>
-        </w:rPr>
-        <w:t xml:space="preserve">para la operación y funcionamiento del sistema. </w:t>
-      </w:r>
-    </w:p>
-    <w:p>
-      <w:pPr>
-        <w:pStyle w:val="Prrafodelista"/>
-        <w:ind w:left="360"/>
-        <w:jc w:val="both"/>
-        <w:rPr>
-          <w:i/>
-          <w:sz w:val="24"/>
-          <w:szCs w:val="24"/>
-        </w:rPr>
-      </w:pPr>
-      <w:r>
-        <w:rPr>
-          <w:i/>
-          <w:sz w:val="24"/>
-          <w:szCs w:val="24"/>
-        </w:rPr>
-        <w:t>Incluir</w:t>
-      </w:r>
-      <w:r>
-        <w:rPr>
-          <w:i/>
-          <w:sz w:val="24"/>
-          <w:szCs w:val="24"/>
-        </w:rPr>
-        <w:t xml:space="preserve"> tabla que muestra los gastos correspondientes al personal.</w:t>
-      </w:r>
-    </w:p>
-    <w:p>
-      <w:pPr>
-        <w:pStyle w:val="Prrafodelista"/>
-        <w:ind w:left="360"/>
-        <w:jc w:val="both"/>
-        <w:rPr>
-          <w:i/>
-          <w:sz w:val="24"/>
-          <w:szCs w:val="24"/>
-        </w:rPr>
-      </w:pPr>
-      <w:r>
-        <w:rPr>
-          <w:i/>
-          <w:sz w:val="24"/>
-          <w:szCs w:val="24"/>
-        </w:rPr>
-        <w:t>Indicar organización y roles.</w:t>
-      </w:r>
-      <w:r>
-        <w:rPr>
-          <w:i/>
-          <w:sz w:val="24"/>
-          <w:szCs w:val="24"/>
-        </w:rPr>
-        <w:t xml:space="preserve"> Indicar horario de trabajo del personal.}</w:t>
-      </w:r>
+        <w:ind w:left="993"/>
+        <w:jc w:val="both"/>
+        <w:rPr>
+          <w:sz w:val="24"/>
+          <w:szCs w:val="24"/>
+        </w:rPr>
+      </w:pPr>
     </w:p>
     <w:p>
       <w:pPr>
@@ -4450,42 +7176,264 @@
         <w:t xml:space="preserve">Costos totales del desarrollo del sistema </w:t>
       </w:r>
     </w:p>
-    <w:p>
-      <w:pPr>
-        <w:pStyle w:val="Default"/>
-        <w:ind w:left="360"/>
-        <w:jc w:val="both"/>
-        <w:rPr>
-          <w:rFonts w:asciiTheme="minorHAnsi" w:hAnsiTheme="minorHAnsi" w:cstheme="minorBidi"/>
-          <w:i/>
-          <w:color w:val="auto"/>
-        </w:rPr>
-      </w:pPr>
-      <w:r>
-        <w:rPr>
-          <w:rFonts w:asciiTheme="minorHAnsi" w:hAnsiTheme="minorHAnsi" w:cstheme="minorBidi"/>
-          <w:i/>
-          <w:color w:val="auto"/>
-        </w:rPr>
-        <w:t>{</w:t>
-      </w:r>
-      <w:r>
-        <w:rPr>
-          <w:rFonts w:asciiTheme="minorHAnsi" w:hAnsiTheme="minorHAnsi" w:cstheme="minorBidi"/>
-          <w:i/>
-          <w:color w:val="auto"/>
-        </w:rPr>
-        <w:t>Totalizar costos y realizar resumen de costo final del proyecto y la forma de pago.</w:t>
-      </w:r>
-      <w:r>
-        <w:rPr>
-          <w:rFonts w:asciiTheme="minorHAnsi" w:hAnsiTheme="minorHAnsi" w:cstheme="minorBidi"/>
-          <w:i/>
-          <w:color w:val="auto"/>
-        </w:rPr>
-        <w:t>}</w:t>
-      </w:r>
-    </w:p>
+    <w:tbl>
+      <w:tblPr>
+        <w:tblStyle w:val="Tablaconcuadrcula"/>
+        <w:tblW w:w="0" w:type="auto"/>
+        <w:tblInd w:w="993" w:type="dxa"/>
+        <w:tblLook w:val="04A0" w:firstRow="1" w:lastRow="0" w:firstColumn="1" w:lastColumn="0" w:noHBand="0" w:noVBand="1"/>
+      </w:tblPr>
+      <w:tblGrid>
+        <w:gridCol w:w="3782"/>
+        <w:gridCol w:w="3719"/>
+      </w:tblGrid>
+      <w:tr>
+        <w:tc>
+          <w:tcPr>
+            <w:tcW w:w="4247" w:type="dxa"/>
+          </w:tcPr>
+          <w:p>
+            <w:pPr>
+              <w:pStyle w:val="Default"/>
+              <w:jc w:val="both"/>
+              <w:rPr>
+                <w:rFonts w:asciiTheme="minorHAnsi" w:hAnsiTheme="minorHAnsi" w:cstheme="minorBidi"/>
+                <w:color w:val="auto"/>
+              </w:rPr>
+            </w:pPr>
+            <w:r>
+              <w:rPr>
+                <w:rFonts w:asciiTheme="minorHAnsi" w:hAnsiTheme="minorHAnsi" w:cstheme="minorBidi"/>
+                <w:color w:val="auto"/>
+              </w:rPr>
+              <w:t>Categoría</w:t>
+            </w:r>
+          </w:p>
+        </w:tc>
+        <w:tc>
+          <w:tcPr>
+            <w:tcW w:w="4247" w:type="dxa"/>
+          </w:tcPr>
+          <w:p>
+            <w:pPr>
+              <w:pStyle w:val="Default"/>
+              <w:jc w:val="both"/>
+              <w:rPr>
+                <w:rFonts w:asciiTheme="minorHAnsi" w:hAnsiTheme="minorHAnsi" w:cstheme="minorBidi"/>
+                <w:color w:val="auto"/>
+              </w:rPr>
+            </w:pPr>
+            <w:r>
+              <w:rPr>
+                <w:rFonts w:asciiTheme="minorHAnsi" w:hAnsiTheme="minorHAnsi" w:cstheme="minorBidi"/>
+                <w:color w:val="auto"/>
+              </w:rPr>
+              <w:t>Monto (S/)</w:t>
+            </w:r>
+          </w:p>
+        </w:tc>
+      </w:tr>
+      <w:tr>
+        <w:tc>
+          <w:tcPr>
+            <w:tcW w:w="4247" w:type="dxa"/>
+          </w:tcPr>
+          <w:p>
+            <w:pPr>
+              <w:pStyle w:val="Default"/>
+              <w:jc w:val="both"/>
+              <w:rPr>
+                <w:rFonts w:asciiTheme="minorHAnsi" w:hAnsiTheme="minorHAnsi" w:cstheme="minorBidi"/>
+                <w:color w:val="auto"/>
+              </w:rPr>
+            </w:pPr>
+            <w:r>
+              <w:rPr>
+                <w:rFonts w:asciiTheme="minorHAnsi" w:hAnsiTheme="minorHAnsi" w:cstheme="minorBidi"/>
+                <w:color w:val="auto"/>
+              </w:rPr>
+              <w:t>Costos Generales</w:t>
+            </w:r>
+          </w:p>
+        </w:tc>
+        <w:tc>
+          <w:tcPr>
+            <w:tcW w:w="4247" w:type="dxa"/>
+          </w:tcPr>
+          <w:p>
+            <w:pPr>
+              <w:pStyle w:val="Default"/>
+              <w:jc w:val="both"/>
+              <w:rPr>
+                <w:rFonts w:asciiTheme="minorHAnsi" w:hAnsiTheme="minorHAnsi" w:cstheme="minorBidi"/>
+                <w:color w:val="auto"/>
+              </w:rPr>
+            </w:pPr>
+            <w:r>
+              <w:rPr>
+                <w:rFonts w:asciiTheme="minorHAnsi" w:hAnsiTheme="minorHAnsi" w:cstheme="minorBidi"/>
+                <w:color w:val="auto"/>
+              </w:rPr>
+              <w:t>300.00</w:t>
+            </w:r>
+          </w:p>
+        </w:tc>
+      </w:tr>
+      <w:tr>
+        <w:tc>
+          <w:tcPr>
+            <w:tcW w:w="4247" w:type="dxa"/>
+          </w:tcPr>
+          <w:p>
+            <w:pPr>
+              <w:pStyle w:val="Default"/>
+              <w:jc w:val="both"/>
+              <w:rPr>
+                <w:rFonts w:asciiTheme="minorHAnsi" w:hAnsiTheme="minorHAnsi" w:cstheme="minorBidi"/>
+                <w:color w:val="auto"/>
+              </w:rPr>
+            </w:pPr>
+            <w:r>
+              <w:rPr>
+                <w:rFonts w:asciiTheme="minorHAnsi" w:hAnsiTheme="minorHAnsi" w:cstheme="minorBidi"/>
+                <w:color w:val="auto"/>
+              </w:rPr>
+              <w:t>Costos Operativos</w:t>
+            </w:r>
+          </w:p>
+        </w:tc>
+        <w:tc>
+          <w:tcPr>
+            <w:tcW w:w="4247" w:type="dxa"/>
+          </w:tcPr>
+          <w:p>
+            <w:pPr>
+              <w:pStyle w:val="Default"/>
+              <w:jc w:val="both"/>
+              <w:rPr>
+                <w:rFonts w:asciiTheme="minorHAnsi" w:hAnsiTheme="minorHAnsi" w:cstheme="minorBidi"/>
+                <w:color w:val="auto"/>
+              </w:rPr>
+            </w:pPr>
+            <w:r>
+              <w:rPr>
+                <w:rFonts w:asciiTheme="minorHAnsi" w:hAnsiTheme="minorHAnsi" w:cstheme="minorBidi"/>
+                <w:color w:val="auto"/>
+              </w:rPr>
+              <w:t>560.00</w:t>
+            </w:r>
+          </w:p>
+        </w:tc>
+      </w:tr>
+      <w:tr>
+        <w:tc>
+          <w:tcPr>
+            <w:tcW w:w="4247" w:type="dxa"/>
+          </w:tcPr>
+          <w:p>
+            <w:pPr>
+              <w:pStyle w:val="Default"/>
+              <w:jc w:val="both"/>
+              <w:rPr>
+                <w:rFonts w:asciiTheme="minorHAnsi" w:hAnsiTheme="minorHAnsi" w:cstheme="minorBidi"/>
+                <w:color w:val="auto"/>
+              </w:rPr>
+            </w:pPr>
+            <w:r>
+              <w:rPr>
+                <w:rFonts w:asciiTheme="minorHAnsi" w:hAnsiTheme="minorHAnsi" w:cstheme="minorBidi"/>
+                <w:color w:val="auto"/>
+              </w:rPr>
+              <w:t>Costos de Personal</w:t>
+            </w:r>
+          </w:p>
+        </w:tc>
+        <w:tc>
+          <w:tcPr>
+            <w:tcW w:w="4247" w:type="dxa"/>
+          </w:tcPr>
+          <w:p>
+            <w:pPr>
+              <w:pStyle w:val="Default"/>
+              <w:jc w:val="both"/>
+              <w:rPr>
+                <w:rFonts w:asciiTheme="minorHAnsi" w:hAnsiTheme="minorHAnsi" w:cstheme="minorBidi"/>
+                <w:color w:val="auto"/>
+              </w:rPr>
+            </w:pPr>
+            <w:r>
+              <w:rPr>
+                <w:rFonts w:asciiTheme="minorHAnsi" w:hAnsiTheme="minorHAnsi" w:cstheme="minorBidi"/>
+                <w:color w:val="auto"/>
+              </w:rPr>
+              <w:t>-------</w:t>
+            </w:r>
+          </w:p>
+        </w:tc>
+      </w:tr>
+      <w:tr>
+        <w:tc>
+          <w:tcPr>
+            <w:tcW w:w="4247" w:type="dxa"/>
+          </w:tcPr>
+          <w:p>
+            <w:pPr>
+              <w:pStyle w:val="Default"/>
+              <w:jc w:val="both"/>
+              <w:rPr>
+                <w:rFonts w:asciiTheme="minorHAnsi" w:hAnsiTheme="minorHAnsi" w:cstheme="minorBidi"/>
+                <w:color w:val="auto"/>
+              </w:rPr>
+            </w:pPr>
+            <w:proofErr w:type="gramStart"/>
+            <w:r>
+              <w:rPr>
+                <w:rFonts w:asciiTheme="minorHAnsi" w:hAnsiTheme="minorHAnsi" w:cstheme="minorBidi"/>
+                <w:color w:val="auto"/>
+              </w:rPr>
+              <w:t>TOTAL</w:t>
+            </w:r>
+            <w:proofErr w:type="gramEnd"/>
+            <w:r>
+              <w:rPr>
+                <w:rFonts w:asciiTheme="minorHAnsi" w:hAnsiTheme="minorHAnsi" w:cstheme="minorBidi"/>
+                <w:color w:val="auto"/>
+              </w:rPr>
+              <w:t xml:space="preserve"> </w:t>
+            </w:r>
+            <w:r>
+              <w:rPr>
+                <w:rFonts w:asciiTheme="minorHAnsi" w:hAnsiTheme="minorHAnsi" w:cstheme="minorBidi"/>
+                <w:color w:val="auto"/>
+              </w:rPr>
+              <w:t>GENERAL</w:t>
+            </w:r>
+          </w:p>
+        </w:tc>
+        <w:tc>
+          <w:tcPr>
+            <w:tcW w:w="4247" w:type="dxa"/>
+          </w:tcPr>
+          <w:p>
+            <w:pPr>
+              <w:pStyle w:val="Default"/>
+              <w:jc w:val="both"/>
+              <w:rPr>
+                <w:rFonts w:asciiTheme="minorHAnsi" w:hAnsiTheme="minorHAnsi" w:cstheme="minorBidi"/>
+                <w:color w:val="auto"/>
+              </w:rPr>
+            </w:pPr>
+            <w:r>
+              <w:rPr>
+                <w:rFonts w:asciiTheme="minorHAnsi" w:hAnsiTheme="minorHAnsi" w:cstheme="minorBidi"/>
+                <w:color w:val="auto"/>
+              </w:rPr>
+              <w:t>--------</w:t>
+            </w:r>
+          </w:p>
+        </w:tc>
+      </w:tr>
+    </w:tbl>
     <w:p>
       <w:pPr>
         <w:pStyle w:val="Default"/>
@@ -4526,7 +7474,7 @@
           <w:szCs w:val="24"/>
         </w:rPr>
       </w:pPr>
-      <w:bookmarkStart w:id="7" w:name="_Toc52661352"/>
+      <w:bookmarkStart w:id="6" w:name="_Toc52661352"/>
       <w:r>
         <w:rPr>
           <w:sz w:val="24"/>
@@ -4534,72 +7482,118 @@
         </w:rPr>
         <w:t>Factibilidad Operativa</w:t>
       </w:r>
-      <w:bookmarkEnd w:id="7"/>
-    </w:p>
-    <w:p>
-      <w:pPr>
-        <w:pStyle w:val="Default"/>
-        <w:ind w:left="357"/>
-        <w:jc w:val="both"/>
-        <w:rPr>
-          <w:rFonts w:asciiTheme="minorHAnsi" w:hAnsiTheme="minorHAnsi"/>
-          <w:i/>
-        </w:rPr>
-      </w:pPr>
-      <w:r>
-        <w:rPr>
-          <w:rFonts w:asciiTheme="minorHAnsi" w:hAnsiTheme="minorHAnsi" w:cstheme="minorBidi"/>
-          <w:i/>
-          <w:color w:val="auto"/>
-        </w:rPr>
-        <w:t>{</w:t>
-      </w:r>
-      <w:r>
-        <w:rPr>
-          <w:rFonts w:asciiTheme="minorHAnsi" w:hAnsiTheme="minorHAnsi" w:cstheme="minorBidi"/>
-          <w:i/>
-          <w:color w:val="auto"/>
-        </w:rPr>
-        <w:t xml:space="preserve">Describir los beneficios del producto y si se tiene la capacidad por parte del cliente para mantener el sistema funcionando </w:t>
-      </w:r>
-      <w:r>
-        <w:rPr>
-          <w:rFonts w:asciiTheme="minorHAnsi" w:hAnsiTheme="minorHAnsi" w:cstheme="minorBidi"/>
-          <w:i/>
-          <w:color w:val="auto"/>
-        </w:rPr>
-        <w:t>y</w:t>
-      </w:r>
-      <w:r>
-        <w:rPr>
-          <w:rFonts w:asciiTheme="minorHAnsi" w:hAnsiTheme="minorHAnsi" w:cstheme="minorBidi"/>
-          <w:i/>
-          <w:color w:val="auto"/>
-        </w:rPr>
-        <w:t xml:space="preserve"> garantizar el buen funcionamiento y su impacto en los usuarios.</w:t>
-      </w:r>
-      <w:r>
-        <w:rPr>
-          <w:rFonts w:asciiTheme="minorHAnsi" w:hAnsiTheme="minorHAnsi" w:cstheme="minorBidi"/>
-          <w:i/>
-          <w:color w:val="auto"/>
-        </w:rPr>
-        <w:t xml:space="preserve"> Lista de interesados.</w:t>
-      </w:r>
-      <w:r>
-        <w:rPr>
-          <w:rFonts w:asciiTheme="minorHAnsi" w:hAnsiTheme="minorHAnsi"/>
-          <w:i/>
-        </w:rPr>
-        <w:t>}</w:t>
-      </w:r>
-    </w:p>
-    <w:p>
-      <w:pPr>
-        <w:pStyle w:val="Default"/>
-        <w:jc w:val="both"/>
-        <w:rPr>
-          <w:rFonts w:asciiTheme="minorHAnsi" w:hAnsiTheme="minorHAnsi"/>
+      <w:bookmarkEnd w:id="6"/>
+    </w:p>
+    <w:p>
+      <w:pPr>
+        <w:pStyle w:val="Prrafodelista"/>
+        <w:ind w:left="360"/>
+        <w:jc w:val="both"/>
+        <w:outlineLvl w:val="1"/>
+        <w:rPr>
+          <w:sz w:val="24"/>
+          <w:szCs w:val="24"/>
+        </w:rPr>
+      </w:pPr>
+      <w:r>
+        <w:rPr>
+          <w:sz w:val="24"/>
+          <w:szCs w:val="24"/>
+        </w:rPr>
+        <w:t>Beneficios operativos del sistema:</w:t>
+      </w:r>
+    </w:p>
+    <w:p>
+      <w:pPr>
+        <w:pStyle w:val="Prrafodelista"/>
+        <w:numPr>
+          <w:ilvl w:val="0"/>
+          <w:numId w:val="5"/>
+        </w:numPr>
+        <w:jc w:val="both"/>
+        <w:outlineLvl w:val="1"/>
+        <w:rPr>
+          <w:sz w:val="24"/>
+          <w:szCs w:val="24"/>
+        </w:rPr>
+      </w:pPr>
+      <w:r>
+        <w:rPr>
+          <w:sz w:val="24"/>
+          <w:szCs w:val="24"/>
+        </w:rPr>
+        <w:t xml:space="preserve">Automatización de </w:t>
+      </w:r>
+      <w:proofErr w:type="spellStart"/>
+      <w:r>
+        <w:rPr>
+          <w:sz w:val="24"/>
+          <w:szCs w:val="24"/>
+        </w:rPr>
+        <w:t>backups</w:t>
+      </w:r>
+      <w:proofErr w:type="spellEnd"/>
+      <w:r>
+        <w:rPr>
+          <w:sz w:val="24"/>
+          <w:szCs w:val="24"/>
+        </w:rPr>
+        <w:t>.</w:t>
+      </w:r>
+    </w:p>
+    <w:p>
+      <w:pPr>
+        <w:pStyle w:val="Prrafodelista"/>
+        <w:numPr>
+          <w:ilvl w:val="0"/>
+          <w:numId w:val="5"/>
+        </w:numPr>
+        <w:jc w:val="both"/>
+        <w:outlineLvl w:val="1"/>
+        <w:rPr>
+          <w:sz w:val="24"/>
+          <w:szCs w:val="24"/>
+        </w:rPr>
+      </w:pPr>
+      <w:r>
+        <w:rPr>
+          <w:sz w:val="24"/>
+          <w:szCs w:val="24"/>
+        </w:rPr>
+        <w:t>Interfaz interactiva.</w:t>
+      </w:r>
+    </w:p>
+    <w:p>
+      <w:pPr>
+        <w:pStyle w:val="Prrafodelista"/>
+        <w:numPr>
+          <w:ilvl w:val="0"/>
+          <w:numId w:val="5"/>
+        </w:numPr>
+        <w:jc w:val="both"/>
+        <w:outlineLvl w:val="1"/>
+        <w:rPr>
+          <w:sz w:val="24"/>
+          <w:szCs w:val="24"/>
+        </w:rPr>
+      </w:pPr>
+      <w:r>
+        <w:rPr>
+          <w:sz w:val="24"/>
+          <w:szCs w:val="24"/>
+        </w:rPr>
+        <w:t>Reducción de errores.</w:t>
+      </w:r>
+    </w:p>
+    <w:p>
+      <w:pPr>
+        <w:pStyle w:val="Prrafodelista"/>
+        <w:ind w:left="360"/>
+        <w:jc w:val="both"/>
+        <w:outlineLvl w:val="1"/>
+        <w:rPr>
+          <w:sz w:val="24"/>
+          <w:szCs w:val="24"/>
         </w:rPr>
       </w:pPr>
     </w:p>
@@ -4617,7 +7611,7 @@
           <w:szCs w:val="24"/>
         </w:rPr>
       </w:pPr>
-      <w:bookmarkStart w:id="8" w:name="_Toc52661353"/>
+      <w:bookmarkStart w:id="7" w:name="_Toc52661353"/>
       <w:r>
         <w:rPr>
           <w:sz w:val="24"/>
@@ -4625,59 +7619,109 @@
         </w:rPr>
         <w:t>Factibilidad Legal</w:t>
       </w:r>
-      <w:bookmarkEnd w:id="8"/>
-    </w:p>
-    <w:p>
-      <w:pPr>
-        <w:pStyle w:val="Default"/>
-        <w:ind w:left="357"/>
-        <w:jc w:val="both"/>
-        <w:rPr>
-          <w:rFonts w:asciiTheme="minorHAnsi" w:hAnsiTheme="minorHAnsi" w:cstheme="minorBidi"/>
-          <w:i/>
-          <w:color w:val="auto"/>
-        </w:rPr>
-      </w:pPr>
-      <w:r>
-        <w:rPr>
-          <w:rFonts w:asciiTheme="minorHAnsi" w:hAnsiTheme="minorHAnsi" w:cstheme="minorBidi"/>
-          <w:i/>
-          <w:color w:val="auto"/>
-        </w:rPr>
-        <w:t>{</w:t>
-      </w:r>
-      <w:r>
-        <w:rPr>
-          <w:rFonts w:asciiTheme="minorHAnsi" w:hAnsiTheme="minorHAnsi" w:cstheme="minorBidi"/>
-          <w:i/>
-          <w:color w:val="auto"/>
-        </w:rPr>
-        <w:t xml:space="preserve">Determinar si existe conflicto del proyecto con </w:t>
-      </w:r>
-      <w:r>
-        <w:rPr>
-          <w:rFonts w:asciiTheme="minorHAnsi" w:hAnsiTheme="minorHAnsi" w:cstheme="minorBidi"/>
-          <w:i/>
-          <w:color w:val="auto"/>
-        </w:rPr>
-        <w:t>restricciones legales como leyes y regulaciones del país o locales relacionadas con seguridad, protección de datos, conducta de negocio, empleo y adquisiciones.</w:t>
-      </w:r>
-      <w:r>
-        <w:rPr>
-          <w:rFonts w:asciiTheme="minorHAnsi" w:hAnsiTheme="minorHAnsi" w:cstheme="minorBidi"/>
-          <w:i/>
-          <w:color w:val="auto"/>
-        </w:rPr>
-        <w:t>}</w:t>
-      </w:r>
-    </w:p>
-    <w:p>
-      <w:pPr>
-        <w:pStyle w:val="Default"/>
-        <w:jc w:val="both"/>
-        <w:rPr>
-          <w:rFonts w:asciiTheme="minorHAnsi" w:hAnsiTheme="minorHAnsi" w:cstheme="minorBidi"/>
-          <w:color w:val="auto"/>
+      <w:bookmarkEnd w:id="7"/>
+    </w:p>
+    <w:p>
+      <w:pPr>
+        <w:pStyle w:val="Prrafodelista"/>
+        <w:ind w:left="360"/>
+        <w:jc w:val="both"/>
+        <w:outlineLvl w:val="1"/>
+        <w:rPr>
+          <w:sz w:val="24"/>
+          <w:szCs w:val="24"/>
+        </w:rPr>
+      </w:pPr>
+    </w:p>
+    <w:p>
+      <w:pPr>
+        <w:pStyle w:val="Prrafodelista"/>
+        <w:numPr>
+          <w:ilvl w:val="0"/>
+          <w:numId w:val="6"/>
+        </w:numPr>
+        <w:jc w:val="both"/>
+        <w:outlineLvl w:val="1"/>
+        <w:rPr>
+          <w:sz w:val="24"/>
+          <w:szCs w:val="24"/>
+        </w:rPr>
+      </w:pPr>
+      <w:r>
+        <w:rPr>
+          <w:sz w:val="24"/>
+          <w:szCs w:val="24"/>
+        </w:rPr>
+        <w:t>Propiedad intelectual del código fuente.</w:t>
+      </w:r>
+    </w:p>
+    <w:p>
+      <w:pPr>
+        <w:pStyle w:val="Prrafodelista"/>
+        <w:numPr>
+          <w:ilvl w:val="0"/>
+          <w:numId w:val="6"/>
+        </w:numPr>
+        <w:jc w:val="both"/>
+        <w:outlineLvl w:val="1"/>
+        <w:rPr>
+          <w:sz w:val="24"/>
+          <w:szCs w:val="24"/>
+        </w:rPr>
+      </w:pPr>
+      <w:r>
+        <w:rPr>
+          <w:sz w:val="24"/>
+          <w:szCs w:val="24"/>
+        </w:rPr>
+        <w:t>Licencias de software (Posiblemente).</w:t>
+      </w:r>
+    </w:p>
+    <w:p>
+      <w:pPr>
+        <w:pStyle w:val="Prrafodelista"/>
+        <w:numPr>
+          <w:ilvl w:val="0"/>
+          <w:numId w:val="6"/>
+        </w:numPr>
+        <w:jc w:val="both"/>
+        <w:outlineLvl w:val="1"/>
+        <w:rPr>
+          <w:sz w:val="24"/>
+          <w:szCs w:val="24"/>
+        </w:rPr>
+      </w:pPr>
+      <w:r>
+        <w:rPr>
+          <w:sz w:val="24"/>
+          <w:szCs w:val="24"/>
+        </w:rPr>
+        <w:t xml:space="preserve">Regulación de </w:t>
+      </w:r>
+      <w:r>
+        <w:rPr>
+          <w:sz w:val="24"/>
+          <w:szCs w:val="24"/>
+        </w:rPr>
+        <w:t>auditoría</w:t>
+      </w:r>
+      <w:r>
+        <w:rPr>
+          <w:sz w:val="24"/>
+          <w:szCs w:val="24"/>
+        </w:rPr>
+        <w:t>.</w:t>
+      </w:r>
+    </w:p>
+    <w:p>
+      <w:pPr>
+        <w:pStyle w:val="Prrafodelista"/>
+        <w:ind w:left="360"/>
+        <w:jc w:val="both"/>
+        <w:outlineLvl w:val="1"/>
+        <w:rPr>
+          <w:sz w:val="24"/>
+          <w:szCs w:val="24"/>
         </w:rPr>
       </w:pPr>
     </w:p>
@@ -4695,7 +7739,7 @@
           <w:szCs w:val="24"/>
         </w:rPr>
       </w:pPr>
-      <w:bookmarkStart w:id="9" w:name="_Toc52661354"/>
+      <w:bookmarkStart w:id="8" w:name="_Toc52661354"/>
       <w:r>
         <w:rPr>
           <w:sz w:val="24"/>
@@ -4703,61 +7747,83 @@
         </w:rPr>
         <w:t>Factibilidad Social</w:t>
       </w:r>
-      <w:bookmarkEnd w:id="9"/>
-    </w:p>
-    <w:p>
-      <w:pPr>
-        <w:pStyle w:val="Default"/>
-        <w:ind w:left="360"/>
-        <w:jc w:val="both"/>
-        <w:rPr>
-          <w:rFonts w:asciiTheme="minorHAnsi" w:hAnsiTheme="minorHAnsi" w:cstheme="minorBidi"/>
-          <w:i/>
-          <w:color w:val="auto"/>
-        </w:rPr>
-      </w:pPr>
-      <w:r>
-        <w:rPr>
-          <w:rFonts w:asciiTheme="minorHAnsi" w:hAnsiTheme="minorHAnsi" w:cstheme="minorBidi"/>
-          <w:i/>
-          <w:color w:val="auto"/>
-        </w:rPr>
-        <w:t>{</w:t>
-      </w:r>
-      <w:r>
-        <w:rPr>
-          <w:rFonts w:asciiTheme="minorHAnsi" w:hAnsiTheme="minorHAnsi" w:cstheme="minorBidi"/>
-          <w:i/>
-          <w:color w:val="auto"/>
-        </w:rPr>
-        <w:t>Evaluar influencias y asuntos de índole social y cultural como el clima político, códigos de</w:t>
-      </w:r>
-      <w:r>
-        <w:rPr>
-          <w:rFonts w:asciiTheme="minorHAnsi" w:hAnsiTheme="minorHAnsi" w:cstheme="minorBidi"/>
-          <w:i/>
-          <w:color w:val="auto"/>
-        </w:rPr>
-        <w:t xml:space="preserve"> conducta y ética</w:t>
-      </w:r>
-      <w:r>
-        <w:rPr>
-          <w:rFonts w:asciiTheme="minorHAnsi" w:hAnsiTheme="minorHAnsi" w:cstheme="minorBidi"/>
-          <w:i/>
-          <w:color w:val="auto"/>
-        </w:rPr>
-        <w:t>}</w:t>
-      </w:r>
-    </w:p>
-    <w:p>
-      <w:pPr>
-        <w:pStyle w:val="Default"/>
-        <w:ind w:left="360"/>
-        <w:jc w:val="both"/>
-        <w:rPr>
-          <w:rFonts w:asciiTheme="minorHAnsi" w:hAnsiTheme="minorHAnsi" w:cstheme="minorBidi"/>
-          <w:i/>
-          <w:color w:val="auto"/>
+      <w:bookmarkEnd w:id="8"/>
+    </w:p>
+    <w:p>
+      <w:pPr>
+        <w:pStyle w:val="Prrafodelista"/>
+        <w:numPr>
+          <w:ilvl w:val="0"/>
+          <w:numId w:val="7"/>
+        </w:numPr>
+        <w:jc w:val="both"/>
+        <w:outlineLvl w:val="1"/>
+        <w:rPr>
+          <w:sz w:val="24"/>
+          <w:szCs w:val="24"/>
+        </w:rPr>
+      </w:pPr>
+      <w:r>
+        <w:rPr>
+          <w:sz w:val="24"/>
+          <w:szCs w:val="24"/>
+        </w:rPr>
+        <w:t>Impacto en los Usuarios.</w:t>
+      </w:r>
+    </w:p>
+    <w:p>
+      <w:pPr>
+        <w:pStyle w:val="Prrafodelista"/>
+        <w:numPr>
+          <w:ilvl w:val="0"/>
+          <w:numId w:val="7"/>
+        </w:numPr>
+        <w:jc w:val="both"/>
+        <w:outlineLvl w:val="1"/>
+        <w:rPr>
+          <w:sz w:val="24"/>
+          <w:szCs w:val="24"/>
+        </w:rPr>
+      </w:pPr>
+      <w:r>
+        <w:rPr>
+          <w:sz w:val="24"/>
+          <w:szCs w:val="24"/>
+        </w:rPr>
+        <w:t>Aceptación del proyecto.</w:t>
+      </w:r>
+    </w:p>
+    <w:p>
+      <w:pPr>
+        <w:pStyle w:val="Prrafodelista"/>
+        <w:numPr>
+          <w:ilvl w:val="0"/>
+          <w:numId w:val="7"/>
+        </w:numPr>
+        <w:jc w:val="both"/>
+        <w:outlineLvl w:val="1"/>
+        <w:rPr>
+          <w:sz w:val="24"/>
+          <w:szCs w:val="24"/>
+        </w:rPr>
+      </w:pPr>
+      <w:r>
+        <w:rPr>
+          <w:sz w:val="24"/>
+          <w:szCs w:val="24"/>
+        </w:rPr>
+        <w:t>Aprendizaje colaborativo. (posible)</w:t>
+      </w:r>
+    </w:p>
+    <w:p>
+      <w:pPr>
+        <w:pStyle w:val="Prrafodelista"/>
+        <w:ind w:left="1080"/>
+        <w:jc w:val="both"/>
+        <w:outlineLvl w:val="1"/>
+        <w:rPr>
+          <w:sz w:val="24"/>
+          <w:szCs w:val="24"/>
         </w:rPr>
       </w:pPr>
     </w:p>
@@ -4775,7 +7841,7 @@
           <w:szCs w:val="24"/>
         </w:rPr>
       </w:pPr>
-      <w:bookmarkStart w:id="10" w:name="_Toc52661355"/>
+      <w:bookmarkStart w:id="9" w:name="_Toc52661355"/>
       <w:r>
         <w:rPr>
           <w:sz w:val="24"/>
@@ -4790,71 +7856,95 @@
         </w:rPr>
         <w:t>Ambiental</w:t>
       </w:r>
-      <w:bookmarkEnd w:id="10"/>
-    </w:p>
-    <w:p>
-      <w:pPr>
-        <w:pStyle w:val="Default"/>
-        <w:ind w:left="360"/>
-        <w:jc w:val="both"/>
-        <w:rPr>
-          <w:rFonts w:asciiTheme="minorHAnsi" w:hAnsiTheme="minorHAnsi" w:cstheme="minorBidi"/>
-          <w:i/>
-          <w:color w:val="auto"/>
-        </w:rPr>
-      </w:pPr>
-      <w:r>
-        <w:rPr>
-          <w:rFonts w:asciiTheme="minorHAnsi" w:hAnsiTheme="minorHAnsi" w:cstheme="minorBidi"/>
-          <w:i/>
-          <w:color w:val="auto"/>
-        </w:rPr>
-        <w:t xml:space="preserve">{Evaluar influencias y asuntos de índole </w:t>
-      </w:r>
-      <w:r>
-        <w:rPr>
-          <w:rFonts w:asciiTheme="minorHAnsi" w:hAnsiTheme="minorHAnsi" w:cstheme="minorBidi"/>
-          <w:i/>
-          <w:color w:val="auto"/>
-        </w:rPr>
-        <w:t>ambiental</w:t>
-      </w:r>
-      <w:r>
-        <w:rPr>
-          <w:rFonts w:asciiTheme="minorHAnsi" w:hAnsiTheme="minorHAnsi" w:cstheme="minorBidi"/>
-          <w:i/>
-          <w:color w:val="auto"/>
-        </w:rPr>
-        <w:t xml:space="preserve"> como el </w:t>
-      </w:r>
-      <w:r>
-        <w:rPr>
-          <w:rFonts w:asciiTheme="minorHAnsi" w:hAnsiTheme="minorHAnsi" w:cstheme="minorBidi"/>
-          <w:i/>
-          <w:color w:val="auto"/>
-        </w:rPr>
-        <w:t>impacto y repercusión en el medio ambiente</w:t>
-      </w:r>
-      <w:r>
-        <w:rPr>
-          <w:rFonts w:asciiTheme="minorHAnsi" w:hAnsiTheme="minorHAnsi" w:cstheme="minorBidi"/>
-          <w:i/>
-          <w:color w:val="auto"/>
-        </w:rPr>
-        <w:t>.}</w:t>
-      </w:r>
-    </w:p>
-    <w:p>
-      <w:pPr>
-        <w:pStyle w:val="Default"/>
-        <w:ind w:left="360"/>
-        <w:jc w:val="both"/>
-        <w:rPr>
-          <w:rFonts w:asciiTheme="minorHAnsi" w:hAnsiTheme="minorHAnsi" w:cstheme="minorBidi"/>
-          <w:i/>
-          <w:color w:val="auto"/>
-        </w:rPr>
-      </w:pPr>
+      <w:bookmarkEnd w:id="9"/>
+    </w:p>
+    <w:p>
+      <w:pPr>
+        <w:pStyle w:val="Prrafodelista"/>
+        <w:numPr>
+          <w:ilvl w:val="0"/>
+          <w:numId w:val="8"/>
+        </w:numPr>
+        <w:jc w:val="both"/>
+        <w:outlineLvl w:val="1"/>
+        <w:rPr>
+          <w:sz w:val="24"/>
+          <w:szCs w:val="24"/>
+        </w:rPr>
+      </w:pPr>
+      <w:r>
+        <w:rPr>
+          <w:sz w:val="24"/>
+          <w:szCs w:val="24"/>
+        </w:rPr>
+        <w:t>Consumo de energía.</w:t>
+      </w:r>
+    </w:p>
+    <w:p>
+      <w:pPr>
+        <w:pStyle w:val="Prrafodelista"/>
+        <w:numPr>
+          <w:ilvl w:val="0"/>
+          <w:numId w:val="8"/>
+        </w:numPr>
+        <w:jc w:val="both"/>
+        <w:outlineLvl w:val="1"/>
+        <w:rPr>
+          <w:sz w:val="24"/>
+          <w:szCs w:val="24"/>
+        </w:rPr>
+      </w:pPr>
+      <w:r>
+        <w:rPr>
+          <w:sz w:val="24"/>
+          <w:szCs w:val="24"/>
+        </w:rPr>
+        <w:t>Residuos electrónicos.</w:t>
+      </w:r>
+    </w:p>
+    <w:p>
+      <w:pPr>
+        <w:pStyle w:val="Prrafodelista"/>
+        <w:numPr>
+          <w:ilvl w:val="0"/>
+          <w:numId w:val="8"/>
+        </w:numPr>
+        <w:jc w:val="both"/>
+        <w:outlineLvl w:val="1"/>
+        <w:rPr>
+          <w:sz w:val="24"/>
+          <w:szCs w:val="24"/>
+        </w:rPr>
+      </w:pPr>
+      <w:r>
+        <w:rPr>
+          <w:sz w:val="24"/>
+          <w:szCs w:val="24"/>
+        </w:rPr>
+        <w:t>Impacto ambiental.</w:t>
+      </w:r>
+    </w:p>
+    <w:p>
+      <w:pPr>
+        <w:pStyle w:val="Prrafodelista"/>
+        <w:numPr>
+          <w:ilvl w:val="0"/>
+          <w:numId w:val="8"/>
+        </w:numPr>
+        <w:jc w:val="both"/>
+        <w:outlineLvl w:val="1"/>
+        <w:rPr>
+          <w:sz w:val="24"/>
+          <w:szCs w:val="24"/>
+        </w:rPr>
+      </w:pPr>
+      <w:r>
+        <w:rPr>
+          <w:sz w:val="24"/>
+          <w:szCs w:val="24"/>
+        </w:rPr>
+        <w:t>Residuos generales.</w:t>
+      </w:r>
     </w:p>
     <w:p>
       <w:pPr>
@@ -4881,7 +7971,7 @@
           <w:rFonts w:asciiTheme="minorHAnsi" w:hAnsiTheme="minorHAnsi"/>
         </w:rPr>
       </w:pPr>
-      <w:bookmarkStart w:id="11" w:name="_Toc52661356"/>
+      <w:bookmarkStart w:id="10" w:name="_Toc52661356"/>
       <w:r>
         <w:rPr>
           <w:rFonts w:asciiTheme="minorHAnsi" w:hAnsiTheme="minorHAnsi"/>
@@ -4894,7 +7984,7 @@
         </w:rPr>
         <w:t xml:space="preserve"> Financiero</w:t>
       </w:r>
-      <w:bookmarkEnd w:id="11"/>
+      <w:bookmarkEnd w:id="10"/>
     </w:p>
     <w:p>
       <w:pPr>
@@ -5164,7 +8254,6 @@
           <w:sz w:val="24"/>
           <w:szCs w:val="24"/>
         </w:rPr>
-        <w:lastRenderedPageBreak/>
         <w:t>Ejemplo de beneficios:</w:t>
       </w:r>
     </w:p>
@@ -5986,7 +9075,7 @@
           <w:szCs w:val="24"/>
         </w:rPr>
       </w:pPr>
-      <w:bookmarkStart w:id="12" w:name="_Toc52661357"/>
+      <w:bookmarkStart w:id="11" w:name="_Toc52661357"/>
       <w:r>
         <w:rPr>
           <w:rFonts w:cs="Calibri"/>
@@ -5994,10 +9083,9 @@
           <w:sz w:val="24"/>
           <w:szCs w:val="24"/>
         </w:rPr>
-        <w:lastRenderedPageBreak/>
         <w:t>Conclusiones</w:t>
       </w:r>
-      <w:bookmarkEnd w:id="12"/>
+      <w:bookmarkEnd w:id="11"/>
     </w:p>
     <w:p>
       <w:pPr>
@@ -6107,7 +9195,7 @@
 </file>
 
 <file path=word/endnotes.xml><?xml version="1.0" encoding="utf-8"?>
-<w:endnotes xmlns:wpc="http://schemas.microsoft.com/office/word/2010/wordprocessingCanvas" xmlns:mc="http://schemas.openxmlformats.org/markup-compatibility/2006" xmlns:o="urn:schemas-microsoft-com:office:office" xmlns:r="http://schemas.openxmlformats.org/officeDocument/2006/relationships" xmlns:m="http://schemas.openxmlformats.org/officeDocument/2006/math" xmlns:v="urn:schemas-microsoft-com:vml" xmlns:wp14="http://schemas.microsoft.com/office/word/2010/wordprocessingDrawing" xmlns:wp="http://schemas.openxmlformats.org/drawingml/2006/wordprocessingDrawing" xmlns:w10="urn:schemas-microsoft-com:office:word" xmlns:w="http://schemas.openxmlformats.org/wordprocessingml/2006/main" xmlns:w14="http://schemas.microsoft.com/office/word/2010/wordml" xmlns:w15="http://schemas.microsoft.com/office/word/2012/wordml" xmlns:wpg="http://schemas.microsoft.com/office/word/2010/wordprocessingGroup" xmlns:wpi="http://schemas.microsoft.com/office/word/2010/wordprocessingInk" xmlns:wne="http://schemas.microsoft.com/office/word/2006/wordml" xmlns:wps="http://schemas.microsoft.com/office/word/2010/wordprocessingShape" mc:Ignorable="w14 w15 wp14">
+<w:endnotes xmlns:wpc="http://schemas.microsoft.com/office/word/2010/wordprocessingCanvas" xmlns:cx="http://schemas.microsoft.com/office/drawing/2014/chartex" xmlns:cx1="http://schemas.microsoft.com/office/drawing/2015/9/8/chartex" xmlns:cx2="http://schemas.microsoft.com/office/drawing/2015/10/21/chartex" xmlns:cx3="http://schemas.microsoft.com/office/drawing/2016/5/9/chartex" xmlns:cx4="http://schemas.microsoft.com/office/drawing/2016/5/10/chartex" xmlns:cx5="http://schemas.microsoft.com/office/drawing/2016/5/11/chartex" xmlns:cx6="http://schemas.microsoft.com/office/drawing/2016/5/12/chartex" xmlns:cx7="http://schemas.microsoft.com/office/drawing/2016/5/13/chartex" xmlns:cx8="http://schemas.microsoft.com/office/drawing/2016/5/14/chartex" xmlns:mc="http://schemas.openxmlformats.org/markup-compatibility/2006" xmlns:aink="http://schemas.microsoft.com/office/drawing/2016/ink" xmlns:am3d="http://schemas.microsoft.com/office/drawing/2017/model3d" xmlns:o="urn:schemas-microsoft-com:office:office" xmlns:oel="http://schemas.microsoft.com/office/2019/extlst" xmlns:r="http://schemas.openxmlformats.org/officeDocument/2006/relationships" xmlns:m="http://schemas.openxmlformats.org/officeDocument/2006/math" xmlns:v="urn:schemas-microsoft-com:vml" xmlns:wp14="http://schemas.microsoft.com/office/word/2010/wordprocessingDrawing" xmlns:wp="http://schemas.openxmlformats.org/drawingml/2006/wordprocessingDrawing" xmlns:w10="urn:schemas-microsoft-com:office:word" xmlns:w="http://schemas.openxmlformats.org/wordprocessingml/2006/main" xmlns:w14="http://schemas.microsoft.com/office/word/2010/wordml" xmlns:w15="http://schemas.microsoft.com/office/word/2012/wordml" xmlns:w16cex="http://schemas.microsoft.com/office/word/2018/wordml/cex" xmlns:w16cid="http://schemas.microsoft.com/office/word/2016/wordml/cid" xmlns:w16="http://schemas.microsoft.com/office/word/2018/wordml" xmlns:w16du="http://schemas.microsoft.com/office/word/2023/wordml/word16du" xmlns:w16sdtdh="http://schemas.microsoft.com/office/word/2020/wordml/sdtdatahash" xmlns:w16se="http://schemas.microsoft.com/office/word/2015/wordml/symex" xmlns:wpg="http://schemas.microsoft.com/office/word/2010/wordprocessingGroup" xmlns:wpi="http://schemas.microsoft.com/office/word/2010/wordprocessingInk" xmlns:wne="http://schemas.microsoft.com/office/word/2006/wordml" xmlns:wps="http://schemas.microsoft.com/office/word/2010/wordprocessingShape" mc:Ignorable="w14 w15 w16se w16cid w16 w16cex w16sdtdh w16du wp14">
   <w:endnote w:type="separator" w:id="-1">
     <w:p>
       <w:pPr>
@@ -6132,7 +9220,7 @@
 </file>
 
 <file path=word/footer1.xml><?xml version="1.0" encoding="utf-8"?>
-<w:ftr xmlns:wpc="http://schemas.microsoft.com/office/word/2010/wordprocessingCanvas" xmlns:mc="http://schemas.openxmlformats.org/markup-compatibility/2006" xmlns:o="urn:schemas-microsoft-com:office:office" xmlns:r="http://schemas.openxmlformats.org/officeDocument/2006/relationships" xmlns:m="http://schemas.openxmlformats.org/officeDocument/2006/math" xmlns:v="urn:schemas-microsoft-com:vml" xmlns:wp14="http://schemas.microsoft.com/office/word/2010/wordprocessingDrawing" xmlns:wp="http://schemas.openxmlformats.org/drawingml/2006/wordprocessingDrawing" xmlns:w10="urn:schemas-microsoft-com:office:word" xmlns:w="http://schemas.openxmlformats.org/wordprocessingml/2006/main" xmlns:w14="http://schemas.microsoft.com/office/word/2010/wordml" xmlns:w15="http://schemas.microsoft.com/office/word/2012/wordml" xmlns:wpg="http://schemas.microsoft.com/office/word/2010/wordprocessingGroup" xmlns:wpi="http://schemas.microsoft.com/office/word/2010/wordprocessingInk" xmlns:wne="http://schemas.microsoft.com/office/word/2006/wordml" xmlns:wps="http://schemas.microsoft.com/office/word/2010/wordprocessingShape" mc:Ignorable="w14 w15 wp14">
+<w:ftr xmlns:wpc="http://schemas.microsoft.com/office/word/2010/wordprocessingCanvas" xmlns:cx="http://schemas.microsoft.com/office/drawing/2014/chartex" xmlns:cx1="http://schemas.microsoft.com/office/drawing/2015/9/8/chartex" xmlns:cx2="http://schemas.microsoft.com/office/drawing/2015/10/21/chartex" xmlns:cx3="http://schemas.microsoft.com/office/drawing/2016/5/9/chartex" xmlns:cx4="http://schemas.microsoft.com/office/drawing/2016/5/10/chartex" xmlns:cx5="http://schemas.microsoft.com/office/drawing/2016/5/11/chartex" xmlns:cx6="http://schemas.microsoft.com/office/drawing/2016/5/12/chartex" xmlns:cx7="http://schemas.microsoft.com/office/drawing/2016/5/13/chartex" xmlns:cx8="http://schemas.microsoft.com/office/drawing/2016/5/14/chartex" xmlns:mc="http://schemas.openxmlformats.org/markup-compatibility/2006" xmlns:aink="http://schemas.microsoft.com/office/drawing/2016/ink" xmlns:am3d="http://schemas.microsoft.com/office/drawing/2017/model3d" xmlns:o="urn:schemas-microsoft-com:office:office" xmlns:oel="http://schemas.microsoft.com/office/2019/extlst" xmlns:r="http://schemas.openxmlformats.org/officeDocument/2006/relationships" xmlns:m="http://schemas.openxmlformats.org/officeDocument/2006/math" xmlns:v="urn:schemas-microsoft-com:vml" xmlns:wp14="http://schemas.microsoft.com/office/word/2010/wordprocessingDrawing" xmlns:wp="http://schemas.openxmlformats.org/drawingml/2006/wordprocessingDrawing" xmlns:w10="urn:schemas-microsoft-com:office:word" xmlns:w="http://schemas.openxmlformats.org/wordprocessingml/2006/main" xmlns:w14="http://schemas.microsoft.com/office/word/2010/wordml" xmlns:w15="http://schemas.microsoft.com/office/word/2012/wordml" xmlns:w16cex="http://schemas.microsoft.com/office/word/2018/wordml/cex" xmlns:w16cid="http://schemas.microsoft.com/office/word/2016/wordml/cid" xmlns:w16="http://schemas.microsoft.com/office/word/2018/wordml" xmlns:w16du="http://schemas.microsoft.com/office/word/2023/wordml/word16du" xmlns:w16sdtdh="http://schemas.microsoft.com/office/word/2020/wordml/sdtdatahash" xmlns:w16se="http://schemas.microsoft.com/office/word/2015/wordml/symex" xmlns:wpg="http://schemas.microsoft.com/office/word/2010/wordprocessingGroup" xmlns:wpi="http://schemas.microsoft.com/office/word/2010/wordprocessingInk" xmlns:wne="http://schemas.microsoft.com/office/word/2006/wordml" xmlns:wps="http://schemas.microsoft.com/office/word/2010/wordprocessingShape" mc:Ignorable="w14 w15 w16se w16cid w16 w16cex w16sdtdh w16du wp14">
   <w:sdt>
     <w:sdtPr>
       <w:id w:val="-1014383162"/>
@@ -6141,7 +9229,6 @@
         <w:docPartUnique/>
       </w:docPartObj>
     </w:sdtPr>
-    <w:sdtEndPr/>
     <w:sdtContent>
       <w:p>
         <w:pPr>
@@ -6179,7 +9266,7 @@
 </file>
 
 <file path=word/footnotes.xml><?xml version="1.0" encoding="utf-8"?>
-<w:footnotes xmlns:wpc="http://schemas.microsoft.com/office/word/2010/wordprocessingCanvas" xmlns:mc="http://schemas.openxmlformats.org/markup-compatibility/2006" xmlns:o="urn:schemas-microsoft-com:office:office" xmlns:r="http://schemas.openxmlformats.org/officeDocument/2006/relationships" xmlns:m="http://schemas.openxmlformats.org/officeDocument/2006/math" xmlns:v="urn:schemas-microsoft-com:vml" xmlns:wp14="http://schemas.microsoft.com/office/word/2010/wordprocessingDrawing" xmlns:wp="http://schemas.openxmlformats.org/drawingml/2006/wordprocessingDrawing" xmlns:w10="urn:schemas-microsoft-com:office:word" xmlns:w="http://schemas.openxmlformats.org/wordprocessingml/2006/main" xmlns:w14="http://schemas.microsoft.com/office/word/2010/wordml" xmlns:w15="http://schemas.microsoft.com/office/word/2012/wordml" xmlns:wpg="http://schemas.microsoft.com/office/word/2010/wordprocessingGroup" xmlns:wpi="http://schemas.microsoft.com/office/word/2010/wordprocessingInk" xmlns:wne="http://schemas.microsoft.com/office/word/2006/wordml" xmlns:wps="http://schemas.microsoft.com/office/word/2010/wordprocessingShape" mc:Ignorable="w14 w15 wp14">
+<w:footnotes xmlns:wpc="http://schemas.microsoft.com/office/word/2010/wordprocessingCanvas" xmlns:cx="http://schemas.microsoft.com/office/drawing/2014/chartex" xmlns:cx1="http://schemas.microsoft.com/office/drawing/2015/9/8/chartex" xmlns:cx2="http://schemas.microsoft.com/office/drawing/2015/10/21/chartex" xmlns:cx3="http://schemas.microsoft.com/office/drawing/2016/5/9/chartex" xmlns:cx4="http://schemas.microsoft.com/office/drawing/2016/5/10/chartex" xmlns:cx5="http://schemas.microsoft.com/office/drawing/2016/5/11/chartex" xmlns:cx6="http://schemas.microsoft.com/office/drawing/2016/5/12/chartex" xmlns:cx7="http://schemas.microsoft.com/office/drawing/2016/5/13/chartex" xmlns:cx8="http://schemas.microsoft.com/office/drawing/2016/5/14/chartex" xmlns:mc="http://schemas.openxmlformats.org/markup-compatibility/2006" xmlns:aink="http://schemas.microsoft.com/office/drawing/2016/ink" xmlns:am3d="http://schemas.microsoft.com/office/drawing/2017/model3d" xmlns:o="urn:schemas-microsoft-com:office:office" xmlns:oel="http://schemas.microsoft.com/office/2019/extlst" xmlns:r="http://schemas.openxmlformats.org/officeDocument/2006/relationships" xmlns:m="http://schemas.openxmlformats.org/officeDocument/2006/math" xmlns:v="urn:schemas-microsoft-com:vml" xmlns:wp14="http://schemas.microsoft.com/office/word/2010/wordprocessingDrawing" xmlns:wp="http://schemas.openxmlformats.org/drawingml/2006/wordprocessingDrawing" xmlns:w10="urn:schemas-microsoft-com:office:word" xmlns:w="http://schemas.openxmlformats.org/wordprocessingml/2006/main" xmlns:w14="http://schemas.microsoft.com/office/word/2010/wordml" xmlns:w15="http://schemas.microsoft.com/office/word/2012/wordml" xmlns:w16cex="http://schemas.microsoft.com/office/word/2018/wordml/cex" xmlns:w16cid="http://schemas.microsoft.com/office/word/2016/wordml/cid" xmlns:w16="http://schemas.microsoft.com/office/word/2018/wordml" xmlns:w16du="http://schemas.microsoft.com/office/word/2023/wordml/word16du" xmlns:w16sdtdh="http://schemas.microsoft.com/office/word/2020/wordml/sdtdatahash" xmlns:w16se="http://schemas.microsoft.com/office/word/2015/wordml/symex" xmlns:wpg="http://schemas.microsoft.com/office/word/2010/wordprocessingGroup" xmlns:wpi="http://schemas.microsoft.com/office/word/2010/wordprocessingInk" xmlns:wne="http://schemas.microsoft.com/office/word/2006/wordml" xmlns:wps="http://schemas.microsoft.com/office/word/2010/wordprocessingShape" mc:Ignorable="w14 w15 w16se w16cid w16 w16cex w16sdtdh w16du wp14">
   <w:footnote w:type="separator" w:id="-1">
     <w:p>
       <w:pPr>
@@ -6204,7 +9291,7 @@
 </file>
 
 <file path=word/header1.xml><?xml version="1.0" encoding="utf-8"?>
-<w:hdr xmlns:wpc="http://schemas.microsoft.com/office/word/2010/wordprocessingCanvas" xmlns:mc="http://schemas.openxmlformats.org/markup-compatibility/2006" xmlns:o="urn:schemas-microsoft-com:office:office" xmlns:r="http://schemas.openxmlformats.org/officeDocument/2006/relationships" xmlns:m="http://schemas.openxmlformats.org/officeDocument/2006/math" xmlns:v="urn:schemas-microsoft-com:vml" xmlns:wp14="http://schemas.microsoft.com/office/word/2010/wordprocessingDrawing" xmlns:wp="http://schemas.openxmlformats.org/drawingml/2006/wordprocessingDrawing" xmlns:w10="urn:schemas-microsoft-com:office:word" xmlns:w="http://schemas.openxmlformats.org/wordprocessingml/2006/main" xmlns:w14="http://schemas.microsoft.com/office/word/2010/wordml" xmlns:w15="http://schemas.microsoft.com/office/word/2012/wordml" xmlns:wpg="http://schemas.microsoft.com/office/word/2010/wordprocessingGroup" xmlns:wpi="http://schemas.microsoft.com/office/word/2010/wordprocessingInk" xmlns:wne="http://schemas.microsoft.com/office/word/2006/wordml" xmlns:wps="http://schemas.microsoft.com/office/word/2010/wordprocessingShape" mc:Ignorable="w14 w15 wp14">
+<w:hdr xmlns:wpc="http://schemas.microsoft.com/office/word/2010/wordprocessingCanvas" xmlns:cx="http://schemas.microsoft.com/office/drawing/2014/chartex" xmlns:cx1="http://schemas.microsoft.com/office/drawing/2015/9/8/chartex" xmlns:cx2="http://schemas.microsoft.com/office/drawing/2015/10/21/chartex" xmlns:cx3="http://schemas.microsoft.com/office/drawing/2016/5/9/chartex" xmlns:cx4="http://schemas.microsoft.com/office/drawing/2016/5/10/chartex" xmlns:cx5="http://schemas.microsoft.com/office/drawing/2016/5/11/chartex" xmlns:cx6="http://schemas.microsoft.com/office/drawing/2016/5/12/chartex" xmlns:cx7="http://schemas.microsoft.com/office/drawing/2016/5/13/chartex" xmlns:cx8="http://schemas.microsoft.com/office/drawing/2016/5/14/chartex" xmlns:mc="http://schemas.openxmlformats.org/markup-compatibility/2006" xmlns:aink="http://schemas.microsoft.com/office/drawing/2016/ink" xmlns:am3d="http://schemas.microsoft.com/office/drawing/2017/model3d" xmlns:o="urn:schemas-microsoft-com:office:office" xmlns:oel="http://schemas.microsoft.com/office/2019/extlst" xmlns:r="http://schemas.openxmlformats.org/officeDocument/2006/relationships" xmlns:m="http://schemas.openxmlformats.org/officeDocument/2006/math" xmlns:v="urn:schemas-microsoft-com:vml" xmlns:wp14="http://schemas.microsoft.com/office/word/2010/wordprocessingDrawing" xmlns:wp="http://schemas.openxmlformats.org/drawingml/2006/wordprocessingDrawing" xmlns:w10="urn:schemas-microsoft-com:office:word" xmlns:w="http://schemas.openxmlformats.org/wordprocessingml/2006/main" xmlns:w14="http://schemas.microsoft.com/office/word/2010/wordml" xmlns:w15="http://schemas.microsoft.com/office/word/2012/wordml" xmlns:w16cex="http://schemas.microsoft.com/office/word/2018/wordml/cex" xmlns:w16cid="http://schemas.microsoft.com/office/word/2016/wordml/cid" xmlns:w16="http://schemas.microsoft.com/office/word/2018/wordml" xmlns:w16du="http://schemas.microsoft.com/office/word/2023/wordml/word16du" xmlns:w16sdtdh="http://schemas.microsoft.com/office/word/2020/wordml/sdtdatahash" xmlns:w16se="http://schemas.microsoft.com/office/word/2015/wordml/symex" xmlns:wpg="http://schemas.microsoft.com/office/word/2010/wordprocessingGroup" xmlns:wpi="http://schemas.microsoft.com/office/word/2010/wordprocessingInk" xmlns:wne="http://schemas.microsoft.com/office/word/2006/wordml" xmlns:wps="http://schemas.microsoft.com/office/word/2010/wordprocessingShape" mc:Ignorable="w14 w15 w16se w16cid w16 w16cex w16sdtdh w16du wp14">
   <w:p>
     <w:pPr>
       <w:pStyle w:val="Encabezado"/>
@@ -6224,8 +9311,121 @@
 </file>
 
 <file path=word/numbering.xml><?xml version="1.0" encoding="utf-8"?>
-<w:numbering xmlns:wpc="http://schemas.microsoft.com/office/word/2010/wordprocessingCanvas" xmlns:mc="http://schemas.openxmlformats.org/markup-compatibility/2006" xmlns:o="urn:schemas-microsoft-com:office:office" xmlns:r="http://schemas.openxmlformats.org/officeDocument/2006/relationships" xmlns:m="http://schemas.openxmlformats.org/officeDocument/2006/math" xmlns:v="urn:schemas-microsoft-com:vml" xmlns:wp14="http://schemas.microsoft.com/office/word/2010/wordprocessingDrawing" xmlns:wp="http://schemas.openxmlformats.org/drawingml/2006/wordprocessingDrawing" xmlns:w10="urn:schemas-microsoft-com:office:word" xmlns:w="http://schemas.openxmlformats.org/wordprocessingml/2006/main" xmlns:w14="http://schemas.microsoft.com/office/word/2010/wordml" xmlns:w15="http://schemas.microsoft.com/office/word/2012/wordml" xmlns:wpg="http://schemas.microsoft.com/office/word/2010/wordprocessingGroup" xmlns:wpi="http://schemas.microsoft.com/office/word/2010/wordprocessingInk" xmlns:wne="http://schemas.microsoft.com/office/word/2006/wordml" xmlns:wps="http://schemas.microsoft.com/office/word/2010/wordprocessingShape" mc:Ignorable="w14 w15 wp14">
-  <w:abstractNum w:abstractNumId="0">
+<w:numbering xmlns:wpc="http://schemas.microsoft.com/office/word/2010/wordprocessingCanvas" xmlns:cx="http://schemas.microsoft.com/office/drawing/2014/chartex" xmlns:cx1="http://schemas.microsoft.com/office/drawing/2015/9/8/chartex" xmlns:cx2="http://schemas.microsoft.com/office/drawing/2015/10/21/chartex" xmlns:cx3="http://schemas.microsoft.com/office/drawing/2016/5/9/chartex" xmlns:cx4="http://schemas.microsoft.com/office/drawing/2016/5/10/chartex" xmlns:cx5="http://schemas.microsoft.com/office/drawing/2016/5/11/chartex" xmlns:cx6="http://schemas.microsoft.com/office/drawing/2016/5/12/chartex" xmlns:cx7="http://schemas.microsoft.com/office/drawing/2016/5/13/chartex" xmlns:cx8="http://schemas.microsoft.com/office/drawing/2016/5/14/chartex" xmlns:mc="http://schemas.openxmlformats.org/markup-compatibility/2006" xmlns:aink="http://schemas.microsoft.com/office/drawing/2016/ink" xmlns:am3d="http://schemas.microsoft.com/office/drawing/2017/model3d" xmlns:o="urn:schemas-microsoft-com:office:office" xmlns:oel="http://schemas.microsoft.com/office/2019/extlst" xmlns:r="http://schemas.openxmlformats.org/officeDocument/2006/relationships" xmlns:m="http://schemas.openxmlformats.org/officeDocument/2006/math" xmlns:v="urn:schemas-microsoft-com:vml" xmlns:wp14="http://schemas.microsoft.com/office/word/2010/wordprocessingDrawing" xmlns:wp="http://schemas.openxmlformats.org/drawingml/2006/wordprocessingDrawing" xmlns:w10="urn:schemas-microsoft-com:office:word" xmlns:w="http://schemas.openxmlformats.org/wordprocessingml/2006/main" xmlns:w14="http://schemas.microsoft.com/office/word/2010/wordml" xmlns:w15="http://schemas.microsoft.com/office/word/2012/wordml" xmlns:w16cex="http://schemas.microsoft.com/office/word/2018/wordml/cex" xmlns:w16cid="http://schemas.microsoft.com/office/word/2016/wordml/cid" xmlns:w16="http://schemas.microsoft.com/office/word/2018/wordml" xmlns:w16du="http://schemas.microsoft.com/office/word/2023/wordml/word16du" xmlns:w16sdtdh="http://schemas.microsoft.com/office/word/2020/wordml/sdtdatahash" xmlns:w16se="http://schemas.microsoft.com/office/word/2015/wordml/symex" xmlns:wpg="http://schemas.microsoft.com/office/word/2010/wordprocessingGroup" xmlns:wpi="http://schemas.microsoft.com/office/word/2010/wordprocessingInk" xmlns:wne="http://schemas.microsoft.com/office/word/2006/wordml" xmlns:wps="http://schemas.microsoft.com/office/word/2010/wordprocessingShape" mc:Ignorable="w14 w15 w16se w16cid w16 w16cex w16sdtdh w16du wp14">
+  <w:abstractNum w:abstractNumId="0" w15:restartNumberingAfterBreak="0">
+    <w:nsid w:val="0A533285"/>
+    <w:multiLevelType w:val="hybridMultilevel"/>
+    <w:tmpl w:val="C72098A8"/>
+    <w:lvl w:ilvl="0" w:tplc="280A0001">
+      <w:start w:val="1"/>
+      <w:numFmt w:val="bullet"/>
+      <w:lvlText w:val=""/>
+      <w:lvlJc w:val="left"/>
+      <w:pPr>
+        <w:ind w:left="1080" w:hanging="360"/>
+      </w:pPr>
+      <w:rPr>
+        <w:rFonts w:ascii="Symbol" w:hAnsi="Symbol" w:hint="default"/>
+      </w:rPr>
+    </w:lvl>
+    <w:lvl w:ilvl="1" w:tplc="280A0003" w:tentative="1">
+      <w:start w:val="1"/>
+      <w:numFmt w:val="bullet"/>
+      <w:lvlText w:val="o"/>
+      <w:lvlJc w:val="left"/>
+      <w:pPr>
+        <w:ind w:left="1800" w:hanging="360"/>
+      </w:pPr>
+      <w:rPr>
+        <w:rFonts w:ascii="Courier New" w:hAnsi="Courier New" w:cs="Courier New" w:hint="default"/>
+      </w:rPr>
+    </w:lvl>
+    <w:lvl w:ilvl="2" w:tplc="280A0005" w:tentative="1">
+      <w:start w:val="1"/>
+      <w:numFmt w:val="bullet"/>
+      <w:lvlText w:val=""/>
+      <w:lvlJc w:val="left"/>
+      <w:pPr>
+        <w:ind w:left="2520" w:hanging="360"/>
+      </w:pPr>
+      <w:rPr>
+        <w:rFonts w:ascii="Wingdings" w:hAnsi="Wingdings" w:hint="default"/>
+      </w:rPr>
+    </w:lvl>
+    <w:lvl w:ilvl="3" w:tplc="280A0001" w:tentative="1">
+      <w:start w:val="1"/>
+      <w:numFmt w:val="bullet"/>
+      <w:lvlText w:val=""/>
+      <w:lvlJc w:val="left"/>
+      <w:pPr>
+        <w:ind w:left="3240" w:hanging="360"/>
+      </w:pPr>
+      <w:rPr>
+        <w:rFonts w:ascii="Symbol" w:hAnsi="Symbol" w:hint="default"/>
+      </w:rPr>
+    </w:lvl>
+    <w:lvl w:ilvl="4" w:tplc="280A0003" w:tentative="1">
+      <w:start w:val="1"/>
+      <w:numFmt w:val="bullet"/>
+      <w:lvlText w:val="o"/>
+      <w:lvlJc w:val="left"/>
+      <w:pPr>
+        <w:ind w:left="3960" w:hanging="360"/>
+      </w:pPr>
+      <w:rPr>
+        <w:rFonts w:ascii="Courier New" w:hAnsi="Courier New" w:cs="Courier New" w:hint="default"/>
+      </w:rPr>
+    </w:lvl>
+    <w:lvl w:ilvl="5" w:tplc="280A0005" w:tentative="1">
+      <w:start w:val="1"/>
+      <w:numFmt w:val="bullet"/>
+      <w:lvlText w:val=""/>
+      <w:lvlJc w:val="left"/>
+      <w:pPr>
+        <w:ind w:left="4680" w:hanging="360"/>
+      </w:pPr>
+      <w:rPr>
+        <w:rFonts w:ascii="Wingdings" w:hAnsi="Wingdings" w:hint="default"/>
+      </w:rPr>
+    </w:lvl>
+    <w:lvl w:ilvl="6" w:tplc="280A0001" w:tentative="1">
+      <w:start w:val="1"/>
+      <w:numFmt w:val="bullet"/>
+      <w:lvlText w:val=""/>
+      <w:lvlJc w:val="left"/>
+      <w:pPr>
+        <w:ind w:left="5400" w:hanging="360"/>
+      </w:pPr>
+      <w:rPr>
+        <w:rFonts w:ascii="Symbol" w:hAnsi="Symbol" w:hint="default"/>
+      </w:rPr>
+    </w:lvl>
+    <w:lvl w:ilvl="7" w:tplc="280A0003" w:tentative="1">
+      <w:start w:val="1"/>
+      <w:numFmt w:val="bullet"/>
+      <w:lvlText w:val="o"/>
+      <w:lvlJc w:val="left"/>
+      <w:pPr>
+        <w:ind w:left="6120" w:hanging="360"/>
+      </w:pPr>
+      <w:rPr>
+        <w:rFonts w:ascii="Courier New" w:hAnsi="Courier New" w:cs="Courier New" w:hint="default"/>
+      </w:rPr>
+    </w:lvl>
+    <w:lvl w:ilvl="8" w:tplc="280A0005" w:tentative="1">
+      <w:start w:val="1"/>
+      <w:numFmt w:val="bullet"/>
+      <w:lvlText w:val=""/>
+      <w:lvlJc w:val="left"/>
+      <w:pPr>
+        <w:ind w:left="6840" w:hanging="360"/>
+      </w:pPr>
+      <w:rPr>
+        <w:rFonts w:ascii="Wingdings" w:hAnsi="Wingdings" w:hint="default"/>
+      </w:rPr>
+    </w:lvl>
+  </w:abstractNum>
+  <w:abstractNum w:abstractNumId="1" w15:restartNumberingAfterBreak="0">
     <w:nsid w:val="2F465948"/>
     <w:multiLevelType w:val="multilevel"/>
     <w:tmpl w:val="F3BCF5B4"/>
@@ -6346,7 +9546,459 @@
       </w:rPr>
     </w:lvl>
   </w:abstractNum>
-  <w:abstractNum w:abstractNumId="1">
+  <w:abstractNum w:abstractNumId="2" w15:restartNumberingAfterBreak="0">
+    <w:nsid w:val="3EB1566D"/>
+    <w:multiLevelType w:val="hybridMultilevel"/>
+    <w:tmpl w:val="B2667440"/>
+    <w:lvl w:ilvl="0" w:tplc="280A0001">
+      <w:start w:val="1"/>
+      <w:numFmt w:val="bullet"/>
+      <w:lvlText w:val=""/>
+      <w:lvlJc w:val="left"/>
+      <w:pPr>
+        <w:ind w:left="1080" w:hanging="360"/>
+      </w:pPr>
+      <w:rPr>
+        <w:rFonts w:ascii="Symbol" w:hAnsi="Symbol" w:hint="default"/>
+      </w:rPr>
+    </w:lvl>
+    <w:lvl w:ilvl="1" w:tplc="280A0003" w:tentative="1">
+      <w:start w:val="1"/>
+      <w:numFmt w:val="bullet"/>
+      <w:lvlText w:val="o"/>
+      <w:lvlJc w:val="left"/>
+      <w:pPr>
+        <w:ind w:left="1800" w:hanging="360"/>
+      </w:pPr>
+      <w:rPr>
+        <w:rFonts w:ascii="Courier New" w:hAnsi="Courier New" w:cs="Courier New" w:hint="default"/>
+      </w:rPr>
+    </w:lvl>
+    <w:lvl w:ilvl="2" w:tplc="280A0005" w:tentative="1">
+      <w:start w:val="1"/>
+      <w:numFmt w:val="bullet"/>
+      <w:lvlText w:val=""/>
+      <w:lvlJc w:val="left"/>
+      <w:pPr>
+        <w:ind w:left="2520" w:hanging="360"/>
+      </w:pPr>
+      <w:rPr>
+        <w:rFonts w:ascii="Wingdings" w:hAnsi="Wingdings" w:hint="default"/>
+      </w:rPr>
+    </w:lvl>
+    <w:lvl w:ilvl="3" w:tplc="280A0001" w:tentative="1">
+      <w:start w:val="1"/>
+      <w:numFmt w:val="bullet"/>
+      <w:lvlText w:val=""/>
+      <w:lvlJc w:val="left"/>
+      <w:pPr>
+        <w:ind w:left="3240" w:hanging="360"/>
+      </w:pPr>
+      <w:rPr>
+        <w:rFonts w:ascii="Symbol" w:hAnsi="Symbol" w:hint="default"/>
+      </w:rPr>
+    </w:lvl>
+    <w:lvl w:ilvl="4" w:tplc="280A0003" w:tentative="1">
+      <w:start w:val="1"/>
+      <w:numFmt w:val="bullet"/>
+      <w:lvlText w:val="o"/>
+      <w:lvlJc w:val="left"/>
+      <w:pPr>
+        <w:ind w:left="3960" w:hanging="360"/>
+      </w:pPr>
+      <w:rPr>
+        <w:rFonts w:ascii="Courier New" w:hAnsi="Courier New" w:cs="Courier New" w:hint="default"/>
+      </w:rPr>
+    </w:lvl>
+    <w:lvl w:ilvl="5" w:tplc="280A0005" w:tentative="1">
+      <w:start w:val="1"/>
+      <w:numFmt w:val="bullet"/>
+      <w:lvlText w:val=""/>
+      <w:lvlJc w:val="left"/>
+      <w:pPr>
+        <w:ind w:left="4680" w:hanging="360"/>
+      </w:pPr>
+      <w:rPr>
+        <w:rFonts w:ascii="Wingdings" w:hAnsi="Wingdings" w:hint="default"/>
+      </w:rPr>
+    </w:lvl>
+    <w:lvl w:ilvl="6" w:tplc="280A0001" w:tentative="1">
+      <w:start w:val="1"/>
+      <w:numFmt w:val="bullet"/>
+      <w:lvlText w:val=""/>
+      <w:lvlJc w:val="left"/>
+      <w:pPr>
+        <w:ind w:left="5400" w:hanging="360"/>
+      </w:pPr>
+      <w:rPr>
+        <w:rFonts w:ascii="Symbol" w:hAnsi="Symbol" w:hint="default"/>
+      </w:rPr>
+    </w:lvl>
+    <w:lvl w:ilvl="7" w:tplc="280A0003" w:tentative="1">
+      <w:start w:val="1"/>
+      <w:numFmt w:val="bullet"/>
+      <w:lvlText w:val="o"/>
+      <w:lvlJc w:val="left"/>
+      <w:pPr>
+        <w:ind w:left="6120" w:hanging="360"/>
+      </w:pPr>
+      <w:rPr>
+        <w:rFonts w:ascii="Courier New" w:hAnsi="Courier New" w:cs="Courier New" w:hint="default"/>
+      </w:rPr>
+    </w:lvl>
+    <w:lvl w:ilvl="8" w:tplc="280A0005" w:tentative="1">
+      <w:start w:val="1"/>
+      <w:numFmt w:val="bullet"/>
+      <w:lvlText w:val=""/>
+      <w:lvlJc w:val="left"/>
+      <w:pPr>
+        <w:ind w:left="6840" w:hanging="360"/>
+      </w:pPr>
+      <w:rPr>
+        <w:rFonts w:ascii="Wingdings" w:hAnsi="Wingdings" w:hint="default"/>
+      </w:rPr>
+    </w:lvl>
+  </w:abstractNum>
+  <w:abstractNum w:abstractNumId="3" w15:restartNumberingAfterBreak="0">
+    <w:nsid w:val="4DFF070B"/>
+    <w:multiLevelType w:val="hybridMultilevel"/>
+    <w:tmpl w:val="B2EA49C8"/>
+    <w:lvl w:ilvl="0" w:tplc="280A0001">
+      <w:start w:val="1"/>
+      <w:numFmt w:val="bullet"/>
+      <w:lvlText w:val=""/>
+      <w:lvlJc w:val="left"/>
+      <w:pPr>
+        <w:ind w:left="1080" w:hanging="360"/>
+      </w:pPr>
+      <w:rPr>
+        <w:rFonts w:ascii="Symbol" w:hAnsi="Symbol" w:hint="default"/>
+      </w:rPr>
+    </w:lvl>
+    <w:lvl w:ilvl="1" w:tplc="280A0003" w:tentative="1">
+      <w:start w:val="1"/>
+      <w:numFmt w:val="bullet"/>
+      <w:lvlText w:val="o"/>
+      <w:lvlJc w:val="left"/>
+      <w:pPr>
+        <w:ind w:left="1800" w:hanging="360"/>
+      </w:pPr>
+      <w:rPr>
+        <w:rFonts w:ascii="Courier New" w:hAnsi="Courier New" w:cs="Courier New" w:hint="default"/>
+      </w:rPr>
+    </w:lvl>
+    <w:lvl w:ilvl="2" w:tplc="280A0005" w:tentative="1">
+      <w:start w:val="1"/>
+      <w:numFmt w:val="bullet"/>
+      <w:lvlText w:val=""/>
+      <w:lvlJc w:val="left"/>
+      <w:pPr>
+        <w:ind w:left="2520" w:hanging="360"/>
+      </w:pPr>
+      <w:rPr>
+        <w:rFonts w:ascii="Wingdings" w:hAnsi="Wingdings" w:hint="default"/>
+      </w:rPr>
+    </w:lvl>
+    <w:lvl w:ilvl="3" w:tplc="280A0001" w:tentative="1">
+      <w:start w:val="1"/>
+      <w:numFmt w:val="bullet"/>
+      <w:lvlText w:val=""/>
+      <w:lvlJc w:val="left"/>
+      <w:pPr>
+        <w:ind w:left="3240" w:hanging="360"/>
+      </w:pPr>
+      <w:rPr>
+        <w:rFonts w:ascii="Symbol" w:hAnsi="Symbol" w:hint="default"/>
+      </w:rPr>
+    </w:lvl>
+    <w:lvl w:ilvl="4" w:tplc="280A0003" w:tentative="1">
+      <w:start w:val="1"/>
+      <w:numFmt w:val="bullet"/>
+      <w:lvlText w:val="o"/>
+      <w:lvlJc w:val="left"/>
+      <w:pPr>
+        <w:ind w:left="3960" w:hanging="360"/>
+      </w:pPr>
+      <w:rPr>
+        <w:rFonts w:ascii="Courier New" w:hAnsi="Courier New" w:cs="Courier New" w:hint="default"/>
+      </w:rPr>
+    </w:lvl>
+    <w:lvl w:ilvl="5" w:tplc="280A0005" w:tentative="1">
+      <w:start w:val="1"/>
+      <w:numFmt w:val="bullet"/>
+      <w:lvlText w:val=""/>
+      <w:lvlJc w:val="left"/>
+      <w:pPr>
+        <w:ind w:left="4680" w:hanging="360"/>
+      </w:pPr>
+      <w:rPr>
+        <w:rFonts w:ascii="Wingdings" w:hAnsi="Wingdings" w:hint="default"/>
+      </w:rPr>
+    </w:lvl>
+    <w:lvl w:ilvl="6" w:tplc="280A0001" w:tentative="1">
+      <w:start w:val="1"/>
+      <w:numFmt w:val="bullet"/>
+      <w:lvlText w:val=""/>
+      <w:lvlJc w:val="left"/>
+      <w:pPr>
+        <w:ind w:left="5400" w:hanging="360"/>
+      </w:pPr>
+      <w:rPr>
+        <w:rFonts w:ascii="Symbol" w:hAnsi="Symbol" w:hint="default"/>
+      </w:rPr>
+    </w:lvl>
+    <w:lvl w:ilvl="7" w:tplc="280A0003" w:tentative="1">
+      <w:start w:val="1"/>
+      <w:numFmt w:val="bullet"/>
+      <w:lvlText w:val="o"/>
+      <w:lvlJc w:val="left"/>
+      <w:pPr>
+        <w:ind w:left="6120" w:hanging="360"/>
+      </w:pPr>
+      <w:rPr>
+        <w:rFonts w:ascii="Courier New" w:hAnsi="Courier New" w:cs="Courier New" w:hint="default"/>
+      </w:rPr>
+    </w:lvl>
+    <w:lvl w:ilvl="8" w:tplc="280A0005" w:tentative="1">
+      <w:start w:val="1"/>
+      <w:numFmt w:val="bullet"/>
+      <w:lvlText w:val=""/>
+      <w:lvlJc w:val="left"/>
+      <w:pPr>
+        <w:ind w:left="6840" w:hanging="360"/>
+      </w:pPr>
+      <w:rPr>
+        <w:rFonts w:ascii="Wingdings" w:hAnsi="Wingdings" w:hint="default"/>
+      </w:rPr>
+    </w:lvl>
+  </w:abstractNum>
+  <w:abstractNum w:abstractNumId="4" w15:restartNumberingAfterBreak="0">
+    <w:nsid w:val="537A3429"/>
+    <w:multiLevelType w:val="hybridMultilevel"/>
+    <w:tmpl w:val="760ABA3A"/>
+    <w:lvl w:ilvl="0" w:tplc="280A0001">
+      <w:start w:val="1"/>
+      <w:numFmt w:val="bullet"/>
+      <w:lvlText w:val=""/>
+      <w:lvlJc w:val="left"/>
+      <w:pPr>
+        <w:ind w:left="1080" w:hanging="360"/>
+      </w:pPr>
+      <w:rPr>
+        <w:rFonts w:ascii="Symbol" w:hAnsi="Symbol" w:hint="default"/>
+      </w:rPr>
+    </w:lvl>
+    <w:lvl w:ilvl="1" w:tplc="280A0003" w:tentative="1">
+      <w:start w:val="1"/>
+      <w:numFmt w:val="bullet"/>
+      <w:lvlText w:val="o"/>
+      <w:lvlJc w:val="left"/>
+      <w:pPr>
+        <w:ind w:left="1800" w:hanging="360"/>
+      </w:pPr>
+      <w:rPr>
+        <w:rFonts w:ascii="Courier New" w:hAnsi="Courier New" w:cs="Courier New" w:hint="default"/>
+      </w:rPr>
+    </w:lvl>
+    <w:lvl w:ilvl="2" w:tplc="280A0005" w:tentative="1">
+      <w:start w:val="1"/>
+      <w:numFmt w:val="bullet"/>
+      <w:lvlText w:val=""/>
+      <w:lvlJc w:val="left"/>
+      <w:pPr>
+        <w:ind w:left="2520" w:hanging="360"/>
+      </w:pPr>
+      <w:rPr>
+        <w:rFonts w:ascii="Wingdings" w:hAnsi="Wingdings" w:hint="default"/>
+      </w:rPr>
+    </w:lvl>
+    <w:lvl w:ilvl="3" w:tplc="280A0001" w:tentative="1">
+      <w:start w:val="1"/>
+      <w:numFmt w:val="bullet"/>
+      <w:lvlText w:val=""/>
+      <w:lvlJc w:val="left"/>
+      <w:pPr>
+        <w:ind w:left="3240" w:hanging="360"/>
+      </w:pPr>
+      <w:rPr>
+        <w:rFonts w:ascii="Symbol" w:hAnsi="Symbol" w:hint="default"/>
+      </w:rPr>
+    </w:lvl>
+    <w:lvl w:ilvl="4" w:tplc="280A0003" w:tentative="1">
+      <w:start w:val="1"/>
+      <w:numFmt w:val="bullet"/>
+      <w:lvlText w:val="o"/>
+      <w:lvlJc w:val="left"/>
+      <w:pPr>
+        <w:ind w:left="3960" w:hanging="360"/>
+      </w:pPr>
+      <w:rPr>
+        <w:rFonts w:ascii="Courier New" w:hAnsi="Courier New" w:cs="Courier New" w:hint="default"/>
+      </w:rPr>
+    </w:lvl>
+    <w:lvl w:ilvl="5" w:tplc="280A0005" w:tentative="1">
+      <w:start w:val="1"/>
+      <w:numFmt w:val="bullet"/>
+      <w:lvlText w:val=""/>
+      <w:lvlJc w:val="left"/>
+      <w:pPr>
+        <w:ind w:left="4680" w:hanging="360"/>
+      </w:pPr>
+      <w:rPr>
+        <w:rFonts w:ascii="Wingdings" w:hAnsi="Wingdings" w:hint="default"/>
+      </w:rPr>
+    </w:lvl>
+    <w:lvl w:ilvl="6" w:tplc="280A0001" w:tentative="1">
+      <w:start w:val="1"/>
+      <w:numFmt w:val="bullet"/>
+      <w:lvlText w:val=""/>
+      <w:lvlJc w:val="left"/>
+      <w:pPr>
+        <w:ind w:left="5400" w:hanging="360"/>
+      </w:pPr>
+      <w:rPr>
+        <w:rFonts w:ascii="Symbol" w:hAnsi="Symbol" w:hint="default"/>
+      </w:rPr>
+    </w:lvl>
+    <w:lvl w:ilvl="7" w:tplc="280A0003" w:tentative="1">
+      <w:start w:val="1"/>
+      <w:numFmt w:val="bullet"/>
+      <w:lvlText w:val="o"/>
+      <w:lvlJc w:val="left"/>
+      <w:pPr>
+        <w:ind w:left="6120" w:hanging="360"/>
+      </w:pPr>
+      <w:rPr>
+        <w:rFonts w:ascii="Courier New" w:hAnsi="Courier New" w:cs="Courier New" w:hint="default"/>
+      </w:rPr>
+    </w:lvl>
+    <w:lvl w:ilvl="8" w:tplc="280A0005" w:tentative="1">
+      <w:start w:val="1"/>
+      <w:numFmt w:val="bullet"/>
+      <w:lvlText w:val=""/>
+      <w:lvlJc w:val="left"/>
+      <w:pPr>
+        <w:ind w:left="6840" w:hanging="360"/>
+      </w:pPr>
+      <w:rPr>
+        <w:rFonts w:ascii="Wingdings" w:hAnsi="Wingdings" w:hint="default"/>
+      </w:rPr>
+    </w:lvl>
+  </w:abstractNum>
+  <w:abstractNum w:abstractNumId="5" w15:restartNumberingAfterBreak="0">
+    <w:nsid w:val="60684E19"/>
+    <w:multiLevelType w:val="hybridMultilevel"/>
+    <w:tmpl w:val="99225C20"/>
+    <w:lvl w:ilvl="0" w:tplc="280A0001">
+      <w:start w:val="1"/>
+      <w:numFmt w:val="bullet"/>
+      <w:lvlText w:val=""/>
+      <w:lvlJc w:val="left"/>
+      <w:pPr>
+        <w:ind w:left="2136" w:hanging="360"/>
+      </w:pPr>
+      <w:rPr>
+        <w:rFonts w:ascii="Symbol" w:hAnsi="Symbol" w:hint="default"/>
+      </w:rPr>
+    </w:lvl>
+    <w:lvl w:ilvl="1" w:tplc="280A0003" w:tentative="1">
+      <w:start w:val="1"/>
+      <w:numFmt w:val="bullet"/>
+      <w:lvlText w:val="o"/>
+      <w:lvlJc w:val="left"/>
+      <w:pPr>
+        <w:ind w:left="2856" w:hanging="360"/>
+      </w:pPr>
+      <w:rPr>
+        <w:rFonts w:ascii="Courier New" w:hAnsi="Courier New" w:cs="Courier New" w:hint="default"/>
+      </w:rPr>
+    </w:lvl>
+    <w:lvl w:ilvl="2" w:tplc="280A0005" w:tentative="1">
+      <w:start w:val="1"/>
+      <w:numFmt w:val="bullet"/>
+      <w:lvlText w:val=""/>
+      <w:lvlJc w:val="left"/>
+      <w:pPr>
+        <w:ind w:left="3576" w:hanging="360"/>
+      </w:pPr>
+      <w:rPr>
+        <w:rFonts w:ascii="Wingdings" w:hAnsi="Wingdings" w:hint="default"/>
+      </w:rPr>
+    </w:lvl>
+    <w:lvl w:ilvl="3" w:tplc="280A0001" w:tentative="1">
+      <w:start w:val="1"/>
+      <w:numFmt w:val="bullet"/>
+      <w:lvlText w:val=""/>
+      <w:lvlJc w:val="left"/>
+      <w:pPr>
+        <w:ind w:left="4296" w:hanging="360"/>
+      </w:pPr>
+      <w:rPr>
+        <w:rFonts w:ascii="Symbol" w:hAnsi="Symbol" w:hint="default"/>
+      </w:rPr>
+    </w:lvl>
+    <w:lvl w:ilvl="4" w:tplc="280A0003" w:tentative="1">
+      <w:start w:val="1"/>
+      <w:numFmt w:val="bullet"/>
+      <w:lvlText w:val="o"/>
+      <w:lvlJc w:val="left"/>
+      <w:pPr>
+        <w:ind w:left="5016" w:hanging="360"/>
+      </w:pPr>
+      <w:rPr>
+        <w:rFonts w:ascii="Courier New" w:hAnsi="Courier New" w:cs="Courier New" w:hint="default"/>
+      </w:rPr>
+    </w:lvl>
+    <w:lvl w:ilvl="5" w:tplc="280A0005" w:tentative="1">
+      <w:start w:val="1"/>
+      <w:numFmt w:val="bullet"/>
+      <w:lvlText w:val=""/>
+      <w:lvlJc w:val="left"/>
+      <w:pPr>
+        <w:ind w:left="5736" w:hanging="360"/>
+      </w:pPr>
+      <w:rPr>
+        <w:rFonts w:ascii="Wingdings" w:hAnsi="Wingdings" w:hint="default"/>
+      </w:rPr>
+    </w:lvl>
+    <w:lvl w:ilvl="6" w:tplc="280A0001" w:tentative="1">
+      <w:start w:val="1"/>
+      <w:numFmt w:val="bullet"/>
+      <w:lvlText w:val=""/>
+      <w:lvlJc w:val="left"/>
+      <w:pPr>
+        <w:ind w:left="6456" w:hanging="360"/>
+      </w:pPr>
+      <w:rPr>
+        <w:rFonts w:ascii="Symbol" w:hAnsi="Symbol" w:hint="default"/>
+      </w:rPr>
+    </w:lvl>
+    <w:lvl w:ilvl="7" w:tplc="280A0003" w:tentative="1">
+      <w:start w:val="1"/>
+      <w:numFmt w:val="bullet"/>
+      <w:lvlText w:val="o"/>
+      <w:lvlJc w:val="left"/>
+      <w:pPr>
+        <w:ind w:left="7176" w:hanging="360"/>
+      </w:pPr>
+      <w:rPr>
+        <w:rFonts w:ascii="Courier New" w:hAnsi="Courier New" w:cs="Courier New" w:hint="default"/>
+      </w:rPr>
+    </w:lvl>
+    <w:lvl w:ilvl="8" w:tplc="280A0005" w:tentative="1">
+      <w:start w:val="1"/>
+      <w:numFmt w:val="bullet"/>
+      <w:lvlText w:val=""/>
+      <w:lvlJc w:val="left"/>
+      <w:pPr>
+        <w:ind w:left="7896" w:hanging="360"/>
+      </w:pPr>
+      <w:rPr>
+        <w:rFonts w:ascii="Wingdings" w:hAnsi="Wingdings" w:hint="default"/>
+      </w:rPr>
+    </w:lvl>
+  </w:abstractNum>
+  <w:abstractNum w:abstractNumId="6" w15:restartNumberingAfterBreak="0">
     <w:nsid w:val="679876F3"/>
     <w:multiLevelType w:val="multilevel"/>
     <w:tmpl w:val="48068428"/>
@@ -6495,18 +10147,149 @@
       </w:rPr>
     </w:lvl>
   </w:abstractNum>
-  <w:num w:numId="1">
+  <w:abstractNum w:abstractNumId="7" w15:restartNumberingAfterBreak="0">
+    <w:nsid w:val="78A6556B"/>
+    <w:multiLevelType w:val="hybridMultilevel"/>
+    <w:tmpl w:val="45DC5A4C"/>
+    <w:lvl w:ilvl="0" w:tplc="280A0001">
+      <w:start w:val="1"/>
+      <w:numFmt w:val="bullet"/>
+      <w:lvlText w:val=""/>
+      <w:lvlJc w:val="left"/>
+      <w:pPr>
+        <w:ind w:left="1080" w:hanging="360"/>
+      </w:pPr>
+      <w:rPr>
+        <w:rFonts w:ascii="Symbol" w:hAnsi="Symbol" w:hint="default"/>
+      </w:rPr>
+    </w:lvl>
+    <w:lvl w:ilvl="1" w:tplc="280A0003" w:tentative="1">
+      <w:start w:val="1"/>
+      <w:numFmt w:val="bullet"/>
+      <w:lvlText w:val="o"/>
+      <w:lvlJc w:val="left"/>
+      <w:pPr>
+        <w:ind w:left="1800" w:hanging="360"/>
+      </w:pPr>
+      <w:rPr>
+        <w:rFonts w:ascii="Courier New" w:hAnsi="Courier New" w:cs="Courier New" w:hint="default"/>
+      </w:rPr>
+    </w:lvl>
+    <w:lvl w:ilvl="2" w:tplc="280A0005" w:tentative="1">
+      <w:start w:val="1"/>
+      <w:numFmt w:val="bullet"/>
+      <w:lvlText w:val=""/>
+      <w:lvlJc w:val="left"/>
+      <w:pPr>
+        <w:ind w:left="2520" w:hanging="360"/>
+      </w:pPr>
+      <w:rPr>
+        <w:rFonts w:ascii="Wingdings" w:hAnsi="Wingdings" w:hint="default"/>
+      </w:rPr>
+    </w:lvl>
+    <w:lvl w:ilvl="3" w:tplc="280A0001" w:tentative="1">
+      <w:start w:val="1"/>
+      <w:numFmt w:val="bullet"/>
+      <w:lvlText w:val=""/>
+      <w:lvlJc w:val="left"/>
+      <w:pPr>
+        <w:ind w:left="3240" w:hanging="360"/>
+      </w:pPr>
+      <w:rPr>
+        <w:rFonts w:ascii="Symbol" w:hAnsi="Symbol" w:hint="default"/>
+      </w:rPr>
+    </w:lvl>
+    <w:lvl w:ilvl="4" w:tplc="280A0003" w:tentative="1">
+      <w:start w:val="1"/>
+      <w:numFmt w:val="bullet"/>
+      <w:lvlText w:val="o"/>
+      <w:lvlJc w:val="left"/>
+      <w:pPr>
+        <w:ind w:left="3960" w:hanging="360"/>
+      </w:pPr>
+      <w:rPr>
+        <w:rFonts w:ascii="Courier New" w:hAnsi="Courier New" w:cs="Courier New" w:hint="default"/>
+      </w:rPr>
+    </w:lvl>
+    <w:lvl w:ilvl="5" w:tplc="280A0005" w:tentative="1">
+      <w:start w:val="1"/>
+      <w:numFmt w:val="bullet"/>
+      <w:lvlText w:val=""/>
+      <w:lvlJc w:val="left"/>
+      <w:pPr>
+        <w:ind w:left="4680" w:hanging="360"/>
+      </w:pPr>
+      <w:rPr>
+        <w:rFonts w:ascii="Wingdings" w:hAnsi="Wingdings" w:hint="default"/>
+      </w:rPr>
+    </w:lvl>
+    <w:lvl w:ilvl="6" w:tplc="280A0001" w:tentative="1">
+      <w:start w:val="1"/>
+      <w:numFmt w:val="bullet"/>
+      <w:lvlText w:val=""/>
+      <w:lvlJc w:val="left"/>
+      <w:pPr>
+        <w:ind w:left="5400" w:hanging="360"/>
+      </w:pPr>
+      <w:rPr>
+        <w:rFonts w:ascii="Symbol" w:hAnsi="Symbol" w:hint="default"/>
+      </w:rPr>
+    </w:lvl>
+    <w:lvl w:ilvl="7" w:tplc="280A0003" w:tentative="1">
+      <w:start w:val="1"/>
+      <w:numFmt w:val="bullet"/>
+      <w:lvlText w:val="o"/>
+      <w:lvlJc w:val="left"/>
+      <w:pPr>
+        <w:ind w:left="6120" w:hanging="360"/>
+      </w:pPr>
+      <w:rPr>
+        <w:rFonts w:ascii="Courier New" w:hAnsi="Courier New" w:cs="Courier New" w:hint="default"/>
+      </w:rPr>
+    </w:lvl>
+    <w:lvl w:ilvl="8" w:tplc="280A0005" w:tentative="1">
+      <w:start w:val="1"/>
+      <w:numFmt w:val="bullet"/>
+      <w:lvlText w:val=""/>
+      <w:lvlJc w:val="left"/>
+      <w:pPr>
+        <w:ind w:left="6840" w:hanging="360"/>
+      </w:pPr>
+      <w:rPr>
+        <w:rFonts w:ascii="Wingdings" w:hAnsi="Wingdings" w:hint="default"/>
+      </w:rPr>
+    </w:lvl>
+  </w:abstractNum>
+  <w:num w:numId="1" w16cid:durableId="565917209">
+    <w:abstractNumId w:val="1"/>
+  </w:num>
+  <w:num w:numId="2" w16cid:durableId="208952761">
+    <w:abstractNumId w:val="6"/>
+  </w:num>
+  <w:num w:numId="3" w16cid:durableId="19431054">
+    <w:abstractNumId w:val="5"/>
+  </w:num>
+  <w:num w:numId="4" w16cid:durableId="1913200797">
+    <w:abstractNumId w:val="4"/>
+  </w:num>
+  <w:num w:numId="5" w16cid:durableId="1401631468">
+    <w:abstractNumId w:val="2"/>
+  </w:num>
+  <w:num w:numId="6" w16cid:durableId="1603104990">
+    <w:abstractNumId w:val="3"/>
+  </w:num>
+  <w:num w:numId="7" w16cid:durableId="2085489447">
     <w:abstractNumId w:val="0"/>
   </w:num>
-  <w:num w:numId="2">
-    <w:abstractNumId w:val="1"/>
+  <w:num w:numId="8" w16cid:durableId="142625452">
+    <w:abstractNumId w:val="7"/>
   </w:num>
   <w:numIdMacAtCleanup w:val="2"/>
 </w:numbering>
 </file>
 
 <file path=word/styles.xml><?xml version="1.0" encoding="utf-8"?>
-<w:styles xmlns:mc="http://schemas.openxmlformats.org/markup-compatibility/2006" xmlns:r="http://schemas.openxmlformats.org/officeDocument/2006/relationships" xmlns:w="http://schemas.openxmlformats.org/wordprocessingml/2006/main" xmlns:w14="http://schemas.microsoft.com/office/word/2010/wordml" xmlns:w15="http://schemas.microsoft.com/office/word/2012/wordml" mc:Ignorable="w14 w15">
+<w:styles xmlns:mc="http://schemas.openxmlformats.org/markup-compatibility/2006" xmlns:r="http://schemas.openxmlformats.org/officeDocument/2006/relationships" xmlns:w="http://schemas.openxmlformats.org/wordprocessingml/2006/main" xmlns:w14="http://schemas.microsoft.com/office/word/2010/wordml" xmlns:w15="http://schemas.microsoft.com/office/word/2012/wordml" xmlns:w16cex="http://schemas.microsoft.com/office/word/2018/wordml/cex" xmlns:w16cid="http://schemas.microsoft.com/office/word/2016/wordml/cid" xmlns:w16="http://schemas.microsoft.com/office/word/2018/wordml" xmlns:w16du="http://schemas.microsoft.com/office/word/2023/wordml/word16du" xmlns:w16sdtdh="http://schemas.microsoft.com/office/word/2020/wordml/sdtdatahash" xmlns:w16se="http://schemas.microsoft.com/office/word/2015/wordml/symex" mc:Ignorable="w14 w15 w16se w16cid w16 w16cex w16sdtdh w16du">
   <w:docDefaults>
     <w:rPrDefault>
       <w:rPr>
@@ -6522,7 +10305,7 @@
       </w:pPr>
     </w:pPrDefault>
   </w:docDefaults>
-  <w:latentStyles w:defLockedState="0" w:defUIPriority="99" w:defSemiHidden="0" w:defUnhideWhenUsed="0" w:defQFormat="0" w:count="371">
+  <w:latentStyles w:defLockedState="0" w:defUIPriority="99" w:defSemiHidden="0" w:defUnhideWhenUsed="0" w:defQFormat="0" w:count="376">
     <w:lsdException w:name="Normal" w:uiPriority="0" w:qFormat="1"/>
     <w:lsdException w:name="heading 1" w:uiPriority="9" w:qFormat="1"/>
     <w:lsdException w:name="heading 2" w:semiHidden="1" w:uiPriority="9" w:unhideWhenUsed="1" w:qFormat="1"/>
@@ -6894,6 +10677,11 @@
     <w:lsdException w:name="List Table 5 Dark Accent 6" w:uiPriority="50"/>
     <w:lsdException w:name="List Table 6 Colorful Accent 6" w:uiPriority="51"/>
     <w:lsdException w:name="List Table 7 Colorful Accent 6" w:uiPriority="52"/>
+    <w:lsdException w:name="Mention" w:semiHidden="1" w:unhideWhenUsed="1"/>
+    <w:lsdException w:name="Smart Hyperlink" w:semiHidden="1" w:unhideWhenUsed="1"/>
+    <w:lsdException w:name="Hashtag" w:semiHidden="1" w:unhideWhenUsed="1"/>
+    <w:lsdException w:name="Unresolved Mention" w:semiHidden="1" w:unhideWhenUsed="1"/>
+    <w:lsdException w:name="Smart Link" w:semiHidden="1" w:unhideWhenUsed="1"/>
   </w:latentStyles>
   <w:style w:type="paragraph" w:default="1" w:styleId="Normal">
     <w:name w:val="Normal"/>
@@ -7046,7 +10834,7 @@
       <w:szCs w:val="32"/>
     </w:rPr>
   </w:style>
-  <w:style w:type="paragraph" w:styleId="TtulodeTDC">
+  <w:style w:type="paragraph" w:styleId="TtuloTDC">
     <w:name w:val="TOC Heading"/>
     <w:basedOn w:val="Ttulo1"/>
     <w:next w:val="Normal"/>
@@ -7097,11 +10885,11 @@
       <w:ind w:left="220"/>
     </w:pPr>
   </w:style>
-  <w:style w:type="paragraph" w:styleId="Puesto">
+  <w:style w:type="paragraph" w:styleId="Ttulo">
     <w:name w:val="Title"/>
     <w:basedOn w:val="Normal"/>
     <w:next w:val="Normal"/>
-    <w:link w:val="PuestoCar"/>
+    <w:link w:val="TtuloCar"/>
     <w:qFormat/>
     <w:rsid w:val="00085923"/>
     <w:pPr>
@@ -7117,10 +10905,10 @@
       <w:lang w:val="en-US"/>
     </w:rPr>
   </w:style>
-  <w:style w:type="character" w:customStyle="1" w:styleId="PuestoCar">
-    <w:name w:val="Puesto Car"/>
+  <w:style w:type="character" w:customStyle="1" w:styleId="TtuloCar">
+    <w:name w:val="Título Car"/>
     <w:basedOn w:val="Fuentedeprrafopredeter"/>
-    <w:link w:val="Puesto"/>
+    <w:link w:val="Ttulo"/>
     <w:rsid w:val="00085923"/>
     <w:rPr>
       <w:rFonts w:ascii="Arial" w:eastAsia="Times New Roman" w:hAnsi="Arial" w:cs="Times New Roman"/>
@@ -7146,6 +10934,25 @@
       <w:szCs w:val="24"/>
       <w:lang w:eastAsia="es-PE"/>
     </w:rPr>
+  </w:style>
+  <w:style w:type="table" w:styleId="Tablaconcuadrcula">
+    <w:name w:val="Table Grid"/>
+    <w:basedOn w:val="Tablanormal"/>
+    <w:uiPriority w:val="39"/>
+    <w:rsid w:val="007F12D9"/>
+    <w:pPr>
+      <w:spacing w:after="0" w:line="240" w:lineRule="auto"/>
+    </w:pPr>
+    <w:tblPr>
+      <w:tblBorders>
+        <w:top w:val="single" w:sz="4" w:space="0" w:color="auto"/>
+        <w:left w:val="single" w:sz="4" w:space="0" w:color="auto"/>
+        <w:bottom w:val="single" w:sz="4" w:space="0" w:color="auto"/>
+        <w:right w:val="single" w:sz="4" w:space="0" w:color="auto"/>
+        <w:insideH w:val="single" w:sz="4" w:space="0" w:color="auto"/>
+        <w:insideV w:val="single" w:sz="4" w:space="0" w:color="auto"/>
+      </w:tblBorders>
+    </w:tblPr>
   </w:style>
 </w:styles>
 </file>

--- a/FD01-EPIS-Informe de Factibilidad.docx
+++ b/FD01-EPIS-Informe de Factibilidad.docx
@@ -3446,6 +3446,15 @@
         </w:rPr>
         <w:t>Diseñar una arquitectura de software para el sistema.</w:t>
       </w:r>
+      <w:r>
+        <w:rPr>
+          <w:rFonts w:cs="Arial"/>
+          <w:sz w:val="24"/>
+          <w:szCs w:val="24"/>
+          <w:lang w:val="es-MX"/>
+        </w:rPr>
+        <w:t xml:space="preserve"> </w:t>
+      </w:r>
     </w:p>
     <w:p>
       <w:pPr>
@@ -3846,6 +3855,7 @@
         <w:outlineLvl w:val="0"/>
         <w:rPr>
           <w:rFonts w:cs="Arial"/>
+          <w:color w:val="FF0000"/>
           <w:sz w:val="24"/>
           <w:szCs w:val="24"/>
           <w:lang w:val="es-MX"/>
@@ -3855,6 +3865,7 @@
       <w:r>
         <w:rPr>
           <w:rFonts w:cs="Arial"/>
+          <w:color w:val="FF0000"/>
           <w:sz w:val="24"/>
           <w:szCs w:val="24"/>
           <w:lang w:val="es-MX"/>
@@ -3864,6 +3875,7 @@
       <w:r>
         <w:rPr>
           <w:rFonts w:cs="Arial"/>
+          <w:color w:val="FF0000"/>
           <w:sz w:val="24"/>
           <w:szCs w:val="24"/>
           <w:lang w:val="es-MX"/>
@@ -3873,6 +3885,7 @@
       <w:r>
         <w:rPr>
           <w:rFonts w:cs="Arial"/>
+          <w:color w:val="FF0000"/>
           <w:sz w:val="24"/>
           <w:szCs w:val="24"/>
           <w:lang w:val="es-MX"/>
@@ -3882,6 +3895,7 @@
       <w:r>
         <w:rPr>
           <w:rFonts w:cs="Arial"/>
+          <w:color w:val="FF0000"/>
           <w:sz w:val="24"/>
           <w:szCs w:val="24"/>
           <w:lang w:val="es-MX"/>
@@ -3902,6 +3916,7 @@
         <w:jc w:val="both"/>
         <w:rPr>
           <w:rFonts w:cs="Arial"/>
+          <w:color w:val="FF0000"/>
           <w:sz w:val="24"/>
           <w:szCs w:val="24"/>
           <w:lang w:val="es-MX"/>
@@ -3910,6 +3925,7 @@
       <w:r>
         <w:rPr>
           <w:rFonts w:cs="Arial"/>
+          <w:color w:val="FF0000"/>
           <w:sz w:val="24"/>
           <w:szCs w:val="24"/>
           <w:lang w:val="es-MX"/>
@@ -3926,6 +3942,7 @@
         <w:rPr>
           <w:rFonts w:cs="Arial"/>
           <w:i/>
+          <w:color w:val="FF0000"/>
           <w:sz w:val="24"/>
           <w:szCs w:val="24"/>
           <w:lang w:val="es-MX"/>
@@ -3935,6 +3952,7 @@
         <w:rPr>
           <w:rFonts w:cs="Arial"/>
           <w:i/>
+          <w:color w:val="FF0000"/>
           <w:sz w:val="24"/>
           <w:szCs w:val="24"/>
           <w:lang w:val="es-MX"/>
@@ -3945,6 +3963,7 @@
         <w:rPr>
           <w:rFonts w:cs="Arial"/>
           <w:i/>
+          <w:color w:val="FF0000"/>
           <w:sz w:val="24"/>
           <w:szCs w:val="24"/>
           <w:lang w:val="es-MX"/>
@@ -3955,6 +3974,7 @@
         <w:rPr>
           <w:rFonts w:cs="Arial"/>
           <w:i/>
+          <w:color w:val="FF0000"/>
           <w:sz w:val="24"/>
           <w:szCs w:val="24"/>
           <w:lang w:val="es-MX"/>
@@ -3965,6 +3985,7 @@
         <w:rPr>
           <w:rFonts w:cs="Arial"/>
           <w:i/>
+          <w:color w:val="FF0000"/>
           <w:sz w:val="24"/>
           <w:szCs w:val="24"/>
           <w:lang w:val="es-MX"/>
@@ -4852,6 +4873,7 @@
         <w:jc w:val="both"/>
         <w:outlineLvl w:val="0"/>
         <w:rPr>
+          <w:color w:val="FF0000"/>
           <w:sz w:val="24"/>
           <w:szCs w:val="24"/>
         </w:rPr>
@@ -4859,6 +4881,7 @@
       <w:bookmarkStart w:id="3" w:name="_Toc52661349"/>
       <w:r>
         <w:rPr>
+          <w:color w:val="FF0000"/>
           <w:sz w:val="24"/>
           <w:szCs w:val="24"/>
         </w:rPr>
@@ -4867,6 +4890,7 @@
       <w:r>
         <w:rPr>
           <w:rFonts w:cs="Arial"/>
+          <w:color w:val="FF0000"/>
           <w:sz w:val="24"/>
           <w:szCs w:val="24"/>
           <w:lang w:val="es-MX"/>
@@ -4882,13 +4906,15 @@
         <w:jc w:val="both"/>
         <w:rPr>
           <w:i/>
-          <w:sz w:val="24"/>
-          <w:szCs w:val="24"/>
-        </w:rPr>
-      </w:pPr>
-      <w:r>
-        <w:rPr>
-          <w:i/>
+          <w:color w:val="FF0000"/>
+          <w:sz w:val="24"/>
+          <w:szCs w:val="24"/>
+        </w:rPr>
+      </w:pPr>
+      <w:r>
+        <w:rPr>
+          <w:i/>
+          <w:color w:val="FF0000"/>
           <w:sz w:val="24"/>
           <w:szCs w:val="24"/>
         </w:rPr>
@@ -4897,6 +4923,7 @@
       <w:r>
         <w:rPr>
           <w:i/>
+          <w:color w:val="FF0000"/>
           <w:sz w:val="24"/>
           <w:szCs w:val="24"/>
         </w:rPr>
@@ -4905,6 +4932,7 @@
       <w:r>
         <w:rPr>
           <w:i/>
+          <w:color w:val="FF0000"/>
           <w:sz w:val="24"/>
           <w:szCs w:val="24"/>
         </w:rPr>
@@ -4933,6 +4961,7 @@
         <w:jc w:val="both"/>
         <w:outlineLvl w:val="1"/>
         <w:rPr>
+          <w:color w:val="FF0000"/>
           <w:sz w:val="24"/>
           <w:szCs w:val="24"/>
         </w:rPr>
@@ -4940,6 +4969,7 @@
       <w:bookmarkStart w:id="4" w:name="_Toc52661350"/>
       <w:r>
         <w:rPr>
+          <w:color w:val="FF0000"/>
           <w:sz w:val="24"/>
           <w:szCs w:val="24"/>
         </w:rPr>
@@ -4955,6 +4985,7 @@
         <w:rPr>
           <w:i/>
           <w:iCs/>
+          <w:color w:val="FF0000"/>
           <w:sz w:val="24"/>
           <w:szCs w:val="24"/>
         </w:rPr>
@@ -4963,12 +4994,16 @@
         <w:rPr>
           <w:i/>
           <w:iCs/>
+          <w:color w:val="FF0000"/>
           <w:sz w:val="24"/>
           <w:szCs w:val="24"/>
         </w:rPr>
         <w:t>{</w:t>
       </w:r>
       <w:r>
+        <w:rPr>
+          <w:color w:val="FF0000"/>
+        </w:rPr>
         <w:t>El estudio de viabilidad técnica se enfoca en obtener un entendimiento de los recursos tecnológicos disponibles actualmente y su aplicabilidad a las necesidades que se espera tenga el proyecto. En el caso de tecnología informática esto implica una evaluación del hardware y software y como este puede cubrir las necesidades del sistema propuesto.</w:t>
       </w:r>
     </w:p>
@@ -4979,13 +5014,15 @@
         <w:jc w:val="both"/>
         <w:rPr>
           <w:i/>
-          <w:sz w:val="24"/>
-          <w:szCs w:val="24"/>
-        </w:rPr>
-      </w:pPr>
-      <w:r>
-        <w:rPr>
-          <w:i/>
+          <w:color w:val="FF0000"/>
+          <w:sz w:val="24"/>
+          <w:szCs w:val="24"/>
+        </w:rPr>
+      </w:pPr>
+      <w:r>
+        <w:rPr>
+          <w:i/>
+          <w:color w:val="FF0000"/>
           <w:sz w:val="24"/>
           <w:szCs w:val="24"/>
         </w:rPr>
@@ -4999,13 +5036,15 @@
         <w:jc w:val="both"/>
         <w:rPr>
           <w:i/>
-          <w:sz w:val="24"/>
-          <w:szCs w:val="24"/>
-        </w:rPr>
-      </w:pPr>
-      <w:r>
-        <w:rPr>
-          <w:i/>
+          <w:color w:val="FF0000"/>
+          <w:sz w:val="24"/>
+          <w:szCs w:val="24"/>
+        </w:rPr>
+      </w:pPr>
+      <w:r>
+        <w:rPr>
+          <w:i/>
+          <w:color w:val="FF0000"/>
           <w:sz w:val="24"/>
           <w:szCs w:val="24"/>
         </w:rPr>
@@ -5015,6 +5054,7 @@
       <w:r>
         <w:rPr>
           <w:i/>
+          <w:color w:val="FF0000"/>
           <w:sz w:val="24"/>
           <w:szCs w:val="24"/>
         </w:rPr>
@@ -5023,6 +5063,7 @@
       <w:r>
         <w:rPr>
           <w:i/>
+          <w:color w:val="FF0000"/>
           <w:sz w:val="24"/>
           <w:szCs w:val="24"/>
         </w:rPr>
@@ -7544,10 +7585,7 @@
     <w:p>
       <w:pPr>
         <w:pStyle w:val="Prrafodelista"/>
-        <w:numPr>
-          <w:ilvl w:val="0"/>
-          <w:numId w:val="5"/>
-        </w:numPr>
+        <w:ind w:left="1080"/>
         <w:jc w:val="both"/>
         <w:outlineLvl w:val="1"/>
         <w:rPr>
@@ -7560,8 +7598,43 @@
           <w:sz w:val="24"/>
           <w:szCs w:val="24"/>
         </w:rPr>
-        <w:t>Interfaz interactiva.</w:t>
-      </w:r>
+        <w:t>Eliminaremos la necesidad de estar constantemente usando comandos de SQL de manera manual</w:t>
+      </w:r>
+      <w:r>
+        <w:rPr>
+          <w:sz w:val="24"/>
+          <w:szCs w:val="24"/>
+        </w:rPr>
+        <w:t xml:space="preserve">. Reduciendo los posibles errores en la redacción o uso de comandos no necesarios y reduciendo el tiempo que se dedica a la supervisión de generación de </w:t>
+      </w:r>
+      <w:proofErr w:type="spellStart"/>
+      <w:r>
+        <w:rPr>
+          <w:sz w:val="24"/>
+          <w:szCs w:val="24"/>
+        </w:rPr>
+        <w:t>backups</w:t>
+      </w:r>
+      <w:proofErr w:type="spellEnd"/>
+      <w:r>
+        <w:rPr>
+          <w:sz w:val="24"/>
+          <w:szCs w:val="24"/>
+        </w:rPr>
+        <w:t>.</w:t>
+      </w:r>
+    </w:p>
+    <w:p>
+      <w:pPr>
+        <w:pStyle w:val="Prrafodelista"/>
+        <w:ind w:left="1080"/>
+        <w:jc w:val="both"/>
+        <w:outlineLvl w:val="1"/>
+        <w:rPr>
+          <w:sz w:val="24"/>
+          <w:szCs w:val="24"/>
+        </w:rPr>
+      </w:pPr>
     </w:p>
     <w:p>
       <w:pPr>
@@ -7582,7 +7655,222 @@
           <w:sz w:val="24"/>
           <w:szCs w:val="24"/>
         </w:rPr>
+        <w:t>Interfaz interactiva.</w:t>
+      </w:r>
+    </w:p>
+    <w:p>
+      <w:pPr>
+        <w:pStyle w:val="Prrafodelista"/>
+        <w:ind w:left="1080"/>
+        <w:jc w:val="both"/>
+        <w:outlineLvl w:val="1"/>
+        <w:rPr>
+          <w:sz w:val="24"/>
+          <w:szCs w:val="24"/>
+        </w:rPr>
+      </w:pPr>
+      <w:r>
+        <w:rPr>
+          <w:sz w:val="24"/>
+          <w:szCs w:val="24"/>
+        </w:rPr>
+        <w:t xml:space="preserve">El usuario que estará en contacto con al gestionar las </w:t>
+      </w:r>
+      <w:proofErr w:type="spellStart"/>
+      <w:r>
+        <w:rPr>
+          <w:sz w:val="24"/>
+          <w:szCs w:val="24"/>
+        </w:rPr>
+        <w:t>backups</w:t>
+      </w:r>
+      <w:proofErr w:type="spellEnd"/>
+      <w:r>
+        <w:rPr>
+          <w:sz w:val="24"/>
+          <w:szCs w:val="24"/>
+        </w:rPr>
+        <w:t xml:space="preserve"> no </w:t>
+      </w:r>
+      <w:r>
+        <w:rPr>
+          <w:sz w:val="24"/>
+          <w:szCs w:val="24"/>
+        </w:rPr>
+        <w:t>necesitará</w:t>
+      </w:r>
+      <w:r>
+        <w:rPr>
+          <w:sz w:val="24"/>
+          <w:szCs w:val="24"/>
+        </w:rPr>
+        <w:t xml:space="preserve"> un conocimiento avanzado en SQL y de todos los comandos de uso</w:t>
+      </w:r>
+      <w:r>
+        <w:rPr>
+          <w:sz w:val="24"/>
+          <w:szCs w:val="24"/>
+        </w:rPr>
+        <w:t xml:space="preserve"> ya que estará en un entorno visual de rápido uso del sistema y de todas sus funciones.</w:t>
+      </w:r>
+    </w:p>
+    <w:p>
+      <w:pPr>
+        <w:pStyle w:val="Prrafodelista"/>
+        <w:ind w:left="1080"/>
+        <w:jc w:val="both"/>
+        <w:outlineLvl w:val="1"/>
+        <w:rPr>
+          <w:sz w:val="24"/>
+          <w:szCs w:val="24"/>
+        </w:rPr>
+      </w:pPr>
+    </w:p>
+    <w:p>
+      <w:pPr>
+        <w:pStyle w:val="Prrafodelista"/>
+        <w:numPr>
+          <w:ilvl w:val="0"/>
+          <w:numId w:val="5"/>
+        </w:numPr>
+        <w:jc w:val="both"/>
+        <w:outlineLvl w:val="1"/>
+        <w:rPr>
+          <w:sz w:val="24"/>
+          <w:szCs w:val="24"/>
+        </w:rPr>
+      </w:pPr>
+      <w:r>
+        <w:rPr>
+          <w:sz w:val="24"/>
+          <w:szCs w:val="24"/>
+        </w:rPr>
         <w:t>Reducción de errores.</w:t>
+      </w:r>
+    </w:p>
+    <w:p>
+      <w:pPr>
+        <w:pStyle w:val="Prrafodelista"/>
+        <w:ind w:left="1080"/>
+        <w:jc w:val="both"/>
+        <w:outlineLvl w:val="1"/>
+        <w:rPr>
+          <w:sz w:val="24"/>
+          <w:szCs w:val="24"/>
+        </w:rPr>
+      </w:pPr>
+      <w:r>
+        <w:rPr>
+          <w:sz w:val="24"/>
+          <w:szCs w:val="24"/>
+        </w:rPr>
+        <w:t xml:space="preserve">Minimizara los errores que se puedan cometer en el uso indebido o incorrecto de los comandos que están mal escritos o que están usados de manera incorrecta. </w:t>
+      </w:r>
+    </w:p>
+    <w:p>
+      <w:pPr>
+        <w:pStyle w:val="Prrafodelista"/>
+        <w:ind w:left="1080"/>
+        <w:jc w:val="both"/>
+        <w:outlineLvl w:val="1"/>
+        <w:rPr>
+          <w:sz w:val="24"/>
+          <w:szCs w:val="24"/>
+        </w:rPr>
+      </w:pPr>
+    </w:p>
+    <w:p>
+      <w:pPr>
+        <w:pStyle w:val="Prrafodelista"/>
+        <w:numPr>
+          <w:ilvl w:val="0"/>
+          <w:numId w:val="5"/>
+        </w:numPr>
+        <w:jc w:val="both"/>
+        <w:outlineLvl w:val="1"/>
+        <w:rPr>
+          <w:sz w:val="24"/>
+          <w:szCs w:val="24"/>
+        </w:rPr>
+      </w:pPr>
+      <w:r>
+        <w:rPr>
+          <w:sz w:val="24"/>
+          <w:szCs w:val="24"/>
+        </w:rPr>
+        <w:t xml:space="preserve">Estandarización de Políticas de Recuperación: </w:t>
+      </w:r>
+    </w:p>
+    <w:p>
+      <w:pPr>
+        <w:pStyle w:val="Prrafodelista"/>
+        <w:ind w:left="1080"/>
+        <w:jc w:val="both"/>
+        <w:outlineLvl w:val="1"/>
+        <w:rPr>
+          <w:sz w:val="24"/>
+          <w:szCs w:val="24"/>
+        </w:rPr>
+      </w:pPr>
+      <w:r>
+        <w:rPr>
+          <w:sz w:val="24"/>
+          <w:szCs w:val="24"/>
+        </w:rPr>
+        <w:t>El sistema asegura que todos los respaldos sigan una nomenclatura y ruta uniforme, facilitando que cualquier miembro autorizado del equipo técnico pueda localizar y restaurar la información sin ambigüedades.</w:t>
+      </w:r>
+    </w:p>
+    <w:p>
+      <w:pPr>
+        <w:pStyle w:val="Prrafodelista"/>
+        <w:ind w:left="1080"/>
+        <w:jc w:val="both"/>
+        <w:outlineLvl w:val="1"/>
+        <w:rPr>
+          <w:sz w:val="24"/>
+          <w:szCs w:val="24"/>
+        </w:rPr>
+      </w:pPr>
+    </w:p>
+    <w:p>
+      <w:pPr>
+        <w:pStyle w:val="Prrafodelista"/>
+        <w:numPr>
+          <w:ilvl w:val="0"/>
+          <w:numId w:val="5"/>
+        </w:numPr>
+        <w:jc w:val="both"/>
+        <w:outlineLvl w:val="1"/>
+        <w:rPr>
+          <w:sz w:val="24"/>
+          <w:szCs w:val="24"/>
+        </w:rPr>
+      </w:pPr>
+      <w:r>
+        <w:rPr>
+          <w:sz w:val="24"/>
+          <w:szCs w:val="24"/>
+        </w:rPr>
+        <w:t xml:space="preserve">Fortalecimiento de la Seguridad y Auditoría: </w:t>
+      </w:r>
+    </w:p>
+    <w:p>
+      <w:pPr>
+        <w:pStyle w:val="Prrafodelista"/>
+        <w:ind w:left="1080"/>
+        <w:jc w:val="both"/>
+        <w:outlineLvl w:val="1"/>
+        <w:rPr>
+          <w:sz w:val="24"/>
+          <w:szCs w:val="24"/>
+        </w:rPr>
+      </w:pPr>
+      <w:r>
+        <w:rPr>
+          <w:sz w:val="24"/>
+          <w:szCs w:val="24"/>
+        </w:rPr>
+        <w:t>Se implementará una segregación de funciones donde solo usuarios con roles específicos (DBA) podrán realizar acciones críticas, generando un log automático (historial) de cada operación para garantizar la trazabilidad.</w:t>
       </w:r>
     </w:p>
     <w:p>
@@ -7617,6 +7905,7 @@
           <w:sz w:val="24"/>
           <w:szCs w:val="24"/>
         </w:rPr>
+        <w:lastRenderedPageBreak/>
         <w:t>Factibilidad Legal</w:t>
       </w:r>
       <w:bookmarkEnd w:id="7"/>
@@ -7658,10 +7947,7 @@
     <w:p>
       <w:pPr>
         <w:pStyle w:val="Prrafodelista"/>
-        <w:numPr>
-          <w:ilvl w:val="0"/>
-          <w:numId w:val="6"/>
-        </w:numPr>
+        <w:ind w:left="1080"/>
         <w:jc w:val="both"/>
         <w:outlineLvl w:val="1"/>
         <w:rPr>
@@ -7674,8 +7960,20 @@
           <w:sz w:val="24"/>
           <w:szCs w:val="24"/>
         </w:rPr>
-        <w:t>Licencias de software (Posiblemente).</w:t>
-      </w:r>
+        <w:t>El código elaborado en el presente proyecto será realizado y usado íntegramente por los integrantes del grupo y cualquier uso de tercero será aprobado por el consentimiento de ambos miembros del equipo.</w:t>
+      </w:r>
+    </w:p>
+    <w:p>
+      <w:pPr>
+        <w:pStyle w:val="Prrafodelista"/>
+        <w:ind w:left="1080"/>
+        <w:jc w:val="both"/>
+        <w:outlineLvl w:val="1"/>
+        <w:rPr>
+          <w:sz w:val="24"/>
+          <w:szCs w:val="24"/>
+        </w:rPr>
+      </w:pPr>
     </w:p>
     <w:p>
       <w:pPr>
@@ -7716,6 +8014,37 @@
     <w:p>
       <w:pPr>
         <w:pStyle w:val="Prrafodelista"/>
+        <w:ind w:left="1080"/>
+        <w:jc w:val="both"/>
+        <w:outlineLvl w:val="1"/>
+        <w:rPr>
+          <w:sz w:val="24"/>
+          <w:szCs w:val="24"/>
+        </w:rPr>
+      </w:pPr>
+      <w:r>
+        <w:rPr>
+          <w:sz w:val="24"/>
+          <w:szCs w:val="24"/>
+        </w:rPr>
+        <w:t>Implementaremos las políticas de autoría necesarias para cumplir con las normativas donde identificaremos las mejoras, ineficiencias y riesgos del proyecto, demostrando nuestra transparencia y compromiso con las buenas prácticas.</w:t>
+      </w:r>
+    </w:p>
+    <w:p>
+      <w:pPr>
+        <w:pStyle w:val="Prrafodelista"/>
+        <w:ind w:left="1080"/>
+        <w:jc w:val="both"/>
+        <w:outlineLvl w:val="1"/>
+        <w:rPr>
+          <w:sz w:val="24"/>
+          <w:szCs w:val="24"/>
+        </w:rPr>
+      </w:pPr>
+    </w:p>
+    <w:p>
+      <w:pPr>
+        <w:pStyle w:val="Prrafodelista"/>
         <w:ind w:left="360"/>
         <w:jc w:val="both"/>
         <w:outlineLvl w:val="1"/>
@@ -7774,10 +8103,7 @@
     <w:p>
       <w:pPr>
         <w:pStyle w:val="Prrafodelista"/>
-        <w:numPr>
-          <w:ilvl w:val="0"/>
-          <w:numId w:val="7"/>
-        </w:numPr>
+        <w:ind w:left="1080"/>
         <w:jc w:val="both"/>
         <w:outlineLvl w:val="1"/>
         <w:rPr>
@@ -7790,8 +8116,20 @@
           <w:sz w:val="24"/>
           <w:szCs w:val="24"/>
         </w:rPr>
-        <w:t>Aceptación del proyecto.</w:t>
-      </w:r>
+        <w:t>El impacto del proyecto será positivo porque implementamos automatización de tareas repetitivas con lo cual reduciremos la carga y el tiempo del trabajo cuando se administre la base de datos.</w:t>
+      </w:r>
+    </w:p>
+    <w:p>
+      <w:pPr>
+        <w:pStyle w:val="Prrafodelista"/>
+        <w:ind w:left="1080"/>
+        <w:jc w:val="both"/>
+        <w:outlineLvl w:val="1"/>
+        <w:rPr>
+          <w:sz w:val="24"/>
+          <w:szCs w:val="24"/>
+        </w:rPr>
+      </w:pPr>
     </w:p>
     <w:p>
       <w:pPr>
@@ -7812,7 +8150,102 @@
           <w:sz w:val="24"/>
           <w:szCs w:val="24"/>
         </w:rPr>
+        <w:t>Aceptación del proyecto.</w:t>
+      </w:r>
+    </w:p>
+    <w:p>
+      <w:pPr>
+        <w:pStyle w:val="Prrafodelista"/>
+        <w:ind w:left="1080"/>
+        <w:jc w:val="both"/>
+        <w:outlineLvl w:val="1"/>
+        <w:rPr>
+          <w:sz w:val="24"/>
+          <w:szCs w:val="24"/>
+        </w:rPr>
+      </w:pPr>
+      <w:r>
+        <w:rPr>
+          <w:sz w:val="24"/>
+          <w:szCs w:val="24"/>
+        </w:rPr>
+        <w:t xml:space="preserve">Al ser </w:t>
+      </w:r>
+      <w:r>
+        <w:rPr>
+          <w:sz w:val="24"/>
+          <w:szCs w:val="24"/>
+        </w:rPr>
+        <w:t xml:space="preserve">una herramienta que optimiza y garantica un correcto funcionamiento de la base de datos y de la creación de </w:t>
+      </w:r>
+      <w:proofErr w:type="spellStart"/>
+      <w:r>
+        <w:rPr>
+          <w:sz w:val="24"/>
+          <w:szCs w:val="24"/>
+        </w:rPr>
+        <w:t>backups</w:t>
+      </w:r>
+      <w:proofErr w:type="spellEnd"/>
+      <w:r>
+        <w:rPr>
+          <w:sz w:val="24"/>
+          <w:szCs w:val="24"/>
+        </w:rPr>
+        <w:t xml:space="preserve"> y el respaldo de los datos guardados de manera segura será bien recibida.</w:t>
+      </w:r>
+    </w:p>
+    <w:p>
+      <w:pPr>
+        <w:pStyle w:val="Prrafodelista"/>
+        <w:ind w:left="1080"/>
+        <w:jc w:val="both"/>
+        <w:outlineLvl w:val="1"/>
+        <w:rPr>
+          <w:sz w:val="24"/>
+          <w:szCs w:val="24"/>
+        </w:rPr>
+      </w:pPr>
+    </w:p>
+    <w:p>
+      <w:pPr>
+        <w:pStyle w:val="Prrafodelista"/>
+        <w:numPr>
+          <w:ilvl w:val="0"/>
+          <w:numId w:val="7"/>
+        </w:numPr>
+        <w:jc w:val="both"/>
+        <w:outlineLvl w:val="1"/>
+        <w:rPr>
+          <w:sz w:val="24"/>
+          <w:szCs w:val="24"/>
+        </w:rPr>
+      </w:pPr>
+      <w:r>
+        <w:rPr>
+          <w:sz w:val="24"/>
+          <w:szCs w:val="24"/>
+        </w:rPr>
         <w:t>Aprendizaje colaborativo. (posible)</w:t>
+      </w:r>
+    </w:p>
+    <w:p>
+      <w:pPr>
+        <w:pStyle w:val="Prrafodelista"/>
+        <w:ind w:left="1080"/>
+        <w:jc w:val="both"/>
+        <w:outlineLvl w:val="1"/>
+        <w:rPr>
+          <w:sz w:val="24"/>
+          <w:szCs w:val="24"/>
+        </w:rPr>
+      </w:pPr>
+      <w:r>
+        <w:rPr>
+          <w:sz w:val="24"/>
+          <w:szCs w:val="24"/>
+        </w:rPr>
+        <w:t>El presente trabajo fomenta el trabajo en equipo, una buena comunicación entre los miembros del equipo y una correcta distribución de los equipos.</w:t>
       </w:r>
     </w:p>
     <w:p>
@@ -7883,10 +8316,7 @@
     <w:p>
       <w:pPr>
         <w:pStyle w:val="Prrafodelista"/>
-        <w:numPr>
-          <w:ilvl w:val="0"/>
-          <w:numId w:val="8"/>
-        </w:numPr>
+        <w:ind w:left="1080"/>
         <w:jc w:val="both"/>
         <w:outlineLvl w:val="1"/>
         <w:rPr>
@@ -7899,7 +8329,7 @@
           <w:sz w:val="24"/>
           <w:szCs w:val="24"/>
         </w:rPr>
-        <w:t>Residuos electrónicos.</w:t>
+        <w:t>El consumo de energía se vera en el uso estable de internet, luz, energía para el funcionamiento de la PC/Laptop.</w:t>
       </w:r>
     </w:p>
     <w:p>
@@ -7921,8 +8351,37 @@
           <w:sz w:val="24"/>
           <w:szCs w:val="24"/>
         </w:rPr>
-        <w:t>Impacto ambiental.</w:t>
-      </w:r>
+        <w:t>Residuos electrónicos.</w:t>
+      </w:r>
+    </w:p>
+    <w:p>
+      <w:pPr>
+        <w:pStyle w:val="Prrafodelista"/>
+        <w:ind w:left="1080"/>
+        <w:rPr>
+          <w:sz w:val="24"/>
+          <w:szCs w:val="24"/>
+        </w:rPr>
+      </w:pPr>
+      <w:r>
+        <w:rPr>
+          <w:sz w:val="24"/>
+          <w:szCs w:val="24"/>
+        </w:rPr>
+        <w:t xml:space="preserve">No generaremos residuos electrónicos por que nuestro proyecto esta enfocado principalmente en software, por lo cual no produce residuos electrónicos. </w:t>
+      </w:r>
+    </w:p>
+    <w:p>
+      <w:pPr>
+        <w:pStyle w:val="Prrafodelista"/>
+        <w:ind w:left="1080"/>
+        <w:jc w:val="both"/>
+        <w:outlineLvl w:val="1"/>
+        <w:rPr>
+          <w:sz w:val="24"/>
+          <w:szCs w:val="24"/>
+        </w:rPr>
+      </w:pPr>
     </w:p>
     <w:p>
       <w:pPr>
@@ -7943,7 +8402,80 @@
           <w:sz w:val="24"/>
           <w:szCs w:val="24"/>
         </w:rPr>
+        <w:t>Impacto ambiental.</w:t>
+      </w:r>
+    </w:p>
+    <w:p>
+      <w:pPr>
+        <w:pStyle w:val="Prrafodelista"/>
+        <w:ind w:left="1080"/>
+        <w:jc w:val="both"/>
+        <w:outlineLvl w:val="1"/>
+        <w:rPr>
+          <w:sz w:val="24"/>
+          <w:szCs w:val="24"/>
+        </w:rPr>
+      </w:pPr>
+      <w:r>
+        <w:rPr>
+          <w:sz w:val="24"/>
+          <w:szCs w:val="24"/>
+        </w:rPr>
+        <w:t>No tenemos un impacto ambiental por que no hacemos uso de recursos naturales para el proyecto.</w:t>
+      </w:r>
+    </w:p>
+    <w:p>
+      <w:pPr>
+        <w:pStyle w:val="Prrafodelista"/>
+        <w:ind w:left="1080"/>
+        <w:jc w:val="both"/>
+        <w:outlineLvl w:val="1"/>
+        <w:rPr>
+          <w:sz w:val="24"/>
+          <w:szCs w:val="24"/>
+        </w:rPr>
+      </w:pPr>
+    </w:p>
+    <w:p>
+      <w:pPr>
+        <w:pStyle w:val="Prrafodelista"/>
+        <w:numPr>
+          <w:ilvl w:val="0"/>
+          <w:numId w:val="8"/>
+        </w:numPr>
+        <w:jc w:val="both"/>
+        <w:outlineLvl w:val="1"/>
+        <w:rPr>
+          <w:sz w:val="24"/>
+          <w:szCs w:val="24"/>
+        </w:rPr>
+      </w:pPr>
+      <w:r>
+        <w:rPr>
+          <w:sz w:val="24"/>
+          <w:szCs w:val="24"/>
+        </w:rPr>
         <w:t>Residuos generales.</w:t>
+      </w:r>
+    </w:p>
+    <w:p>
+      <w:pPr>
+        <w:pStyle w:val="Prrafodelista"/>
+        <w:ind w:left="1080"/>
+        <w:jc w:val="both"/>
+        <w:outlineLvl w:val="1"/>
+        <w:rPr>
+          <w:sz w:val="24"/>
+          <w:szCs w:val="24"/>
+        </w:rPr>
+      </w:pPr>
+      <w:r>
+        <w:rPr>
+          <w:sz w:val="24"/>
+          <w:szCs w:val="24"/>
+        </w:rPr>
+        <w:lastRenderedPageBreak/>
+        <w:t xml:space="preserve">Se priorizo documentación digital y la nube por lo cual no utilizaremos mucho el uso de hojas o impresora a excepción de una presentación física de los documentos en el cual será procesado según corresponda. </w:t>
       </w:r>
     </w:p>
     <w:p>
@@ -7969,18 +8501,21 @@
         <w:outlineLvl w:val="0"/>
         <w:rPr>
           <w:rFonts w:asciiTheme="minorHAnsi" w:hAnsiTheme="minorHAnsi"/>
+          <w:color w:val="FF0000"/>
         </w:rPr>
       </w:pPr>
       <w:bookmarkStart w:id="10" w:name="_Toc52661356"/>
       <w:r>
         <w:rPr>
           <w:rFonts w:asciiTheme="minorHAnsi" w:hAnsiTheme="minorHAnsi"/>
+          <w:color w:val="FF0000"/>
         </w:rPr>
         <w:t>Análisis</w:t>
       </w:r>
       <w:r>
         <w:rPr>
           <w:rFonts w:asciiTheme="minorHAnsi" w:hAnsiTheme="minorHAnsi"/>
+          <w:color w:val="FF0000"/>
         </w:rPr>
         <w:t xml:space="preserve"> Financiero</w:t>
       </w:r>
@@ -7993,17 +8528,20 @@
         <w:jc w:val="both"/>
         <w:rPr>
           <w:i/>
-        </w:rPr>
-      </w:pPr>
-      <w:r>
-        <w:rPr>
-          <w:i/>
+          <w:color w:val="FF0000"/>
+        </w:rPr>
+      </w:pPr>
+      <w:r>
+        <w:rPr>
+          <w:i/>
+          <w:color w:val="FF0000"/>
         </w:rPr>
         <w:t>{</w:t>
       </w:r>
       <w:r>
         <w:rPr>
           <w:i/>
+          <w:color w:val="FF0000"/>
         </w:rPr>
         <w:t>El plan financiero se ocupa del análisis de ingresos y gastos asociados a cada proyecto, desde el punto de vista del instante temporal en que se producen. Su misión fundamental es detectar situaciones financieramente inadecuadas.</w:t>
       </w:r>
@@ -8016,12 +8554,14 @@
         <w:rPr>
           <w:rFonts w:asciiTheme="minorHAnsi" w:hAnsiTheme="minorHAnsi"/>
           <w:i/>
+          <w:color w:val="FF0000"/>
         </w:rPr>
       </w:pPr>
       <w:r>
         <w:rPr>
           <w:rFonts w:asciiTheme="minorHAnsi" w:hAnsiTheme="minorHAnsi"/>
           <w:i/>
+          <w:color w:val="FF0000"/>
         </w:rPr>
         <w:t>Se tiene que estimar financieramente el resultado del proyecto</w:t>
       </w:r>
@@ -8029,6 +8569,7 @@
         <w:rPr>
           <w:rFonts w:asciiTheme="minorHAnsi" w:hAnsiTheme="minorHAnsi"/>
           <w:i/>
+          <w:color w:val="FF0000"/>
         </w:rPr>
         <w:t>.}</w:t>
       </w:r>
@@ -8041,6 +8582,7 @@
         <w:rPr>
           <w:rFonts w:asciiTheme="minorHAnsi" w:hAnsiTheme="minorHAnsi"/>
           <w:i/>
+          <w:color w:val="FF0000"/>
         </w:rPr>
       </w:pPr>
     </w:p>
@@ -8055,23 +8597,27 @@
         <w:jc w:val="both"/>
         <w:rPr>
           <w:rFonts w:asciiTheme="minorHAnsi" w:hAnsiTheme="minorHAnsi"/>
+          <w:color w:val="FF0000"/>
         </w:rPr>
       </w:pPr>
       <w:r>
         <w:rPr>
           <w:rFonts w:asciiTheme="minorHAnsi" w:hAnsiTheme="minorHAnsi"/>
+          <w:color w:val="FF0000"/>
         </w:rPr>
         <w:t>Justificación</w:t>
       </w:r>
       <w:r>
         <w:rPr>
           <w:rFonts w:asciiTheme="minorHAnsi" w:hAnsiTheme="minorHAnsi"/>
+          <w:color w:val="FF0000"/>
         </w:rPr>
         <w:t xml:space="preserve"> de la </w:t>
       </w:r>
       <w:r>
         <w:rPr>
           <w:rFonts w:asciiTheme="minorHAnsi" w:hAnsiTheme="minorHAnsi"/>
+          <w:color w:val="FF0000"/>
         </w:rPr>
         <w:t>Inversión</w:t>
       </w:r>
@@ -8083,6 +8629,7 @@
         <w:jc w:val="both"/>
         <w:rPr>
           <w:rFonts w:asciiTheme="minorHAnsi" w:hAnsiTheme="minorHAnsi"/>
+          <w:color w:val="FF0000"/>
         </w:rPr>
       </w:pPr>
     </w:p>
@@ -8093,6 +8640,7 @@
         <w:jc w:val="both"/>
         <w:rPr>
           <w:rFonts w:asciiTheme="minorHAnsi" w:hAnsiTheme="minorHAnsi"/>
+          <w:color w:val="FF0000"/>
         </w:rPr>
       </w:pPr>
       <w:r>
@@ -8100,6 +8648,7 @@
           <w:rFonts w:asciiTheme="minorHAnsi" w:hAnsiTheme="minorHAnsi"/>
           <w:i/>
           <w:iCs/>
+          <w:color w:val="FF0000"/>
         </w:rPr>
         <w:t xml:space="preserve">5.1.1 </w:t>
       </w:r>
@@ -8108,12 +8657,14 @@
           <w:rFonts w:asciiTheme="minorHAnsi" w:hAnsiTheme="minorHAnsi"/>
           <w:i/>
           <w:iCs/>
+          <w:color w:val="FF0000"/>
         </w:rPr>
         <w:t>Beneficios</w:t>
       </w:r>
       <w:r>
         <w:rPr>
           <w:rFonts w:asciiTheme="minorHAnsi" w:hAnsiTheme="minorHAnsi"/>
+          <w:color w:val="FF0000"/>
         </w:rPr>
         <w:t xml:space="preserve"> del Proyecto</w:t>
       </w:r>
@@ -8127,6 +8678,7 @@
           <w:rFonts w:asciiTheme="minorHAnsi" w:hAnsiTheme="minorHAnsi"/>
           <w:i/>
           <w:iCs/>
+          <w:color w:val="FF0000"/>
         </w:rPr>
       </w:pPr>
       <w:r>
@@ -8134,6 +8686,7 @@
           <w:rFonts w:asciiTheme="minorHAnsi" w:hAnsiTheme="minorHAnsi"/>
           <w:i/>
           <w:iCs/>
+          <w:color w:val="FF0000"/>
         </w:rPr>
         <w:t xml:space="preserve">{El beneficio se calcula como el margen económico menos los costes de oportunidad, que son los márgenes que hubieran podido obtenerse de haber dedicado el capital y el esfuerzo a otras actividades. </w:t>
       </w:r>
@@ -8146,12 +8699,14 @@
         <w:rPr>
           <w:i/>
           <w:iCs/>
+          <w:color w:val="FF0000"/>
         </w:rPr>
       </w:pPr>
       <w:r>
         <w:rPr>
           <w:i/>
           <w:iCs/>
+          <w:color w:val="FF0000"/>
         </w:rPr>
         <w:t xml:space="preserve">El beneficio, obtenido lícitamente, no es sólo una recompensa a la inversión, al esfuerzo y al riesgo asumidos por el empresario, sino que también es un factor esencial para que las empresas sigan en el mercado e incorporen nuevas inversiones al tejido industrial y social de las naciones. </w:t>
       </w:r>
@@ -8165,6 +8720,7 @@
           <w:rFonts w:asciiTheme="minorHAnsi" w:hAnsiTheme="minorHAnsi"/>
           <w:i/>
           <w:iCs/>
+          <w:color w:val="FF0000"/>
         </w:rPr>
       </w:pPr>
       <w:r>
@@ -8172,6 +8728,7 @@
           <w:rFonts w:asciiTheme="minorHAnsi" w:hAnsiTheme="minorHAnsi"/>
           <w:i/>
           <w:iCs/>
+          <w:color w:val="FF0000"/>
         </w:rPr>
         <w:t>Describir beneficios tangibles e intangibles</w:t>
       </w:r>
@@ -8186,7 +8743,7 @@
           <w:rFonts w:cs="Calibri"/>
           <w:i/>
           <w:iCs/>
-          <w:color w:val="000000" w:themeColor="text1"/>
+          <w:color w:val="FF0000"/>
           <w:sz w:val="24"/>
           <w:szCs w:val="24"/>
         </w:rPr>
@@ -8196,7 +8753,7 @@
           <w:rFonts w:cs="Calibri"/>
           <w:i/>
           <w:iCs/>
-          <w:color w:val="000000" w:themeColor="text1"/>
+          <w:color w:val="FF0000"/>
           <w:sz w:val="24"/>
           <w:szCs w:val="24"/>
         </w:rPr>
@@ -8213,7 +8770,7 @@
           <w:rFonts w:cs="Calibri"/>
           <w:i/>
           <w:iCs/>
-          <w:color w:val="000000" w:themeColor="text1"/>
+          <w:color w:val="FF0000"/>
           <w:sz w:val="24"/>
           <w:szCs w:val="24"/>
         </w:rPr>
@@ -8223,7 +8780,7 @@
           <w:rFonts w:cs="Calibri"/>
           <w:i/>
           <w:iCs/>
-          <w:color w:val="000000" w:themeColor="text1"/>
+          <w:color w:val="FF0000"/>
           <w:sz w:val="24"/>
           <w:szCs w:val="24"/>
         </w:rPr>
@@ -8240,7 +8797,7 @@
           <w:rFonts w:cs="Calibri"/>
           <w:i/>
           <w:iCs/>
-          <w:color w:val="000000" w:themeColor="text1"/>
+          <w:color w:val="FF0000"/>
           <w:sz w:val="24"/>
           <w:szCs w:val="24"/>
         </w:rPr>
@@ -8250,7 +8807,7 @@
           <w:rFonts w:cs="Calibri"/>
           <w:i/>
           <w:iCs/>
-          <w:color w:val="000000" w:themeColor="text1"/>
+          <w:color w:val="FF0000"/>
           <w:sz w:val="24"/>
           <w:szCs w:val="24"/>
         </w:rPr>
@@ -8271,7 +8828,7 @@
           <w:rFonts w:cs="Calibri"/>
           <w:i/>
           <w:iCs/>
-          <w:color w:val="000000" w:themeColor="text1"/>
+          <w:color w:val="FF0000"/>
           <w:sz w:val="24"/>
           <w:szCs w:val="24"/>
         </w:rPr>
@@ -8281,7 +8838,7 @@
           <w:rFonts w:cs="Calibri"/>
           <w:i/>
           <w:iCs/>
-          <w:color w:val="000000" w:themeColor="text1"/>
+          <w:color w:val="FF0000"/>
           <w:sz w:val="24"/>
           <w:szCs w:val="24"/>
         </w:rPr>
@@ -8302,7 +8859,7 @@
           <w:rFonts w:cs="Calibri"/>
           <w:i/>
           <w:iCs/>
-          <w:color w:val="000000" w:themeColor="text1"/>
+          <w:color w:val="FF0000"/>
           <w:sz w:val="24"/>
           <w:szCs w:val="24"/>
         </w:rPr>
@@ -8312,7 +8869,7 @@
           <w:rFonts w:cs="Calibri"/>
           <w:i/>
           <w:iCs/>
-          <w:color w:val="000000" w:themeColor="text1"/>
+          <w:color w:val="FF0000"/>
           <w:sz w:val="24"/>
           <w:szCs w:val="24"/>
         </w:rPr>
@@ -8333,7 +8890,7 @@
           <w:rFonts w:cs="Calibri"/>
           <w:i/>
           <w:iCs/>
-          <w:color w:val="000000" w:themeColor="text1"/>
+          <w:color w:val="FF0000"/>
           <w:sz w:val="24"/>
           <w:szCs w:val="24"/>
         </w:rPr>
@@ -8343,7 +8900,7 @@
           <w:rFonts w:cs="Calibri"/>
           <w:i/>
           <w:iCs/>
-          <w:color w:val="000000" w:themeColor="text1"/>
+          <w:color w:val="FF0000"/>
           <w:sz w:val="24"/>
           <w:szCs w:val="24"/>
         </w:rPr>
@@ -8364,7 +8921,7 @@
           <w:rFonts w:cs="Calibri"/>
           <w:i/>
           <w:iCs/>
-          <w:color w:val="000000" w:themeColor="text1"/>
+          <w:color w:val="FF0000"/>
           <w:sz w:val="24"/>
           <w:szCs w:val="24"/>
         </w:rPr>
@@ -8374,7 +8931,7 @@
           <w:rFonts w:cs="Calibri"/>
           <w:i/>
           <w:iCs/>
-          <w:color w:val="000000" w:themeColor="text1"/>
+          <w:color w:val="FF0000"/>
           <w:sz w:val="24"/>
           <w:szCs w:val="24"/>
         </w:rPr>
@@ -8395,7 +8952,7 @@
           <w:rFonts w:cs="Calibri"/>
           <w:i/>
           <w:iCs/>
-          <w:color w:val="000000" w:themeColor="text1"/>
+          <w:color w:val="FF0000"/>
           <w:sz w:val="24"/>
           <w:szCs w:val="24"/>
         </w:rPr>
@@ -8405,7 +8962,7 @@
           <w:rFonts w:cs="Calibri"/>
           <w:i/>
           <w:iCs/>
-          <w:color w:val="000000" w:themeColor="text1"/>
+          <w:color w:val="FF0000"/>
           <w:sz w:val="24"/>
           <w:szCs w:val="24"/>
         </w:rPr>
@@ -8426,7 +8983,7 @@
           <w:rFonts w:cs="Calibri"/>
           <w:i/>
           <w:iCs/>
-          <w:color w:val="000000" w:themeColor="text1"/>
+          <w:color w:val="FF0000"/>
           <w:sz w:val="24"/>
           <w:szCs w:val="24"/>
         </w:rPr>
@@ -8436,7 +8993,7 @@
           <w:rFonts w:cs="Calibri"/>
           <w:i/>
           <w:iCs/>
-          <w:color w:val="000000" w:themeColor="text1"/>
+          <w:color w:val="FF0000"/>
           <w:sz w:val="24"/>
           <w:szCs w:val="24"/>
         </w:rPr>
@@ -8457,7 +9014,7 @@
           <w:rFonts w:cs="Calibri"/>
           <w:i/>
           <w:iCs/>
-          <w:color w:val="000000" w:themeColor="text1"/>
+          <w:color w:val="FF0000"/>
           <w:sz w:val="24"/>
           <w:szCs w:val="24"/>
         </w:rPr>
@@ -8467,7 +9024,7 @@
           <w:rFonts w:cs="Calibri"/>
           <w:i/>
           <w:iCs/>
-          <w:color w:val="000000" w:themeColor="text1"/>
+          <w:color w:val="FF0000"/>
           <w:sz w:val="24"/>
           <w:szCs w:val="24"/>
         </w:rPr>
@@ -8488,7 +9045,7 @@
           <w:rFonts w:cs="Calibri"/>
           <w:i/>
           <w:iCs/>
-          <w:color w:val="000000" w:themeColor="text1"/>
+          <w:color w:val="FF0000"/>
           <w:sz w:val="24"/>
           <w:szCs w:val="24"/>
         </w:rPr>
@@ -8498,7 +9055,7 @@
           <w:rFonts w:cs="Calibri"/>
           <w:i/>
           <w:iCs/>
-          <w:color w:val="000000" w:themeColor="text1"/>
+          <w:color w:val="FF0000"/>
           <w:sz w:val="24"/>
           <w:szCs w:val="24"/>
         </w:rPr>
@@ -8519,7 +9076,7 @@
           <w:rFonts w:cs="Calibri"/>
           <w:i/>
           <w:iCs/>
-          <w:color w:val="000000" w:themeColor="text1"/>
+          <w:color w:val="FF0000"/>
           <w:sz w:val="24"/>
           <w:szCs w:val="24"/>
         </w:rPr>
@@ -8529,7 +9086,7 @@
           <w:rFonts w:cs="Calibri"/>
           <w:i/>
           <w:iCs/>
-          <w:color w:val="000000" w:themeColor="text1"/>
+          <w:color w:val="FF0000"/>
           <w:sz w:val="24"/>
           <w:szCs w:val="24"/>
         </w:rPr>
@@ -8550,7 +9107,7 @@
           <w:rFonts w:cs="Calibri"/>
           <w:i/>
           <w:iCs/>
-          <w:color w:val="000000" w:themeColor="text1"/>
+          <w:color w:val="FF0000"/>
           <w:sz w:val="24"/>
           <w:szCs w:val="24"/>
         </w:rPr>
@@ -8560,7 +9117,7 @@
           <w:rFonts w:cs="Calibri"/>
           <w:i/>
           <w:iCs/>
-          <w:color w:val="000000" w:themeColor="text1"/>
+          <w:color w:val="FF0000"/>
           <w:sz w:val="24"/>
           <w:szCs w:val="24"/>
         </w:rPr>
@@ -8581,7 +9138,7 @@
           <w:rFonts w:cs="Calibri"/>
           <w:i/>
           <w:iCs/>
-          <w:color w:val="000000" w:themeColor="text1"/>
+          <w:color w:val="FF0000"/>
           <w:sz w:val="24"/>
           <w:szCs w:val="24"/>
         </w:rPr>
@@ -8591,7 +9148,7 @@
           <w:rFonts w:cs="Calibri"/>
           <w:i/>
           <w:iCs/>
-          <w:color w:val="000000" w:themeColor="text1"/>
+          <w:color w:val="FF0000"/>
           <w:sz w:val="24"/>
           <w:szCs w:val="24"/>
         </w:rPr>
@@ -8612,7 +9169,7 @@
           <w:rFonts w:cs="Calibri"/>
           <w:i/>
           <w:iCs/>
-          <w:color w:val="000000" w:themeColor="text1"/>
+          <w:color w:val="FF0000"/>
           <w:sz w:val="24"/>
           <w:szCs w:val="24"/>
         </w:rPr>
@@ -8622,7 +9179,7 @@
           <w:rFonts w:cs="Calibri"/>
           <w:i/>
           <w:iCs/>
-          <w:color w:val="000000" w:themeColor="text1"/>
+          <w:color w:val="FF0000"/>
           <w:sz w:val="24"/>
           <w:szCs w:val="24"/>
         </w:rPr>
@@ -8643,7 +9200,7 @@
           <w:rFonts w:cs="Calibri"/>
           <w:i/>
           <w:iCs/>
-          <w:color w:val="000000" w:themeColor="text1"/>
+          <w:color w:val="FF0000"/>
           <w:sz w:val="24"/>
           <w:szCs w:val="24"/>
         </w:rPr>
@@ -8653,7 +9210,7 @@
           <w:rFonts w:cs="Calibri"/>
           <w:i/>
           <w:iCs/>
-          <w:color w:val="000000" w:themeColor="text1"/>
+          <w:color w:val="FF0000"/>
           <w:sz w:val="24"/>
           <w:szCs w:val="24"/>
         </w:rPr>
@@ -8667,6 +9224,7 @@
         <w:jc w:val="both"/>
         <w:rPr>
           <w:rFonts w:asciiTheme="minorHAnsi" w:hAnsiTheme="minorHAnsi"/>
+          <w:color w:val="FF0000"/>
         </w:rPr>
       </w:pPr>
     </w:p>
@@ -8677,6 +9235,7 @@
         <w:jc w:val="both"/>
         <w:rPr>
           <w:rFonts w:asciiTheme="minorHAnsi" w:hAnsiTheme="minorHAnsi"/>
+          <w:color w:val="FF0000"/>
         </w:rPr>
       </w:pPr>
     </w:p>
@@ -8687,17 +9246,20 @@
         <w:jc w:val="both"/>
         <w:rPr>
           <w:rFonts w:asciiTheme="minorHAnsi" w:hAnsiTheme="minorHAnsi"/>
+          <w:color w:val="FF0000"/>
         </w:rPr>
       </w:pPr>
       <w:r>
         <w:rPr>
           <w:rFonts w:asciiTheme="minorHAnsi" w:hAnsiTheme="minorHAnsi"/>
+          <w:color w:val="FF0000"/>
         </w:rPr>
         <w:t xml:space="preserve">5.1.2 </w:t>
       </w:r>
       <w:r>
         <w:rPr>
           <w:rFonts w:asciiTheme="minorHAnsi" w:hAnsiTheme="minorHAnsi"/>
+          <w:color w:val="FF0000"/>
         </w:rPr>
         <w:t>Criterios de Inversión</w:t>
       </w:r>
@@ -8709,12 +9271,15 @@
         <w:jc w:val="both"/>
         <w:rPr>
           <w:rFonts w:asciiTheme="minorHAnsi" w:hAnsiTheme="minorHAnsi"/>
+          <w:color w:val="FF0000"/>
         </w:rPr>
       </w:pPr>
       <w:r>
         <w:rPr>
           <w:rFonts w:asciiTheme="minorHAnsi" w:hAnsiTheme="minorHAnsi"/>
-        </w:rPr>
+          <w:color w:val="FF0000"/>
+        </w:rPr>
+        <w:lastRenderedPageBreak/>
         <w:t xml:space="preserve"> </w:t>
       </w:r>
     </w:p>
@@ -8727,6 +9292,7 @@
           <w:rFonts w:asciiTheme="minorHAnsi" w:hAnsiTheme="minorHAnsi"/>
           <w:i/>
           <w:iCs/>
+          <w:color w:val="FF0000"/>
         </w:rPr>
       </w:pPr>
       <w:r>
@@ -8734,6 +9300,7 @@
           <w:rFonts w:asciiTheme="minorHAnsi" w:hAnsiTheme="minorHAnsi"/>
           <w:i/>
           <w:iCs/>
+          <w:color w:val="FF0000"/>
         </w:rPr>
         <w:t>5.1.</w:t>
       </w:r>
@@ -8742,6 +9309,7 @@
           <w:rFonts w:asciiTheme="minorHAnsi" w:hAnsiTheme="minorHAnsi"/>
           <w:i/>
           <w:iCs/>
+          <w:color w:val="FF0000"/>
         </w:rPr>
         <w:t>2.1</w:t>
       </w:r>
@@ -8750,6 +9318,7 @@
           <w:rFonts w:asciiTheme="minorHAnsi" w:hAnsiTheme="minorHAnsi"/>
           <w:i/>
           <w:iCs/>
+          <w:color w:val="FF0000"/>
         </w:rPr>
         <w:t xml:space="preserve"> </w:t>
       </w:r>
@@ -8758,6 +9327,7 @@
           <w:rFonts w:asciiTheme="minorHAnsi" w:hAnsiTheme="minorHAnsi"/>
           <w:i/>
           <w:iCs/>
+          <w:color w:val="FF0000"/>
         </w:rPr>
         <w:t xml:space="preserve">Relación </w:t>
       </w:r>
@@ -8766,6 +9336,7 @@
           <w:rFonts w:asciiTheme="minorHAnsi" w:hAnsiTheme="minorHAnsi"/>
           <w:i/>
           <w:iCs/>
+          <w:color w:val="FF0000"/>
         </w:rPr>
         <w:t>Beneficio</w:t>
       </w:r>
@@ -8774,6 +9345,7 @@
           <w:rFonts w:asciiTheme="minorHAnsi" w:hAnsiTheme="minorHAnsi"/>
           <w:i/>
           <w:iCs/>
+          <w:color w:val="FF0000"/>
         </w:rPr>
         <w:t>/</w:t>
       </w:r>
@@ -8782,6 +9354,7 @@
           <w:rFonts w:asciiTheme="minorHAnsi" w:hAnsiTheme="minorHAnsi"/>
           <w:i/>
           <w:iCs/>
+          <w:color w:val="FF0000"/>
         </w:rPr>
         <w:t>Costo (B/C)</w:t>
       </w:r>
@@ -8795,7 +9368,7 @@
           <w:rFonts w:asciiTheme="minorHAnsi" w:hAnsiTheme="minorHAnsi" w:cstheme="minorBidi"/>
           <w:i/>
           <w:iCs/>
-          <w:color w:val="auto"/>
+          <w:color w:val="FF0000"/>
         </w:rPr>
       </w:pPr>
       <w:r>
@@ -8803,7 +9376,7 @@
           <w:rFonts w:asciiTheme="minorHAnsi" w:hAnsiTheme="minorHAnsi" w:cstheme="minorBidi"/>
           <w:i/>
           <w:iCs/>
-          <w:color w:val="auto"/>
+          <w:color w:val="FF0000"/>
         </w:rPr>
         <w:t>{En base a los costos y beneficios identificados se evalúa si es factible el desarrollo del proyecto.</w:t>
       </w:r>
@@ -8817,7 +9390,7 @@
           <w:rFonts w:asciiTheme="minorHAnsi" w:hAnsiTheme="minorHAnsi" w:cstheme="minorBidi"/>
           <w:i/>
           <w:iCs/>
-          <w:color w:val="auto"/>
+          <w:color w:val="FF0000"/>
         </w:rPr>
       </w:pPr>
       <w:r>
@@ -8825,7 +9398,7 @@
           <w:rFonts w:asciiTheme="minorHAnsi" w:hAnsiTheme="minorHAnsi" w:cstheme="minorBidi"/>
           <w:i/>
           <w:iCs/>
-          <w:color w:val="auto"/>
+          <w:color w:val="FF0000"/>
         </w:rPr>
         <w:t>Si se presentan varias alternativas de solución se evaluará cada una de ellas para determinar la mejor solución desde el punto de vista del retorno de la inversión}</w:t>
       </w:r>
@@ -8839,6 +9412,7 @@
           <w:rFonts w:asciiTheme="minorHAnsi" w:hAnsiTheme="minorHAnsi"/>
           <w:i/>
           <w:iCs/>
+          <w:color w:val="FF0000"/>
         </w:rPr>
       </w:pPr>
       <w:r>
@@ -8846,6 +9420,7 @@
           <w:rFonts w:asciiTheme="minorHAnsi" w:hAnsiTheme="minorHAnsi"/>
           <w:i/>
           <w:iCs/>
+          <w:color w:val="FF0000"/>
         </w:rPr>
         <w:t>{El B/C si es mayor a uno, se acepta el proyecto; si el B/C es igual a uno es indiferente aceptar o rechazar el proyecto y si el B/C es menor a uno se rechaza el proyecto}</w:t>
       </w:r>
@@ -8859,7 +9434,7 @@
           <w:rFonts w:asciiTheme="minorHAnsi" w:hAnsiTheme="minorHAnsi" w:cstheme="minorBidi"/>
           <w:i/>
           <w:iCs/>
-          <w:color w:val="auto"/>
+          <w:color w:val="FF0000"/>
         </w:rPr>
       </w:pPr>
     </w:p>
@@ -8872,6 +9447,7 @@
           <w:rFonts w:asciiTheme="minorHAnsi" w:hAnsiTheme="minorHAnsi"/>
           <w:i/>
           <w:iCs/>
+          <w:color w:val="FF0000"/>
         </w:rPr>
       </w:pPr>
       <w:r>
@@ -8879,6 +9455,7 @@
           <w:rFonts w:asciiTheme="minorHAnsi" w:hAnsiTheme="minorHAnsi"/>
           <w:i/>
           <w:iCs/>
+          <w:color w:val="FF0000"/>
         </w:rPr>
         <w:t xml:space="preserve">                    </w:t>
       </w:r>
@@ -8887,6 +9464,7 @@
           <w:rFonts w:asciiTheme="minorHAnsi" w:hAnsiTheme="minorHAnsi"/>
           <w:i/>
           <w:iCs/>
+          <w:color w:val="FF0000"/>
         </w:rPr>
         <w:t>5.1.</w:t>
       </w:r>
@@ -8895,6 +9473,7 @@
           <w:rFonts w:asciiTheme="minorHAnsi" w:hAnsiTheme="minorHAnsi"/>
           <w:i/>
           <w:iCs/>
+          <w:color w:val="FF0000"/>
         </w:rPr>
         <w:t>2.2</w:t>
       </w:r>
@@ -8903,6 +9482,7 @@
           <w:rFonts w:asciiTheme="minorHAnsi" w:hAnsiTheme="minorHAnsi"/>
           <w:i/>
           <w:iCs/>
+          <w:color w:val="FF0000"/>
         </w:rPr>
         <w:t xml:space="preserve"> Valor Actual Neto (VAN)</w:t>
       </w:r>
@@ -8916,6 +9496,7 @@
           <w:rFonts w:asciiTheme="minorHAnsi" w:hAnsiTheme="minorHAnsi"/>
           <w:i/>
           <w:iCs/>
+          <w:color w:val="FF0000"/>
         </w:rPr>
       </w:pPr>
       <w:r>
@@ -8923,6 +9504,7 @@
           <w:rFonts w:asciiTheme="minorHAnsi" w:hAnsiTheme="minorHAnsi"/>
           <w:i/>
           <w:iCs/>
+          <w:color w:val="FF0000"/>
         </w:rPr>
         <w:t>{Valor actual de los beneficios netos que genera el proyecto. Si el VAN es mayor que cero, se acepta el proyecto; si el VAN es igual a cero es indiferente aceptar o rechazar el proyecto y si el VAN es menor que cero se rechaza el proyecto}</w:t>
       </w:r>
@@ -8936,6 +9518,7 @@
           <w:rFonts w:asciiTheme="minorHAnsi" w:hAnsiTheme="minorHAnsi"/>
           <w:i/>
           <w:iCs/>
+          <w:color w:val="FF0000"/>
         </w:rPr>
       </w:pPr>
     </w:p>
@@ -8948,6 +9531,7 @@
           <w:rFonts w:asciiTheme="minorHAnsi" w:hAnsiTheme="minorHAnsi"/>
           <w:i/>
           <w:iCs/>
+          <w:color w:val="FF0000"/>
         </w:rPr>
       </w:pPr>
       <w:r>
@@ -8955,6 +9539,7 @@
           <w:rFonts w:asciiTheme="minorHAnsi" w:hAnsiTheme="minorHAnsi"/>
           <w:i/>
           <w:iCs/>
+          <w:color w:val="FF0000"/>
         </w:rPr>
         <w:t>5.1.</w:t>
       </w:r>
@@ -8963,6 +9548,7 @@
           <w:rFonts w:asciiTheme="minorHAnsi" w:hAnsiTheme="minorHAnsi"/>
           <w:i/>
           <w:iCs/>
+          <w:color w:val="FF0000"/>
         </w:rPr>
         <w:t>2.3</w:t>
       </w:r>
@@ -8971,6 +9557,7 @@
           <w:rFonts w:asciiTheme="minorHAnsi" w:hAnsiTheme="minorHAnsi"/>
           <w:i/>
           <w:iCs/>
+          <w:color w:val="FF0000"/>
         </w:rPr>
         <w:t xml:space="preserve"> Tasa Interna de Retorno (TIR)</w:t>
       </w:r>
@@ -8983,12 +9570,14 @@
         <w:rPr>
           <w:rFonts w:asciiTheme="minorHAnsi" w:hAnsiTheme="minorHAnsi"/>
           <w:i/>
+          <w:color w:val="FF0000"/>
         </w:rPr>
       </w:pPr>
       <w:r>
         <w:rPr>
           <w:rFonts w:asciiTheme="minorHAnsi" w:hAnsiTheme="minorHAnsi"/>
           <w:i/>
+          <w:color w:val="FF0000"/>
         </w:rPr>
         <w:t>{Es la tasa porcentual que indica la rentabilidad promedio anual que genera el capital invertido en el proyecto. Si la TIR es mayor que el costo de oportunidad se acepta el proyecto, si la TIR es igual al costo de oportunidad es indiferente aceptar o rechazar el proyecto, si la TIR es menor que el costo de oportunidad se rechaza el proyecto}</w:t>
       </w:r>
@@ -9001,6 +9590,7 @@
         <w:rPr>
           <w:rFonts w:asciiTheme="minorHAnsi" w:hAnsiTheme="minorHAnsi"/>
           <w:i/>
+          <w:color w:val="FF0000"/>
         </w:rPr>
       </w:pPr>
     </w:p>
@@ -9012,12 +9602,14 @@
         <w:rPr>
           <w:rFonts w:asciiTheme="minorHAnsi" w:hAnsiTheme="minorHAnsi"/>
           <w:i/>
+          <w:color w:val="FF0000"/>
         </w:rPr>
       </w:pPr>
       <w:r>
         <w:rPr>
           <w:rFonts w:asciiTheme="minorHAnsi" w:hAnsiTheme="minorHAnsi"/>
           <w:i/>
+          <w:color w:val="FF0000"/>
         </w:rPr>
         <w:t>{Costo de oportunidad</w:t>
       </w:r>
@@ -9025,6 +9617,7 @@
         <w:rPr>
           <w:rFonts w:asciiTheme="minorHAnsi" w:hAnsiTheme="minorHAnsi"/>
           <w:i/>
+          <w:color w:val="FF0000"/>
         </w:rPr>
         <w:t xml:space="preserve"> de capital (COK)</w:t>
       </w:r>
@@ -9032,6 +9625,7 @@
         <w:rPr>
           <w:rFonts w:asciiTheme="minorHAnsi" w:hAnsiTheme="minorHAnsi"/>
           <w:i/>
+          <w:color w:val="FF0000"/>
         </w:rPr>
         <w:t xml:space="preserve"> es la tasa de interés </w:t>
       </w:r>
@@ -9039,6 +9633,7 @@
         <w:rPr>
           <w:rFonts w:asciiTheme="minorHAnsi" w:hAnsiTheme="minorHAnsi"/>
           <w:i/>
+          <w:color w:val="FF0000"/>
         </w:rPr>
         <w:t>que podría haber obtenido con el dinero invertido en el proyecto</w:t>
       </w:r>
@@ -9046,6 +9641,7 @@
         <w:rPr>
           <w:rFonts w:asciiTheme="minorHAnsi" w:hAnsiTheme="minorHAnsi"/>
           <w:i/>
+          <w:color w:val="FF0000"/>
         </w:rPr>
         <w:t>}</w:t>
       </w:r>
@@ -9056,6 +9652,7 @@
         <w:jc w:val="both"/>
         <w:rPr>
           <w:rFonts w:asciiTheme="minorHAnsi" w:hAnsiTheme="minorHAnsi"/>
+          <w:color w:val="FF0000"/>
         </w:rPr>
       </w:pPr>
     </w:p>
@@ -9070,7 +9667,7 @@
         <w:outlineLvl w:val="0"/>
         <w:rPr>
           <w:rFonts w:cs="Calibri"/>
-          <w:color w:val="000000"/>
+          <w:color w:val="FF0000"/>
           <w:sz w:val="24"/>
           <w:szCs w:val="24"/>
         </w:rPr>
@@ -9079,7 +9676,7 @@
       <w:r>
         <w:rPr>
           <w:rFonts w:cs="Calibri"/>
-          <w:color w:val="000000"/>
+          <w:color w:val="FF0000"/>
           <w:sz w:val="24"/>
           <w:szCs w:val="24"/>
         </w:rPr>
@@ -9095,7 +9692,7 @@
         <w:rPr>
           <w:rFonts w:cs="Calibri"/>
           <w:i/>
-          <w:color w:val="000000"/>
+          <w:color w:val="FF0000"/>
           <w:sz w:val="24"/>
           <w:szCs w:val="24"/>
         </w:rPr>
@@ -9104,7 +9701,7 @@
         <w:rPr>
           <w:rFonts w:cs="Calibri"/>
           <w:i/>
-          <w:color w:val="000000"/>
+          <w:color w:val="FF0000"/>
           <w:sz w:val="24"/>
           <w:szCs w:val="24"/>
         </w:rPr>
@@ -9114,7 +9711,7 @@
         <w:rPr>
           <w:rFonts w:cs="Calibri"/>
           <w:i/>
-          <w:color w:val="000000"/>
+          <w:color w:val="FF0000"/>
           <w:sz w:val="24"/>
           <w:szCs w:val="24"/>
         </w:rPr>
@@ -9124,7 +9721,7 @@
         <w:rPr>
           <w:rFonts w:cs="Calibri"/>
           <w:i/>
-          <w:color w:val="000000"/>
+          <w:color w:val="FF0000"/>
           <w:sz w:val="24"/>
           <w:szCs w:val="24"/>
         </w:rPr>
@@ -9134,7 +9731,7 @@
         <w:rPr>
           <w:rFonts w:cs="Calibri"/>
           <w:i/>
-          <w:color w:val="000000"/>
+          <w:color w:val="FF0000"/>
           <w:sz w:val="24"/>
           <w:szCs w:val="24"/>
         </w:rPr>
@@ -9144,7 +9741,7 @@
         <w:rPr>
           <w:rFonts w:cs="Calibri"/>
           <w:i/>
-          <w:color w:val="000000"/>
+          <w:color w:val="FF0000"/>
           <w:sz w:val="24"/>
           <w:szCs w:val="24"/>
         </w:rPr>
@@ -9154,7 +9751,7 @@
         <w:rPr>
           <w:rFonts w:cs="Calibri"/>
           <w:i/>
-          <w:color w:val="000000"/>
+          <w:color w:val="FF0000"/>
           <w:sz w:val="24"/>
           <w:szCs w:val="24"/>
         </w:rPr>
@@ -9164,7 +9761,7 @@
         <w:rPr>
           <w:rFonts w:cs="Calibri"/>
           <w:i/>
-          <w:color w:val="000000"/>
+          <w:color w:val="FF0000"/>
           <w:sz w:val="24"/>
           <w:szCs w:val="24"/>
         </w:rPr>
@@ -9174,7 +9771,7 @@
         <w:rPr>
           <w:rFonts w:cs="Calibri"/>
           <w:i/>
-          <w:color w:val="000000"/>
+          <w:color w:val="FF0000"/>
           <w:sz w:val="24"/>
           <w:szCs w:val="24"/>
         </w:rPr>
@@ -9549,7 +10146,7 @@
   <w:abstractNum w:abstractNumId="2" w15:restartNumberingAfterBreak="0">
     <w:nsid w:val="3EB1566D"/>
     <w:multiLevelType w:val="hybridMultilevel"/>
-    <w:tmpl w:val="B2667440"/>
+    <w:tmpl w:val="D486AA86"/>
     <w:lvl w:ilvl="0" w:tplc="280A0001">
       <w:start w:val="1"/>
       <w:numFmt w:val="bullet"/>
@@ -9662,7 +10259,7 @@
   <w:abstractNum w:abstractNumId="3" w15:restartNumberingAfterBreak="0">
     <w:nsid w:val="4DFF070B"/>
     <w:multiLevelType w:val="hybridMultilevel"/>
-    <w:tmpl w:val="B2EA49C8"/>
+    <w:tmpl w:val="2F121324"/>
     <w:lvl w:ilvl="0" w:tplc="280A0001">
       <w:start w:val="1"/>
       <w:numFmt w:val="bullet"/>

--- a/FD01-EPIS-Informe de Factibilidad.docx
+++ b/FD01-EPIS-Informe de Factibilidad.docx
@@ -3855,7 +3855,6 @@
         <w:outlineLvl w:val="0"/>
         <w:rPr>
           <w:rFonts w:cs="Arial"/>
-          <w:color w:val="FF0000"/>
           <w:sz w:val="24"/>
           <w:szCs w:val="24"/>
           <w:lang w:val="es-MX"/>
@@ -3865,7 +3864,6 @@
       <w:r>
         <w:rPr>
           <w:rFonts w:cs="Arial"/>
-          <w:color w:val="FF0000"/>
           <w:sz w:val="24"/>
           <w:szCs w:val="24"/>
           <w:lang w:val="es-MX"/>
@@ -3875,7 +3873,6 @@
       <w:r>
         <w:rPr>
           <w:rFonts w:cs="Arial"/>
-          <w:color w:val="FF0000"/>
           <w:sz w:val="24"/>
           <w:szCs w:val="24"/>
           <w:lang w:val="es-MX"/>
@@ -3885,7 +3882,6 @@
       <w:r>
         <w:rPr>
           <w:rFonts w:cs="Arial"/>
-          <w:color w:val="FF0000"/>
           <w:sz w:val="24"/>
           <w:szCs w:val="24"/>
           <w:lang w:val="es-MX"/>
@@ -3895,7 +3891,6 @@
       <w:r>
         <w:rPr>
           <w:rFonts w:cs="Arial"/>
-          <w:color w:val="FF0000"/>
           <w:sz w:val="24"/>
           <w:szCs w:val="24"/>
           <w:lang w:val="es-MX"/>
@@ -3916,7 +3911,6 @@
         <w:jc w:val="both"/>
         <w:rPr>
           <w:rFonts w:cs="Arial"/>
-          <w:color w:val="FF0000"/>
           <w:sz w:val="24"/>
           <w:szCs w:val="24"/>
           <w:lang w:val="es-MX"/>
@@ -3925,7 +3919,6 @@
       <w:r>
         <w:rPr>
           <w:rFonts w:cs="Arial"/>
-          <w:color w:val="FF0000"/>
           <w:sz w:val="24"/>
           <w:szCs w:val="24"/>
           <w:lang w:val="es-MX"/>
@@ -3942,13 +3935,168 @@
         <w:rPr>
           <w:rFonts w:cs="Arial"/>
           <w:i/>
-          <w:color w:val="FF0000"/>
           <w:sz w:val="24"/>
           <w:szCs w:val="24"/>
           <w:lang w:val="es-MX"/>
         </w:rPr>
       </w:pPr>
       <w:r>
+        <w:rPr>
+          <w:rFonts w:cs="Arial"/>
+          <w:i/>
+          <w:sz w:val="24"/>
+          <w:szCs w:val="24"/>
+          <w:lang w:val="es-MX"/>
+        </w:rPr>
+        <w:t>En la actualidad, la pérdida de datos representa uno de los principales riesgos operativos para cualquier organización que dependa de sistemas de información. Sin embargo, disponer de un archivo de respaldo no garantiza, por sí solo, que dicho respaldo sea utilizable en una emergencia: múltiples incidentes reales evidencian que los archivos .</w:t>
+      </w:r>
+      <w:proofErr w:type="spellStart"/>
+      <w:r>
+        <w:rPr>
+          <w:rFonts w:cs="Arial"/>
+          <w:i/>
+          <w:sz w:val="24"/>
+          <w:szCs w:val="24"/>
+          <w:lang w:val="es-MX"/>
+        </w:rPr>
+        <w:t>bak</w:t>
+      </w:r>
+      <w:proofErr w:type="spellEnd"/>
+      <w:r>
+        <w:rPr>
+          <w:rFonts w:cs="Arial"/>
+          <w:i/>
+          <w:sz w:val="24"/>
+          <w:szCs w:val="24"/>
+          <w:lang w:val="es-MX"/>
+        </w:rPr>
+        <w:t xml:space="preserve"> pueden quedar corruptos, incompletos, inaccesibles por permisos o no restaurables por errores en la operación.</w:t>
+      </w:r>
+    </w:p>
+    <w:p>
+      <w:pPr>
+        <w:pStyle w:val="Prrafodelista"/>
+        <w:spacing w:before="120" w:after="0" w:line="360" w:lineRule="auto"/>
+        <w:ind w:left="709"/>
+        <w:jc w:val="both"/>
+        <w:rPr>
+          <w:rFonts w:cs="Arial"/>
+          <w:i/>
+          <w:sz w:val="24"/>
+          <w:szCs w:val="24"/>
+          <w:lang w:val="es-MX"/>
+        </w:rPr>
+      </w:pPr>
+    </w:p>
+    <w:p>
+      <w:pPr>
+        <w:pStyle w:val="Prrafodelista"/>
+        <w:spacing w:before="120" w:after="0" w:line="360" w:lineRule="auto"/>
+        <w:ind w:left="709"/>
+        <w:jc w:val="both"/>
+        <w:rPr>
+          <w:rFonts w:cs="Arial"/>
+          <w:i/>
+          <w:sz w:val="24"/>
+          <w:szCs w:val="24"/>
+          <w:lang w:val="es-MX"/>
+        </w:rPr>
+      </w:pPr>
+      <w:r>
+        <w:rPr>
+          <w:rFonts w:cs="Arial"/>
+          <w:i/>
+          <w:sz w:val="24"/>
+          <w:szCs w:val="24"/>
+          <w:lang w:val="es-MX"/>
+        </w:rPr>
+        <w:t>Ante esta problemática, el presente proyecto propone desarrollar una herramienta de escritorio profesional orientada a la administración de bases de datos que automatiza el ciclo crítico de Copia de Seguridad (</w:t>
+      </w:r>
+      <w:proofErr w:type="spellStart"/>
+      <w:r>
+        <w:rPr>
+          <w:rFonts w:cs="Arial"/>
+          <w:i/>
+          <w:sz w:val="24"/>
+          <w:szCs w:val="24"/>
+          <w:lang w:val="es-MX"/>
+        </w:rPr>
+        <w:t>Backup</w:t>
+      </w:r>
+      <w:proofErr w:type="spellEnd"/>
+      <w:r>
+        <w:rPr>
+          <w:rFonts w:cs="Arial"/>
+          <w:i/>
+          <w:sz w:val="24"/>
+          <w:szCs w:val="24"/>
+          <w:lang w:val="es-MX"/>
+        </w:rPr>
+        <w:t>) y Prueba de Restauración (</w:t>
+      </w:r>
+      <w:proofErr w:type="spellStart"/>
+      <w:r>
+        <w:rPr>
+          <w:rFonts w:cs="Arial"/>
+          <w:i/>
+          <w:sz w:val="24"/>
+          <w:szCs w:val="24"/>
+          <w:lang w:val="es-MX"/>
+        </w:rPr>
+        <w:t>Restore</w:t>
+      </w:r>
+      <w:proofErr w:type="spellEnd"/>
+      <w:r>
+        <w:rPr>
+          <w:rFonts w:cs="Arial"/>
+          <w:i/>
+          <w:sz w:val="24"/>
+          <w:szCs w:val="24"/>
+          <w:lang w:val="es-MX"/>
+        </w:rPr>
+        <w:t xml:space="preserve"> Test). El sistema no se limita a ejecutar comandos de manera aislada; orquesta el proceso completo: genera el respaldo, restaura automáticamente </w:t>
+      </w:r>
+      <w:proofErr w:type="gramStart"/>
+      <w:r>
+        <w:rPr>
+          <w:rFonts w:cs="Arial"/>
+          <w:i/>
+          <w:sz w:val="24"/>
+          <w:szCs w:val="24"/>
+          <w:lang w:val="es-MX"/>
+        </w:rPr>
+        <w:t xml:space="preserve">el </w:t>
+      </w:r>
+      <w:proofErr w:type="spellStart"/>
+      <w:r>
+        <w:rPr>
+          <w:rFonts w:cs="Arial"/>
+          <w:i/>
+          <w:sz w:val="24"/>
+          <w:szCs w:val="24"/>
+          <w:lang w:val="es-MX"/>
+        </w:rPr>
+        <w:t>backup</w:t>
+      </w:r>
+      <w:proofErr w:type="spellEnd"/>
+      <w:proofErr w:type="gramEnd"/>
+      <w:r>
+        <w:rPr>
+          <w:rFonts w:cs="Arial"/>
+          <w:i/>
+          <w:sz w:val="24"/>
+          <w:szCs w:val="24"/>
+          <w:lang w:val="es-MX"/>
+        </w:rPr>
+        <w:t xml:space="preserve"> en una base de datos temporal, ejecuta validaciones de integridad, y finalmente registra evidencias completas para auditoría.</w:t>
+      </w:r>
+    </w:p>
+    <w:p>
+      <w:pPr>
+        <w:pStyle w:val="Prrafodelista"/>
+        <w:spacing w:before="120" w:after="0" w:line="360" w:lineRule="auto"/>
+        <w:ind w:left="709"/>
+        <w:jc w:val="both"/>
         <w:rPr>
           <w:rFonts w:cs="Arial"/>
           <w:i/>
@@ -3957,41 +4105,7 @@
           <w:szCs w:val="24"/>
           <w:lang w:val="es-MX"/>
         </w:rPr>
-        <w:t>{</w:t>
-      </w:r>
-      <w:r>
-        <w:rPr>
-          <w:rFonts w:cs="Arial"/>
-          <w:i/>
-          <w:color w:val="FF0000"/>
-          <w:sz w:val="24"/>
-          <w:szCs w:val="24"/>
-          <w:lang w:val="es-MX"/>
-        </w:rPr>
-        <w:t xml:space="preserve">Describa antecedentes y situación actual, explicando la problemática y/o necesidad que será resuelta con </w:t>
-      </w:r>
-      <w:r>
-        <w:rPr>
-          <w:rFonts w:cs="Arial"/>
-          <w:i/>
-          <w:color w:val="FF0000"/>
-          <w:sz w:val="24"/>
-          <w:szCs w:val="24"/>
-          <w:lang w:val="es-MX"/>
-        </w:rPr>
-        <w:t>el proyecto propuesto.</w:t>
-      </w:r>
-      <w:r>
-        <w:rPr>
-          <w:rFonts w:cs="Arial"/>
-          <w:i/>
-          <w:color w:val="FF0000"/>
-          <w:sz w:val="24"/>
-          <w:szCs w:val="24"/>
-          <w:lang w:val="es-MX"/>
-        </w:rPr>
-        <w:t>}</w:t>
-      </w:r>
+      </w:pPr>
     </w:p>
     <w:p>
       <w:pPr>
@@ -4873,7 +4987,6 @@
         <w:jc w:val="both"/>
         <w:outlineLvl w:val="0"/>
         <w:rPr>
-          <w:color w:val="FF0000"/>
           <w:sz w:val="24"/>
           <w:szCs w:val="24"/>
         </w:rPr>
@@ -4881,7 +4994,6 @@
       <w:bookmarkStart w:id="3" w:name="_Toc52661349"/>
       <w:r>
         <w:rPr>
-          <w:color w:val="FF0000"/>
           <w:sz w:val="24"/>
           <w:szCs w:val="24"/>
         </w:rPr>
@@ -4890,7 +5002,6 @@
       <w:r>
         <w:rPr>
           <w:rFonts w:cs="Arial"/>
-          <w:color w:val="FF0000"/>
           <w:sz w:val="24"/>
           <w:szCs w:val="24"/>
           <w:lang w:val="es-MX"/>
@@ -4906,7 +5017,6 @@
         <w:jc w:val="both"/>
         <w:rPr>
           <w:i/>
-          <w:color w:val="FF0000"/>
           <w:sz w:val="24"/>
           <w:szCs w:val="24"/>
         </w:rPr>
@@ -4914,29 +5024,10 @@
       <w:r>
         <w:rPr>
           <w:i/>
-          <w:color w:val="FF0000"/>
-          <w:sz w:val="24"/>
-          <w:szCs w:val="24"/>
-        </w:rPr>
-        <w:t>{</w:t>
-      </w:r>
-      <w:r>
-        <w:rPr>
-          <w:i/>
-          <w:color w:val="FF0000"/>
-          <w:sz w:val="24"/>
-          <w:szCs w:val="24"/>
-        </w:rPr>
-        <w:t>Describir los resultados que esperan alcanzar del estudio de factibilidad, las actividades que se realizaron para preparar la evaluación de factibilidad y por quien fue aprobado</w:t>
-      </w:r>
-      <w:r>
-        <w:rPr>
-          <w:i/>
-          <w:color w:val="FF0000"/>
-          <w:sz w:val="24"/>
-          <w:szCs w:val="24"/>
-        </w:rPr>
-        <w:t>}</w:t>
+          <w:sz w:val="24"/>
+          <w:szCs w:val="24"/>
+        </w:rPr>
+        <w:t>El presente estudio de factibilidad fue preparado por los integrantes del equipo de desarrollo durante las primeras semanas del ciclo académico 2026-I, bajo la supervisión del Ing. Patrick José Cuadros Quiroga. Su propósito es determinar si el proyecto cuenta con los recursos técnicos, económicos, operativos, legales, sociales y ambientales necesarios para ser ejecutado exitosamente.</w:t>
       </w:r>
     </w:p>
     <w:p>
@@ -4961,7 +5052,6 @@
         <w:jc w:val="both"/>
         <w:outlineLvl w:val="1"/>
         <w:rPr>
-          <w:color w:val="FF0000"/>
           <w:sz w:val="24"/>
           <w:szCs w:val="24"/>
         </w:rPr>
@@ -4969,7 +5059,6 @@
       <w:bookmarkStart w:id="4" w:name="_Toc52661350"/>
       <w:r>
         <w:rPr>
-          <w:color w:val="FF0000"/>
           <w:sz w:val="24"/>
           <w:szCs w:val="24"/>
         </w:rPr>
@@ -4982,51 +5071,22 @@
         <w:pStyle w:val="Prrafodelista"/>
         <w:ind w:left="360"/>
         <w:jc w:val="both"/>
-        <w:rPr>
-          <w:i/>
-          <w:iCs/>
+        <w:outlineLvl w:val="1"/>
+        <w:rPr>
           <w:color w:val="FF0000"/>
           <w:sz w:val="24"/>
           <w:szCs w:val="24"/>
         </w:rPr>
       </w:pPr>
-      <w:r>
-        <w:rPr>
-          <w:i/>
-          <w:iCs/>
-          <w:color w:val="FF0000"/>
-          <w:sz w:val="24"/>
-          <w:szCs w:val="24"/>
-        </w:rPr>
-        <w:t>{</w:t>
-      </w:r>
-      <w:r>
-        <w:rPr>
-          <w:color w:val="FF0000"/>
-        </w:rPr>
-        <w:t>El estudio de viabilidad técnica se enfoca en obtener un entendimiento de los recursos tecnológicos disponibles actualmente y su aplicabilidad a las necesidades que se espera tenga el proyecto. En el caso de tecnología informática esto implica una evaluación del hardware y software y como este puede cubrir las necesidades del sistema propuesto.</w:t>
-      </w:r>
     </w:p>
     <w:p>
       <w:pPr>
         <w:pStyle w:val="Prrafodelista"/>
         <w:ind w:left="360"/>
         <w:jc w:val="both"/>
-        <w:rPr>
-          <w:i/>
-          <w:color w:val="FF0000"/>
-          <w:sz w:val="24"/>
-          <w:szCs w:val="24"/>
-        </w:rPr>
-      </w:pPr>
-      <w:r>
-        <w:rPr>
-          <w:i/>
-          <w:color w:val="FF0000"/>
-          <w:sz w:val="24"/>
-          <w:szCs w:val="24"/>
-        </w:rPr>
-        <w:t xml:space="preserve">Realizar una evaluación de la tecnología actual existente y la posibilidad de utilizarla en el desarrollo e implantación del sistema. </w:t>
+      </w:pPr>
+      <w:r>
+        <w:t>El proyecto es técnicamente viable porque los recursos requeridos se encuentran disponibles y/o son de acceso libre para el equipo de desarrollo:</w:t>
       </w:r>
     </w:p>
     <w:p>
@@ -5034,40 +5094,119 @@
         <w:pStyle w:val="Prrafodelista"/>
         <w:ind w:left="360"/>
         <w:jc w:val="both"/>
-        <w:rPr>
-          <w:i/>
-          <w:color w:val="FF0000"/>
-          <w:sz w:val="24"/>
-          <w:szCs w:val="24"/>
-        </w:rPr>
-      </w:pPr>
-      <w:r>
-        <w:rPr>
-          <w:i/>
-          <w:color w:val="FF0000"/>
-          <w:sz w:val="24"/>
-          <w:szCs w:val="24"/>
-        </w:rPr>
-        <w:lastRenderedPageBreak/>
-        <w:t>Describir acerca del h</w:t>
-      </w:r>
-      <w:r>
-        <w:rPr>
-          <w:i/>
-          <w:color w:val="FF0000"/>
-          <w:sz w:val="24"/>
-          <w:szCs w:val="24"/>
-        </w:rPr>
-        <w:t xml:space="preserve">ardware (equipos, servidor), software (aplicaciones, navegadores, sistemas operativos, dominio, internet, infraestructura de red </w:t>
-      </w:r>
-      <w:r>
-        <w:rPr>
-          <w:i/>
-          <w:color w:val="FF0000"/>
-          <w:sz w:val="24"/>
-          <w:szCs w:val="24"/>
-        </w:rPr>
-        <w:t>física, etc.}</w:t>
+      </w:pPr>
+    </w:p>
+    <w:p>
+      <w:pPr>
+        <w:pStyle w:val="Prrafodelista"/>
+        <w:numPr>
+          <w:ilvl w:val="0"/>
+          <w:numId w:val="9"/>
+        </w:numPr>
+        <w:jc w:val="both"/>
+      </w:pPr>
+      <w:r>
+        <w:t>Hardware: Los integrantes cuentan con equipos con especificaciones suficientes (Intel Core i5 o superior, 8 GB RAM, SSD) para ejecutar SQL Server y las herramientas de desarrollo.</w:t>
+      </w:r>
+    </w:p>
+    <w:p>
+      <w:pPr>
+        <w:pStyle w:val="Prrafodelista"/>
+        <w:numPr>
+          <w:ilvl w:val="0"/>
+          <w:numId w:val="9"/>
+        </w:numPr>
+        <w:jc w:val="both"/>
+      </w:pPr>
+      <w:r>
+        <w:t xml:space="preserve">Software de base de datos: SQL Server 2022 </w:t>
+      </w:r>
+      <w:proofErr w:type="spellStart"/>
+      <w:r>
+        <w:t>Developer</w:t>
+      </w:r>
+      <w:proofErr w:type="spellEnd"/>
+      <w:r>
+        <w:t xml:space="preserve"> </w:t>
+      </w:r>
+      <w:proofErr w:type="spellStart"/>
+      <w:r>
+        <w:t>Edition</w:t>
+      </w:r>
+      <w:proofErr w:type="spellEnd"/>
+      <w:r>
+        <w:t xml:space="preserve"> incluye las operaciones </w:t>
+      </w:r>
+      <w:proofErr w:type="spellStart"/>
+      <w:r>
+        <w:t>necesadas</w:t>
+      </w:r>
+      <w:proofErr w:type="spellEnd"/>
+      <w:r>
+        <w:t xml:space="preserve"> (BACKUP DATABASE, RESTORE DATABASE).</w:t>
+      </w:r>
+    </w:p>
+    <w:p>
+      <w:pPr>
+        <w:pStyle w:val="Prrafodelista"/>
+        <w:numPr>
+          <w:ilvl w:val="0"/>
+          <w:numId w:val="9"/>
+        </w:numPr>
+        <w:jc w:val="both"/>
+      </w:pPr>
+      <w:r>
+        <w:t xml:space="preserve">Lenguaje de programación: Python 3.12+ y librerías como </w:t>
+      </w:r>
+      <w:proofErr w:type="spellStart"/>
+      <w:r>
+        <w:t>pyodbc</w:t>
+      </w:r>
+      <w:proofErr w:type="spellEnd"/>
+      <w:r>
+        <w:t xml:space="preserve"> (conectividad), </w:t>
+      </w:r>
+      <w:proofErr w:type="spellStart"/>
+      <w:r>
+        <w:t>logging</w:t>
+      </w:r>
+      <w:proofErr w:type="spellEnd"/>
+      <w:r>
+        <w:t xml:space="preserve"> (auditoría) y </w:t>
+      </w:r>
+      <w:proofErr w:type="spellStart"/>
+      <w:r>
+        <w:t>customtkinter</w:t>
+      </w:r>
+      <w:proofErr w:type="spellEnd"/>
+      <w:r>
+        <w:t xml:space="preserve"> (interfaz gráfica) cubren todos los requisitos.</w:t>
+      </w:r>
+    </w:p>
+    <w:p>
+      <w:pPr>
+        <w:pStyle w:val="Prrafodelista"/>
+        <w:numPr>
+          <w:ilvl w:val="0"/>
+          <w:numId w:val="9"/>
+        </w:numPr>
+        <w:jc w:val="both"/>
+      </w:pPr>
+      <w:r>
+        <w:t>Control de versiones: GitHub facilita el trabajo colaborativo y el control de cambios.</w:t>
+      </w:r>
+    </w:p>
+    <w:p>
+      <w:pPr>
+        <w:pStyle w:val="Prrafodelista"/>
+        <w:numPr>
+          <w:ilvl w:val="0"/>
+          <w:numId w:val="9"/>
+        </w:numPr>
+        <w:jc w:val="both"/>
+      </w:pPr>
+      <w:r>
+        <w:t>Arquitectura: La aplicación se desarrollará bajo una arquitectura por capas, separando la lógica de negocio de la interfaz y de la capa de acceso a datos, lo que mejora la mantenibilidad.</w:t>
       </w:r>
     </w:p>
     <w:p>
@@ -5075,11 +5214,31 @@
         <w:pStyle w:val="Prrafodelista"/>
         <w:ind w:left="360"/>
         <w:jc w:val="both"/>
-        <w:rPr>
-          <w:i/>
-          <w:sz w:val="24"/>
-          <w:szCs w:val="24"/>
-        </w:rPr>
+      </w:pPr>
+    </w:p>
+    <w:p>
+      <w:pPr>
+        <w:pStyle w:val="Prrafodelista"/>
+        <w:ind w:left="360"/>
+        <w:jc w:val="both"/>
+      </w:pPr>
+      <w:r>
+        <w:t xml:space="preserve">La aplicación se conectará a SQL Server vía ODBC, y los archivos de </w:t>
+      </w:r>
+      <w:proofErr w:type="spellStart"/>
+      <w:r>
+        <w:t>backup</w:t>
+      </w:r>
+      <w:proofErr w:type="spellEnd"/>
+      <w:r>
+        <w:t xml:space="preserve"> se almacenarán en rutas definidas por el usuario.</w:t>
+      </w:r>
+    </w:p>
+    <w:p>
+      <w:pPr>
+        <w:pStyle w:val="Prrafodelista"/>
+        <w:ind w:left="360"/>
+        <w:jc w:val="both"/>
       </w:pPr>
     </w:p>
     <w:p>
@@ -5193,6 +5352,17 @@
         </w:rPr>
         <w:t xml:space="preserve"> </w:t>
       </w:r>
+    </w:p>
+    <w:p>
+      <w:pPr>
+        <w:pStyle w:val="Prrafodelista"/>
+        <w:ind w:left="993"/>
+        <w:jc w:val="both"/>
+        <w:rPr>
+          <w:sz w:val="24"/>
+          <w:szCs w:val="24"/>
+        </w:rPr>
+      </w:pPr>
     </w:p>
     <w:tbl>
       <w:tblPr>
@@ -5386,7 +5556,16 @@
                 <w:sz w:val="24"/>
                 <w:szCs w:val="24"/>
               </w:rPr>
-              <w:t>Intel Core i5 / 8GB RAM (Recurso propio)</w:t>
+              <w:t xml:space="preserve">Intel Core i5 / 8GB RAM </w:t>
+            </w:r>
+            <w:r>
+              <w:rPr>
+                <w:i/>
+                <w:sz w:val="24"/>
+                <w:szCs w:val="24"/>
+              </w:rPr>
+              <w:lastRenderedPageBreak/>
+              <w:t>(Recurso propio)</w:t>
             </w:r>
           </w:p>
         </w:tc>
@@ -5411,6 +5590,7 @@
                 <w:sz w:val="24"/>
                 <w:szCs w:val="24"/>
               </w:rPr>
+              <w:lastRenderedPageBreak/>
               <w:t>2</w:t>
             </w:r>
           </w:p>
@@ -5866,6 +6046,17 @@
         </w:rPr>
         <w:t xml:space="preserve">Costos operativos durante el desarrollo </w:t>
       </w:r>
+    </w:p>
+    <w:p>
+      <w:pPr>
+        <w:pStyle w:val="Default"/>
+        <w:ind w:left="993"/>
+        <w:jc w:val="both"/>
+        <w:rPr>
+          <w:rFonts w:asciiTheme="minorHAnsi" w:hAnsiTheme="minorHAnsi" w:cstheme="minorBidi"/>
+          <w:color w:val="auto"/>
+        </w:rPr>
+      </w:pPr>
     </w:p>
     <w:tbl>
       <w:tblPr>
@@ -6422,6 +6613,19 @@
         <w:t>Costos del ambiente</w:t>
       </w:r>
     </w:p>
+    <w:p>
+      <w:pPr>
+        <w:pStyle w:val="Prrafodelista"/>
+        <w:tabs>
+          <w:tab w:val="left" w:pos="993"/>
+        </w:tabs>
+        <w:jc w:val="both"/>
+        <w:rPr>
+          <w:sz w:val="24"/>
+          <w:szCs w:val="24"/>
+        </w:rPr>
+      </w:pPr>
+    </w:p>
     <w:tbl>
       <w:tblPr>
         <w:tblStyle w:val="Tablaconcuadrcula"/>
@@ -6824,20 +7028,6 @@
     </w:tbl>
     <w:p>
       <w:pPr>
-        <w:pStyle w:val="Prrafodelista"/>
-        <w:tabs>
-          <w:tab w:val="left" w:pos="993"/>
-        </w:tabs>
-        <w:jc w:val="both"/>
-        <w:rPr>
-          <w:sz w:val="24"/>
-          <w:szCs w:val="24"/>
-        </w:rPr>
-      </w:pPr>
-    </w:p>
-    <w:p>
-      <w:pPr>
-        <w:pStyle w:val="Prrafodelista"/>
         <w:tabs>
           <w:tab w:val="left" w:pos="993"/>
         </w:tabs>
@@ -6867,9 +7057,520 @@
           <w:sz w:val="24"/>
           <w:szCs w:val="24"/>
         </w:rPr>
-        <w:lastRenderedPageBreak/>
         <w:t>Costos de personal</w:t>
       </w:r>
+    </w:p>
+    <w:tbl>
+      <w:tblPr>
+        <w:tblStyle w:val="Tablaconcuadrcula"/>
+        <w:tblW w:w="8505" w:type="dxa"/>
+        <w:tblInd w:w="-5" w:type="dxa"/>
+        <w:tblLook w:val="04A0" w:firstRow="1" w:lastRow="0" w:firstColumn="1" w:lastColumn="0" w:noHBand="0" w:noVBand="1"/>
+      </w:tblPr>
+      <w:tblGrid>
+        <w:gridCol w:w="3119"/>
+        <w:gridCol w:w="1134"/>
+        <w:gridCol w:w="1734"/>
+        <w:gridCol w:w="848"/>
+        <w:gridCol w:w="1670"/>
+      </w:tblGrid>
+      <w:tr>
+        <w:tc>
+          <w:tcPr>
+            <w:tcW w:w="3119" w:type="dxa"/>
+          </w:tcPr>
+          <w:p>
+            <w:pPr>
+              <w:pStyle w:val="Prrafodelista"/>
+              <w:ind w:left="0"/>
+              <w:jc w:val="both"/>
+              <w:rPr>
+                <w:sz w:val="24"/>
+                <w:szCs w:val="24"/>
+              </w:rPr>
+            </w:pPr>
+            <w:r>
+              <w:rPr>
+                <w:sz w:val="24"/>
+                <w:szCs w:val="24"/>
+              </w:rPr>
+              <w:t>Rol</w:t>
+            </w:r>
+          </w:p>
+        </w:tc>
+        <w:tc>
+          <w:tcPr>
+            <w:tcW w:w="1134" w:type="dxa"/>
+          </w:tcPr>
+          <w:p>
+            <w:pPr>
+              <w:pStyle w:val="Prrafodelista"/>
+              <w:ind w:left="0"/>
+              <w:jc w:val="center"/>
+              <w:rPr>
+                <w:sz w:val="24"/>
+                <w:szCs w:val="24"/>
+              </w:rPr>
+            </w:pPr>
+            <w:r>
+              <w:rPr>
+                <w:sz w:val="24"/>
+                <w:szCs w:val="24"/>
+              </w:rPr>
+              <w:t>Cantidad</w:t>
+            </w:r>
+          </w:p>
+        </w:tc>
+        <w:tc>
+          <w:tcPr>
+            <w:tcW w:w="1734" w:type="dxa"/>
+          </w:tcPr>
+          <w:p>
+            <w:pPr>
+              <w:pStyle w:val="Prrafodelista"/>
+              <w:ind w:left="0"/>
+              <w:jc w:val="center"/>
+              <w:rPr>
+                <w:sz w:val="24"/>
+                <w:szCs w:val="24"/>
+              </w:rPr>
+            </w:pPr>
+            <w:r>
+              <w:rPr>
+                <w:sz w:val="24"/>
+                <w:szCs w:val="24"/>
+              </w:rPr>
+              <w:t>Pago Mensual Estimado (S/)</w:t>
+            </w:r>
+          </w:p>
+        </w:tc>
+        <w:tc>
+          <w:tcPr>
+            <w:tcW w:w="848" w:type="dxa"/>
+          </w:tcPr>
+          <w:p>
+            <w:pPr>
+              <w:pStyle w:val="Prrafodelista"/>
+              <w:ind w:left="0"/>
+              <w:jc w:val="center"/>
+              <w:rPr>
+                <w:sz w:val="24"/>
+                <w:szCs w:val="24"/>
+              </w:rPr>
+            </w:pPr>
+            <w:r>
+              <w:rPr>
+                <w:sz w:val="24"/>
+                <w:szCs w:val="24"/>
+              </w:rPr>
+              <w:t>Meses</w:t>
+            </w:r>
+          </w:p>
+        </w:tc>
+        <w:tc>
+          <w:tcPr>
+            <w:tcW w:w="1670" w:type="dxa"/>
+          </w:tcPr>
+          <w:p>
+            <w:pPr>
+              <w:pStyle w:val="Prrafodelista"/>
+              <w:ind w:left="0"/>
+              <w:jc w:val="center"/>
+              <w:rPr>
+                <w:sz w:val="24"/>
+                <w:szCs w:val="24"/>
+              </w:rPr>
+            </w:pPr>
+            <w:r>
+              <w:rPr>
+                <w:sz w:val="24"/>
+                <w:szCs w:val="24"/>
+              </w:rPr>
+              <w:t>Total</w:t>
+            </w:r>
+          </w:p>
+        </w:tc>
+      </w:tr>
+      <w:tr>
+        <w:tc>
+          <w:tcPr>
+            <w:tcW w:w="3119" w:type="dxa"/>
+          </w:tcPr>
+          <w:p>
+            <w:pPr>
+              <w:pStyle w:val="Prrafodelista"/>
+              <w:ind w:left="0"/>
+              <w:jc w:val="both"/>
+              <w:rPr>
+                <w:sz w:val="24"/>
+                <w:szCs w:val="24"/>
+              </w:rPr>
+            </w:pPr>
+            <w:r>
+              <w:rPr>
+                <w:sz w:val="24"/>
+                <w:szCs w:val="24"/>
+              </w:rPr>
+              <w:t xml:space="preserve">Desarrollador </w:t>
+            </w:r>
+            <w:proofErr w:type="spellStart"/>
+            <w:r>
+              <w:rPr>
+                <w:sz w:val="24"/>
+                <w:szCs w:val="24"/>
+              </w:rPr>
+              <w:t>Backend</w:t>
+            </w:r>
+            <w:proofErr w:type="spellEnd"/>
+            <w:r>
+              <w:rPr>
+                <w:sz w:val="24"/>
+                <w:szCs w:val="24"/>
+              </w:rPr>
+              <w:t xml:space="preserve"> / DBA</w:t>
+            </w:r>
+          </w:p>
+        </w:tc>
+        <w:tc>
+          <w:tcPr>
+            <w:tcW w:w="1134" w:type="dxa"/>
+          </w:tcPr>
+          <w:p>
+            <w:pPr>
+              <w:pStyle w:val="Prrafodelista"/>
+              <w:ind w:left="0"/>
+              <w:jc w:val="center"/>
+              <w:rPr>
+                <w:sz w:val="24"/>
+                <w:szCs w:val="24"/>
+              </w:rPr>
+            </w:pPr>
+            <w:r>
+              <w:rPr>
+                <w:sz w:val="24"/>
+                <w:szCs w:val="24"/>
+              </w:rPr>
+              <w:t>1</w:t>
+            </w:r>
+          </w:p>
+        </w:tc>
+        <w:tc>
+          <w:tcPr>
+            <w:tcW w:w="1734" w:type="dxa"/>
+          </w:tcPr>
+          <w:p>
+            <w:pPr>
+              <w:pStyle w:val="Prrafodelista"/>
+              <w:ind w:left="0"/>
+              <w:jc w:val="center"/>
+              <w:rPr>
+                <w:sz w:val="24"/>
+                <w:szCs w:val="24"/>
+              </w:rPr>
+            </w:pPr>
+            <w:r>
+              <w:rPr>
+                <w:sz w:val="24"/>
+                <w:szCs w:val="24"/>
+              </w:rPr>
+              <w:t>1,300.00</w:t>
+            </w:r>
+          </w:p>
+        </w:tc>
+        <w:tc>
+          <w:tcPr>
+            <w:tcW w:w="848" w:type="dxa"/>
+          </w:tcPr>
+          <w:p>
+            <w:pPr>
+              <w:pStyle w:val="Prrafodelista"/>
+              <w:ind w:left="0"/>
+              <w:jc w:val="center"/>
+              <w:rPr>
+                <w:sz w:val="24"/>
+                <w:szCs w:val="24"/>
+              </w:rPr>
+            </w:pPr>
+            <w:r>
+              <w:rPr>
+                <w:sz w:val="24"/>
+                <w:szCs w:val="24"/>
+              </w:rPr>
+              <w:t>4</w:t>
+            </w:r>
+          </w:p>
+        </w:tc>
+        <w:tc>
+          <w:tcPr>
+            <w:tcW w:w="1670" w:type="dxa"/>
+          </w:tcPr>
+          <w:p>
+            <w:pPr>
+              <w:pStyle w:val="Prrafodelista"/>
+              <w:ind w:left="0"/>
+              <w:jc w:val="center"/>
+              <w:rPr>
+                <w:sz w:val="24"/>
+                <w:szCs w:val="24"/>
+              </w:rPr>
+            </w:pPr>
+            <w:r>
+              <w:rPr>
+                <w:sz w:val="24"/>
+                <w:szCs w:val="24"/>
+              </w:rPr>
+              <w:t>5,200.00</w:t>
+            </w:r>
+          </w:p>
+        </w:tc>
+      </w:tr>
+      <w:tr>
+        <w:tc>
+          <w:tcPr>
+            <w:tcW w:w="3119" w:type="dxa"/>
+          </w:tcPr>
+          <w:p>
+            <w:pPr>
+              <w:pStyle w:val="Prrafodelista"/>
+              <w:ind w:left="0"/>
+              <w:jc w:val="both"/>
+              <w:rPr>
+                <w:sz w:val="24"/>
+                <w:szCs w:val="24"/>
+              </w:rPr>
+            </w:pPr>
+            <w:r>
+              <w:rPr>
+                <w:sz w:val="24"/>
+                <w:szCs w:val="24"/>
+              </w:rPr>
+              <w:t xml:space="preserve">Desarrollador </w:t>
+            </w:r>
+            <w:proofErr w:type="spellStart"/>
+            <w:r>
+              <w:rPr>
+                <w:sz w:val="24"/>
+                <w:szCs w:val="24"/>
+              </w:rPr>
+              <w:t>Frontend</w:t>
+            </w:r>
+            <w:proofErr w:type="spellEnd"/>
+            <w:r>
+              <w:rPr>
+                <w:sz w:val="24"/>
+                <w:szCs w:val="24"/>
+              </w:rPr>
+              <w:t xml:space="preserve"> / QA</w:t>
+            </w:r>
+          </w:p>
+        </w:tc>
+        <w:tc>
+          <w:tcPr>
+            <w:tcW w:w="1134" w:type="dxa"/>
+          </w:tcPr>
+          <w:p>
+            <w:pPr>
+              <w:pStyle w:val="Prrafodelista"/>
+              <w:ind w:left="0"/>
+              <w:jc w:val="center"/>
+              <w:rPr>
+                <w:sz w:val="24"/>
+                <w:szCs w:val="24"/>
+              </w:rPr>
+            </w:pPr>
+            <w:r>
+              <w:rPr>
+                <w:sz w:val="24"/>
+                <w:szCs w:val="24"/>
+              </w:rPr>
+              <w:t>1</w:t>
+            </w:r>
+          </w:p>
+        </w:tc>
+        <w:tc>
+          <w:tcPr>
+            <w:tcW w:w="1734" w:type="dxa"/>
+          </w:tcPr>
+          <w:p>
+            <w:pPr>
+              <w:pStyle w:val="Prrafodelista"/>
+              <w:ind w:left="0"/>
+              <w:jc w:val="center"/>
+              <w:rPr>
+                <w:sz w:val="24"/>
+                <w:szCs w:val="24"/>
+              </w:rPr>
+            </w:pPr>
+            <w:r>
+              <w:rPr>
+                <w:sz w:val="24"/>
+                <w:szCs w:val="24"/>
+              </w:rPr>
+              <w:t>1,</w:t>
+            </w:r>
+            <w:r>
+              <w:rPr>
+                <w:sz w:val="24"/>
+                <w:szCs w:val="24"/>
+              </w:rPr>
+              <w:t>2</w:t>
+            </w:r>
+            <w:r>
+              <w:rPr>
+                <w:sz w:val="24"/>
+                <w:szCs w:val="24"/>
+              </w:rPr>
+              <w:t>00.00</w:t>
+            </w:r>
+          </w:p>
+        </w:tc>
+        <w:tc>
+          <w:tcPr>
+            <w:tcW w:w="848" w:type="dxa"/>
+          </w:tcPr>
+          <w:p>
+            <w:pPr>
+              <w:pStyle w:val="Prrafodelista"/>
+              <w:ind w:left="0"/>
+              <w:jc w:val="center"/>
+              <w:rPr>
+                <w:sz w:val="24"/>
+                <w:szCs w:val="24"/>
+              </w:rPr>
+            </w:pPr>
+            <w:r>
+              <w:rPr>
+                <w:sz w:val="24"/>
+                <w:szCs w:val="24"/>
+              </w:rPr>
+              <w:t>4</w:t>
+            </w:r>
+          </w:p>
+        </w:tc>
+        <w:tc>
+          <w:tcPr>
+            <w:tcW w:w="1670" w:type="dxa"/>
+          </w:tcPr>
+          <w:p>
+            <w:pPr>
+              <w:pStyle w:val="Prrafodelista"/>
+              <w:ind w:left="0"/>
+              <w:jc w:val="center"/>
+              <w:rPr>
+                <w:sz w:val="24"/>
+                <w:szCs w:val="24"/>
+              </w:rPr>
+            </w:pPr>
+            <w:r>
+              <w:rPr>
+                <w:sz w:val="24"/>
+                <w:szCs w:val="24"/>
+              </w:rPr>
+              <w:t>4,800.00</w:t>
+            </w:r>
+          </w:p>
+        </w:tc>
+      </w:tr>
+      <w:tr>
+        <w:tc>
+          <w:tcPr>
+            <w:tcW w:w="6835" w:type="dxa"/>
+            <w:gridSpan w:val="4"/>
+          </w:tcPr>
+          <w:p>
+            <w:pPr>
+              <w:pStyle w:val="Prrafodelista"/>
+              <w:ind w:left="0"/>
+              <w:jc w:val="both"/>
+              <w:rPr>
+                <w:sz w:val="24"/>
+                <w:szCs w:val="24"/>
+              </w:rPr>
+            </w:pPr>
+            <w:r>
+              <w:rPr>
+                <w:sz w:val="24"/>
+                <w:szCs w:val="24"/>
+              </w:rPr>
+              <w:t>Total</w:t>
+            </w:r>
+          </w:p>
+        </w:tc>
+        <w:tc>
+          <w:tcPr>
+            <w:tcW w:w="1670" w:type="dxa"/>
+          </w:tcPr>
+          <w:p>
+            <w:pPr>
+              <w:pStyle w:val="Prrafodelista"/>
+              <w:ind w:left="0"/>
+              <w:jc w:val="both"/>
+              <w:rPr>
+                <w:sz w:val="24"/>
+                <w:szCs w:val="24"/>
+              </w:rPr>
+            </w:pPr>
+            <w:r>
+              <w:rPr>
+                <w:sz w:val="24"/>
+                <w:szCs w:val="24"/>
+              </w:rPr>
+              <w:t>S/ 10,000.0</w:t>
+            </w:r>
+            <w:r>
+              <w:rPr>
+                <w:sz w:val="24"/>
+                <w:szCs w:val="24"/>
+              </w:rPr>
+              <w:t>0</w:t>
+            </w:r>
+          </w:p>
+        </w:tc>
+      </w:tr>
+    </w:tbl>
+    <w:p>
+      <w:pPr>
+        <w:pStyle w:val="Prrafodelista"/>
+        <w:ind w:left="993"/>
+        <w:jc w:val="both"/>
+        <w:rPr>
+          <w:sz w:val="24"/>
+          <w:szCs w:val="24"/>
+        </w:rPr>
+      </w:pPr>
+    </w:p>
+    <w:p>
+      <w:pPr>
+        <w:pStyle w:val="Default"/>
+        <w:numPr>
+          <w:ilvl w:val="2"/>
+          <w:numId w:val="1"/>
+        </w:numPr>
+        <w:ind w:left="993"/>
+        <w:jc w:val="both"/>
+        <w:rPr>
+          <w:rFonts w:asciiTheme="minorHAnsi" w:hAnsiTheme="minorHAnsi" w:cstheme="minorBidi"/>
+          <w:color w:val="auto"/>
+        </w:rPr>
+      </w:pPr>
+      <w:r>
+        <w:rPr>
+          <w:rFonts w:asciiTheme="minorHAnsi" w:hAnsiTheme="minorHAnsi" w:cstheme="minorBidi"/>
+          <w:color w:val="auto"/>
+        </w:rPr>
+        <w:t xml:space="preserve">Costos totales del desarrollo del sistema </w:t>
+      </w:r>
+    </w:p>
+    <w:p>
+      <w:pPr>
+        <w:pStyle w:val="Default"/>
+        <w:ind w:left="993"/>
+        <w:jc w:val="both"/>
+        <w:rPr>
+          <w:rFonts w:asciiTheme="minorHAnsi" w:hAnsiTheme="minorHAnsi" w:cstheme="minorBidi"/>
+          <w:color w:val="auto"/>
+        </w:rPr>
+      </w:pPr>
     </w:p>
     <w:tbl>
       <w:tblPr>
@@ -6879,101 +7580,51 @@
         <w:tblLook w:val="04A0" w:firstRow="1" w:lastRow="0" w:firstColumn="1" w:lastColumn="0" w:noHBand="0" w:noVBand="1"/>
       </w:tblPr>
       <w:tblGrid>
-        <w:gridCol w:w="1826"/>
-        <w:gridCol w:w="1906"/>
-        <w:gridCol w:w="1913"/>
-        <w:gridCol w:w="1856"/>
+        <w:gridCol w:w="3758"/>
+        <w:gridCol w:w="3743"/>
       </w:tblGrid>
       <w:tr>
         <w:tc>
           <w:tcPr>
-            <w:tcW w:w="2123" w:type="dxa"/>
-          </w:tcPr>
-          <w:p>
-            <w:pPr>
-              <w:pStyle w:val="Prrafodelista"/>
-              <w:ind w:left="0"/>
+            <w:tcW w:w="4247" w:type="dxa"/>
+          </w:tcPr>
+          <w:p>
+            <w:pPr>
+              <w:pStyle w:val="Default"/>
               <w:jc w:val="both"/>
               <w:rPr>
-                <w:sz w:val="24"/>
-                <w:szCs w:val="24"/>
-              </w:rPr>
-            </w:pPr>
-            <w:r>
-              <w:rPr>
-                <w:sz w:val="24"/>
-                <w:szCs w:val="24"/>
-              </w:rPr>
-              <w:t>Rol</w:t>
-            </w:r>
-          </w:p>
-        </w:tc>
-        <w:tc>
-          <w:tcPr>
-            <w:tcW w:w="2123" w:type="dxa"/>
-          </w:tcPr>
-          <w:p>
-            <w:pPr>
-              <w:pStyle w:val="Prrafodelista"/>
-              <w:ind w:left="0"/>
+                <w:rFonts w:asciiTheme="minorHAnsi" w:hAnsiTheme="minorHAnsi" w:cstheme="minorBidi"/>
+                <w:color w:val="auto"/>
+              </w:rPr>
+            </w:pPr>
+            <w:r>
+              <w:rPr>
+                <w:rFonts w:asciiTheme="minorHAnsi" w:hAnsiTheme="minorHAnsi" w:cstheme="minorBidi"/>
+                <w:color w:val="auto"/>
+              </w:rPr>
+              <w:t>Categoría</w:t>
+            </w:r>
+          </w:p>
+        </w:tc>
+        <w:tc>
+          <w:tcPr>
+            <w:tcW w:w="4247" w:type="dxa"/>
+          </w:tcPr>
+          <w:p>
+            <w:pPr>
+              <w:pStyle w:val="Default"/>
               <w:jc w:val="both"/>
               <w:rPr>
-                <w:sz w:val="24"/>
-                <w:szCs w:val="24"/>
-              </w:rPr>
-            </w:pPr>
-            <w:r>
-              <w:rPr>
-                <w:sz w:val="24"/>
-                <w:szCs w:val="24"/>
-              </w:rPr>
-              <w:t>Cantidad</w:t>
-            </w:r>
-          </w:p>
-        </w:tc>
-        <w:tc>
-          <w:tcPr>
-            <w:tcW w:w="2124" w:type="dxa"/>
-          </w:tcPr>
-          <w:p>
-            <w:pPr>
-              <w:pStyle w:val="Prrafodelista"/>
-              <w:ind w:left="0"/>
-              <w:jc w:val="both"/>
-              <w:rPr>
-                <w:sz w:val="24"/>
-                <w:szCs w:val="24"/>
-              </w:rPr>
-            </w:pPr>
-            <w:r>
-              <w:rPr>
-                <w:sz w:val="24"/>
-                <w:szCs w:val="24"/>
-              </w:rPr>
-              <w:t>Pago Mensual Estimado (S/)</w:t>
-            </w:r>
-          </w:p>
-        </w:tc>
-        <w:tc>
-          <w:tcPr>
-            <w:tcW w:w="2124" w:type="dxa"/>
-          </w:tcPr>
-          <w:p>
-            <w:pPr>
-              <w:pStyle w:val="Prrafodelista"/>
-              <w:ind w:left="0"/>
-              <w:jc w:val="both"/>
-              <w:rPr>
-                <w:sz w:val="24"/>
-                <w:szCs w:val="24"/>
-              </w:rPr>
-            </w:pPr>
-            <w:r>
-              <w:rPr>
-                <w:sz w:val="24"/>
-                <w:szCs w:val="24"/>
-              </w:rPr>
-              <w:t>Meses</w:t>
+                <w:rFonts w:asciiTheme="minorHAnsi" w:hAnsiTheme="minorHAnsi" w:cstheme="minorBidi"/>
+                <w:color w:val="auto"/>
+              </w:rPr>
+            </w:pPr>
+            <w:r>
+              <w:rPr>
+                <w:rFonts w:asciiTheme="minorHAnsi" w:hAnsiTheme="minorHAnsi" w:cstheme="minorBidi"/>
+                <w:color w:val="auto"/>
+              </w:rPr>
+              <w:t>Monto (S/)</w:t>
             </w:r>
           </w:p>
         </w:tc>
@@ -6981,256 +7632,99 @@
       <w:tr>
         <w:tc>
           <w:tcPr>
-            <w:tcW w:w="2123" w:type="dxa"/>
-          </w:tcPr>
-          <w:p>
-            <w:pPr>
-              <w:pStyle w:val="Prrafodelista"/>
-              <w:ind w:left="0"/>
+            <w:tcW w:w="4247" w:type="dxa"/>
+          </w:tcPr>
+          <w:p>
+            <w:pPr>
+              <w:pStyle w:val="Default"/>
               <w:jc w:val="both"/>
               <w:rPr>
-                <w:sz w:val="24"/>
-                <w:szCs w:val="24"/>
-              </w:rPr>
-            </w:pPr>
-          </w:p>
-        </w:tc>
-        <w:tc>
-          <w:tcPr>
-            <w:tcW w:w="2123" w:type="dxa"/>
-          </w:tcPr>
-          <w:p>
-            <w:pPr>
-              <w:pStyle w:val="Prrafodelista"/>
-              <w:ind w:left="0"/>
+                <w:rFonts w:asciiTheme="minorHAnsi" w:hAnsiTheme="minorHAnsi" w:cstheme="minorBidi"/>
+                <w:color w:val="auto"/>
+              </w:rPr>
+            </w:pPr>
+            <w:r>
+              <w:rPr>
+                <w:rFonts w:asciiTheme="minorHAnsi" w:hAnsiTheme="minorHAnsi" w:cstheme="minorBidi"/>
+                <w:color w:val="auto"/>
+              </w:rPr>
+              <w:t>Costos Generales</w:t>
+            </w:r>
+          </w:p>
+        </w:tc>
+        <w:tc>
+          <w:tcPr>
+            <w:tcW w:w="4247" w:type="dxa"/>
+          </w:tcPr>
+          <w:p>
+            <w:pPr>
+              <w:pStyle w:val="Default"/>
               <w:jc w:val="both"/>
               <w:rPr>
-                <w:sz w:val="24"/>
-                <w:szCs w:val="24"/>
-              </w:rPr>
-            </w:pPr>
-          </w:p>
-        </w:tc>
-        <w:tc>
-          <w:tcPr>
-            <w:tcW w:w="2124" w:type="dxa"/>
-          </w:tcPr>
-          <w:p>
-            <w:pPr>
-              <w:pStyle w:val="Prrafodelista"/>
-              <w:ind w:left="0"/>
-              <w:jc w:val="both"/>
-              <w:rPr>
-                <w:sz w:val="24"/>
-                <w:szCs w:val="24"/>
-              </w:rPr>
-            </w:pPr>
-          </w:p>
-        </w:tc>
-        <w:tc>
-          <w:tcPr>
-            <w:tcW w:w="2124" w:type="dxa"/>
-          </w:tcPr>
-          <w:p>
-            <w:pPr>
-              <w:pStyle w:val="Prrafodelista"/>
-              <w:ind w:left="0"/>
-              <w:jc w:val="both"/>
-              <w:rPr>
-                <w:sz w:val="24"/>
-                <w:szCs w:val="24"/>
-              </w:rPr>
-            </w:pPr>
+                <w:rFonts w:asciiTheme="minorHAnsi" w:hAnsiTheme="minorHAnsi" w:cstheme="minorBidi"/>
+                <w:color w:val="auto"/>
+              </w:rPr>
+            </w:pPr>
+            <w:r>
+              <w:rPr>
+                <w:rFonts w:asciiTheme="minorHAnsi" w:hAnsiTheme="minorHAnsi" w:cstheme="minorBidi"/>
+                <w:color w:val="auto"/>
+              </w:rPr>
+              <w:t>300.00</w:t>
+            </w:r>
           </w:p>
         </w:tc>
       </w:tr>
       <w:tr>
         <w:tc>
           <w:tcPr>
-            <w:tcW w:w="2123" w:type="dxa"/>
-          </w:tcPr>
-          <w:p>
-            <w:pPr>
-              <w:pStyle w:val="Prrafodelista"/>
-              <w:ind w:left="0"/>
+            <w:tcW w:w="4247" w:type="dxa"/>
+          </w:tcPr>
+          <w:p>
+            <w:pPr>
+              <w:pStyle w:val="Default"/>
               <w:jc w:val="both"/>
               <w:rPr>
-                <w:sz w:val="24"/>
-                <w:szCs w:val="24"/>
-              </w:rPr>
-            </w:pPr>
-          </w:p>
-        </w:tc>
-        <w:tc>
-          <w:tcPr>
-            <w:tcW w:w="2123" w:type="dxa"/>
-          </w:tcPr>
-          <w:p>
-            <w:pPr>
-              <w:pStyle w:val="Prrafodelista"/>
-              <w:ind w:left="0"/>
+                <w:rFonts w:asciiTheme="minorHAnsi" w:hAnsiTheme="minorHAnsi" w:cstheme="minorBidi"/>
+                <w:color w:val="auto"/>
+              </w:rPr>
+            </w:pPr>
+            <w:r>
+              <w:rPr>
+                <w:rFonts w:asciiTheme="minorHAnsi" w:hAnsiTheme="minorHAnsi" w:cstheme="minorBidi"/>
+                <w:color w:val="auto"/>
+              </w:rPr>
+              <w:lastRenderedPageBreak/>
+              <w:t>Costos Operativos</w:t>
+            </w:r>
+          </w:p>
+        </w:tc>
+        <w:tc>
+          <w:tcPr>
+            <w:tcW w:w="4247" w:type="dxa"/>
+          </w:tcPr>
+          <w:p>
+            <w:pPr>
+              <w:pStyle w:val="Default"/>
               <w:jc w:val="both"/>
               <w:rPr>
-                <w:sz w:val="24"/>
-                <w:szCs w:val="24"/>
-              </w:rPr>
-            </w:pPr>
-          </w:p>
-        </w:tc>
-        <w:tc>
-          <w:tcPr>
-            <w:tcW w:w="2124" w:type="dxa"/>
-          </w:tcPr>
-          <w:p>
-            <w:pPr>
-              <w:pStyle w:val="Prrafodelista"/>
-              <w:ind w:left="0"/>
-              <w:jc w:val="both"/>
-              <w:rPr>
-                <w:sz w:val="24"/>
-                <w:szCs w:val="24"/>
-              </w:rPr>
-            </w:pPr>
-          </w:p>
-        </w:tc>
-        <w:tc>
-          <w:tcPr>
-            <w:tcW w:w="2124" w:type="dxa"/>
-          </w:tcPr>
-          <w:p>
-            <w:pPr>
-              <w:pStyle w:val="Prrafodelista"/>
-              <w:ind w:left="0"/>
-              <w:jc w:val="both"/>
-              <w:rPr>
-                <w:sz w:val="24"/>
-                <w:szCs w:val="24"/>
-              </w:rPr>
-            </w:pPr>
+                <w:rFonts w:asciiTheme="minorHAnsi" w:hAnsiTheme="minorHAnsi" w:cstheme="minorBidi"/>
+                <w:color w:val="auto"/>
+              </w:rPr>
+            </w:pPr>
+            <w:r>
+              <w:rPr>
+                <w:rFonts w:asciiTheme="minorHAnsi" w:hAnsiTheme="minorHAnsi" w:cstheme="minorBidi"/>
+                <w:color w:val="auto"/>
+              </w:rPr>
+              <w:t>560.00</w:t>
+            </w:r>
           </w:p>
         </w:tc>
       </w:tr>
       <w:tr>
         <w:tc>
           <w:tcPr>
-            <w:tcW w:w="2123" w:type="dxa"/>
-          </w:tcPr>
-          <w:p>
-            <w:pPr>
-              <w:pStyle w:val="Prrafodelista"/>
-              <w:ind w:left="0"/>
-              <w:jc w:val="both"/>
-              <w:rPr>
-                <w:sz w:val="24"/>
-                <w:szCs w:val="24"/>
-              </w:rPr>
-            </w:pPr>
-            <w:r>
-              <w:rPr>
-                <w:sz w:val="24"/>
-                <w:szCs w:val="24"/>
-              </w:rPr>
-              <w:t>Total</w:t>
-            </w:r>
-          </w:p>
-        </w:tc>
-        <w:tc>
-          <w:tcPr>
-            <w:tcW w:w="2123" w:type="dxa"/>
-          </w:tcPr>
-          <w:p>
-            <w:pPr>
-              <w:pStyle w:val="Prrafodelista"/>
-              <w:ind w:left="0"/>
-              <w:jc w:val="both"/>
-              <w:rPr>
-                <w:sz w:val="24"/>
-                <w:szCs w:val="24"/>
-              </w:rPr>
-            </w:pPr>
-          </w:p>
-        </w:tc>
-        <w:tc>
-          <w:tcPr>
-            <w:tcW w:w="2124" w:type="dxa"/>
-          </w:tcPr>
-          <w:p>
-            <w:pPr>
-              <w:pStyle w:val="Prrafodelista"/>
-              <w:ind w:left="0"/>
-              <w:jc w:val="both"/>
-              <w:rPr>
-                <w:sz w:val="24"/>
-                <w:szCs w:val="24"/>
-              </w:rPr>
-            </w:pPr>
-          </w:p>
-        </w:tc>
-        <w:tc>
-          <w:tcPr>
-            <w:tcW w:w="2124" w:type="dxa"/>
-          </w:tcPr>
-          <w:p>
-            <w:pPr>
-              <w:pStyle w:val="Prrafodelista"/>
-              <w:ind w:left="0"/>
-              <w:jc w:val="both"/>
-              <w:rPr>
-                <w:sz w:val="24"/>
-                <w:szCs w:val="24"/>
-              </w:rPr>
-            </w:pPr>
-          </w:p>
-        </w:tc>
-      </w:tr>
-    </w:tbl>
-    <w:p>
-      <w:pPr>
-        <w:pStyle w:val="Prrafodelista"/>
-        <w:ind w:left="993"/>
-        <w:jc w:val="both"/>
-        <w:rPr>
-          <w:sz w:val="24"/>
-          <w:szCs w:val="24"/>
-        </w:rPr>
-      </w:pPr>
-    </w:p>
-    <w:p>
-      <w:pPr>
-        <w:pStyle w:val="Default"/>
-        <w:numPr>
-          <w:ilvl w:val="2"/>
-          <w:numId w:val="1"/>
-        </w:numPr>
-        <w:ind w:left="993"/>
-        <w:jc w:val="both"/>
-        <w:rPr>
-          <w:rFonts w:asciiTheme="minorHAnsi" w:hAnsiTheme="minorHAnsi" w:cstheme="minorBidi"/>
-          <w:color w:val="auto"/>
-        </w:rPr>
-      </w:pPr>
-      <w:r>
-        <w:rPr>
-          <w:rFonts w:asciiTheme="minorHAnsi" w:hAnsiTheme="minorHAnsi" w:cstheme="minorBidi"/>
-          <w:color w:val="auto"/>
-        </w:rPr>
-        <w:t xml:space="preserve">Costos totales del desarrollo del sistema </w:t>
-      </w:r>
-    </w:p>
-    <w:tbl>
-      <w:tblPr>
-        <w:tblStyle w:val="Tablaconcuadrcula"/>
-        <w:tblW w:w="0" w:type="auto"/>
-        <w:tblInd w:w="993" w:type="dxa"/>
-        <w:tblLook w:val="04A0" w:firstRow="1" w:lastRow="0" w:firstColumn="1" w:lastColumn="0" w:noHBand="0" w:noVBand="1"/>
-      </w:tblPr>
-      <w:tblGrid>
-        <w:gridCol w:w="3782"/>
-        <w:gridCol w:w="3719"/>
-      </w:tblGrid>
-      <w:tr>
-        <w:tc>
-          <w:tcPr>
             <w:tcW w:w="4247" w:type="dxa"/>
           </w:tcPr>
           <w:p>
@@ -7247,7 +7741,7 @@
                 <w:rFonts w:asciiTheme="minorHAnsi" w:hAnsiTheme="minorHAnsi" w:cstheme="minorBidi"/>
                 <w:color w:val="auto"/>
               </w:rPr>
-              <w:t>Categoría</w:t>
+              <w:t>Costos de Personal</w:t>
             </w:r>
           </w:p>
         </w:tc>
@@ -7269,12 +7763,15 @@
                 <w:rFonts w:asciiTheme="minorHAnsi" w:hAnsiTheme="minorHAnsi" w:cstheme="minorBidi"/>
                 <w:color w:val="auto"/>
               </w:rPr>
-              <w:t>Monto (S/)</w:t>
+              <w:t>10,000.00</w:t>
             </w:r>
           </w:p>
         </w:tc>
       </w:tr>
       <w:tr>
+        <w:trPr>
+          <w:trHeight w:val="270"/>
+        </w:trPr>
         <w:tc>
           <w:tcPr>
             <w:tcW w:w="4247" w:type="dxa"/>
@@ -7288,12 +7785,28 @@
                 <w:color w:val="auto"/>
               </w:rPr>
             </w:pPr>
+            <w:proofErr w:type="gramStart"/>
             <w:r>
               <w:rPr>
                 <w:rFonts w:asciiTheme="minorHAnsi" w:hAnsiTheme="minorHAnsi" w:cstheme="minorBidi"/>
                 <w:color w:val="auto"/>
               </w:rPr>
-              <w:t>Costos Generales</w:t>
+              <w:t>TOTAL</w:t>
+            </w:r>
+            <w:proofErr w:type="gramEnd"/>
+            <w:r>
+              <w:rPr>
+                <w:rFonts w:asciiTheme="minorHAnsi" w:hAnsiTheme="minorHAnsi" w:cstheme="minorBidi"/>
+                <w:color w:val="auto"/>
+              </w:rPr>
+              <w:t xml:space="preserve"> </w:t>
+            </w:r>
+            <w:r>
+              <w:rPr>
+                <w:rFonts w:asciiTheme="minorHAnsi" w:hAnsiTheme="minorHAnsi" w:cstheme="minorBidi"/>
+                <w:color w:val="auto"/>
+              </w:rPr>
+              <w:t>GENERAL</w:t>
             </w:r>
           </w:p>
         </w:tc>
@@ -7315,161 +7828,7 @@
                 <w:rFonts w:asciiTheme="minorHAnsi" w:hAnsiTheme="minorHAnsi" w:cstheme="minorBidi"/>
                 <w:color w:val="auto"/>
               </w:rPr>
-              <w:t>300.00</w:t>
-            </w:r>
-          </w:p>
-        </w:tc>
-      </w:tr>
-      <w:tr>
-        <w:tc>
-          <w:tcPr>
-            <w:tcW w:w="4247" w:type="dxa"/>
-          </w:tcPr>
-          <w:p>
-            <w:pPr>
-              <w:pStyle w:val="Default"/>
-              <w:jc w:val="both"/>
-              <w:rPr>
-                <w:rFonts w:asciiTheme="minorHAnsi" w:hAnsiTheme="minorHAnsi" w:cstheme="minorBidi"/>
-                <w:color w:val="auto"/>
-              </w:rPr>
-            </w:pPr>
-            <w:r>
-              <w:rPr>
-                <w:rFonts w:asciiTheme="minorHAnsi" w:hAnsiTheme="minorHAnsi" w:cstheme="minorBidi"/>
-                <w:color w:val="auto"/>
-              </w:rPr>
-              <w:t>Costos Operativos</w:t>
-            </w:r>
-          </w:p>
-        </w:tc>
-        <w:tc>
-          <w:tcPr>
-            <w:tcW w:w="4247" w:type="dxa"/>
-          </w:tcPr>
-          <w:p>
-            <w:pPr>
-              <w:pStyle w:val="Default"/>
-              <w:jc w:val="both"/>
-              <w:rPr>
-                <w:rFonts w:asciiTheme="minorHAnsi" w:hAnsiTheme="minorHAnsi" w:cstheme="minorBidi"/>
-                <w:color w:val="auto"/>
-              </w:rPr>
-            </w:pPr>
-            <w:r>
-              <w:rPr>
-                <w:rFonts w:asciiTheme="minorHAnsi" w:hAnsiTheme="minorHAnsi" w:cstheme="minorBidi"/>
-                <w:color w:val="auto"/>
-              </w:rPr>
-              <w:t>560.00</w:t>
-            </w:r>
-          </w:p>
-        </w:tc>
-      </w:tr>
-      <w:tr>
-        <w:tc>
-          <w:tcPr>
-            <w:tcW w:w="4247" w:type="dxa"/>
-          </w:tcPr>
-          <w:p>
-            <w:pPr>
-              <w:pStyle w:val="Default"/>
-              <w:jc w:val="both"/>
-              <w:rPr>
-                <w:rFonts w:asciiTheme="minorHAnsi" w:hAnsiTheme="minorHAnsi" w:cstheme="minorBidi"/>
-                <w:color w:val="auto"/>
-              </w:rPr>
-            </w:pPr>
-            <w:r>
-              <w:rPr>
-                <w:rFonts w:asciiTheme="minorHAnsi" w:hAnsiTheme="minorHAnsi" w:cstheme="minorBidi"/>
-                <w:color w:val="auto"/>
-              </w:rPr>
-              <w:t>Costos de Personal</w:t>
-            </w:r>
-          </w:p>
-        </w:tc>
-        <w:tc>
-          <w:tcPr>
-            <w:tcW w:w="4247" w:type="dxa"/>
-          </w:tcPr>
-          <w:p>
-            <w:pPr>
-              <w:pStyle w:val="Default"/>
-              <w:jc w:val="both"/>
-              <w:rPr>
-                <w:rFonts w:asciiTheme="minorHAnsi" w:hAnsiTheme="minorHAnsi" w:cstheme="minorBidi"/>
-                <w:color w:val="auto"/>
-              </w:rPr>
-            </w:pPr>
-            <w:r>
-              <w:rPr>
-                <w:rFonts w:asciiTheme="minorHAnsi" w:hAnsiTheme="minorHAnsi" w:cstheme="minorBidi"/>
-                <w:color w:val="auto"/>
-              </w:rPr>
-              <w:t>-------</w:t>
-            </w:r>
-          </w:p>
-        </w:tc>
-      </w:tr>
-      <w:tr>
-        <w:tc>
-          <w:tcPr>
-            <w:tcW w:w="4247" w:type="dxa"/>
-          </w:tcPr>
-          <w:p>
-            <w:pPr>
-              <w:pStyle w:val="Default"/>
-              <w:jc w:val="both"/>
-              <w:rPr>
-                <w:rFonts w:asciiTheme="minorHAnsi" w:hAnsiTheme="minorHAnsi" w:cstheme="minorBidi"/>
-                <w:color w:val="auto"/>
-              </w:rPr>
-            </w:pPr>
-            <w:proofErr w:type="gramStart"/>
-            <w:r>
-              <w:rPr>
-                <w:rFonts w:asciiTheme="minorHAnsi" w:hAnsiTheme="minorHAnsi" w:cstheme="minorBidi"/>
-                <w:color w:val="auto"/>
-              </w:rPr>
-              <w:t>TOTAL</w:t>
-            </w:r>
-            <w:proofErr w:type="gramEnd"/>
-            <w:r>
-              <w:rPr>
-                <w:rFonts w:asciiTheme="minorHAnsi" w:hAnsiTheme="minorHAnsi" w:cstheme="minorBidi"/>
-                <w:color w:val="auto"/>
-              </w:rPr>
-              <w:t xml:space="preserve"> </w:t>
-            </w:r>
-            <w:r>
-              <w:rPr>
-                <w:rFonts w:asciiTheme="minorHAnsi" w:hAnsiTheme="minorHAnsi" w:cstheme="minorBidi"/>
-                <w:color w:val="auto"/>
-              </w:rPr>
-              <w:t>GENERAL</w:t>
-            </w:r>
-          </w:p>
-        </w:tc>
-        <w:tc>
-          <w:tcPr>
-            <w:tcW w:w="4247" w:type="dxa"/>
-          </w:tcPr>
-          <w:p>
-            <w:pPr>
-              <w:pStyle w:val="Default"/>
-              <w:jc w:val="both"/>
-              <w:rPr>
-                <w:rFonts w:asciiTheme="minorHAnsi" w:hAnsiTheme="minorHAnsi" w:cstheme="minorBidi"/>
-                <w:color w:val="auto"/>
-              </w:rPr>
-            </w:pPr>
-            <w:r>
-              <w:rPr>
-                <w:rFonts w:asciiTheme="minorHAnsi" w:hAnsiTheme="minorHAnsi" w:cstheme="minorBidi"/>
-                <w:color w:val="auto"/>
-              </w:rPr>
-              <w:t>--------</w:t>
+              <w:t>S/ 10,860.00</w:t>
             </w:r>
           </w:p>
         </w:tc>
@@ -7536,6 +7895,18 @@
           <w:szCs w:val="24"/>
         </w:rPr>
       </w:pPr>
+    </w:p>
+    <w:p>
+      <w:pPr>
+        <w:pStyle w:val="Prrafodelista"/>
+        <w:ind w:left="360"/>
+        <w:jc w:val="both"/>
+        <w:outlineLvl w:val="1"/>
+        <w:rPr>
+          <w:sz w:val="24"/>
+          <w:szCs w:val="24"/>
+        </w:rPr>
+      </w:pPr>
       <w:r>
         <w:rPr>
           <w:sz w:val="24"/>
@@ -7543,6 +7914,18 @@
         </w:rPr>
         <w:t>Beneficios operativos del sistema:</w:t>
       </w:r>
+    </w:p>
+    <w:p>
+      <w:pPr>
+        <w:pStyle w:val="Prrafodelista"/>
+        <w:ind w:left="360"/>
+        <w:jc w:val="both"/>
+        <w:outlineLvl w:val="1"/>
+        <w:rPr>
+          <w:sz w:val="24"/>
+          <w:szCs w:val="24"/>
+        </w:rPr>
+      </w:pPr>
     </w:p>
     <w:p>
       <w:pPr>
@@ -7905,7 +8288,6 @@
           <w:sz w:val="24"/>
           <w:szCs w:val="24"/>
         </w:rPr>
-        <w:lastRenderedPageBreak/>
         <w:t>Factibilidad Legal</w:t>
       </w:r>
       <w:bookmarkEnd w:id="7"/>
@@ -8027,6 +8409,7 @@
           <w:sz w:val="24"/>
           <w:szCs w:val="24"/>
         </w:rPr>
+        <w:lastRenderedPageBreak/>
         <w:t>Implementaremos las políticas de autoría necesarias para cumplir con las normativas donde identificaremos las mejoras, ineficiencias y riesgos del proyecto, demostrando nuestra transparencia y compromiso con las buenas prácticas.</w:t>
       </w:r>
     </w:p>
@@ -8081,48 +8464,7 @@
     <w:p>
       <w:pPr>
         <w:pStyle w:val="Prrafodelista"/>
-        <w:numPr>
-          <w:ilvl w:val="0"/>
-          <w:numId w:val="7"/>
-        </w:numPr>
-        <w:jc w:val="both"/>
-        <w:outlineLvl w:val="1"/>
-        <w:rPr>
-          <w:sz w:val="24"/>
-          <w:szCs w:val="24"/>
-        </w:rPr>
-      </w:pPr>
-      <w:r>
-        <w:rPr>
-          <w:sz w:val="24"/>
-          <w:szCs w:val="24"/>
-        </w:rPr>
-        <w:t>Impacto en los Usuarios.</w:t>
-      </w:r>
-    </w:p>
-    <w:p>
-      <w:pPr>
-        <w:pStyle w:val="Prrafodelista"/>
-        <w:ind w:left="1080"/>
-        <w:jc w:val="both"/>
-        <w:outlineLvl w:val="1"/>
-        <w:rPr>
-          <w:sz w:val="24"/>
-          <w:szCs w:val="24"/>
-        </w:rPr>
-      </w:pPr>
-      <w:r>
-        <w:rPr>
-          <w:sz w:val="24"/>
-          <w:szCs w:val="24"/>
-        </w:rPr>
-        <w:t>El impacto del proyecto será positivo porque implementamos automatización de tareas repetitivas con lo cual reduciremos la carga y el tiempo del trabajo cuando se administre la base de datos.</w:t>
-      </w:r>
-    </w:p>
-    <w:p>
-      <w:pPr>
-        <w:pStyle w:val="Prrafodelista"/>
-        <w:ind w:left="1080"/>
+        <w:ind w:left="360"/>
         <w:jc w:val="both"/>
         <w:outlineLvl w:val="1"/>
         <w:rPr>
@@ -8150,7 +8492,7 @@
           <w:sz w:val="24"/>
           <w:szCs w:val="24"/>
         </w:rPr>
-        <w:t>Aceptación del proyecto.</w:t>
+        <w:t>Impacto en los Usuarios.</w:t>
       </w:r>
     </w:p>
     <w:p>
@@ -8169,30 +8511,7 @@
           <w:sz w:val="24"/>
           <w:szCs w:val="24"/>
         </w:rPr>
-        <w:t xml:space="preserve">Al ser </w:t>
-      </w:r>
-      <w:r>
-        <w:rPr>
-          <w:sz w:val="24"/>
-          <w:szCs w:val="24"/>
-        </w:rPr>
-        <w:t xml:space="preserve">una herramienta que optimiza y garantica un correcto funcionamiento de la base de datos y de la creación de </w:t>
-      </w:r>
-      <w:proofErr w:type="spellStart"/>
-      <w:r>
-        <w:rPr>
-          <w:sz w:val="24"/>
-          <w:szCs w:val="24"/>
-        </w:rPr>
-        <w:t>backups</w:t>
-      </w:r>
-      <w:proofErr w:type="spellEnd"/>
-      <w:r>
-        <w:rPr>
-          <w:sz w:val="24"/>
-          <w:szCs w:val="24"/>
-        </w:rPr>
-        <w:t xml:space="preserve"> y el respaldo de los datos guardados de manera segura será bien recibida.</w:t>
+        <w:t>El impacto del proyecto será positivo porque implementamos automatización de tareas repetitivas con lo cual reduciremos la carga y el tiempo del trabajo cuando se administre la base de datos.</w:t>
       </w:r>
     </w:p>
     <w:p>
@@ -8226,6 +8545,82 @@
           <w:sz w:val="24"/>
           <w:szCs w:val="24"/>
         </w:rPr>
+        <w:t>Aceptación del proyecto.</w:t>
+      </w:r>
+    </w:p>
+    <w:p>
+      <w:pPr>
+        <w:pStyle w:val="Prrafodelista"/>
+        <w:ind w:left="1080"/>
+        <w:jc w:val="both"/>
+        <w:outlineLvl w:val="1"/>
+        <w:rPr>
+          <w:sz w:val="24"/>
+          <w:szCs w:val="24"/>
+        </w:rPr>
+      </w:pPr>
+      <w:r>
+        <w:rPr>
+          <w:sz w:val="24"/>
+          <w:szCs w:val="24"/>
+        </w:rPr>
+        <w:t xml:space="preserve">Al ser </w:t>
+      </w:r>
+      <w:r>
+        <w:rPr>
+          <w:sz w:val="24"/>
+          <w:szCs w:val="24"/>
+        </w:rPr>
+        <w:t xml:space="preserve">una herramienta que optimiza y garantica un correcto funcionamiento de la base de datos y de la creación de </w:t>
+      </w:r>
+      <w:proofErr w:type="spellStart"/>
+      <w:r>
+        <w:rPr>
+          <w:sz w:val="24"/>
+          <w:szCs w:val="24"/>
+        </w:rPr>
+        <w:t>backups</w:t>
+      </w:r>
+      <w:proofErr w:type="spellEnd"/>
+      <w:r>
+        <w:rPr>
+          <w:sz w:val="24"/>
+          <w:szCs w:val="24"/>
+        </w:rPr>
+        <w:t xml:space="preserve"> y el respaldo de los datos guardados de manera segura será bien recibida.</w:t>
+      </w:r>
+    </w:p>
+    <w:p>
+      <w:pPr>
+        <w:pStyle w:val="Prrafodelista"/>
+        <w:ind w:left="1080"/>
+        <w:jc w:val="both"/>
+        <w:outlineLvl w:val="1"/>
+        <w:rPr>
+          <w:sz w:val="24"/>
+          <w:szCs w:val="24"/>
+        </w:rPr>
+      </w:pPr>
+    </w:p>
+    <w:p>
+      <w:pPr>
+        <w:pStyle w:val="Prrafodelista"/>
+        <w:numPr>
+          <w:ilvl w:val="0"/>
+          <w:numId w:val="7"/>
+        </w:numPr>
+        <w:jc w:val="both"/>
+        <w:outlineLvl w:val="1"/>
+        <w:rPr>
+          <w:sz w:val="24"/>
+          <w:szCs w:val="24"/>
+        </w:rPr>
+      </w:pPr>
+      <w:r>
+        <w:rPr>
+          <w:sz w:val="24"/>
+          <w:szCs w:val="24"/>
+        </w:rPr>
         <w:t>Aprendizaje colaborativo. (posible)</w:t>
       </w:r>
     </w:p>
@@ -8294,10 +8689,7 @@
     <w:p>
       <w:pPr>
         <w:pStyle w:val="Prrafodelista"/>
-        <w:numPr>
-          <w:ilvl w:val="0"/>
-          <w:numId w:val="8"/>
-        </w:numPr>
+        <w:ind w:left="360"/>
         <w:jc w:val="both"/>
         <w:outlineLvl w:val="1"/>
         <w:rPr>
@@ -8305,32 +8697,6 @@
           <w:szCs w:val="24"/>
         </w:rPr>
       </w:pPr>
-      <w:r>
-        <w:rPr>
-          <w:sz w:val="24"/>
-          <w:szCs w:val="24"/>
-        </w:rPr>
-        <w:t>Consumo de energía.</w:t>
-      </w:r>
-    </w:p>
-    <w:p>
-      <w:pPr>
-        <w:pStyle w:val="Prrafodelista"/>
-        <w:ind w:left="1080"/>
-        <w:jc w:val="both"/>
-        <w:outlineLvl w:val="1"/>
-        <w:rPr>
-          <w:sz w:val="24"/>
-          <w:szCs w:val="24"/>
-        </w:rPr>
-      </w:pPr>
-      <w:r>
-        <w:rPr>
-          <w:sz w:val="24"/>
-          <w:szCs w:val="24"/>
-        </w:rPr>
-        <w:t>El consumo de energía se vera en el uso estable de internet, luz, energía para el funcionamiento de la PC/Laptop.</w:t>
-      </w:r>
     </w:p>
     <w:p>
       <w:pPr>
@@ -8351,30 +8717,13 @@
           <w:sz w:val="24"/>
           <w:szCs w:val="24"/>
         </w:rPr>
-        <w:t>Residuos electrónicos.</w:t>
+        <w:t>Consumo de energía.</w:t>
       </w:r>
     </w:p>
     <w:p>
       <w:pPr>
         <w:pStyle w:val="Prrafodelista"/>
         <w:ind w:left="1080"/>
-        <w:rPr>
-          <w:sz w:val="24"/>
-          <w:szCs w:val="24"/>
-        </w:rPr>
-      </w:pPr>
-      <w:r>
-        <w:rPr>
-          <w:sz w:val="24"/>
-          <w:szCs w:val="24"/>
-        </w:rPr>
-        <w:t xml:space="preserve">No generaremos residuos electrónicos por que nuestro proyecto esta enfocado principalmente en software, por lo cual no produce residuos electrónicos. </w:t>
-      </w:r>
-    </w:p>
-    <w:p>
-      <w:pPr>
-        <w:pStyle w:val="Prrafodelista"/>
-        <w:ind w:left="1080"/>
         <w:jc w:val="both"/>
         <w:outlineLvl w:val="1"/>
         <w:rPr>
@@ -8382,6 +8731,13 @@
           <w:szCs w:val="24"/>
         </w:rPr>
       </w:pPr>
+      <w:r>
+        <w:rPr>
+          <w:sz w:val="24"/>
+          <w:szCs w:val="24"/>
+        </w:rPr>
+        <w:t>El consumo de energía se vera en el uso estable de internet, luz, energía para el funcionamiento de la PC/Laptop.</w:t>
+      </w:r>
     </w:p>
     <w:p>
       <w:pPr>
@@ -8402,7 +8758,7 @@
           <w:sz w:val="24"/>
           <w:szCs w:val="24"/>
         </w:rPr>
-        <w:t>Impacto ambiental.</w:t>
+        <w:t>Residuos electrónicos.</w:t>
       </w:r>
     </w:p>
     <w:p>
@@ -8410,18 +8766,17 @@
         <w:pStyle w:val="Prrafodelista"/>
         <w:ind w:left="1080"/>
         <w:jc w:val="both"/>
-        <w:outlineLvl w:val="1"/>
-        <w:rPr>
-          <w:sz w:val="24"/>
-          <w:szCs w:val="24"/>
-        </w:rPr>
-      </w:pPr>
-      <w:r>
-        <w:rPr>
-          <w:sz w:val="24"/>
-          <w:szCs w:val="24"/>
-        </w:rPr>
-        <w:t>No tenemos un impacto ambiental por que no hacemos uso de recursos naturales para el proyecto.</w:t>
+        <w:rPr>
+          <w:sz w:val="24"/>
+          <w:szCs w:val="24"/>
+        </w:rPr>
+      </w:pPr>
+      <w:r>
+        <w:rPr>
+          <w:sz w:val="24"/>
+          <w:szCs w:val="24"/>
+        </w:rPr>
+        <w:t xml:space="preserve">No generaremos residuos electrónicos por que nuestro proyecto esta enfocado principalmente en software, por lo cual no produce residuos electrónicos. </w:t>
       </w:r>
     </w:p>
     <w:p>
@@ -8455,7 +8810,7 @@
           <w:sz w:val="24"/>
           <w:szCs w:val="24"/>
         </w:rPr>
-        <w:t>Residuos generales.</w:t>
+        <w:t>Impacto ambiental.</w:t>
       </w:r>
     </w:p>
     <w:p>
@@ -8474,7 +8829,59 @@
           <w:sz w:val="24"/>
           <w:szCs w:val="24"/>
         </w:rPr>
-        <w:lastRenderedPageBreak/>
+        <w:t>No tenemos un impacto ambiental por que no hacemos uso de recursos naturales para el proyecto.</w:t>
+      </w:r>
+    </w:p>
+    <w:p>
+      <w:pPr>
+        <w:pStyle w:val="Prrafodelista"/>
+        <w:ind w:left="1080"/>
+        <w:jc w:val="both"/>
+        <w:outlineLvl w:val="1"/>
+        <w:rPr>
+          <w:sz w:val="24"/>
+          <w:szCs w:val="24"/>
+        </w:rPr>
+      </w:pPr>
+    </w:p>
+    <w:p>
+      <w:pPr>
+        <w:pStyle w:val="Prrafodelista"/>
+        <w:numPr>
+          <w:ilvl w:val="0"/>
+          <w:numId w:val="8"/>
+        </w:numPr>
+        <w:jc w:val="both"/>
+        <w:outlineLvl w:val="1"/>
+        <w:rPr>
+          <w:sz w:val="24"/>
+          <w:szCs w:val="24"/>
+        </w:rPr>
+      </w:pPr>
+      <w:r>
+        <w:rPr>
+          <w:sz w:val="24"/>
+          <w:szCs w:val="24"/>
+        </w:rPr>
+        <w:t>Residuos generales.</w:t>
+      </w:r>
+    </w:p>
+    <w:p>
+      <w:pPr>
+        <w:pStyle w:val="Prrafodelista"/>
+        <w:ind w:left="1080"/>
+        <w:jc w:val="both"/>
+        <w:outlineLvl w:val="1"/>
+        <w:rPr>
+          <w:sz w:val="24"/>
+          <w:szCs w:val="24"/>
+        </w:rPr>
+      </w:pPr>
+      <w:r>
+        <w:rPr>
+          <w:sz w:val="24"/>
+          <w:szCs w:val="24"/>
+        </w:rPr>
         <w:t xml:space="preserve">Se priorizo documentación digital y la nube por lo cual no utilizaremos mucho el uso de hojas o impresora a excepción de una presentación física de los documentos en el cual será procesado según corresponda. </w:t>
       </w:r>
     </w:p>
@@ -8501,21 +8908,21 @@
         <w:outlineLvl w:val="0"/>
         <w:rPr>
           <w:rFonts w:asciiTheme="minorHAnsi" w:hAnsiTheme="minorHAnsi"/>
-          <w:color w:val="FF0000"/>
+          <w:color w:val="auto"/>
         </w:rPr>
       </w:pPr>
       <w:bookmarkStart w:id="10" w:name="_Toc52661356"/>
       <w:r>
         <w:rPr>
           <w:rFonts w:asciiTheme="minorHAnsi" w:hAnsiTheme="minorHAnsi"/>
-          <w:color w:val="FF0000"/>
+          <w:color w:val="auto"/>
         </w:rPr>
         <w:t>Análisis</w:t>
       </w:r>
       <w:r>
         <w:rPr>
           <w:rFonts w:asciiTheme="minorHAnsi" w:hAnsiTheme="minorHAnsi"/>
-          <w:color w:val="FF0000"/>
+          <w:color w:val="auto"/>
         </w:rPr>
         <w:t xml:space="preserve"> Financiero</w:t>
       </w:r>
@@ -8526,63 +8933,10 @@
         <w:pStyle w:val="Default"/>
         <w:ind w:left="360"/>
         <w:jc w:val="both"/>
-        <w:rPr>
-          <w:i/>
-          <w:color w:val="FF0000"/>
-        </w:rPr>
-      </w:pPr>
-      <w:r>
-        <w:rPr>
-          <w:i/>
-          <w:color w:val="FF0000"/>
-        </w:rPr>
-        <w:t>{</w:t>
-      </w:r>
-      <w:r>
-        <w:rPr>
-          <w:i/>
-          <w:color w:val="FF0000"/>
-        </w:rPr>
-        <w:t>El plan financiero se ocupa del análisis de ingresos y gastos asociados a cada proyecto, desde el punto de vista del instante temporal en que se producen. Su misión fundamental es detectar situaciones financieramente inadecuadas.</w:t>
-      </w:r>
-    </w:p>
-    <w:p>
-      <w:pPr>
-        <w:pStyle w:val="Default"/>
-        <w:ind w:left="360"/>
-        <w:jc w:val="both"/>
+        <w:outlineLvl w:val="0"/>
         <w:rPr>
           <w:rFonts w:asciiTheme="minorHAnsi" w:hAnsiTheme="minorHAnsi"/>
-          <w:i/>
-          <w:color w:val="FF0000"/>
-        </w:rPr>
-      </w:pPr>
-      <w:r>
-        <w:rPr>
-          <w:rFonts w:asciiTheme="minorHAnsi" w:hAnsiTheme="minorHAnsi"/>
-          <w:i/>
-          <w:color w:val="FF0000"/>
-        </w:rPr>
-        <w:t>Se tiene que estimar financieramente el resultado del proyecto</w:t>
-      </w:r>
-      <w:r>
-        <w:rPr>
-          <w:rFonts w:asciiTheme="minorHAnsi" w:hAnsiTheme="minorHAnsi"/>
-          <w:i/>
-          <w:color w:val="FF0000"/>
-        </w:rPr>
-        <w:t>.}</w:t>
-      </w:r>
-    </w:p>
-    <w:p>
-      <w:pPr>
-        <w:pStyle w:val="Default"/>
-        <w:ind w:left="360"/>
-        <w:jc w:val="both"/>
-        <w:rPr>
-          <w:rFonts w:asciiTheme="minorHAnsi" w:hAnsiTheme="minorHAnsi"/>
-          <w:i/>
-          <w:color w:val="FF0000"/>
+          <w:color w:val="auto"/>
         </w:rPr>
       </w:pPr>
     </w:p>
@@ -8597,27 +8951,28 @@
         <w:jc w:val="both"/>
         <w:rPr>
           <w:rFonts w:asciiTheme="minorHAnsi" w:hAnsiTheme="minorHAnsi"/>
-          <w:color w:val="FF0000"/>
+          <w:color w:val="auto"/>
         </w:rPr>
       </w:pPr>
       <w:r>
         <w:rPr>
           <w:rFonts w:asciiTheme="minorHAnsi" w:hAnsiTheme="minorHAnsi"/>
-          <w:color w:val="FF0000"/>
-        </w:rPr>
+          <w:color w:val="auto"/>
+        </w:rPr>
+        <w:lastRenderedPageBreak/>
         <w:t>Justificación</w:t>
       </w:r>
       <w:r>
         <w:rPr>
           <w:rFonts w:asciiTheme="minorHAnsi" w:hAnsiTheme="minorHAnsi"/>
-          <w:color w:val="FF0000"/>
+          <w:color w:val="auto"/>
         </w:rPr>
         <w:t xml:space="preserve"> de la </w:t>
       </w:r>
       <w:r>
         <w:rPr>
           <w:rFonts w:asciiTheme="minorHAnsi" w:hAnsiTheme="minorHAnsi"/>
-          <w:color w:val="FF0000"/>
+          <w:color w:val="auto"/>
         </w:rPr>
         <w:t>Inversión</w:t>
       </w:r>
@@ -8629,18 +8984,21 @@
         <w:jc w:val="both"/>
         <w:rPr>
           <w:rFonts w:asciiTheme="minorHAnsi" w:hAnsiTheme="minorHAnsi"/>
-          <w:color w:val="FF0000"/>
+          <w:color w:val="auto"/>
         </w:rPr>
       </w:pPr>
     </w:p>
     <w:p>
       <w:pPr>
         <w:pStyle w:val="Default"/>
-        <w:ind w:left="338" w:firstLine="11"/>
+        <w:numPr>
+          <w:ilvl w:val="2"/>
+          <w:numId w:val="1"/>
+        </w:numPr>
         <w:jc w:val="both"/>
         <w:rPr>
           <w:rFonts w:asciiTheme="minorHAnsi" w:hAnsiTheme="minorHAnsi"/>
-          <w:color w:val="FF0000"/>
+          <w:color w:val="auto"/>
         </w:rPr>
       </w:pPr>
       <w:r>
@@ -8648,771 +9006,991 @@
           <w:rFonts w:asciiTheme="minorHAnsi" w:hAnsiTheme="minorHAnsi"/>
           <w:i/>
           <w:iCs/>
+          <w:color w:val="auto"/>
+        </w:rPr>
+        <w:t>Beneficios</w:t>
+      </w:r>
+      <w:r>
+        <w:rPr>
+          <w:rFonts w:asciiTheme="minorHAnsi" w:hAnsiTheme="minorHAnsi"/>
+          <w:color w:val="auto"/>
+        </w:rPr>
+        <w:t xml:space="preserve"> del Proyecto</w:t>
+      </w:r>
+    </w:p>
+    <w:p>
+      <w:pPr>
+        <w:pStyle w:val="Default"/>
+        <w:ind w:left="720"/>
+        <w:jc w:val="both"/>
+        <w:rPr>
+          <w:rFonts w:asciiTheme="minorHAnsi" w:hAnsiTheme="minorHAnsi"/>
+          <w:color w:val="auto"/>
+        </w:rPr>
+      </w:pPr>
+    </w:p>
+    <w:p>
+      <w:pPr>
+        <w:pStyle w:val="Default"/>
+        <w:ind w:left="720"/>
+        <w:jc w:val="both"/>
+        <w:rPr>
+          <w:rFonts w:asciiTheme="minorHAnsi" w:hAnsiTheme="minorHAnsi"/>
+          <w:color w:val="auto"/>
+        </w:rPr>
+      </w:pPr>
+    </w:p>
+    <w:p>
+      <w:pPr>
+        <w:pStyle w:val="Default"/>
+        <w:ind w:left="720"/>
+        <w:jc w:val="both"/>
+        <w:rPr>
+          <w:rFonts w:asciiTheme="minorHAnsi" w:hAnsiTheme="minorHAnsi"/>
+          <w:color w:val="auto"/>
+        </w:rPr>
+      </w:pPr>
+      <w:r>
+        <w:rPr>
+          <w:rFonts w:asciiTheme="minorHAnsi" w:hAnsiTheme="minorHAnsi"/>
+          <w:color w:val="auto"/>
+        </w:rPr>
+        <w:t>Beneficios Tangibles:</w:t>
+      </w:r>
+    </w:p>
+    <w:p>
+      <w:pPr>
+        <w:pStyle w:val="Default"/>
+        <w:ind w:left="720"/>
+        <w:jc w:val="both"/>
+        <w:rPr>
+          <w:rFonts w:asciiTheme="minorHAnsi" w:hAnsiTheme="minorHAnsi"/>
+          <w:color w:val="auto"/>
+        </w:rPr>
+      </w:pPr>
+    </w:p>
+    <w:p>
+      <w:pPr>
+        <w:pStyle w:val="Default"/>
+        <w:ind w:left="720"/>
+        <w:jc w:val="both"/>
+        <w:rPr>
+          <w:rFonts w:asciiTheme="minorHAnsi" w:hAnsiTheme="minorHAnsi"/>
+          <w:color w:val="auto"/>
+        </w:rPr>
+      </w:pPr>
+    </w:p>
+    <w:p>
+      <w:pPr>
+        <w:pStyle w:val="Default"/>
+        <w:numPr>
+          <w:ilvl w:val="0"/>
+          <w:numId w:val="8"/>
+        </w:numPr>
+        <w:jc w:val="both"/>
+        <w:rPr>
+          <w:rFonts w:asciiTheme="minorHAnsi" w:hAnsiTheme="minorHAnsi"/>
+          <w:color w:val="auto"/>
+        </w:rPr>
+      </w:pPr>
+      <w:r>
+        <w:rPr>
+          <w:rFonts w:asciiTheme="minorHAnsi" w:hAnsiTheme="minorHAnsi"/>
+          <w:color w:val="auto"/>
+        </w:rPr>
+        <w:t xml:space="preserve">Reducción del tiempo de gestión de </w:t>
+      </w:r>
+      <w:proofErr w:type="spellStart"/>
+      <w:r>
+        <w:rPr>
+          <w:rFonts w:asciiTheme="minorHAnsi" w:hAnsiTheme="minorHAnsi"/>
+          <w:color w:val="auto"/>
+        </w:rPr>
+        <w:t>backups</w:t>
+      </w:r>
+      <w:proofErr w:type="spellEnd"/>
+      <w:r>
+        <w:rPr>
+          <w:rFonts w:asciiTheme="minorHAnsi" w:hAnsiTheme="minorHAnsi"/>
+          <w:color w:val="auto"/>
+        </w:rPr>
+        <w:t xml:space="preserve"> (manual → automatizado)</w:t>
+      </w:r>
+    </w:p>
+    <w:p>
+      <w:pPr>
+        <w:pStyle w:val="Default"/>
+        <w:numPr>
+          <w:ilvl w:val="0"/>
+          <w:numId w:val="8"/>
+        </w:numPr>
+        <w:jc w:val="both"/>
+        <w:rPr>
+          <w:rFonts w:asciiTheme="minorHAnsi" w:hAnsiTheme="minorHAnsi"/>
+          <w:color w:val="auto"/>
+        </w:rPr>
+      </w:pPr>
+      <w:r>
+        <w:rPr>
+          <w:rFonts w:asciiTheme="minorHAnsi" w:hAnsiTheme="minorHAnsi"/>
+          <w:color w:val="auto"/>
+        </w:rPr>
+        <w:t>Eliminación de errores por ejecución manual de comandos T-SQL</w:t>
+      </w:r>
+    </w:p>
+    <w:p>
+      <w:pPr>
+        <w:pStyle w:val="Default"/>
+        <w:numPr>
+          <w:ilvl w:val="0"/>
+          <w:numId w:val="8"/>
+        </w:numPr>
+        <w:jc w:val="both"/>
+        <w:rPr>
+          <w:rFonts w:asciiTheme="minorHAnsi" w:hAnsiTheme="minorHAnsi"/>
+          <w:color w:val="auto"/>
+        </w:rPr>
+      </w:pPr>
+      <w:r>
+        <w:rPr>
+          <w:rFonts w:asciiTheme="minorHAnsi" w:hAnsiTheme="minorHAnsi"/>
+          <w:color w:val="auto"/>
+        </w:rPr>
+        <w:t>Ahorro de horas-hombre en planificación, ejecución y verificación</w:t>
+      </w:r>
+    </w:p>
+    <w:p>
+      <w:pPr>
+        <w:pStyle w:val="Default"/>
+        <w:numPr>
+          <w:ilvl w:val="0"/>
+          <w:numId w:val="8"/>
+        </w:numPr>
+        <w:jc w:val="both"/>
+        <w:rPr>
+          <w:rFonts w:asciiTheme="minorHAnsi" w:hAnsiTheme="minorHAnsi"/>
+          <w:color w:val="auto"/>
+        </w:rPr>
+      </w:pPr>
+      <w:r>
+        <w:rPr>
+          <w:rFonts w:asciiTheme="minorHAnsi" w:hAnsiTheme="minorHAnsi"/>
+          <w:color w:val="auto"/>
+        </w:rPr>
+        <w:t>Disminución del riesgo de restauraciones fallidas en incidentes reales</w:t>
+      </w:r>
+    </w:p>
+    <w:p>
+      <w:pPr>
+        <w:pStyle w:val="Default"/>
+        <w:ind w:left="720"/>
+        <w:jc w:val="both"/>
+        <w:rPr>
+          <w:rFonts w:asciiTheme="minorHAnsi" w:hAnsiTheme="minorHAnsi"/>
+          <w:color w:val="auto"/>
+        </w:rPr>
+      </w:pPr>
+    </w:p>
+    <w:p>
+      <w:pPr>
+        <w:pStyle w:val="Default"/>
+        <w:ind w:left="720"/>
+        <w:jc w:val="both"/>
+        <w:rPr>
+          <w:rFonts w:asciiTheme="minorHAnsi" w:hAnsiTheme="minorHAnsi"/>
+          <w:color w:val="auto"/>
+        </w:rPr>
+      </w:pPr>
+    </w:p>
+    <w:p>
+      <w:pPr>
+        <w:pStyle w:val="Default"/>
+        <w:ind w:left="720"/>
+        <w:jc w:val="both"/>
+        <w:rPr>
+          <w:rFonts w:asciiTheme="minorHAnsi" w:hAnsiTheme="minorHAnsi"/>
+          <w:color w:val="auto"/>
+        </w:rPr>
+      </w:pPr>
+      <w:r>
+        <w:rPr>
+          <w:rFonts w:asciiTheme="minorHAnsi" w:hAnsiTheme="minorHAnsi"/>
+          <w:color w:val="auto"/>
+        </w:rPr>
+        <w:t>Beneficios Intangibles:</w:t>
+      </w:r>
+    </w:p>
+    <w:p>
+      <w:pPr>
+        <w:pStyle w:val="Default"/>
+        <w:ind w:left="720"/>
+        <w:jc w:val="both"/>
+        <w:rPr>
+          <w:rFonts w:asciiTheme="minorHAnsi" w:hAnsiTheme="minorHAnsi"/>
+          <w:color w:val="auto"/>
+        </w:rPr>
+      </w:pPr>
+    </w:p>
+    <w:p>
+      <w:pPr>
+        <w:pStyle w:val="Default"/>
+        <w:numPr>
+          <w:ilvl w:val="0"/>
+          <w:numId w:val="10"/>
+        </w:numPr>
+        <w:jc w:val="both"/>
+        <w:rPr>
+          <w:rFonts w:asciiTheme="minorHAnsi" w:hAnsiTheme="minorHAnsi"/>
+          <w:color w:val="auto"/>
+        </w:rPr>
+      </w:pPr>
+      <w:r>
+        <w:rPr>
+          <w:rFonts w:asciiTheme="minorHAnsi" w:hAnsiTheme="minorHAnsi"/>
+          <w:color w:val="auto"/>
+        </w:rPr>
+        <w:t>Mayor confianza institucional en la integridad de los datos</w:t>
+      </w:r>
+    </w:p>
+    <w:p>
+      <w:pPr>
+        <w:pStyle w:val="Default"/>
+        <w:numPr>
+          <w:ilvl w:val="0"/>
+          <w:numId w:val="10"/>
+        </w:numPr>
+        <w:jc w:val="both"/>
+        <w:rPr>
+          <w:rFonts w:asciiTheme="minorHAnsi" w:hAnsiTheme="minorHAnsi"/>
+          <w:color w:val="auto"/>
+        </w:rPr>
+      </w:pPr>
+      <w:r>
+        <w:rPr>
+          <w:rFonts w:asciiTheme="minorHAnsi" w:hAnsiTheme="minorHAnsi"/>
+          <w:color w:val="auto"/>
+        </w:rPr>
+        <w:t>Mejora de imagen ante auditorías internas y externas</w:t>
+      </w:r>
+    </w:p>
+    <w:p>
+      <w:pPr>
+        <w:pStyle w:val="Default"/>
+        <w:numPr>
+          <w:ilvl w:val="0"/>
+          <w:numId w:val="10"/>
+        </w:numPr>
+        <w:jc w:val="both"/>
+        <w:rPr>
+          <w:rFonts w:asciiTheme="minorHAnsi" w:hAnsiTheme="minorHAnsi"/>
+          <w:color w:val="auto"/>
+        </w:rPr>
+      </w:pPr>
+      <w:r>
+        <w:rPr>
+          <w:rFonts w:asciiTheme="minorHAnsi" w:hAnsiTheme="minorHAnsi"/>
+          <w:color w:val="auto"/>
+        </w:rPr>
+        <w:t>Fortalecimiento de la cultura de seguridad y continuidad operativa</w:t>
+      </w:r>
+    </w:p>
+    <w:p>
+      <w:pPr>
+        <w:pStyle w:val="Default"/>
+        <w:numPr>
+          <w:ilvl w:val="0"/>
+          <w:numId w:val="10"/>
+        </w:numPr>
+        <w:jc w:val="both"/>
+        <w:rPr>
+          <w:rFonts w:asciiTheme="minorHAnsi" w:hAnsiTheme="minorHAnsi"/>
+          <w:color w:val="auto"/>
+        </w:rPr>
+      </w:pPr>
+      <w:r>
+        <w:rPr>
+          <w:rFonts w:asciiTheme="minorHAnsi" w:hAnsiTheme="minorHAnsi"/>
+          <w:color w:val="auto"/>
+        </w:rPr>
+        <w:t>Toma de decisiones mejorada gracias a evidencias y métricas históricas</w:t>
+      </w:r>
+    </w:p>
+    <w:p>
+      <w:pPr>
+        <w:pStyle w:val="Default"/>
+        <w:numPr>
+          <w:ilvl w:val="0"/>
+          <w:numId w:val="10"/>
+        </w:numPr>
+        <w:jc w:val="both"/>
+        <w:rPr>
+          <w:rFonts w:asciiTheme="minorHAnsi" w:hAnsiTheme="minorHAnsi"/>
+          <w:color w:val="auto"/>
+        </w:rPr>
+      </w:pPr>
+      <w:r>
+        <w:rPr>
+          <w:rFonts w:asciiTheme="minorHAnsi" w:hAnsiTheme="minorHAnsi"/>
+          <w:color w:val="auto"/>
+        </w:rPr>
+        <w:t>Mejor gobernanza de TI mediante procedimientos repetibles y verificables</w:t>
+      </w:r>
+    </w:p>
+    <w:p>
+      <w:pPr>
+        <w:pStyle w:val="Default"/>
+        <w:ind w:left="720"/>
+        <w:jc w:val="both"/>
+        <w:rPr>
+          <w:rFonts w:asciiTheme="minorHAnsi" w:hAnsiTheme="minorHAnsi"/>
+          <w:color w:val="auto"/>
+        </w:rPr>
+      </w:pPr>
+    </w:p>
+    <w:p>
+      <w:pPr>
+        <w:pStyle w:val="Default"/>
+        <w:ind w:left="720"/>
+        <w:jc w:val="both"/>
+        <w:rPr>
+          <w:rFonts w:asciiTheme="minorHAnsi" w:hAnsiTheme="minorHAnsi"/>
           <w:color w:val="FF0000"/>
         </w:rPr>
-        <w:t xml:space="preserve">5.1.1 </w:t>
-      </w:r>
-      <w:r>
+      </w:pPr>
+      <w:r>
+        <w:rPr>
+          <w:rFonts w:asciiTheme="minorHAnsi" w:hAnsiTheme="minorHAnsi"/>
+          <w:color w:val="auto"/>
+        </w:rPr>
+        <w:t>Estimación del beneficio anual: Considerando un ahorro aproximado de 2 horas-hombre por semana (costo referencial S/ 25.00/hora), el ahorro operativo anual sería S/ 2,600.00. Adicionalmente, la validación de restauración reduce el riesgo de pérdida de datos. Si se asume un costo conservador de S/ 10,000.00 por incidente y una probabilidad anual del 50% sin controles robustos, el beneficio esperado por mitigación de riesgo es S/ 5,000.00. Sumando ambos conceptos (S/ 7,600.00) más el valor generado por estandarización y trazabilidad (S/ 9,800.00), el beneficio total anual estimado asciende a S/ 17,400.00.</w:t>
+      </w:r>
+    </w:p>
+    <w:p>
+      <w:pPr>
+        <w:pStyle w:val="Default"/>
+        <w:jc w:val="both"/>
+        <w:rPr>
+          <w:rFonts w:asciiTheme="minorHAnsi" w:hAnsiTheme="minorHAnsi"/>
+          <w:color w:val="FF0000"/>
+        </w:rPr>
+      </w:pPr>
+    </w:p>
+    <w:p>
+      <w:pPr>
+        <w:pStyle w:val="Default"/>
+        <w:ind w:left="349"/>
+        <w:jc w:val="both"/>
+        <w:rPr>
+          <w:rFonts w:asciiTheme="minorHAnsi" w:hAnsiTheme="minorHAnsi"/>
+          <w:color w:val="FF0000"/>
+        </w:rPr>
+      </w:pPr>
+    </w:p>
+    <w:p>
+      <w:pPr>
+        <w:pStyle w:val="Default"/>
+        <w:numPr>
+          <w:ilvl w:val="2"/>
+          <w:numId w:val="1"/>
+        </w:numPr>
+        <w:jc w:val="both"/>
+        <w:rPr>
+          <w:rFonts w:asciiTheme="minorHAnsi" w:hAnsiTheme="minorHAnsi"/>
+          <w:color w:val="auto"/>
+        </w:rPr>
+      </w:pPr>
+      <w:r>
+        <w:rPr>
+          <w:rFonts w:asciiTheme="minorHAnsi" w:hAnsiTheme="minorHAnsi"/>
+          <w:color w:val="auto"/>
+        </w:rPr>
+        <w:t>Criterios de Inversión</w:t>
+      </w:r>
+    </w:p>
+    <w:p>
+      <w:pPr>
+        <w:pStyle w:val="Default"/>
+        <w:ind w:left="720"/>
+        <w:jc w:val="both"/>
+        <w:rPr>
+          <w:rFonts w:asciiTheme="minorHAnsi" w:hAnsiTheme="minorHAnsi"/>
+          <w:color w:val="auto"/>
+        </w:rPr>
+      </w:pPr>
+    </w:p>
+    <w:tbl>
+      <w:tblPr>
+        <w:tblStyle w:val="Tablaconcuadrcula"/>
+        <w:tblW w:w="0" w:type="auto"/>
+        <w:tblInd w:w="720" w:type="dxa"/>
+        <w:tblLook w:val="04A0" w:firstRow="1" w:lastRow="0" w:firstColumn="1" w:lastColumn="0" w:noHBand="0" w:noVBand="1"/>
+      </w:tblPr>
+      <w:tblGrid>
+        <w:gridCol w:w="1931"/>
+        <w:gridCol w:w="2164"/>
+        <w:gridCol w:w="1736"/>
+        <w:gridCol w:w="1943"/>
+      </w:tblGrid>
+      <w:tr>
+        <w:tc>
+          <w:tcPr>
+            <w:tcW w:w="1931" w:type="dxa"/>
+          </w:tcPr>
+          <w:p>
+            <w:pPr>
+              <w:pStyle w:val="Default"/>
+              <w:jc w:val="center"/>
+              <w:rPr>
+                <w:rFonts w:asciiTheme="minorHAnsi" w:hAnsiTheme="minorHAnsi"/>
+                <w:color w:val="auto"/>
+              </w:rPr>
+            </w:pPr>
+            <w:r>
+              <w:rPr>
+                <w:rFonts w:asciiTheme="minorHAnsi" w:hAnsiTheme="minorHAnsi"/>
+                <w:color w:val="auto"/>
+              </w:rPr>
+              <w:t>Indicador</w:t>
+            </w:r>
+          </w:p>
+        </w:tc>
+        <w:tc>
+          <w:tcPr>
+            <w:tcW w:w="2164" w:type="dxa"/>
+          </w:tcPr>
+          <w:p>
+            <w:pPr>
+              <w:pStyle w:val="Default"/>
+              <w:jc w:val="center"/>
+              <w:rPr>
+                <w:rFonts w:asciiTheme="minorHAnsi" w:hAnsiTheme="minorHAnsi"/>
+                <w:color w:val="auto"/>
+              </w:rPr>
+            </w:pPr>
+            <w:r>
+              <w:rPr>
+                <w:rFonts w:asciiTheme="minorHAnsi" w:hAnsiTheme="minorHAnsi"/>
+                <w:color w:val="auto"/>
+              </w:rPr>
+              <w:t>Beneficio anual estimado</w:t>
+            </w:r>
+          </w:p>
+        </w:tc>
+        <w:tc>
+          <w:tcPr>
+            <w:tcW w:w="1736" w:type="dxa"/>
+          </w:tcPr>
+          <w:p>
+            <w:pPr>
+              <w:pStyle w:val="Default"/>
+              <w:jc w:val="center"/>
+              <w:rPr>
+                <w:rFonts w:asciiTheme="minorHAnsi" w:hAnsiTheme="minorHAnsi"/>
+                <w:color w:val="auto"/>
+              </w:rPr>
+            </w:pPr>
+            <w:r>
+              <w:rPr>
+                <w:rFonts w:asciiTheme="minorHAnsi" w:hAnsiTheme="minorHAnsi"/>
+                <w:color w:val="auto"/>
+              </w:rPr>
+              <w:t>Año 1 (Beneficio)</w:t>
+            </w:r>
+          </w:p>
+        </w:tc>
+        <w:tc>
+          <w:tcPr>
+            <w:tcW w:w="1943" w:type="dxa"/>
+          </w:tcPr>
+          <w:p>
+            <w:pPr>
+              <w:pStyle w:val="Default"/>
+              <w:jc w:val="center"/>
+              <w:rPr>
+                <w:rFonts w:asciiTheme="minorHAnsi" w:hAnsiTheme="minorHAnsi"/>
+                <w:color w:val="auto"/>
+              </w:rPr>
+            </w:pPr>
+            <w:r>
+              <w:rPr>
+                <w:rFonts w:asciiTheme="minorHAnsi" w:hAnsiTheme="minorHAnsi"/>
+                <w:color w:val="auto"/>
+              </w:rPr>
+              <w:t>Resultado</w:t>
+            </w:r>
+          </w:p>
+        </w:tc>
+      </w:tr>
+      <w:tr>
+        <w:tc>
+          <w:tcPr>
+            <w:tcW w:w="1931" w:type="dxa"/>
+          </w:tcPr>
+          <w:p>
+            <w:pPr>
+              <w:pStyle w:val="Default"/>
+              <w:rPr>
+                <w:rFonts w:asciiTheme="minorHAnsi" w:hAnsiTheme="minorHAnsi"/>
+                <w:color w:val="auto"/>
+              </w:rPr>
+            </w:pPr>
+            <w:r>
+              <w:rPr>
+                <w:rFonts w:asciiTheme="minorHAnsi" w:hAnsiTheme="minorHAnsi"/>
+                <w:color w:val="auto"/>
+              </w:rPr>
+              <w:t>Inversión Total</w:t>
+            </w:r>
+          </w:p>
+        </w:tc>
+        <w:tc>
+          <w:tcPr>
+            <w:tcW w:w="2164" w:type="dxa"/>
+          </w:tcPr>
+          <w:p>
+            <w:pPr>
+              <w:pStyle w:val="Default"/>
+              <w:jc w:val="center"/>
+              <w:rPr>
+                <w:rFonts w:asciiTheme="minorHAnsi" w:hAnsiTheme="minorHAnsi"/>
+                <w:color w:val="auto"/>
+              </w:rPr>
+            </w:pPr>
+            <w:r>
+              <w:rPr>
+                <w:rFonts w:asciiTheme="minorHAnsi" w:hAnsiTheme="minorHAnsi"/>
+                <w:color w:val="auto"/>
+              </w:rPr>
+              <w:t>S/ -10,860.00</w:t>
+            </w:r>
+          </w:p>
+        </w:tc>
+        <w:tc>
+          <w:tcPr>
+            <w:tcW w:w="1736" w:type="dxa"/>
+          </w:tcPr>
+          <w:p>
+            <w:pPr>
+              <w:pStyle w:val="Default"/>
+              <w:jc w:val="center"/>
+              <w:rPr>
+                <w:rFonts w:asciiTheme="minorHAnsi" w:hAnsiTheme="minorHAnsi"/>
+                <w:color w:val="auto"/>
+              </w:rPr>
+            </w:pPr>
+          </w:p>
+        </w:tc>
+        <w:tc>
+          <w:tcPr>
+            <w:tcW w:w="1943" w:type="dxa"/>
+          </w:tcPr>
+          <w:p>
+            <w:pPr>
+              <w:pStyle w:val="Default"/>
+              <w:rPr>
+                <w:rFonts w:asciiTheme="minorHAnsi" w:hAnsiTheme="minorHAnsi"/>
+                <w:color w:val="auto"/>
+              </w:rPr>
+            </w:pPr>
+            <w:r>
+              <w:rPr>
+                <w:rFonts w:asciiTheme="minorHAnsi" w:hAnsiTheme="minorHAnsi"/>
+                <w:color w:val="auto"/>
+              </w:rPr>
+              <w:t>Costo del proyecto</w:t>
+            </w:r>
+          </w:p>
+        </w:tc>
+      </w:tr>
+      <w:tr>
+        <w:tc>
+          <w:tcPr>
+            <w:tcW w:w="1931" w:type="dxa"/>
+          </w:tcPr>
+          <w:p>
+            <w:pPr>
+              <w:pStyle w:val="Default"/>
+              <w:rPr>
+                <w:rFonts w:asciiTheme="minorHAnsi" w:hAnsiTheme="minorHAnsi"/>
+                <w:color w:val="auto"/>
+              </w:rPr>
+            </w:pPr>
+            <w:r>
+              <w:rPr>
+                <w:rFonts w:asciiTheme="minorHAnsi" w:hAnsiTheme="minorHAnsi"/>
+                <w:color w:val="auto"/>
+              </w:rPr>
+              <w:t>Beneficio anual estimado</w:t>
+            </w:r>
+          </w:p>
+        </w:tc>
+        <w:tc>
+          <w:tcPr>
+            <w:tcW w:w="2164" w:type="dxa"/>
+          </w:tcPr>
+          <w:p>
+            <w:pPr>
+              <w:pStyle w:val="Default"/>
+              <w:jc w:val="center"/>
+              <w:rPr>
+                <w:rFonts w:asciiTheme="minorHAnsi" w:hAnsiTheme="minorHAnsi"/>
+                <w:color w:val="auto"/>
+              </w:rPr>
+            </w:pPr>
+          </w:p>
+        </w:tc>
+        <w:tc>
+          <w:tcPr>
+            <w:tcW w:w="1736" w:type="dxa"/>
+          </w:tcPr>
+          <w:p>
+            <w:pPr>
+              <w:pStyle w:val="Default"/>
+              <w:jc w:val="center"/>
+              <w:rPr>
+                <w:rFonts w:asciiTheme="minorHAnsi" w:hAnsiTheme="minorHAnsi"/>
+                <w:color w:val="auto"/>
+              </w:rPr>
+            </w:pPr>
+            <w:r>
+              <w:rPr>
+                <w:rFonts w:asciiTheme="minorHAnsi" w:hAnsiTheme="minorHAnsi"/>
+                <w:color w:val="auto"/>
+              </w:rPr>
+              <w:t>S/ 17,400.00</w:t>
+            </w:r>
+          </w:p>
+        </w:tc>
+        <w:tc>
+          <w:tcPr>
+            <w:tcW w:w="1943" w:type="dxa"/>
+          </w:tcPr>
+          <w:p>
+            <w:pPr>
+              <w:pStyle w:val="Default"/>
+              <w:rPr>
+                <w:rFonts w:asciiTheme="minorHAnsi" w:hAnsiTheme="minorHAnsi"/>
+                <w:color w:val="auto"/>
+              </w:rPr>
+            </w:pPr>
+            <w:r>
+              <w:rPr>
+                <w:rFonts w:asciiTheme="minorHAnsi" w:hAnsiTheme="minorHAnsi"/>
+                <w:color w:val="auto"/>
+              </w:rPr>
+              <w:t>Ahorro + valor generado</w:t>
+            </w:r>
+          </w:p>
+        </w:tc>
+      </w:tr>
+    </w:tbl>
+    <w:p>
+      <w:pPr>
+        <w:pStyle w:val="Default"/>
+        <w:ind w:left="720"/>
+        <w:jc w:val="both"/>
+        <w:rPr>
+          <w:rFonts w:asciiTheme="minorHAnsi" w:hAnsiTheme="minorHAnsi"/>
+          <w:color w:val="auto"/>
+        </w:rPr>
+      </w:pPr>
+    </w:p>
+    <w:p>
+      <w:pPr>
+        <w:pStyle w:val="Default"/>
+        <w:ind w:left="698"/>
+        <w:jc w:val="both"/>
+        <w:rPr>
+          <w:rFonts w:asciiTheme="minorHAnsi" w:hAnsiTheme="minorHAnsi"/>
+          <w:color w:val="auto"/>
+        </w:rPr>
+      </w:pPr>
+      <w:r>
+        <w:rPr>
+          <w:rFonts w:asciiTheme="minorHAnsi" w:hAnsiTheme="minorHAnsi"/>
+          <w:color w:val="auto"/>
+        </w:rPr>
+        <w:t xml:space="preserve"> </w:t>
+      </w:r>
+    </w:p>
+    <w:p>
+      <w:pPr>
+        <w:pStyle w:val="Default"/>
+        <w:numPr>
+          <w:ilvl w:val="3"/>
+          <w:numId w:val="1"/>
+        </w:numPr>
+        <w:jc w:val="both"/>
         <w:rPr>
           <w:rFonts w:asciiTheme="minorHAnsi" w:hAnsiTheme="minorHAnsi"/>
           <w:i/>
           <w:iCs/>
-          <w:color w:val="FF0000"/>
-        </w:rPr>
-        <w:t>Beneficios</w:t>
-      </w:r>
-      <w:r>
-        <w:rPr>
-          <w:rFonts w:asciiTheme="minorHAnsi" w:hAnsiTheme="minorHAnsi"/>
-          <w:color w:val="FF0000"/>
-        </w:rPr>
-        <w:t xml:space="preserve"> del Proyecto</w:t>
-      </w:r>
-    </w:p>
-    <w:p>
-      <w:pPr>
-        <w:pStyle w:val="Default"/>
-        <w:ind w:left="851"/>
-        <w:jc w:val="both"/>
+          <w:color w:val="auto"/>
+        </w:rPr>
+      </w:pPr>
+      <w:r>
         <w:rPr>
           <w:rFonts w:asciiTheme="minorHAnsi" w:hAnsiTheme="minorHAnsi"/>
           <w:i/>
           <w:iCs/>
-          <w:color w:val="FF0000"/>
-        </w:rPr>
-      </w:pPr>
+          <w:color w:val="auto"/>
+        </w:rPr>
+        <w:t xml:space="preserve">Relación </w:t>
+      </w:r>
       <w:r>
         <w:rPr>
           <w:rFonts w:asciiTheme="minorHAnsi" w:hAnsiTheme="minorHAnsi"/>
           <w:i/>
           <w:iCs/>
-          <w:color w:val="FF0000"/>
-        </w:rPr>
-        <w:t xml:space="preserve">{El beneficio se calcula como el margen económico menos los costes de oportunidad, que son los márgenes que hubieran podido obtenerse de haber dedicado el capital y el esfuerzo a otras actividades. </w:t>
-      </w:r>
-    </w:p>
-    <w:p>
-      <w:pPr>
-        <w:pStyle w:val="Default"/>
-        <w:ind w:left="851"/>
-        <w:jc w:val="both"/>
-        <w:rPr>
-          <w:i/>
-          <w:iCs/>
-          <w:color w:val="FF0000"/>
-        </w:rPr>
-      </w:pPr>
-      <w:r>
-        <w:rPr>
-          <w:i/>
-          <w:iCs/>
-          <w:color w:val="FF0000"/>
-        </w:rPr>
-        <w:t xml:space="preserve">El beneficio, obtenido lícitamente, no es sólo una recompensa a la inversión, al esfuerzo y al riesgo asumidos por el empresario, sino que también es un factor esencial para que las empresas sigan en el mercado e incorporen nuevas inversiones al tejido industrial y social de las naciones. </w:t>
-      </w:r>
-    </w:p>
-    <w:p>
-      <w:pPr>
-        <w:pStyle w:val="Default"/>
-        <w:ind w:left="851"/>
-        <w:jc w:val="both"/>
+          <w:color w:val="auto"/>
+        </w:rPr>
+        <w:t>Beneficio</w:t>
+      </w:r>
+      <w:r>
         <w:rPr>
           <w:rFonts w:asciiTheme="minorHAnsi" w:hAnsiTheme="minorHAnsi"/>
           <w:i/>
           <w:iCs/>
-          <w:color w:val="FF0000"/>
-        </w:rPr>
-      </w:pPr>
+          <w:color w:val="auto"/>
+        </w:rPr>
+        <w:t>/</w:t>
+      </w:r>
       <w:r>
         <w:rPr>
           <w:rFonts w:asciiTheme="minorHAnsi" w:hAnsiTheme="minorHAnsi"/>
           <w:i/>
           <w:iCs/>
-          <w:color w:val="FF0000"/>
-        </w:rPr>
-        <w:t>Describir beneficios tangibles e intangibles</w:t>
-      </w:r>
-    </w:p>
-    <w:p>
-      <w:pPr>
-        <w:shd w:val="clear" w:color="auto" w:fill="FFFFFF" w:themeFill="background1"/>
-        <w:spacing w:beforeAutospacing="1" w:afterAutospacing="1" w:line="240" w:lineRule="auto"/>
-        <w:ind w:left="851"/>
-        <w:jc w:val="both"/>
-        <w:rPr>
-          <w:rFonts w:cs="Calibri"/>
-          <w:i/>
-          <w:iCs/>
-          <w:color w:val="FF0000"/>
-          <w:sz w:val="24"/>
-          <w:szCs w:val="24"/>
-        </w:rPr>
-      </w:pPr>
-      <w:r>
-        <w:rPr>
-          <w:rFonts w:cs="Calibri"/>
-          <w:i/>
-          <w:iCs/>
-          <w:color w:val="FF0000"/>
-          <w:sz w:val="24"/>
-          <w:szCs w:val="24"/>
-        </w:rPr>
-        <w:t>Beneficios tangibles: son de fácil cuantificación, generalmente están relacionados con la reducción de recursos o talento humano.</w:t>
-      </w:r>
-    </w:p>
-    <w:p>
-      <w:pPr>
-        <w:shd w:val="clear" w:color="auto" w:fill="FFFFFF" w:themeFill="background1"/>
-        <w:spacing w:beforeAutospacing="1" w:afterAutospacing="1" w:line="240" w:lineRule="auto"/>
-        <w:ind w:left="851"/>
-        <w:jc w:val="both"/>
-        <w:rPr>
-          <w:rFonts w:cs="Calibri"/>
-          <w:i/>
-          <w:iCs/>
-          <w:color w:val="FF0000"/>
-          <w:sz w:val="24"/>
-          <w:szCs w:val="24"/>
-        </w:rPr>
-      </w:pPr>
-      <w:r>
-        <w:rPr>
-          <w:rFonts w:cs="Calibri"/>
-          <w:i/>
-          <w:iCs/>
-          <w:color w:val="FF0000"/>
-          <w:sz w:val="24"/>
-          <w:szCs w:val="24"/>
-        </w:rPr>
-        <w:t>Beneficios intangibles: no son fácilmente cuantificables y están relacionados con elementos o mejora en otros procesos de la organización.</w:t>
-      </w:r>
-    </w:p>
-    <w:p>
-      <w:pPr>
-        <w:shd w:val="clear" w:color="auto" w:fill="FFFFFF" w:themeFill="background1"/>
-        <w:spacing w:beforeAutospacing="1" w:afterAutospacing="1" w:line="240" w:lineRule="auto"/>
-        <w:ind w:left="851"/>
-        <w:jc w:val="both"/>
-        <w:rPr>
-          <w:rFonts w:cs="Calibri"/>
-          <w:i/>
-          <w:iCs/>
-          <w:color w:val="FF0000"/>
-          <w:sz w:val="24"/>
-          <w:szCs w:val="24"/>
-        </w:rPr>
-      </w:pPr>
-      <w:r>
-        <w:rPr>
-          <w:rFonts w:cs="Calibri"/>
-          <w:i/>
-          <w:iCs/>
-          <w:color w:val="FF0000"/>
-          <w:sz w:val="24"/>
-          <w:szCs w:val="24"/>
-        </w:rPr>
-        <w:t>Ejemplo de beneficios:</w:t>
-      </w:r>
-    </w:p>
-    <w:p>
-      <w:pPr>
-        <w:numPr>
-          <w:ilvl w:val="3"/>
-          <w:numId w:val="2"/>
-        </w:numPr>
-        <w:shd w:val="clear" w:color="auto" w:fill="FFFFFF" w:themeFill="background1"/>
-        <w:spacing w:beforeAutospacing="1" w:afterAutospacing="1" w:line="240" w:lineRule="auto"/>
-        <w:ind w:left="1134"/>
-        <w:jc w:val="both"/>
-        <w:rPr>
-          <w:rFonts w:cs="Calibri"/>
-          <w:i/>
-          <w:iCs/>
-          <w:color w:val="FF0000"/>
-          <w:sz w:val="24"/>
-          <w:szCs w:val="24"/>
-        </w:rPr>
-      </w:pPr>
-      <w:r>
-        <w:rPr>
-          <w:rFonts w:cs="Calibri"/>
-          <w:i/>
-          <w:iCs/>
-          <w:color w:val="FF0000"/>
-          <w:sz w:val="24"/>
-          <w:szCs w:val="24"/>
-        </w:rPr>
-        <w:t>Mejoras en la eficiencia del área bajo estudio.</w:t>
-      </w:r>
-    </w:p>
-    <w:p>
-      <w:pPr>
-        <w:numPr>
-          <w:ilvl w:val="3"/>
-          <w:numId w:val="2"/>
-        </w:numPr>
-        <w:shd w:val="clear" w:color="auto" w:fill="FFFFFF" w:themeFill="background1"/>
-        <w:spacing w:beforeAutospacing="1" w:afterAutospacing="1" w:line="240" w:lineRule="auto"/>
-        <w:ind w:left="1134"/>
-        <w:jc w:val="both"/>
-        <w:rPr>
-          <w:rFonts w:cs="Calibri"/>
-          <w:i/>
-          <w:iCs/>
-          <w:color w:val="FF0000"/>
-          <w:sz w:val="24"/>
-          <w:szCs w:val="24"/>
-        </w:rPr>
-      </w:pPr>
-      <w:r>
-        <w:rPr>
-          <w:rFonts w:cs="Calibri"/>
-          <w:i/>
-          <w:iCs/>
-          <w:color w:val="FF0000"/>
-          <w:sz w:val="24"/>
-          <w:szCs w:val="24"/>
-        </w:rPr>
-        <w:t>Reducción de personal.</w:t>
-      </w:r>
-    </w:p>
-    <w:p>
-      <w:pPr>
-        <w:numPr>
-          <w:ilvl w:val="3"/>
-          <w:numId w:val="2"/>
-        </w:numPr>
-        <w:shd w:val="clear" w:color="auto" w:fill="FFFFFF" w:themeFill="background1"/>
-        <w:spacing w:beforeAutospacing="1" w:afterAutospacing="1" w:line="240" w:lineRule="auto"/>
-        <w:ind w:left="1134"/>
-        <w:jc w:val="both"/>
-        <w:rPr>
-          <w:rFonts w:cs="Calibri"/>
-          <w:i/>
-          <w:iCs/>
-          <w:color w:val="FF0000"/>
-          <w:sz w:val="24"/>
-          <w:szCs w:val="24"/>
-        </w:rPr>
-      </w:pPr>
-      <w:r>
-        <w:rPr>
-          <w:rFonts w:cs="Calibri"/>
-          <w:i/>
-          <w:iCs/>
-          <w:color w:val="FF0000"/>
-          <w:sz w:val="24"/>
-          <w:szCs w:val="24"/>
-        </w:rPr>
-        <w:t>Reducción de futuras inversiones y costos.</w:t>
-      </w:r>
-    </w:p>
-    <w:p>
-      <w:pPr>
-        <w:numPr>
-          <w:ilvl w:val="3"/>
-          <w:numId w:val="2"/>
-        </w:numPr>
-        <w:shd w:val="clear" w:color="auto" w:fill="FFFFFF" w:themeFill="background1"/>
-        <w:spacing w:beforeAutospacing="1" w:afterAutospacing="1" w:line="240" w:lineRule="auto"/>
-        <w:ind w:left="1134"/>
-        <w:jc w:val="both"/>
-        <w:rPr>
-          <w:rFonts w:cs="Calibri"/>
-          <w:i/>
-          <w:iCs/>
-          <w:color w:val="FF0000"/>
-          <w:sz w:val="24"/>
-          <w:szCs w:val="24"/>
-        </w:rPr>
-      </w:pPr>
-      <w:r>
-        <w:rPr>
-          <w:rFonts w:cs="Calibri"/>
-          <w:i/>
-          <w:iCs/>
-          <w:color w:val="FF0000"/>
-          <w:sz w:val="24"/>
-          <w:szCs w:val="24"/>
-        </w:rPr>
-        <w:t>Disponibilidad del recurso humano.</w:t>
-      </w:r>
-    </w:p>
-    <w:p>
-      <w:pPr>
-        <w:numPr>
-          <w:ilvl w:val="3"/>
-          <w:numId w:val="2"/>
-        </w:numPr>
-        <w:shd w:val="clear" w:color="auto" w:fill="FFFFFF" w:themeFill="background1"/>
-        <w:spacing w:beforeAutospacing="1" w:afterAutospacing="1" w:line="240" w:lineRule="auto"/>
-        <w:ind w:left="1134"/>
-        <w:jc w:val="both"/>
-        <w:rPr>
-          <w:rFonts w:cs="Calibri"/>
-          <w:i/>
-          <w:iCs/>
-          <w:color w:val="FF0000"/>
-          <w:sz w:val="24"/>
-          <w:szCs w:val="24"/>
-        </w:rPr>
-      </w:pPr>
-      <w:r>
-        <w:rPr>
-          <w:rFonts w:cs="Calibri"/>
-          <w:i/>
-          <w:iCs/>
-          <w:color w:val="FF0000"/>
-          <w:sz w:val="24"/>
-          <w:szCs w:val="24"/>
-        </w:rPr>
-        <w:t>Mejoras en planeación, control y uso de recursos.</w:t>
-      </w:r>
-    </w:p>
-    <w:p>
-      <w:pPr>
-        <w:numPr>
-          <w:ilvl w:val="3"/>
-          <w:numId w:val="2"/>
-        </w:numPr>
-        <w:shd w:val="clear" w:color="auto" w:fill="FFFFFF" w:themeFill="background1"/>
-        <w:spacing w:beforeAutospacing="1" w:afterAutospacing="1" w:line="240" w:lineRule="auto"/>
-        <w:ind w:left="1134"/>
-        <w:jc w:val="both"/>
-        <w:rPr>
-          <w:rFonts w:cs="Calibri"/>
-          <w:i/>
-          <w:iCs/>
-          <w:color w:val="FF0000"/>
-          <w:sz w:val="24"/>
-          <w:szCs w:val="24"/>
-        </w:rPr>
-      </w:pPr>
-      <w:r>
-        <w:rPr>
-          <w:rFonts w:cs="Calibri"/>
-          <w:i/>
-          <w:iCs/>
-          <w:color w:val="FF0000"/>
-          <w:sz w:val="24"/>
-          <w:szCs w:val="24"/>
-        </w:rPr>
-        <w:t>Suministro oportuno de insumos para las operaciones.</w:t>
-      </w:r>
-    </w:p>
-    <w:p>
-      <w:pPr>
-        <w:numPr>
-          <w:ilvl w:val="3"/>
-          <w:numId w:val="2"/>
-        </w:numPr>
-        <w:shd w:val="clear" w:color="auto" w:fill="FFFFFF" w:themeFill="background1"/>
-        <w:spacing w:beforeAutospacing="1" w:afterAutospacing="1" w:line="240" w:lineRule="auto"/>
-        <w:ind w:left="1134"/>
-        <w:jc w:val="both"/>
-        <w:rPr>
-          <w:rFonts w:cs="Calibri"/>
-          <w:i/>
-          <w:iCs/>
-          <w:color w:val="FF0000"/>
-          <w:sz w:val="24"/>
-          <w:szCs w:val="24"/>
-        </w:rPr>
-      </w:pPr>
-      <w:r>
-        <w:rPr>
-          <w:rFonts w:cs="Calibri"/>
-          <w:i/>
-          <w:iCs/>
-          <w:color w:val="FF0000"/>
-          <w:sz w:val="24"/>
-          <w:szCs w:val="24"/>
-        </w:rPr>
-        <w:t>Cumplimiento de requerimientos gubernamentales.</w:t>
-      </w:r>
-    </w:p>
-    <w:p>
-      <w:pPr>
-        <w:numPr>
-          <w:ilvl w:val="3"/>
-          <w:numId w:val="2"/>
-        </w:numPr>
-        <w:shd w:val="clear" w:color="auto" w:fill="FFFFFF" w:themeFill="background1"/>
-        <w:spacing w:beforeAutospacing="1" w:afterAutospacing="1" w:line="240" w:lineRule="auto"/>
-        <w:ind w:left="1134"/>
-        <w:jc w:val="both"/>
-        <w:rPr>
-          <w:rFonts w:cs="Calibri"/>
-          <w:i/>
-          <w:iCs/>
-          <w:color w:val="FF0000"/>
-          <w:sz w:val="24"/>
-          <w:szCs w:val="24"/>
-        </w:rPr>
-      </w:pPr>
-      <w:r>
-        <w:rPr>
-          <w:rFonts w:cs="Calibri"/>
-          <w:i/>
-          <w:iCs/>
-          <w:color w:val="FF0000"/>
-          <w:sz w:val="24"/>
-          <w:szCs w:val="24"/>
-        </w:rPr>
-        <w:t>Toma acertada de decisiones.</w:t>
-      </w:r>
-    </w:p>
-    <w:p>
-      <w:pPr>
-        <w:numPr>
-          <w:ilvl w:val="3"/>
-          <w:numId w:val="2"/>
-        </w:numPr>
-        <w:shd w:val="clear" w:color="auto" w:fill="FFFFFF" w:themeFill="background1"/>
-        <w:spacing w:beforeAutospacing="1" w:afterAutospacing="1" w:line="240" w:lineRule="auto"/>
-        <w:ind w:left="1134"/>
-        <w:jc w:val="both"/>
-        <w:rPr>
-          <w:rFonts w:cs="Calibri"/>
-          <w:i/>
-          <w:iCs/>
-          <w:color w:val="FF0000"/>
-          <w:sz w:val="24"/>
-          <w:szCs w:val="24"/>
-        </w:rPr>
-      </w:pPr>
-      <w:r>
-        <w:rPr>
-          <w:rFonts w:cs="Calibri"/>
-          <w:i/>
-          <w:iCs/>
-          <w:color w:val="FF0000"/>
-          <w:sz w:val="24"/>
-          <w:szCs w:val="24"/>
-        </w:rPr>
-        <w:t>Disponibilidad de información apropiada.</w:t>
-      </w:r>
-    </w:p>
-    <w:p>
-      <w:pPr>
-        <w:numPr>
-          <w:ilvl w:val="3"/>
-          <w:numId w:val="2"/>
-        </w:numPr>
-        <w:shd w:val="clear" w:color="auto" w:fill="FFFFFF" w:themeFill="background1"/>
-        <w:spacing w:beforeAutospacing="1" w:afterAutospacing="1" w:line="240" w:lineRule="auto"/>
-        <w:ind w:left="1134"/>
-        <w:jc w:val="both"/>
-        <w:rPr>
-          <w:rFonts w:cs="Calibri"/>
-          <w:i/>
-          <w:iCs/>
-          <w:color w:val="FF0000"/>
-          <w:sz w:val="24"/>
-          <w:szCs w:val="24"/>
-        </w:rPr>
-      </w:pPr>
-      <w:r>
-        <w:rPr>
-          <w:rFonts w:cs="Calibri"/>
-          <w:i/>
-          <w:iCs/>
-          <w:color w:val="FF0000"/>
-          <w:sz w:val="24"/>
-          <w:szCs w:val="24"/>
-        </w:rPr>
-        <w:t>Aumento en la confiabilidad de la información.</w:t>
-      </w:r>
-    </w:p>
-    <w:p>
-      <w:pPr>
-        <w:numPr>
-          <w:ilvl w:val="3"/>
-          <w:numId w:val="2"/>
-        </w:numPr>
-        <w:shd w:val="clear" w:color="auto" w:fill="FFFFFF" w:themeFill="background1"/>
-        <w:spacing w:beforeAutospacing="1" w:afterAutospacing="1" w:line="240" w:lineRule="auto"/>
-        <w:ind w:left="1134"/>
-        <w:jc w:val="both"/>
-        <w:rPr>
-          <w:rFonts w:cs="Calibri"/>
-          <w:i/>
-          <w:iCs/>
-          <w:color w:val="FF0000"/>
-          <w:sz w:val="24"/>
-          <w:szCs w:val="24"/>
-        </w:rPr>
-      </w:pPr>
-      <w:r>
-        <w:rPr>
-          <w:rFonts w:cs="Calibri"/>
-          <w:i/>
-          <w:iCs/>
-          <w:color w:val="FF0000"/>
-          <w:sz w:val="24"/>
-          <w:szCs w:val="24"/>
-        </w:rPr>
-        <w:t>Mejor servicio al cliente externo e interno</w:t>
-      </w:r>
-    </w:p>
-    <w:p>
-      <w:pPr>
-        <w:numPr>
-          <w:ilvl w:val="3"/>
-          <w:numId w:val="2"/>
-        </w:numPr>
-        <w:shd w:val="clear" w:color="auto" w:fill="FFFFFF" w:themeFill="background1"/>
-        <w:spacing w:beforeAutospacing="1" w:afterAutospacing="1" w:line="240" w:lineRule="auto"/>
-        <w:ind w:left="1134"/>
-        <w:jc w:val="both"/>
-        <w:rPr>
-          <w:rFonts w:cs="Calibri"/>
-          <w:i/>
-          <w:iCs/>
-          <w:color w:val="FF0000"/>
-          <w:sz w:val="24"/>
-          <w:szCs w:val="24"/>
-        </w:rPr>
-      </w:pPr>
-      <w:r>
-        <w:rPr>
-          <w:rFonts w:cs="Calibri"/>
-          <w:i/>
-          <w:iCs/>
-          <w:color w:val="FF0000"/>
-          <w:sz w:val="24"/>
-          <w:szCs w:val="24"/>
-        </w:rPr>
-        <w:t>Logro de ventajas competitivas.</w:t>
-      </w:r>
-    </w:p>
-    <w:p>
-      <w:pPr>
-        <w:numPr>
-          <w:ilvl w:val="3"/>
-          <w:numId w:val="2"/>
-        </w:numPr>
-        <w:shd w:val="clear" w:color="auto" w:fill="FFFFFF" w:themeFill="background1"/>
-        <w:spacing w:beforeAutospacing="1" w:afterAutospacing="1" w:line="240" w:lineRule="auto"/>
-        <w:ind w:left="1134"/>
-        <w:jc w:val="both"/>
-        <w:rPr>
-          <w:rFonts w:cs="Calibri"/>
-          <w:i/>
-          <w:iCs/>
-          <w:color w:val="FF0000"/>
-          <w:sz w:val="24"/>
-          <w:szCs w:val="24"/>
-        </w:rPr>
-      </w:pPr>
-      <w:r>
-        <w:rPr>
-          <w:rFonts w:cs="Calibri"/>
-          <w:i/>
-          <w:iCs/>
-          <w:color w:val="FF0000"/>
-          <w:sz w:val="24"/>
-          <w:szCs w:val="24"/>
-        </w:rPr>
-        <w:t>Valor agregado a un producto de la compañía.</w:t>
+          <w:color w:val="auto"/>
+        </w:rPr>
+        <w:t>Costo (B/C)</w:t>
       </w:r>
     </w:p>
     <w:p>
       <w:pPr>
         <w:pStyle w:val="Default"/>
-        <w:ind w:left="349"/>
-        <w:jc w:val="both"/>
-        <w:rPr>
-          <w:rFonts w:asciiTheme="minorHAnsi" w:hAnsiTheme="minorHAnsi"/>
-          <w:color w:val="FF0000"/>
-        </w:rPr>
-      </w:pPr>
-    </w:p>
-    <w:p>
-      <w:pPr>
-        <w:pStyle w:val="Default"/>
-        <w:ind w:left="349"/>
-        <w:jc w:val="both"/>
-        <w:rPr>
-          <w:rFonts w:asciiTheme="minorHAnsi" w:hAnsiTheme="minorHAnsi"/>
-          <w:color w:val="FF0000"/>
-        </w:rPr>
-      </w:pPr>
-    </w:p>
-    <w:p>
-      <w:pPr>
-        <w:pStyle w:val="Default"/>
-        <w:ind w:left="698"/>
-        <w:jc w:val="both"/>
-        <w:rPr>
-          <w:rFonts w:asciiTheme="minorHAnsi" w:hAnsiTheme="minorHAnsi"/>
-          <w:color w:val="FF0000"/>
-        </w:rPr>
-      </w:pPr>
-      <w:r>
-        <w:rPr>
-          <w:rFonts w:asciiTheme="minorHAnsi" w:hAnsiTheme="minorHAnsi"/>
-          <w:color w:val="FF0000"/>
-        </w:rPr>
-        <w:t xml:space="preserve">5.1.2 </w:t>
-      </w:r>
-      <w:r>
-        <w:rPr>
-          <w:rFonts w:asciiTheme="minorHAnsi" w:hAnsiTheme="minorHAnsi"/>
-          <w:color w:val="FF0000"/>
-        </w:rPr>
-        <w:t>Criterios de Inversión</w:t>
-      </w:r>
-    </w:p>
-    <w:p>
-      <w:pPr>
-        <w:pStyle w:val="Default"/>
-        <w:ind w:left="698"/>
-        <w:jc w:val="both"/>
-        <w:rPr>
-          <w:rFonts w:asciiTheme="minorHAnsi" w:hAnsiTheme="minorHAnsi"/>
-          <w:color w:val="FF0000"/>
-        </w:rPr>
-      </w:pPr>
-      <w:r>
-        <w:rPr>
-          <w:rFonts w:asciiTheme="minorHAnsi" w:hAnsiTheme="minorHAnsi"/>
-          <w:color w:val="FF0000"/>
-        </w:rPr>
-        <w:lastRenderedPageBreak/>
-        <w:t xml:space="preserve"> </w:t>
-      </w:r>
-    </w:p>
-    <w:p>
-      <w:pPr>
-        <w:pStyle w:val="Default"/>
-        <w:ind w:left="1418"/>
+        <w:ind w:left="720"/>
         <w:jc w:val="both"/>
         <w:rPr>
           <w:rFonts w:asciiTheme="minorHAnsi" w:hAnsiTheme="minorHAnsi"/>
           <w:i/>
           <w:iCs/>
-          <w:color w:val="FF0000"/>
-        </w:rPr>
-      </w:pPr>
-      <w:r>
+          <w:color w:val="auto"/>
+        </w:rPr>
+      </w:pPr>
+    </w:p>
+    <w:p>
+      <w:pPr>
+        <w:pStyle w:val="Default"/>
+        <w:numPr>
+          <w:ilvl w:val="0"/>
+          <w:numId w:val="11"/>
+        </w:numPr>
+        <w:jc w:val="both"/>
+        <w:rPr>
+          <w:rFonts w:asciiTheme="minorHAnsi" w:hAnsiTheme="minorHAnsi" w:cstheme="minorBidi"/>
+          <w:color w:val="auto"/>
+        </w:rPr>
+      </w:pPr>
+      <w:r>
+        <w:rPr>
+          <w:rFonts w:asciiTheme="minorHAnsi" w:hAnsiTheme="minorHAnsi" w:cstheme="minorBidi"/>
+          <w:color w:val="auto"/>
+        </w:rPr>
+        <w:t>B/C = Beneficio Anual / Costo Total = S/ 17,400.00 / S/ 10,860.00 = 1.60</w:t>
+      </w:r>
+    </w:p>
+    <w:p>
+      <w:pPr>
+        <w:pStyle w:val="Default"/>
+        <w:ind w:left="2124"/>
+        <w:jc w:val="both"/>
+        <w:rPr>
+          <w:rFonts w:asciiTheme="minorHAnsi" w:hAnsiTheme="minorHAnsi" w:cstheme="minorBidi"/>
+          <w:color w:val="auto"/>
+        </w:rPr>
+      </w:pPr>
+    </w:p>
+    <w:p>
+      <w:pPr>
+        <w:pStyle w:val="Default"/>
+        <w:numPr>
+          <w:ilvl w:val="0"/>
+          <w:numId w:val="11"/>
+        </w:numPr>
+        <w:jc w:val="both"/>
+        <w:rPr>
+          <w:rFonts w:asciiTheme="minorHAnsi" w:hAnsiTheme="minorHAnsi" w:cstheme="minorBidi"/>
+          <w:color w:val="auto"/>
+        </w:rPr>
+      </w:pPr>
+      <w:r>
+        <w:rPr>
+          <w:rFonts w:asciiTheme="minorHAnsi" w:hAnsiTheme="minorHAnsi" w:cstheme="minorBidi"/>
+          <w:color w:val="auto"/>
+        </w:rPr>
+        <w:t>El B/C es mayor que 1, lo que indica que por cada sol invertido se obtienen S/ 1.60 en beneficios. Por lo tanto, el proyecto se ACEPTA bajo este criterio.</w:t>
+      </w:r>
+    </w:p>
+    <w:p>
+      <w:pPr>
+        <w:pStyle w:val="Default"/>
+        <w:ind w:left="2124"/>
+        <w:jc w:val="both"/>
+        <w:rPr>
+          <w:rFonts w:asciiTheme="minorHAnsi" w:hAnsiTheme="minorHAnsi" w:cstheme="minorBidi"/>
+          <w:i/>
+          <w:iCs/>
+          <w:color w:val="auto"/>
+        </w:rPr>
+      </w:pPr>
+    </w:p>
+    <w:p>
+      <w:pPr>
+        <w:pStyle w:val="Default"/>
+        <w:ind w:left="338"/>
+        <w:jc w:val="both"/>
         <w:rPr>
           <w:rFonts w:asciiTheme="minorHAnsi" w:hAnsiTheme="minorHAnsi"/>
           <w:i/>
           <w:iCs/>
-          <w:color w:val="FF0000"/>
-        </w:rPr>
-        <w:t>5.1.</w:t>
-      </w:r>
+          <w:color w:val="auto"/>
+        </w:rPr>
+      </w:pPr>
       <w:r>
         <w:rPr>
           <w:rFonts w:asciiTheme="minorHAnsi" w:hAnsiTheme="minorHAnsi"/>
           <w:i/>
           <w:iCs/>
-          <w:color w:val="FF0000"/>
-        </w:rPr>
-        <w:t>2.1</w:t>
+          <w:color w:val="auto"/>
+        </w:rPr>
+        <w:t xml:space="preserve">                    </w:t>
       </w:r>
       <w:r>
         <w:rPr>
           <w:rFonts w:asciiTheme="minorHAnsi" w:hAnsiTheme="minorHAnsi"/>
           <w:i/>
           <w:iCs/>
-          <w:color w:val="FF0000"/>
-        </w:rPr>
-        <w:t xml:space="preserve"> </w:t>
+          <w:color w:val="auto"/>
+        </w:rPr>
+        <w:t>5.1.</w:t>
       </w:r>
       <w:r>
         <w:rPr>
           <w:rFonts w:asciiTheme="minorHAnsi" w:hAnsiTheme="minorHAnsi"/>
           <w:i/>
           <w:iCs/>
-          <w:color w:val="FF0000"/>
-        </w:rPr>
-        <w:t xml:space="preserve">Relación </w:t>
+          <w:color w:val="auto"/>
+        </w:rPr>
+        <w:t>2.2</w:t>
       </w:r>
       <w:r>
         <w:rPr>
           <w:rFonts w:asciiTheme="minorHAnsi" w:hAnsiTheme="minorHAnsi"/>
           <w:i/>
           <w:iCs/>
-          <w:color w:val="FF0000"/>
-        </w:rPr>
-        <w:t>Beneficio</w:t>
-      </w:r>
-      <w:r>
+          <w:color w:val="auto"/>
+        </w:rPr>
+        <w:t xml:space="preserve"> Valor Actual Neto (VAN)</w:t>
+      </w:r>
+    </w:p>
+    <w:p>
+      <w:pPr>
+        <w:pStyle w:val="Default"/>
+        <w:jc w:val="both"/>
         <w:rPr>
           <w:rFonts w:asciiTheme="minorHAnsi" w:hAnsiTheme="minorHAnsi"/>
           <w:i/>
           <w:iCs/>
-          <w:color w:val="FF0000"/>
-        </w:rPr>
-        <w:t>/</w:t>
-      </w:r>
-      <w:r>
+          <w:color w:val="auto"/>
+        </w:rPr>
+      </w:pPr>
+    </w:p>
+    <w:p>
+      <w:pPr>
+        <w:pStyle w:val="Default"/>
+        <w:numPr>
+          <w:ilvl w:val="0"/>
+          <w:numId w:val="12"/>
+        </w:numPr>
+        <w:jc w:val="both"/>
+        <w:rPr>
+          <w:rFonts w:asciiTheme="minorHAnsi" w:hAnsiTheme="minorHAnsi"/>
+          <w:color w:val="auto"/>
+        </w:rPr>
+      </w:pPr>
+      <w:r>
+        <w:rPr>
+          <w:rFonts w:asciiTheme="minorHAnsi" w:hAnsiTheme="minorHAnsi"/>
+          <w:color w:val="auto"/>
+        </w:rPr>
+        <w:t>Se utiliza una tasa de descuento (COK) del 10%.</w:t>
+      </w:r>
+    </w:p>
+    <w:p>
+      <w:pPr>
+        <w:pStyle w:val="Default"/>
+        <w:numPr>
+          <w:ilvl w:val="0"/>
+          <w:numId w:val="12"/>
+        </w:numPr>
+        <w:jc w:val="both"/>
+        <w:rPr>
+          <w:rFonts w:asciiTheme="minorHAnsi" w:hAnsiTheme="minorHAnsi"/>
+          <w:color w:val="auto"/>
+        </w:rPr>
+      </w:pPr>
+      <w:r>
+        <w:rPr>
+          <w:rFonts w:asciiTheme="minorHAnsi" w:hAnsiTheme="minorHAnsi"/>
+          <w:color w:val="auto"/>
+        </w:rPr>
+        <w:t>VAN = -S/ 10,860.00 + (S/ 17,400.00 / 1.10) = S/ 4,958.18</w:t>
+      </w:r>
+    </w:p>
+    <w:p>
+      <w:pPr>
+        <w:pStyle w:val="Default"/>
+        <w:numPr>
+          <w:ilvl w:val="0"/>
+          <w:numId w:val="12"/>
+        </w:numPr>
+        <w:jc w:val="both"/>
+        <w:rPr>
+          <w:rFonts w:asciiTheme="minorHAnsi" w:hAnsiTheme="minorHAnsi"/>
+          <w:color w:val="auto"/>
+        </w:rPr>
+      </w:pPr>
+      <w:r>
+        <w:rPr>
+          <w:rFonts w:asciiTheme="minorHAnsi" w:hAnsiTheme="minorHAnsi"/>
+          <w:color w:val="auto"/>
+        </w:rPr>
+        <w:t>El VAN es mayor que cero, confirmando que el proyecto genera valor neto positivo. Por lo tanto, el proyecto se ACEPTA bajo este criterio.</w:t>
+      </w:r>
+    </w:p>
+    <w:p>
+      <w:pPr>
+        <w:pStyle w:val="Default"/>
+        <w:ind w:left="2124"/>
+        <w:jc w:val="both"/>
         <w:rPr>
           <w:rFonts w:asciiTheme="minorHAnsi" w:hAnsiTheme="minorHAnsi"/>
           <w:i/>
           <w:iCs/>
-          <w:color w:val="FF0000"/>
-        </w:rPr>
-        <w:t>Costo (B/C)</w:t>
-      </w:r>
+          <w:color w:val="auto"/>
+        </w:rPr>
+      </w:pPr>
     </w:p>
     <w:p>
       <w:pPr>
         <w:pStyle w:val="Default"/>
-        <w:ind w:left="2124"/>
-        <w:jc w:val="both"/>
-        <w:rPr>
-          <w:rFonts w:asciiTheme="minorHAnsi" w:hAnsiTheme="minorHAnsi" w:cstheme="minorBidi"/>
-          <w:i/>
-          <w:iCs/>
-          <w:color w:val="FF0000"/>
-        </w:rPr>
-      </w:pPr>
-      <w:r>
-        <w:rPr>
-          <w:rFonts w:asciiTheme="minorHAnsi" w:hAnsiTheme="minorHAnsi" w:cstheme="minorBidi"/>
-          <w:i/>
-          <w:iCs/>
-          <w:color w:val="FF0000"/>
-        </w:rPr>
-        <w:t>{En base a los costos y beneficios identificados se evalúa si es factible el desarrollo del proyecto.</w:t>
-      </w:r>
-    </w:p>
-    <w:p>
-      <w:pPr>
-        <w:pStyle w:val="Default"/>
-        <w:ind w:left="2124"/>
-        <w:jc w:val="both"/>
-        <w:rPr>
-          <w:rFonts w:asciiTheme="minorHAnsi" w:hAnsiTheme="minorHAnsi" w:cstheme="minorBidi"/>
-          <w:i/>
-          <w:iCs/>
-          <w:color w:val="FF0000"/>
-        </w:rPr>
-      </w:pPr>
-      <w:r>
-        <w:rPr>
-          <w:rFonts w:asciiTheme="minorHAnsi" w:hAnsiTheme="minorHAnsi" w:cstheme="minorBidi"/>
-          <w:i/>
-          <w:iCs/>
-          <w:color w:val="FF0000"/>
-        </w:rPr>
-        <w:t>Si se presentan varias alternativas de solución se evaluará cada una de ellas para determinar la mejor solución desde el punto de vista del retorno de la inversión}</w:t>
-      </w:r>
-    </w:p>
-    <w:p>
-      <w:pPr>
-        <w:pStyle w:val="Default"/>
-        <w:ind w:left="2124"/>
+        <w:ind w:left="1418"/>
         <w:jc w:val="both"/>
         <w:rPr>
           <w:rFonts w:asciiTheme="minorHAnsi" w:hAnsiTheme="minorHAnsi"/>
           <w:i/>
           <w:iCs/>
-          <w:color w:val="FF0000"/>
+          <w:color w:val="auto"/>
         </w:rPr>
       </w:pPr>
       <w:r>
@@ -9420,239 +9998,117 @@
           <w:rFonts w:asciiTheme="minorHAnsi" w:hAnsiTheme="minorHAnsi"/>
           <w:i/>
           <w:iCs/>
-          <w:color w:val="FF0000"/>
-        </w:rPr>
-        <w:t>{El B/C si es mayor a uno, se acepta el proyecto; si el B/C es igual a uno es indiferente aceptar o rechazar el proyecto y si el B/C es menor a uno se rechaza el proyecto}</w:t>
-      </w:r>
-    </w:p>
-    <w:p>
-      <w:pPr>
-        <w:pStyle w:val="Default"/>
-        <w:ind w:left="2124"/>
-        <w:jc w:val="both"/>
-        <w:rPr>
-          <w:rFonts w:asciiTheme="minorHAnsi" w:hAnsiTheme="minorHAnsi" w:cstheme="minorBidi"/>
-          <w:i/>
-          <w:iCs/>
-          <w:color w:val="FF0000"/>
-        </w:rPr>
-      </w:pPr>
-    </w:p>
-    <w:p>
-      <w:pPr>
-        <w:pStyle w:val="Default"/>
-        <w:ind w:left="338"/>
-        <w:jc w:val="both"/>
+          <w:color w:val="auto"/>
+        </w:rPr>
+        <w:t>5.1.</w:t>
+      </w:r>
+      <w:r>
         <w:rPr>
           <w:rFonts w:asciiTheme="minorHAnsi" w:hAnsiTheme="minorHAnsi"/>
           <w:i/>
           <w:iCs/>
-          <w:color w:val="FF0000"/>
-        </w:rPr>
-      </w:pPr>
+          <w:color w:val="auto"/>
+        </w:rPr>
+        <w:t>2.3</w:t>
+      </w:r>
       <w:r>
         <w:rPr>
           <w:rFonts w:asciiTheme="minorHAnsi" w:hAnsiTheme="minorHAnsi"/>
           <w:i/>
           <w:iCs/>
-          <w:color w:val="FF0000"/>
-        </w:rPr>
-        <w:t xml:space="preserve">                    </w:t>
-      </w:r>
-      <w:r>
+          <w:color w:val="auto"/>
+        </w:rPr>
+        <w:t xml:space="preserve"> Tasa Interna de Retorno (TIR)</w:t>
+      </w:r>
+    </w:p>
+    <w:p>
+      <w:pPr>
+        <w:pStyle w:val="Default"/>
+        <w:ind w:left="2124"/>
+        <w:jc w:val="both"/>
         <w:rPr>
           <w:rFonts w:asciiTheme="minorHAnsi" w:hAnsiTheme="minorHAnsi"/>
           <w:i/>
+          <w:color w:val="auto"/>
+        </w:rPr>
+      </w:pPr>
+    </w:p>
+    <w:p>
+      <w:pPr>
+        <w:pStyle w:val="Default"/>
+        <w:numPr>
+          <w:ilvl w:val="3"/>
+          <w:numId w:val="13"/>
+        </w:numPr>
+        <w:jc w:val="both"/>
+        <w:rPr>
+          <w:rFonts w:asciiTheme="minorHAnsi" w:hAnsiTheme="minorHAnsi"/>
           <w:iCs/>
-          <w:color w:val="FF0000"/>
-        </w:rPr>
-        <w:t>5.1.</w:t>
-      </w:r>
+          <w:color w:val="auto"/>
+        </w:rPr>
+      </w:pPr>
       <w:r>
         <w:rPr>
           <w:rFonts w:asciiTheme="minorHAnsi" w:hAnsiTheme="minorHAnsi"/>
-          <w:i/>
           <w:iCs/>
-          <w:color w:val="FF0000"/>
-        </w:rPr>
-        <w:t>2.2</w:t>
-      </w:r>
-      <w:r>
+          <w:color w:val="auto"/>
+        </w:rPr>
+        <w:t>Se utiliza una tasa de descuento (COK) del 10%.</w:t>
+      </w:r>
+    </w:p>
+    <w:p>
+      <w:pPr>
+        <w:pStyle w:val="Default"/>
+        <w:numPr>
+          <w:ilvl w:val="3"/>
+          <w:numId w:val="13"/>
+        </w:numPr>
+        <w:jc w:val="both"/>
         <w:rPr>
           <w:rFonts w:asciiTheme="minorHAnsi" w:hAnsiTheme="minorHAnsi"/>
-          <w:i/>
           <w:iCs/>
-          <w:color w:val="FF0000"/>
-        </w:rPr>
-        <w:t xml:space="preserve"> Valor Actual Neto (VAN)</w:t>
+          <w:color w:val="auto"/>
+        </w:rPr>
+      </w:pPr>
+      <w:r>
+        <w:rPr>
+          <w:rFonts w:asciiTheme="minorHAnsi" w:hAnsiTheme="minorHAnsi"/>
+          <w:iCs/>
+          <w:color w:val="auto"/>
+        </w:rPr>
+        <w:t>VAN = -S/ 10,860.00 + (S/ 17,400.00 / 1.10) = S/ 4,958.18</w:t>
       </w:r>
     </w:p>
     <w:p>
       <w:pPr>
         <w:pStyle w:val="Default"/>
-        <w:ind w:left="2124"/>
+        <w:numPr>
+          <w:ilvl w:val="3"/>
+          <w:numId w:val="13"/>
+        </w:numPr>
         <w:jc w:val="both"/>
         <w:rPr>
           <w:rFonts w:asciiTheme="minorHAnsi" w:hAnsiTheme="minorHAnsi"/>
-          <w:i/>
           <w:iCs/>
-          <w:color w:val="FF0000"/>
+          <w:color w:val="auto"/>
         </w:rPr>
       </w:pPr>
       <w:r>
         <w:rPr>
           <w:rFonts w:asciiTheme="minorHAnsi" w:hAnsiTheme="minorHAnsi"/>
-          <w:i/>
           <w:iCs/>
-          <w:color w:val="FF0000"/>
-        </w:rPr>
-        <w:t>{Valor actual de los beneficios netos que genera el proyecto. Si el VAN es mayor que cero, se acepta el proyecto; si el VAN es igual a cero es indiferente aceptar o rechazar el proyecto y si el VAN es menor que cero se rechaza el proyecto}</w:t>
+          <w:color w:val="auto"/>
+        </w:rPr>
+        <w:t>El VAN es mayor que cero, confirmando que el proyecto genera valor neto positivo. Por lo tanto, el proyecto se ACEPTA bajo este criterio.</w:t>
       </w:r>
     </w:p>
     <w:p>
       <w:pPr>
         <w:pStyle w:val="Default"/>
-        <w:ind w:left="2124"/>
         <w:jc w:val="both"/>
         <w:rPr>
           <w:rFonts w:asciiTheme="minorHAnsi" w:hAnsiTheme="minorHAnsi"/>
-          <w:i/>
-          <w:iCs/>
-          <w:color w:val="FF0000"/>
-        </w:rPr>
-      </w:pPr>
-    </w:p>
-    <w:p>
-      <w:pPr>
-        <w:pStyle w:val="Default"/>
-        <w:ind w:left="1418"/>
-        <w:jc w:val="both"/>
-        <w:rPr>
-          <w:rFonts w:asciiTheme="minorHAnsi" w:hAnsiTheme="minorHAnsi"/>
-          <w:i/>
-          <w:iCs/>
-          <w:color w:val="FF0000"/>
-        </w:rPr>
-      </w:pPr>
-      <w:r>
-        <w:rPr>
-          <w:rFonts w:asciiTheme="minorHAnsi" w:hAnsiTheme="minorHAnsi"/>
-          <w:i/>
-          <w:iCs/>
-          <w:color w:val="FF0000"/>
-        </w:rPr>
-        <w:t>5.1.</w:t>
-      </w:r>
-      <w:r>
-        <w:rPr>
-          <w:rFonts w:asciiTheme="minorHAnsi" w:hAnsiTheme="minorHAnsi"/>
-          <w:i/>
-          <w:iCs/>
-          <w:color w:val="FF0000"/>
-        </w:rPr>
-        <w:t>2.3</w:t>
-      </w:r>
-      <w:r>
-        <w:rPr>
-          <w:rFonts w:asciiTheme="minorHAnsi" w:hAnsiTheme="minorHAnsi"/>
-          <w:i/>
-          <w:iCs/>
-          <w:color w:val="FF0000"/>
-        </w:rPr>
-        <w:t xml:space="preserve"> Tasa Interna de Retorno (TIR)</w:t>
-      </w:r>
-    </w:p>
-    <w:p>
-      <w:pPr>
-        <w:pStyle w:val="Default"/>
-        <w:ind w:left="2124"/>
-        <w:jc w:val="both"/>
-        <w:rPr>
-          <w:rFonts w:asciiTheme="minorHAnsi" w:hAnsiTheme="minorHAnsi"/>
-          <w:i/>
-          <w:color w:val="FF0000"/>
-        </w:rPr>
-      </w:pPr>
-      <w:r>
-        <w:rPr>
-          <w:rFonts w:asciiTheme="minorHAnsi" w:hAnsiTheme="minorHAnsi"/>
-          <w:i/>
-          <w:color w:val="FF0000"/>
-        </w:rPr>
-        <w:t>{Es la tasa porcentual que indica la rentabilidad promedio anual que genera el capital invertido en el proyecto. Si la TIR es mayor que el costo de oportunidad se acepta el proyecto, si la TIR es igual al costo de oportunidad es indiferente aceptar o rechazar el proyecto, si la TIR es menor que el costo de oportunidad se rechaza el proyecto}</w:t>
-      </w:r>
-    </w:p>
-    <w:p>
-      <w:pPr>
-        <w:pStyle w:val="Default"/>
-        <w:ind w:left="1418"/>
-        <w:jc w:val="both"/>
-        <w:rPr>
-          <w:rFonts w:asciiTheme="minorHAnsi" w:hAnsiTheme="minorHAnsi"/>
-          <w:i/>
-          <w:color w:val="FF0000"/>
-        </w:rPr>
-      </w:pPr>
-    </w:p>
-    <w:p>
-      <w:pPr>
-        <w:pStyle w:val="Default"/>
-        <w:ind w:left="2124"/>
-        <w:jc w:val="both"/>
-        <w:rPr>
-          <w:rFonts w:asciiTheme="minorHAnsi" w:hAnsiTheme="minorHAnsi"/>
-          <w:i/>
-          <w:color w:val="FF0000"/>
-        </w:rPr>
-      </w:pPr>
-      <w:r>
-        <w:rPr>
-          <w:rFonts w:asciiTheme="minorHAnsi" w:hAnsiTheme="minorHAnsi"/>
-          <w:i/>
-          <w:color w:val="FF0000"/>
-        </w:rPr>
-        <w:t>{Costo de oportunidad</w:t>
-      </w:r>
-      <w:r>
-        <w:rPr>
-          <w:rFonts w:asciiTheme="minorHAnsi" w:hAnsiTheme="minorHAnsi"/>
-          <w:i/>
-          <w:color w:val="FF0000"/>
-        </w:rPr>
-        <w:t xml:space="preserve"> de capital (COK)</w:t>
-      </w:r>
-      <w:r>
-        <w:rPr>
-          <w:rFonts w:asciiTheme="minorHAnsi" w:hAnsiTheme="minorHAnsi"/>
-          <w:i/>
-          <w:color w:val="FF0000"/>
-        </w:rPr>
-        <w:t xml:space="preserve"> es la tasa de interés </w:t>
-      </w:r>
-      <w:r>
-        <w:rPr>
-          <w:rFonts w:asciiTheme="minorHAnsi" w:hAnsiTheme="minorHAnsi"/>
-          <w:i/>
-          <w:color w:val="FF0000"/>
-        </w:rPr>
-        <w:t>que podría haber obtenido con el dinero invertido en el proyecto</w:t>
-      </w:r>
-      <w:r>
-        <w:rPr>
-          <w:rFonts w:asciiTheme="minorHAnsi" w:hAnsiTheme="minorHAnsi"/>
-          <w:i/>
-          <w:color w:val="FF0000"/>
-        </w:rPr>
-        <w:t>}</w:t>
-      </w:r>
-    </w:p>
-    <w:p>
-      <w:pPr>
-        <w:pStyle w:val="Default"/>
-        <w:jc w:val="both"/>
-        <w:rPr>
-          <w:rFonts w:asciiTheme="minorHAnsi" w:hAnsiTheme="minorHAnsi"/>
-          <w:color w:val="FF0000"/>
+          <w:color w:val="auto"/>
         </w:rPr>
       </w:pPr>
     </w:p>
@@ -9667,7 +10123,6 @@
         <w:outlineLvl w:val="0"/>
         <w:rPr>
           <w:rFonts w:cs="Calibri"/>
-          <w:color w:val="FF0000"/>
           <w:sz w:val="24"/>
           <w:szCs w:val="24"/>
         </w:rPr>
@@ -9676,7 +10131,6 @@
       <w:r>
         <w:rPr>
           <w:rFonts w:cs="Calibri"/>
-          <w:color w:val="FF0000"/>
           <w:sz w:val="24"/>
           <w:szCs w:val="24"/>
         </w:rPr>
@@ -9689,93 +10143,222 @@
         <w:pStyle w:val="Prrafodelista"/>
         <w:ind w:left="360"/>
         <w:jc w:val="both"/>
+        <w:outlineLvl w:val="0"/>
         <w:rPr>
           <w:rFonts w:cs="Calibri"/>
-          <w:i/>
-          <w:color w:val="FF0000"/>
-          <w:sz w:val="24"/>
-          <w:szCs w:val="24"/>
-        </w:rPr>
-      </w:pPr>
-      <w:r>
+          <w:sz w:val="24"/>
+          <w:szCs w:val="24"/>
+        </w:rPr>
+      </w:pPr>
+    </w:p>
+    <w:p>
+      <w:pPr>
+        <w:pStyle w:val="Prrafodelista"/>
+        <w:numPr>
+          <w:ilvl w:val="0"/>
+          <w:numId w:val="14"/>
+        </w:numPr>
+        <w:jc w:val="both"/>
         <w:rPr>
           <w:rFonts w:cs="Calibri"/>
-          <w:i/>
-          <w:color w:val="FF0000"/>
-          <w:sz w:val="24"/>
-          <w:szCs w:val="24"/>
-        </w:rPr>
-        <w:t>{</w:t>
-      </w:r>
+          <w:iCs/>
+          <w:sz w:val="24"/>
+          <w:szCs w:val="24"/>
+        </w:rPr>
+      </w:pPr>
       <w:r>
         <w:rPr>
           <w:rFonts w:cs="Calibri"/>
-          <w:i/>
-          <w:color w:val="FF0000"/>
-          <w:sz w:val="24"/>
-          <w:szCs w:val="24"/>
-        </w:rPr>
-        <w:t xml:space="preserve">Explicar los resultados del </w:t>
-      </w:r>
-      <w:r>
+          <w:iCs/>
+          <w:sz w:val="24"/>
+          <w:szCs w:val="24"/>
+        </w:rPr>
+        <w:t>Factibilidad Técnica — VIABLE: se dispone de tecnologías y recursos adecuados: SQL Server, Python, conectividad ODBC y una interfaz moderna. La arquitectura por capas mejora la mantenibilidad.</w:t>
+      </w:r>
+    </w:p>
+    <w:p>
+      <w:pPr>
+        <w:pStyle w:val="Prrafodelista"/>
+        <w:numPr>
+          <w:ilvl w:val="0"/>
+          <w:numId w:val="14"/>
+        </w:numPr>
+        <w:jc w:val="both"/>
         <w:rPr>
           <w:rFonts w:cs="Calibri"/>
-          <w:i/>
-          <w:color w:val="FF0000"/>
-          <w:sz w:val="24"/>
-          <w:szCs w:val="24"/>
-        </w:rPr>
-        <w:t xml:space="preserve">análisis de factibilidad </w:t>
-      </w:r>
+          <w:iCs/>
+          <w:sz w:val="24"/>
+          <w:szCs w:val="24"/>
+        </w:rPr>
+      </w:pPr>
       <w:r>
         <w:rPr>
           <w:rFonts w:cs="Calibri"/>
-          <w:i/>
-          <w:color w:val="FF0000"/>
-          <w:sz w:val="24"/>
-          <w:szCs w:val="24"/>
-        </w:rPr>
-        <w:t xml:space="preserve">que </w:t>
-      </w:r>
-      <w:r>
+          <w:iCs/>
+          <w:sz w:val="24"/>
+          <w:szCs w:val="24"/>
+        </w:rPr>
+        <w:t>Factibilidad Económica — VIABLE: el costo total estimado del proyecto asciende a S/ 10,860.00, concentrado principalmente en recurso humano. Las herramientas base son gratuitas.</w:t>
+      </w:r>
+    </w:p>
+    <w:p>
+      <w:pPr>
+        <w:pStyle w:val="Prrafodelista"/>
+        <w:numPr>
+          <w:ilvl w:val="0"/>
+          <w:numId w:val="14"/>
+        </w:numPr>
+        <w:jc w:val="both"/>
         <w:rPr>
           <w:rFonts w:cs="Calibri"/>
-          <w:i/>
-          <w:color w:val="FF0000"/>
-          <w:sz w:val="24"/>
-          <w:szCs w:val="24"/>
-        </w:rPr>
-        <w:t xml:space="preserve">nos indican </w:t>
-      </w:r>
+          <w:iCs/>
+          <w:sz w:val="24"/>
+          <w:szCs w:val="24"/>
+        </w:rPr>
+      </w:pPr>
       <w:r>
         <w:rPr>
           <w:rFonts w:cs="Calibri"/>
-          <w:i/>
-          <w:color w:val="FF0000"/>
-          <w:sz w:val="24"/>
-          <w:szCs w:val="24"/>
-        </w:rPr>
-        <w:t>si</w:t>
-      </w:r>
+          <w:iCs/>
+          <w:sz w:val="24"/>
+          <w:szCs w:val="24"/>
+        </w:rPr>
+        <w:t>Factibilidad Operativa — VIABLE: el sistema automatiza el ciclo completo (</w:t>
+      </w:r>
+      <w:proofErr w:type="spellStart"/>
       <w:r>
         <w:rPr>
           <w:rFonts w:cs="Calibri"/>
-          <w:i/>
-          <w:color w:val="FF0000"/>
-          <w:sz w:val="24"/>
-          <w:szCs w:val="24"/>
-        </w:rPr>
-        <w:t xml:space="preserve"> el proyecto es viable y factible.</w:t>
-      </w:r>
+          <w:iCs/>
+          <w:sz w:val="24"/>
+          <w:szCs w:val="24"/>
+        </w:rPr>
+        <w:t>backup</w:t>
+      </w:r>
+      <w:proofErr w:type="spellEnd"/>
       <w:r>
         <w:rPr>
           <w:rFonts w:cs="Calibri"/>
-          <w:i/>
-          <w:color w:val="FF0000"/>
-          <w:sz w:val="24"/>
-          <w:szCs w:val="24"/>
-        </w:rPr>
-        <w:t>}</w:t>
+          <w:iCs/>
+          <w:sz w:val="24"/>
+          <w:szCs w:val="24"/>
+        </w:rPr>
+        <w:t xml:space="preserve"> + </w:t>
+      </w:r>
+      <w:proofErr w:type="spellStart"/>
+      <w:r>
+        <w:rPr>
+          <w:rFonts w:cs="Calibri"/>
+          <w:iCs/>
+          <w:sz w:val="24"/>
+          <w:szCs w:val="24"/>
+        </w:rPr>
+        <w:t>restore</w:t>
+      </w:r>
+      <w:proofErr w:type="spellEnd"/>
+      <w:r>
+        <w:rPr>
+          <w:rFonts w:cs="Calibri"/>
+          <w:iCs/>
+          <w:sz w:val="24"/>
+          <w:szCs w:val="24"/>
+        </w:rPr>
+        <w:t xml:space="preserve"> test + validación + evidencia), disminuyendo errores manuales y aportando estandarización y trazabilidad.</w:t>
+      </w:r>
+    </w:p>
+    <w:p>
+      <w:pPr>
+        <w:pStyle w:val="Prrafodelista"/>
+        <w:numPr>
+          <w:ilvl w:val="0"/>
+          <w:numId w:val="14"/>
+        </w:numPr>
+        <w:jc w:val="both"/>
+        <w:rPr>
+          <w:rFonts w:cs="Calibri"/>
+          <w:iCs/>
+          <w:sz w:val="24"/>
+          <w:szCs w:val="24"/>
+        </w:rPr>
+      </w:pPr>
+      <w:r>
+        <w:rPr>
+          <w:rFonts w:cs="Calibri"/>
+          <w:iCs/>
+          <w:sz w:val="24"/>
+          <w:szCs w:val="24"/>
+        </w:rPr>
+        <w:t xml:space="preserve">Factibilidad Legal — VIABLE: el proyecto se alinea con la Ley </w:t>
+      </w:r>
+      <w:proofErr w:type="spellStart"/>
+      <w:r>
+        <w:rPr>
+          <w:rFonts w:cs="Calibri"/>
+          <w:iCs/>
+          <w:sz w:val="24"/>
+          <w:szCs w:val="24"/>
+        </w:rPr>
+        <w:t>N.°</w:t>
+      </w:r>
+      <w:proofErr w:type="spellEnd"/>
+      <w:r>
+        <w:rPr>
+          <w:rFonts w:cs="Calibri"/>
+          <w:iCs/>
+          <w:sz w:val="24"/>
+          <w:szCs w:val="24"/>
+        </w:rPr>
+        <w:t xml:space="preserve"> 29733 de Protección de Datos Personales y utiliza software con licencias compatibles con el uso académico.</w:t>
+      </w:r>
+    </w:p>
+    <w:p>
+      <w:pPr>
+        <w:pStyle w:val="Prrafodelista"/>
+        <w:numPr>
+          <w:ilvl w:val="0"/>
+          <w:numId w:val="14"/>
+        </w:numPr>
+        <w:jc w:val="both"/>
+        <w:rPr>
+          <w:rFonts w:cs="Calibri"/>
+          <w:iCs/>
+          <w:sz w:val="24"/>
+          <w:szCs w:val="24"/>
+        </w:rPr>
+      </w:pPr>
+      <w:r>
+        <w:rPr>
+          <w:rFonts w:cs="Calibri"/>
+          <w:iCs/>
+          <w:sz w:val="24"/>
+          <w:szCs w:val="24"/>
+        </w:rPr>
+        <w:t>Factibilidad Social y Ambiental — VIABLE: el impacto social es positivo (reducción de carga operativa, aprendizaje colaborativo) y el impacto ambiental es mínimo.</w:t>
+      </w:r>
+    </w:p>
+    <w:p>
+      <w:pPr>
+        <w:pStyle w:val="Prrafodelista"/>
+        <w:numPr>
+          <w:ilvl w:val="0"/>
+          <w:numId w:val="14"/>
+        </w:numPr>
+        <w:jc w:val="both"/>
+        <w:rPr>
+          <w:rFonts w:cs="Calibri"/>
+          <w:iCs/>
+          <w:sz w:val="24"/>
+          <w:szCs w:val="24"/>
+        </w:rPr>
+      </w:pPr>
+      <w:r>
+        <w:rPr>
+          <w:rFonts w:cs="Calibri"/>
+          <w:iCs/>
+          <w:sz w:val="24"/>
+          <w:szCs w:val="24"/>
+        </w:rPr>
+        <w:t>Análisis Financiero — RENTABLE: los criterios de inversión son favorables: B/C = 1.60 (&gt; 1), VAN = S/ 4,958.18 (&gt; 0) y TIR = 60.2% (&gt; COK del 10%).</w:t>
       </w:r>
     </w:p>
     <w:sectPr>
@@ -10023,6 +10606,119 @@
     </w:lvl>
   </w:abstractNum>
   <w:abstractNum w:abstractNumId="1" w15:restartNumberingAfterBreak="0">
+    <w:nsid w:val="23907219"/>
+    <w:multiLevelType w:val="hybridMultilevel"/>
+    <w:tmpl w:val="F926DE0E"/>
+    <w:lvl w:ilvl="0" w:tplc="280A0001">
+      <w:start w:val="1"/>
+      <w:numFmt w:val="bullet"/>
+      <w:lvlText w:val=""/>
+      <w:lvlJc w:val="left"/>
+      <w:pPr>
+        <w:ind w:left="1080" w:hanging="360"/>
+      </w:pPr>
+      <w:rPr>
+        <w:rFonts w:ascii="Symbol" w:hAnsi="Symbol" w:hint="default"/>
+      </w:rPr>
+    </w:lvl>
+    <w:lvl w:ilvl="1" w:tplc="280A0003" w:tentative="1">
+      <w:start w:val="1"/>
+      <w:numFmt w:val="bullet"/>
+      <w:lvlText w:val="o"/>
+      <w:lvlJc w:val="left"/>
+      <w:pPr>
+        <w:ind w:left="1800" w:hanging="360"/>
+      </w:pPr>
+      <w:rPr>
+        <w:rFonts w:ascii="Courier New" w:hAnsi="Courier New" w:cs="Courier New" w:hint="default"/>
+      </w:rPr>
+    </w:lvl>
+    <w:lvl w:ilvl="2" w:tplc="280A0005" w:tentative="1">
+      <w:start w:val="1"/>
+      <w:numFmt w:val="bullet"/>
+      <w:lvlText w:val=""/>
+      <w:lvlJc w:val="left"/>
+      <w:pPr>
+        <w:ind w:left="2520" w:hanging="360"/>
+      </w:pPr>
+      <w:rPr>
+        <w:rFonts w:ascii="Wingdings" w:hAnsi="Wingdings" w:hint="default"/>
+      </w:rPr>
+    </w:lvl>
+    <w:lvl w:ilvl="3" w:tplc="280A0001" w:tentative="1">
+      <w:start w:val="1"/>
+      <w:numFmt w:val="bullet"/>
+      <w:lvlText w:val=""/>
+      <w:lvlJc w:val="left"/>
+      <w:pPr>
+        <w:ind w:left="3240" w:hanging="360"/>
+      </w:pPr>
+      <w:rPr>
+        <w:rFonts w:ascii="Symbol" w:hAnsi="Symbol" w:hint="default"/>
+      </w:rPr>
+    </w:lvl>
+    <w:lvl w:ilvl="4" w:tplc="280A0003" w:tentative="1">
+      <w:start w:val="1"/>
+      <w:numFmt w:val="bullet"/>
+      <w:lvlText w:val="o"/>
+      <w:lvlJc w:val="left"/>
+      <w:pPr>
+        <w:ind w:left="3960" w:hanging="360"/>
+      </w:pPr>
+      <w:rPr>
+        <w:rFonts w:ascii="Courier New" w:hAnsi="Courier New" w:cs="Courier New" w:hint="default"/>
+      </w:rPr>
+    </w:lvl>
+    <w:lvl w:ilvl="5" w:tplc="280A0005" w:tentative="1">
+      <w:start w:val="1"/>
+      <w:numFmt w:val="bullet"/>
+      <w:lvlText w:val=""/>
+      <w:lvlJc w:val="left"/>
+      <w:pPr>
+        <w:ind w:left="4680" w:hanging="360"/>
+      </w:pPr>
+      <w:rPr>
+        <w:rFonts w:ascii="Wingdings" w:hAnsi="Wingdings" w:hint="default"/>
+      </w:rPr>
+    </w:lvl>
+    <w:lvl w:ilvl="6" w:tplc="280A0001" w:tentative="1">
+      <w:start w:val="1"/>
+      <w:numFmt w:val="bullet"/>
+      <w:lvlText w:val=""/>
+      <w:lvlJc w:val="left"/>
+      <w:pPr>
+        <w:ind w:left="5400" w:hanging="360"/>
+      </w:pPr>
+      <w:rPr>
+        <w:rFonts w:ascii="Symbol" w:hAnsi="Symbol" w:hint="default"/>
+      </w:rPr>
+    </w:lvl>
+    <w:lvl w:ilvl="7" w:tplc="280A0003" w:tentative="1">
+      <w:start w:val="1"/>
+      <w:numFmt w:val="bullet"/>
+      <w:lvlText w:val="o"/>
+      <w:lvlJc w:val="left"/>
+      <w:pPr>
+        <w:ind w:left="6120" w:hanging="360"/>
+      </w:pPr>
+      <w:rPr>
+        <w:rFonts w:ascii="Courier New" w:hAnsi="Courier New" w:cs="Courier New" w:hint="default"/>
+      </w:rPr>
+    </w:lvl>
+    <w:lvl w:ilvl="8" w:tplc="280A0005" w:tentative="1">
+      <w:start w:val="1"/>
+      <w:numFmt w:val="bullet"/>
+      <w:lvlText w:val=""/>
+      <w:lvlJc w:val="left"/>
+      <w:pPr>
+        <w:ind w:left="6840" w:hanging="360"/>
+      </w:pPr>
+      <w:rPr>
+        <w:rFonts w:ascii="Wingdings" w:hAnsi="Wingdings" w:hint="default"/>
+      </w:rPr>
+    </w:lvl>
+  </w:abstractNum>
+  <w:abstractNum w:abstractNumId="2" w15:restartNumberingAfterBreak="0">
     <w:nsid w:val="2F465948"/>
     <w:multiLevelType w:val="multilevel"/>
     <w:tmpl w:val="F3BCF5B4"/>
@@ -10143,17 +10839,17 @@
       </w:rPr>
     </w:lvl>
   </w:abstractNum>
-  <w:abstractNum w:abstractNumId="2" w15:restartNumberingAfterBreak="0">
-    <w:nsid w:val="3EB1566D"/>
+  <w:abstractNum w:abstractNumId="3" w15:restartNumberingAfterBreak="0">
+    <w:nsid w:val="39BD412B"/>
     <w:multiLevelType w:val="hybridMultilevel"/>
-    <w:tmpl w:val="D486AA86"/>
+    <w:tmpl w:val="9E50F66E"/>
     <w:lvl w:ilvl="0" w:tplc="280A0001">
       <w:start w:val="1"/>
       <w:numFmt w:val="bullet"/>
       <w:lvlText w:val=""/>
       <w:lvlJc w:val="left"/>
       <w:pPr>
-        <w:ind w:left="1080" w:hanging="360"/>
+        <w:ind w:left="720" w:hanging="360"/>
       </w:pPr>
       <w:rPr>
         <w:rFonts w:ascii="Symbol" w:hAnsi="Symbol" w:hint="default"/>
@@ -10165,7 +10861,7 @@
       <w:lvlText w:val="o"/>
       <w:lvlJc w:val="left"/>
       <w:pPr>
-        <w:ind w:left="1800" w:hanging="360"/>
+        <w:ind w:left="1440" w:hanging="360"/>
       </w:pPr>
       <w:rPr>
         <w:rFonts w:ascii="Courier New" w:hAnsi="Courier New" w:cs="Courier New" w:hint="default"/>
@@ -10177,6 +10873,119 @@
       <w:lvlText w:val=""/>
       <w:lvlJc w:val="left"/>
       <w:pPr>
+        <w:ind w:left="2160" w:hanging="360"/>
+      </w:pPr>
+      <w:rPr>
+        <w:rFonts w:ascii="Wingdings" w:hAnsi="Wingdings" w:hint="default"/>
+      </w:rPr>
+    </w:lvl>
+    <w:lvl w:ilvl="3" w:tplc="280A0001">
+      <w:start w:val="1"/>
+      <w:numFmt w:val="bullet"/>
+      <w:lvlText w:val=""/>
+      <w:lvlJc w:val="left"/>
+      <w:pPr>
+        <w:ind w:left="2880" w:hanging="360"/>
+      </w:pPr>
+      <w:rPr>
+        <w:rFonts w:ascii="Symbol" w:hAnsi="Symbol" w:hint="default"/>
+      </w:rPr>
+    </w:lvl>
+    <w:lvl w:ilvl="4" w:tplc="280A0003" w:tentative="1">
+      <w:start w:val="1"/>
+      <w:numFmt w:val="bullet"/>
+      <w:lvlText w:val="o"/>
+      <w:lvlJc w:val="left"/>
+      <w:pPr>
+        <w:ind w:left="3600" w:hanging="360"/>
+      </w:pPr>
+      <w:rPr>
+        <w:rFonts w:ascii="Courier New" w:hAnsi="Courier New" w:cs="Courier New" w:hint="default"/>
+      </w:rPr>
+    </w:lvl>
+    <w:lvl w:ilvl="5" w:tplc="280A0005" w:tentative="1">
+      <w:start w:val="1"/>
+      <w:numFmt w:val="bullet"/>
+      <w:lvlText w:val=""/>
+      <w:lvlJc w:val="left"/>
+      <w:pPr>
+        <w:ind w:left="4320" w:hanging="360"/>
+      </w:pPr>
+      <w:rPr>
+        <w:rFonts w:ascii="Wingdings" w:hAnsi="Wingdings" w:hint="default"/>
+      </w:rPr>
+    </w:lvl>
+    <w:lvl w:ilvl="6" w:tplc="280A0001" w:tentative="1">
+      <w:start w:val="1"/>
+      <w:numFmt w:val="bullet"/>
+      <w:lvlText w:val=""/>
+      <w:lvlJc w:val="left"/>
+      <w:pPr>
+        <w:ind w:left="5040" w:hanging="360"/>
+      </w:pPr>
+      <w:rPr>
+        <w:rFonts w:ascii="Symbol" w:hAnsi="Symbol" w:hint="default"/>
+      </w:rPr>
+    </w:lvl>
+    <w:lvl w:ilvl="7" w:tplc="280A0003" w:tentative="1">
+      <w:start w:val="1"/>
+      <w:numFmt w:val="bullet"/>
+      <w:lvlText w:val="o"/>
+      <w:lvlJc w:val="left"/>
+      <w:pPr>
+        <w:ind w:left="5760" w:hanging="360"/>
+      </w:pPr>
+      <w:rPr>
+        <w:rFonts w:ascii="Courier New" w:hAnsi="Courier New" w:cs="Courier New" w:hint="default"/>
+      </w:rPr>
+    </w:lvl>
+    <w:lvl w:ilvl="8" w:tplc="280A0005" w:tentative="1">
+      <w:start w:val="1"/>
+      <w:numFmt w:val="bullet"/>
+      <w:lvlText w:val=""/>
+      <w:lvlJc w:val="left"/>
+      <w:pPr>
+        <w:ind w:left="6480" w:hanging="360"/>
+      </w:pPr>
+      <w:rPr>
+        <w:rFonts w:ascii="Wingdings" w:hAnsi="Wingdings" w:hint="default"/>
+      </w:rPr>
+    </w:lvl>
+  </w:abstractNum>
+  <w:abstractNum w:abstractNumId="4" w15:restartNumberingAfterBreak="0">
+    <w:nsid w:val="3EB1566D"/>
+    <w:multiLevelType w:val="hybridMultilevel"/>
+    <w:tmpl w:val="D486AA86"/>
+    <w:lvl w:ilvl="0" w:tplc="280A0001">
+      <w:start w:val="1"/>
+      <w:numFmt w:val="bullet"/>
+      <w:lvlText w:val=""/>
+      <w:lvlJc w:val="left"/>
+      <w:pPr>
+        <w:ind w:left="1080" w:hanging="360"/>
+      </w:pPr>
+      <w:rPr>
+        <w:rFonts w:ascii="Symbol" w:hAnsi="Symbol" w:hint="default"/>
+      </w:rPr>
+    </w:lvl>
+    <w:lvl w:ilvl="1" w:tplc="280A0003" w:tentative="1">
+      <w:start w:val="1"/>
+      <w:numFmt w:val="bullet"/>
+      <w:lvlText w:val="o"/>
+      <w:lvlJc w:val="left"/>
+      <w:pPr>
+        <w:ind w:left="1800" w:hanging="360"/>
+      </w:pPr>
+      <w:rPr>
+        <w:rFonts w:ascii="Courier New" w:hAnsi="Courier New" w:cs="Courier New" w:hint="default"/>
+      </w:rPr>
+    </w:lvl>
+    <w:lvl w:ilvl="2" w:tplc="280A0005" w:tentative="1">
+      <w:start w:val="1"/>
+      <w:numFmt w:val="bullet"/>
+      <w:lvlText w:val=""/>
+      <w:lvlJc w:val="left"/>
+      <w:pPr>
         <w:ind w:left="2520" w:hanging="360"/>
       </w:pPr>
       <w:rPr>
@@ -10256,7 +11065,7 @@
       </w:rPr>
     </w:lvl>
   </w:abstractNum>
-  <w:abstractNum w:abstractNumId="3" w15:restartNumberingAfterBreak="0">
+  <w:abstractNum w:abstractNumId="5" w15:restartNumberingAfterBreak="0">
     <w:nsid w:val="4DFF070B"/>
     <w:multiLevelType w:val="hybridMultilevel"/>
     <w:tmpl w:val="2F121324"/>
@@ -10369,7 +11178,7 @@
       </w:rPr>
     </w:lvl>
   </w:abstractNum>
-  <w:abstractNum w:abstractNumId="4" w15:restartNumberingAfterBreak="0">
+  <w:abstractNum w:abstractNumId="6" w15:restartNumberingAfterBreak="0">
     <w:nsid w:val="537A3429"/>
     <w:multiLevelType w:val="hybridMultilevel"/>
     <w:tmpl w:val="760ABA3A"/>
@@ -10482,17 +11291,17 @@
       </w:rPr>
     </w:lvl>
   </w:abstractNum>
-  <w:abstractNum w:abstractNumId="5" w15:restartNumberingAfterBreak="0">
-    <w:nsid w:val="60684E19"/>
+  <w:abstractNum w:abstractNumId="7" w15:restartNumberingAfterBreak="0">
+    <w:nsid w:val="584D541F"/>
     <w:multiLevelType w:val="hybridMultilevel"/>
-    <w:tmpl w:val="99225C20"/>
+    <w:tmpl w:val="C1CAD4EE"/>
     <w:lvl w:ilvl="0" w:tplc="280A0001">
       <w:start w:val="1"/>
       <w:numFmt w:val="bullet"/>
       <w:lvlText w:val=""/>
       <w:lvlJc w:val="left"/>
       <w:pPr>
-        <w:ind w:left="2136" w:hanging="360"/>
+        <w:ind w:left="2844" w:hanging="360"/>
       </w:pPr>
       <w:rPr>
         <w:rFonts w:ascii="Symbol" w:hAnsi="Symbol" w:hint="default"/>
@@ -10504,7 +11313,7 @@
       <w:lvlText w:val="o"/>
       <w:lvlJc w:val="left"/>
       <w:pPr>
-        <w:ind w:left="2856" w:hanging="360"/>
+        <w:ind w:left="3564" w:hanging="360"/>
       </w:pPr>
       <w:rPr>
         <w:rFonts w:ascii="Courier New" w:hAnsi="Courier New" w:cs="Courier New" w:hint="default"/>
@@ -10516,7 +11325,7 @@
       <w:lvlText w:val=""/>
       <w:lvlJc w:val="left"/>
       <w:pPr>
-        <w:ind w:left="3576" w:hanging="360"/>
+        <w:ind w:left="4284" w:hanging="360"/>
       </w:pPr>
       <w:rPr>
         <w:rFonts w:ascii="Wingdings" w:hAnsi="Wingdings" w:hint="default"/>
@@ -10528,7 +11337,7 @@
       <w:lvlText w:val=""/>
       <w:lvlJc w:val="left"/>
       <w:pPr>
-        <w:ind w:left="4296" w:hanging="360"/>
+        <w:ind w:left="5004" w:hanging="360"/>
       </w:pPr>
       <w:rPr>
         <w:rFonts w:ascii="Symbol" w:hAnsi="Symbol" w:hint="default"/>
@@ -10540,7 +11349,7 @@
       <w:lvlText w:val="o"/>
       <w:lvlJc w:val="left"/>
       <w:pPr>
-        <w:ind w:left="5016" w:hanging="360"/>
+        <w:ind w:left="5724" w:hanging="360"/>
       </w:pPr>
       <w:rPr>
         <w:rFonts w:ascii="Courier New" w:hAnsi="Courier New" w:cs="Courier New" w:hint="default"/>
@@ -10552,7 +11361,7 @@
       <w:lvlText w:val=""/>
       <w:lvlJc w:val="left"/>
       <w:pPr>
-        <w:ind w:left="5736" w:hanging="360"/>
+        <w:ind w:left="6444" w:hanging="360"/>
       </w:pPr>
       <w:rPr>
         <w:rFonts w:ascii="Wingdings" w:hAnsi="Wingdings" w:hint="default"/>
@@ -10564,7 +11373,7 @@
       <w:lvlText w:val=""/>
       <w:lvlJc w:val="left"/>
       <w:pPr>
-        <w:ind w:left="6456" w:hanging="360"/>
+        <w:ind w:left="7164" w:hanging="360"/>
       </w:pPr>
       <w:rPr>
         <w:rFonts w:ascii="Symbol" w:hAnsi="Symbol" w:hint="default"/>
@@ -10576,7 +11385,7 @@
       <w:lvlText w:val="o"/>
       <w:lvlJc w:val="left"/>
       <w:pPr>
-        <w:ind w:left="7176" w:hanging="360"/>
+        <w:ind w:left="7884" w:hanging="360"/>
       </w:pPr>
       <w:rPr>
         <w:rFonts w:ascii="Courier New" w:hAnsi="Courier New" w:cs="Courier New" w:hint="default"/>
@@ -10588,14 +11397,240 @@
       <w:lvlText w:val=""/>
       <w:lvlJc w:val="left"/>
       <w:pPr>
-        <w:ind w:left="7896" w:hanging="360"/>
+        <w:ind w:left="8604" w:hanging="360"/>
       </w:pPr>
       <w:rPr>
         <w:rFonts w:ascii="Wingdings" w:hAnsi="Wingdings" w:hint="default"/>
       </w:rPr>
     </w:lvl>
   </w:abstractNum>
-  <w:abstractNum w:abstractNumId="6" w15:restartNumberingAfterBreak="0">
+  <w:abstractNum w:abstractNumId="8" w15:restartNumberingAfterBreak="0">
+    <w:nsid w:val="60684E19"/>
+    <w:multiLevelType w:val="hybridMultilevel"/>
+    <w:tmpl w:val="99225C20"/>
+    <w:lvl w:ilvl="0" w:tplc="280A0001">
+      <w:start w:val="1"/>
+      <w:numFmt w:val="bullet"/>
+      <w:lvlText w:val=""/>
+      <w:lvlJc w:val="left"/>
+      <w:pPr>
+        <w:ind w:left="2136" w:hanging="360"/>
+      </w:pPr>
+      <w:rPr>
+        <w:rFonts w:ascii="Symbol" w:hAnsi="Symbol" w:hint="default"/>
+      </w:rPr>
+    </w:lvl>
+    <w:lvl w:ilvl="1" w:tplc="280A0003" w:tentative="1">
+      <w:start w:val="1"/>
+      <w:numFmt w:val="bullet"/>
+      <w:lvlText w:val="o"/>
+      <w:lvlJc w:val="left"/>
+      <w:pPr>
+        <w:ind w:left="2856" w:hanging="360"/>
+      </w:pPr>
+      <w:rPr>
+        <w:rFonts w:ascii="Courier New" w:hAnsi="Courier New" w:cs="Courier New" w:hint="default"/>
+      </w:rPr>
+    </w:lvl>
+    <w:lvl w:ilvl="2" w:tplc="280A0005" w:tentative="1">
+      <w:start w:val="1"/>
+      <w:numFmt w:val="bullet"/>
+      <w:lvlText w:val=""/>
+      <w:lvlJc w:val="left"/>
+      <w:pPr>
+        <w:ind w:left="3576" w:hanging="360"/>
+      </w:pPr>
+      <w:rPr>
+        <w:rFonts w:ascii="Wingdings" w:hAnsi="Wingdings" w:hint="default"/>
+      </w:rPr>
+    </w:lvl>
+    <w:lvl w:ilvl="3" w:tplc="280A0001" w:tentative="1">
+      <w:start w:val="1"/>
+      <w:numFmt w:val="bullet"/>
+      <w:lvlText w:val=""/>
+      <w:lvlJc w:val="left"/>
+      <w:pPr>
+        <w:ind w:left="4296" w:hanging="360"/>
+      </w:pPr>
+      <w:rPr>
+        <w:rFonts w:ascii="Symbol" w:hAnsi="Symbol" w:hint="default"/>
+      </w:rPr>
+    </w:lvl>
+    <w:lvl w:ilvl="4" w:tplc="280A0003" w:tentative="1">
+      <w:start w:val="1"/>
+      <w:numFmt w:val="bullet"/>
+      <w:lvlText w:val="o"/>
+      <w:lvlJc w:val="left"/>
+      <w:pPr>
+        <w:ind w:left="5016" w:hanging="360"/>
+      </w:pPr>
+      <w:rPr>
+        <w:rFonts w:ascii="Courier New" w:hAnsi="Courier New" w:cs="Courier New" w:hint="default"/>
+      </w:rPr>
+    </w:lvl>
+    <w:lvl w:ilvl="5" w:tplc="280A0005" w:tentative="1">
+      <w:start w:val="1"/>
+      <w:numFmt w:val="bullet"/>
+      <w:lvlText w:val=""/>
+      <w:lvlJc w:val="left"/>
+      <w:pPr>
+        <w:ind w:left="5736" w:hanging="360"/>
+      </w:pPr>
+      <w:rPr>
+        <w:rFonts w:ascii="Wingdings" w:hAnsi="Wingdings" w:hint="default"/>
+      </w:rPr>
+    </w:lvl>
+    <w:lvl w:ilvl="6" w:tplc="280A0001" w:tentative="1">
+      <w:start w:val="1"/>
+      <w:numFmt w:val="bullet"/>
+      <w:lvlText w:val=""/>
+      <w:lvlJc w:val="left"/>
+      <w:pPr>
+        <w:ind w:left="6456" w:hanging="360"/>
+      </w:pPr>
+      <w:rPr>
+        <w:rFonts w:ascii="Symbol" w:hAnsi="Symbol" w:hint="default"/>
+      </w:rPr>
+    </w:lvl>
+    <w:lvl w:ilvl="7" w:tplc="280A0003" w:tentative="1">
+      <w:start w:val="1"/>
+      <w:numFmt w:val="bullet"/>
+      <w:lvlText w:val="o"/>
+      <w:lvlJc w:val="left"/>
+      <w:pPr>
+        <w:ind w:left="7176" w:hanging="360"/>
+      </w:pPr>
+      <w:rPr>
+        <w:rFonts w:ascii="Courier New" w:hAnsi="Courier New" w:cs="Courier New" w:hint="default"/>
+      </w:rPr>
+    </w:lvl>
+    <w:lvl w:ilvl="8" w:tplc="280A0005" w:tentative="1">
+      <w:start w:val="1"/>
+      <w:numFmt w:val="bullet"/>
+      <w:lvlText w:val=""/>
+      <w:lvlJc w:val="left"/>
+      <w:pPr>
+        <w:ind w:left="7896" w:hanging="360"/>
+      </w:pPr>
+      <w:rPr>
+        <w:rFonts w:ascii="Wingdings" w:hAnsi="Wingdings" w:hint="default"/>
+      </w:rPr>
+    </w:lvl>
+  </w:abstractNum>
+  <w:abstractNum w:abstractNumId="9" w15:restartNumberingAfterBreak="0">
+    <w:nsid w:val="64166C16"/>
+    <w:multiLevelType w:val="hybridMultilevel"/>
+    <w:tmpl w:val="985ED22A"/>
+    <w:lvl w:ilvl="0" w:tplc="280A0001">
+      <w:start w:val="1"/>
+      <w:numFmt w:val="bullet"/>
+      <w:lvlText w:val=""/>
+      <w:lvlJc w:val="left"/>
+      <w:pPr>
+        <w:ind w:left="1080" w:hanging="360"/>
+      </w:pPr>
+      <w:rPr>
+        <w:rFonts w:ascii="Symbol" w:hAnsi="Symbol" w:hint="default"/>
+      </w:rPr>
+    </w:lvl>
+    <w:lvl w:ilvl="1" w:tplc="280A0003" w:tentative="1">
+      <w:start w:val="1"/>
+      <w:numFmt w:val="bullet"/>
+      <w:lvlText w:val="o"/>
+      <w:lvlJc w:val="left"/>
+      <w:pPr>
+        <w:ind w:left="1800" w:hanging="360"/>
+      </w:pPr>
+      <w:rPr>
+        <w:rFonts w:ascii="Courier New" w:hAnsi="Courier New" w:cs="Courier New" w:hint="default"/>
+      </w:rPr>
+    </w:lvl>
+    <w:lvl w:ilvl="2" w:tplc="280A0005" w:tentative="1">
+      <w:start w:val="1"/>
+      <w:numFmt w:val="bullet"/>
+      <w:lvlText w:val=""/>
+      <w:lvlJc w:val="left"/>
+      <w:pPr>
+        <w:ind w:left="2520" w:hanging="360"/>
+      </w:pPr>
+      <w:rPr>
+        <w:rFonts w:ascii="Wingdings" w:hAnsi="Wingdings" w:hint="default"/>
+      </w:rPr>
+    </w:lvl>
+    <w:lvl w:ilvl="3" w:tplc="280A0001" w:tentative="1">
+      <w:start w:val="1"/>
+      <w:numFmt w:val="bullet"/>
+      <w:lvlText w:val=""/>
+      <w:lvlJc w:val="left"/>
+      <w:pPr>
+        <w:ind w:left="3240" w:hanging="360"/>
+      </w:pPr>
+      <w:rPr>
+        <w:rFonts w:ascii="Symbol" w:hAnsi="Symbol" w:hint="default"/>
+      </w:rPr>
+    </w:lvl>
+    <w:lvl w:ilvl="4" w:tplc="280A0003" w:tentative="1">
+      <w:start w:val="1"/>
+      <w:numFmt w:val="bullet"/>
+      <w:lvlText w:val="o"/>
+      <w:lvlJc w:val="left"/>
+      <w:pPr>
+        <w:ind w:left="3960" w:hanging="360"/>
+      </w:pPr>
+      <w:rPr>
+        <w:rFonts w:ascii="Courier New" w:hAnsi="Courier New" w:cs="Courier New" w:hint="default"/>
+      </w:rPr>
+    </w:lvl>
+    <w:lvl w:ilvl="5" w:tplc="280A0005" w:tentative="1">
+      <w:start w:val="1"/>
+      <w:numFmt w:val="bullet"/>
+      <w:lvlText w:val=""/>
+      <w:lvlJc w:val="left"/>
+      <w:pPr>
+        <w:ind w:left="4680" w:hanging="360"/>
+      </w:pPr>
+      <w:rPr>
+        <w:rFonts w:ascii="Wingdings" w:hAnsi="Wingdings" w:hint="default"/>
+      </w:rPr>
+    </w:lvl>
+    <w:lvl w:ilvl="6" w:tplc="280A0001" w:tentative="1">
+      <w:start w:val="1"/>
+      <w:numFmt w:val="bullet"/>
+      <w:lvlText w:val=""/>
+      <w:lvlJc w:val="left"/>
+      <w:pPr>
+        <w:ind w:left="5400" w:hanging="360"/>
+      </w:pPr>
+      <w:rPr>
+        <w:rFonts w:ascii="Symbol" w:hAnsi="Symbol" w:hint="default"/>
+      </w:rPr>
+    </w:lvl>
+    <w:lvl w:ilvl="7" w:tplc="280A0003" w:tentative="1">
+      <w:start w:val="1"/>
+      <w:numFmt w:val="bullet"/>
+      <w:lvlText w:val="o"/>
+      <w:lvlJc w:val="left"/>
+      <w:pPr>
+        <w:ind w:left="6120" w:hanging="360"/>
+      </w:pPr>
+      <w:rPr>
+        <w:rFonts w:ascii="Courier New" w:hAnsi="Courier New" w:cs="Courier New" w:hint="default"/>
+      </w:rPr>
+    </w:lvl>
+    <w:lvl w:ilvl="8" w:tplc="280A0005" w:tentative="1">
+      <w:start w:val="1"/>
+      <w:numFmt w:val="bullet"/>
+      <w:lvlText w:val=""/>
+      <w:lvlJc w:val="left"/>
+      <w:pPr>
+        <w:ind w:left="6840" w:hanging="360"/>
+      </w:pPr>
+      <w:rPr>
+        <w:rFonts w:ascii="Wingdings" w:hAnsi="Wingdings" w:hint="default"/>
+      </w:rPr>
+    </w:lvl>
+  </w:abstractNum>
+  <w:abstractNum w:abstractNumId="10" w15:restartNumberingAfterBreak="0">
     <w:nsid w:val="679876F3"/>
     <w:multiLevelType w:val="multilevel"/>
     <w:tmpl w:val="48068428"/>
@@ -10744,10 +11779,10 @@
       </w:rPr>
     </w:lvl>
   </w:abstractNum>
-  <w:abstractNum w:abstractNumId="7" w15:restartNumberingAfterBreak="0">
+  <w:abstractNum w:abstractNumId="11" w15:restartNumberingAfterBreak="0">
     <w:nsid w:val="78A6556B"/>
     <w:multiLevelType w:val="hybridMultilevel"/>
-    <w:tmpl w:val="45DC5A4C"/>
+    <w:tmpl w:val="CD8287FA"/>
     <w:lvl w:ilvl="0" w:tplc="280A0001">
       <w:start w:val="1"/>
       <w:numFmt w:val="bullet"/>
@@ -10857,29 +11892,273 @@
       </w:rPr>
     </w:lvl>
   </w:abstractNum>
+  <w:abstractNum w:abstractNumId="12" w15:restartNumberingAfterBreak="0">
+    <w:nsid w:val="7AAF6340"/>
+    <w:multiLevelType w:val="hybridMultilevel"/>
+    <w:tmpl w:val="9D7E7F50"/>
+    <w:lvl w:ilvl="0" w:tplc="280A0001">
+      <w:start w:val="1"/>
+      <w:numFmt w:val="bullet"/>
+      <w:lvlText w:val=""/>
+      <w:lvlJc w:val="left"/>
+      <w:pPr>
+        <w:ind w:left="2844" w:hanging="360"/>
+      </w:pPr>
+      <w:rPr>
+        <w:rFonts w:ascii="Symbol" w:hAnsi="Symbol" w:hint="default"/>
+      </w:rPr>
+    </w:lvl>
+    <w:lvl w:ilvl="1" w:tplc="280A0003" w:tentative="1">
+      <w:start w:val="1"/>
+      <w:numFmt w:val="bullet"/>
+      <w:lvlText w:val="o"/>
+      <w:lvlJc w:val="left"/>
+      <w:pPr>
+        <w:ind w:left="3564" w:hanging="360"/>
+      </w:pPr>
+      <w:rPr>
+        <w:rFonts w:ascii="Courier New" w:hAnsi="Courier New" w:cs="Courier New" w:hint="default"/>
+      </w:rPr>
+    </w:lvl>
+    <w:lvl w:ilvl="2" w:tplc="280A0005" w:tentative="1">
+      <w:start w:val="1"/>
+      <w:numFmt w:val="bullet"/>
+      <w:lvlText w:val=""/>
+      <w:lvlJc w:val="left"/>
+      <w:pPr>
+        <w:ind w:left="4284" w:hanging="360"/>
+      </w:pPr>
+      <w:rPr>
+        <w:rFonts w:ascii="Wingdings" w:hAnsi="Wingdings" w:hint="default"/>
+      </w:rPr>
+    </w:lvl>
+    <w:lvl w:ilvl="3" w:tplc="280A0001" w:tentative="1">
+      <w:start w:val="1"/>
+      <w:numFmt w:val="bullet"/>
+      <w:lvlText w:val=""/>
+      <w:lvlJc w:val="left"/>
+      <w:pPr>
+        <w:ind w:left="5004" w:hanging="360"/>
+      </w:pPr>
+      <w:rPr>
+        <w:rFonts w:ascii="Symbol" w:hAnsi="Symbol" w:hint="default"/>
+      </w:rPr>
+    </w:lvl>
+    <w:lvl w:ilvl="4" w:tplc="280A0003" w:tentative="1">
+      <w:start w:val="1"/>
+      <w:numFmt w:val="bullet"/>
+      <w:lvlText w:val="o"/>
+      <w:lvlJc w:val="left"/>
+      <w:pPr>
+        <w:ind w:left="5724" w:hanging="360"/>
+      </w:pPr>
+      <w:rPr>
+        <w:rFonts w:ascii="Courier New" w:hAnsi="Courier New" w:cs="Courier New" w:hint="default"/>
+      </w:rPr>
+    </w:lvl>
+    <w:lvl w:ilvl="5" w:tplc="280A0005" w:tentative="1">
+      <w:start w:val="1"/>
+      <w:numFmt w:val="bullet"/>
+      <w:lvlText w:val=""/>
+      <w:lvlJc w:val="left"/>
+      <w:pPr>
+        <w:ind w:left="6444" w:hanging="360"/>
+      </w:pPr>
+      <w:rPr>
+        <w:rFonts w:ascii="Wingdings" w:hAnsi="Wingdings" w:hint="default"/>
+      </w:rPr>
+    </w:lvl>
+    <w:lvl w:ilvl="6" w:tplc="280A0001" w:tentative="1">
+      <w:start w:val="1"/>
+      <w:numFmt w:val="bullet"/>
+      <w:lvlText w:val=""/>
+      <w:lvlJc w:val="left"/>
+      <w:pPr>
+        <w:ind w:left="7164" w:hanging="360"/>
+      </w:pPr>
+      <w:rPr>
+        <w:rFonts w:ascii="Symbol" w:hAnsi="Symbol" w:hint="default"/>
+      </w:rPr>
+    </w:lvl>
+    <w:lvl w:ilvl="7" w:tplc="280A0003" w:tentative="1">
+      <w:start w:val="1"/>
+      <w:numFmt w:val="bullet"/>
+      <w:lvlText w:val="o"/>
+      <w:lvlJc w:val="left"/>
+      <w:pPr>
+        <w:ind w:left="7884" w:hanging="360"/>
+      </w:pPr>
+      <w:rPr>
+        <w:rFonts w:ascii="Courier New" w:hAnsi="Courier New" w:cs="Courier New" w:hint="default"/>
+      </w:rPr>
+    </w:lvl>
+    <w:lvl w:ilvl="8" w:tplc="280A0005" w:tentative="1">
+      <w:start w:val="1"/>
+      <w:numFmt w:val="bullet"/>
+      <w:lvlText w:val=""/>
+      <w:lvlJc w:val="left"/>
+      <w:pPr>
+        <w:ind w:left="8604" w:hanging="360"/>
+      </w:pPr>
+      <w:rPr>
+        <w:rFonts w:ascii="Wingdings" w:hAnsi="Wingdings" w:hint="default"/>
+      </w:rPr>
+    </w:lvl>
+  </w:abstractNum>
+  <w:abstractNum w:abstractNumId="13" w15:restartNumberingAfterBreak="0">
+    <w:nsid w:val="7FAD7308"/>
+    <w:multiLevelType w:val="hybridMultilevel"/>
+    <w:tmpl w:val="A7084946"/>
+    <w:lvl w:ilvl="0" w:tplc="280A0001">
+      <w:start w:val="1"/>
+      <w:numFmt w:val="bullet"/>
+      <w:lvlText w:val=""/>
+      <w:lvlJc w:val="left"/>
+      <w:pPr>
+        <w:ind w:left="1440" w:hanging="360"/>
+      </w:pPr>
+      <w:rPr>
+        <w:rFonts w:ascii="Symbol" w:hAnsi="Symbol" w:hint="default"/>
+      </w:rPr>
+    </w:lvl>
+    <w:lvl w:ilvl="1" w:tplc="280A0003" w:tentative="1">
+      <w:start w:val="1"/>
+      <w:numFmt w:val="bullet"/>
+      <w:lvlText w:val="o"/>
+      <w:lvlJc w:val="left"/>
+      <w:pPr>
+        <w:ind w:left="2160" w:hanging="360"/>
+      </w:pPr>
+      <w:rPr>
+        <w:rFonts w:ascii="Courier New" w:hAnsi="Courier New" w:cs="Courier New" w:hint="default"/>
+      </w:rPr>
+    </w:lvl>
+    <w:lvl w:ilvl="2" w:tplc="280A0005" w:tentative="1">
+      <w:start w:val="1"/>
+      <w:numFmt w:val="bullet"/>
+      <w:lvlText w:val=""/>
+      <w:lvlJc w:val="left"/>
+      <w:pPr>
+        <w:ind w:left="2880" w:hanging="360"/>
+      </w:pPr>
+      <w:rPr>
+        <w:rFonts w:ascii="Wingdings" w:hAnsi="Wingdings" w:hint="default"/>
+      </w:rPr>
+    </w:lvl>
+    <w:lvl w:ilvl="3" w:tplc="280A0001" w:tentative="1">
+      <w:start w:val="1"/>
+      <w:numFmt w:val="bullet"/>
+      <w:lvlText w:val=""/>
+      <w:lvlJc w:val="left"/>
+      <w:pPr>
+        <w:ind w:left="3600" w:hanging="360"/>
+      </w:pPr>
+      <w:rPr>
+        <w:rFonts w:ascii="Symbol" w:hAnsi="Symbol" w:hint="default"/>
+      </w:rPr>
+    </w:lvl>
+    <w:lvl w:ilvl="4" w:tplc="280A0003" w:tentative="1">
+      <w:start w:val="1"/>
+      <w:numFmt w:val="bullet"/>
+      <w:lvlText w:val="o"/>
+      <w:lvlJc w:val="left"/>
+      <w:pPr>
+        <w:ind w:left="4320" w:hanging="360"/>
+      </w:pPr>
+      <w:rPr>
+        <w:rFonts w:ascii="Courier New" w:hAnsi="Courier New" w:cs="Courier New" w:hint="default"/>
+      </w:rPr>
+    </w:lvl>
+    <w:lvl w:ilvl="5" w:tplc="280A0005" w:tentative="1">
+      <w:start w:val="1"/>
+      <w:numFmt w:val="bullet"/>
+      <w:lvlText w:val=""/>
+      <w:lvlJc w:val="left"/>
+      <w:pPr>
+        <w:ind w:left="5040" w:hanging="360"/>
+      </w:pPr>
+      <w:rPr>
+        <w:rFonts w:ascii="Wingdings" w:hAnsi="Wingdings" w:hint="default"/>
+      </w:rPr>
+    </w:lvl>
+    <w:lvl w:ilvl="6" w:tplc="280A0001" w:tentative="1">
+      <w:start w:val="1"/>
+      <w:numFmt w:val="bullet"/>
+      <w:lvlText w:val=""/>
+      <w:lvlJc w:val="left"/>
+      <w:pPr>
+        <w:ind w:left="5760" w:hanging="360"/>
+      </w:pPr>
+      <w:rPr>
+        <w:rFonts w:ascii="Symbol" w:hAnsi="Symbol" w:hint="default"/>
+      </w:rPr>
+    </w:lvl>
+    <w:lvl w:ilvl="7" w:tplc="280A0003" w:tentative="1">
+      <w:start w:val="1"/>
+      <w:numFmt w:val="bullet"/>
+      <w:lvlText w:val="o"/>
+      <w:lvlJc w:val="left"/>
+      <w:pPr>
+        <w:ind w:left="6480" w:hanging="360"/>
+      </w:pPr>
+      <w:rPr>
+        <w:rFonts w:ascii="Courier New" w:hAnsi="Courier New" w:cs="Courier New" w:hint="default"/>
+      </w:rPr>
+    </w:lvl>
+    <w:lvl w:ilvl="8" w:tplc="280A0005" w:tentative="1">
+      <w:start w:val="1"/>
+      <w:numFmt w:val="bullet"/>
+      <w:lvlText w:val=""/>
+      <w:lvlJc w:val="left"/>
+      <w:pPr>
+        <w:ind w:left="7200" w:hanging="360"/>
+      </w:pPr>
+      <w:rPr>
+        <w:rFonts w:ascii="Wingdings" w:hAnsi="Wingdings" w:hint="default"/>
+      </w:rPr>
+    </w:lvl>
+  </w:abstractNum>
   <w:num w:numId="1" w16cid:durableId="565917209">
-    <w:abstractNumId w:val="1"/>
+    <w:abstractNumId w:val="2"/>
   </w:num>
   <w:num w:numId="2" w16cid:durableId="208952761">
+    <w:abstractNumId w:val="10"/>
+  </w:num>
+  <w:num w:numId="3" w16cid:durableId="19431054">
+    <w:abstractNumId w:val="8"/>
+  </w:num>
+  <w:num w:numId="4" w16cid:durableId="1913200797">
     <w:abstractNumId w:val="6"/>
   </w:num>
-  <w:num w:numId="3" w16cid:durableId="19431054">
-    <w:abstractNumId w:val="5"/>
-  </w:num>
-  <w:num w:numId="4" w16cid:durableId="1913200797">
+  <w:num w:numId="5" w16cid:durableId="1401631468">
     <w:abstractNumId w:val="4"/>
   </w:num>
-  <w:num w:numId="5" w16cid:durableId="1401631468">
-    <w:abstractNumId w:val="2"/>
-  </w:num>
   <w:num w:numId="6" w16cid:durableId="1603104990">
-    <w:abstractNumId w:val="3"/>
+    <w:abstractNumId w:val="5"/>
   </w:num>
   <w:num w:numId="7" w16cid:durableId="2085489447">
     <w:abstractNumId w:val="0"/>
   </w:num>
   <w:num w:numId="8" w16cid:durableId="142625452">
+    <w:abstractNumId w:val="11"/>
+  </w:num>
+  <w:num w:numId="9" w16cid:durableId="1159925319">
+    <w:abstractNumId w:val="9"/>
+  </w:num>
+  <w:num w:numId="10" w16cid:durableId="907034280">
+    <w:abstractNumId w:val="13"/>
+  </w:num>
+  <w:num w:numId="11" w16cid:durableId="1850827771">
     <w:abstractNumId w:val="7"/>
+  </w:num>
+  <w:num w:numId="12" w16cid:durableId="60325876">
+    <w:abstractNumId w:val="12"/>
+  </w:num>
+  <w:num w:numId="13" w16cid:durableId="1771193789">
+    <w:abstractNumId w:val="3"/>
+  </w:num>
+  <w:num w:numId="14" w16cid:durableId="665480450">
+    <w:abstractNumId w:val="1"/>
   </w:num>
   <w:numIdMacAtCleanup w:val="2"/>
 </w:numbering>
